--- a/Отчет 8.docx
+++ b/Отчет 8.docx
@@ -1,6 +1,6 @@
 
 <file path=word/document.xml><?xml version="1.0" encoding="utf-8"?>
-<w:document xmlns:wpc="http://schemas.microsoft.com/office/word/2010/wordprocessingCanvas" xmlns:cx="http://schemas.microsoft.com/office/drawing/2014/chartex" xmlns:cx1="http://schemas.microsoft.com/office/drawing/2015/9/8/chartex" xmlns:cx2="http://schemas.microsoft.com/office/drawing/2015/10/21/chartex" xmlns:cx3="http://schemas.microsoft.com/office/drawing/2016/5/9/chartex" xmlns:cx4="http://schemas.microsoft.com/office/drawing/2016/5/10/chartex" xmlns:cx5="http://schemas.microsoft.com/office/drawing/2016/5/11/chartex" xmlns:cx6="http://schemas.microsoft.com/office/drawing/2016/5/12/chartex" xmlns:cx7="http://schemas.microsoft.com/office/drawing/2016/5/13/chartex" xmlns:cx8="http://schemas.microsoft.com/office/drawing/2016/5/14/chartex" xmlns:mc="http://schemas.openxmlformats.org/markup-compatibility/2006" xmlns:m="http://schemas.openxmlformats.org/officeDocument/2006/math" xmlns:aink="http://schemas.microsoft.com/office/drawing/2016/ink" xmlns:am3d="http://schemas.microsoft.com/office/drawing/2017/model3d" xmlns:oel="http://schemas.microsoft.com/office/2019/extlst" xmlns:r="http://schemas.openxmlformats.org/officeDocument/2006/relationships" xmlns:wp14="http://schemas.microsoft.com/office/word/2010/wordprocessingDrawing" xmlns:wp="http://schemas.openxmlformats.org/drawingml/2006/wordprocessingDrawing" xmlns:wpg="http://schemas.microsoft.com/office/word/2010/wordprocessingGroup" xmlns:wpi="http://schemas.microsoft.com/office/word/2010/wordprocessingInk" xmlns:wps="http://schemas.microsoft.com/office/word/2010/wordprocessingShape" xmlns:o="urn:schemas-microsoft-com:office:office" xmlns:v="urn:schemas-microsoft-com:vml" xmlns:w10="urn:schemas-microsoft-com:office:word" xmlns:w="http://schemas.openxmlformats.org/wordprocessingml/2006/main" xmlns:w14="http://schemas.microsoft.com/office/word/2010/wordml" xmlns:w15="http://schemas.microsoft.com/office/word/2012/wordml" xmlns:w16cex="http://schemas.microsoft.com/office/word/2018/wordml/cex" xmlns:w16cid="http://schemas.microsoft.com/office/word/2016/wordml/cid" xmlns:w16="http://schemas.microsoft.com/office/word/2018/wordml" xmlns:w16sdtdh="http://schemas.microsoft.com/office/word/2020/wordml/sdtdatahash" xmlns:w16sdtfl="http://schemas.microsoft.com/office/word/2024/wordml/sdtformatlock" xmlns:w16se="http://schemas.microsoft.com/office/word/2015/wordml/symex" xmlns:w16du="http://schemas.microsoft.com/office/word/2023/wordml/word16du" xmlns:wne="http://schemas.microsoft.com/office/word/2006/wordml" mc:Ignorable="w14 w15 w16se w16cid w16 w16cex w16sdtdh w16sdtfl w16du wp14">
+<w:document xmlns:wpc="http://schemas.microsoft.com/office/word/2010/wordprocessingCanvas" xmlns:cx="http://schemas.microsoft.com/office/drawing/2014/chartex" xmlns:cx1="http://schemas.microsoft.com/office/drawing/2015/9/8/chartex" xmlns:cx2="http://schemas.microsoft.com/office/drawing/2015/10/21/chartex" xmlns:cx3="http://schemas.microsoft.com/office/drawing/2016/5/9/chartex" xmlns:cx4="http://schemas.microsoft.com/office/drawing/2016/5/10/chartex" xmlns:cx5="http://schemas.microsoft.com/office/drawing/2016/5/11/chartex" xmlns:cx6="http://schemas.microsoft.com/office/drawing/2016/5/12/chartex" xmlns:cx7="http://schemas.microsoft.com/office/drawing/2016/5/13/chartex" xmlns:cx8="http://schemas.microsoft.com/office/drawing/2016/5/14/chartex" xmlns:mc="http://schemas.openxmlformats.org/markup-compatibility/2006" xmlns:aink="http://schemas.microsoft.com/office/drawing/2016/ink" xmlns:am3d="http://schemas.microsoft.com/office/drawing/2017/model3d" xmlns:o="urn:schemas-microsoft-com:office:office" xmlns:oel="http://schemas.microsoft.com/office/2019/extlst" xmlns:r="http://schemas.openxmlformats.org/officeDocument/2006/relationships" xmlns:m="http://schemas.openxmlformats.org/officeDocument/2006/math" xmlns:v="urn:schemas-microsoft-com:vml" xmlns:wp14="http://schemas.microsoft.com/office/word/2010/wordprocessingDrawing" xmlns:wp="http://schemas.openxmlformats.org/drawingml/2006/wordprocessingDrawing" xmlns:w10="urn:schemas-microsoft-com:office:word" xmlns:w="http://schemas.openxmlformats.org/wordprocessingml/2006/main" xmlns:w14="http://schemas.microsoft.com/office/word/2010/wordml" xmlns:w15="http://schemas.microsoft.com/office/word/2012/wordml" xmlns:w16cex="http://schemas.microsoft.com/office/word/2018/wordml/cex" xmlns:w16cid="http://schemas.microsoft.com/office/word/2016/wordml/cid" xmlns:w16="http://schemas.microsoft.com/office/word/2018/wordml" xmlns:w16sdtdh="http://schemas.microsoft.com/office/word/2020/wordml/sdtdatahash" xmlns:w16se="http://schemas.microsoft.com/office/word/2015/wordml/symex" xmlns:wpg="http://schemas.microsoft.com/office/word/2010/wordprocessingGroup" xmlns:wpi="http://schemas.microsoft.com/office/word/2010/wordprocessingInk" xmlns:wne="http://schemas.microsoft.com/office/word/2006/wordml" xmlns:wps="http://schemas.microsoft.com/office/word/2010/wordprocessingShape" mc:Ignorable="w14 w15 w16se w16cid w16 w16cex w16sdtdh wp14">
   <w:body>
     <w:p>
       <w:pPr>
@@ -406,7 +406,8 @@
     </w:p>
     <w:p>
       <w:r>
-        <w:t>Разработать программу для обработки двумерного массива (матрицы) целых чисел, используя функции. В программе должны быть реализованы отдельные функции для ввода размеров матрицы, ввода и генерации элементов, вывода матрицы на экран и выполнения основной обработки. Программа должна реализовывать следующее задание:</w:t>
+        <w:lastRenderedPageBreak/>
+        <w:t>Разработать программу для обработки двумерного массива целых чисел, используя функции. В программе должны быть реализованы отдельные функции для ввода размеров матрицы, ввода и генерации элементов, вывода матрицы на экран и выполнения основной обработки. Программа должна реализовывать следующее задание:</w:t>
       </w:r>
     </w:p>
     <w:p>
@@ -430,12 +431,18 @@
     </w:p>
     <w:p>
       <w:r>
-        <w:t>В рамках практического задания требуется разработать программу на языке C++, которая реализует обработку статического двумерного массива (матрицы) целых чисел. Для каждой логической части программы определена отдельная функция; основная программа main организует интерактивное меню, считывает команды пользователя, вызывает нужные функции и выводит результат, после чего возвращается к выводу меню.</w:t>
-      </w:r>
-    </w:p>
-    <w:p>
-      <w:r>
-        <w:t>Функции программы: безопасный ввод целых чисел с проверкой диапазона, ввод размеров матрицы, ручное заполнение матрицы, заполнение матрицы случайными числами, вывод матрицы на экран, а также основная функция обработки — вычисление среднего арифметического отрицательных элементов ниже главной диагонали и среднего арифметического элементов главной диагонали.</w:t>
+        <w:t>В рамках практического задания требуется разработать программу на языке C++, которая реализует обработку статического двумерного массива целых чисел. Для каждой логической части программы определена отдельная функция; основная программа main организует интерактивное меню, считывает команды пользователя, вызывает нужные функции и выводит результат, после чего возвращается к выводу меню.</w:t>
+      </w:r>
+    </w:p>
+    <w:p>
+      <w:r>
+        <w:t xml:space="preserve">Функции программы: безопасный ввод целых чисел с проверкой диапазона, ввод размеров матрицы, ручное заполнение матрицы, заполнение матрицы случайными числами, вывод матрицы на экран, а также основная функция обработки </w:t>
+      </w:r>
+      <w:r>
+        <w:t>–</w:t>
+      </w:r>
+      <w:r>
+        <w:t xml:space="preserve"> вычисление среднего арифметического отрицательных элементов ниже главной диагонали и среднего арифметического элементов главной диагонали.</w:t>
       </w:r>
     </w:p>
     <w:p>
@@ -473,7 +480,7 @@
         <w:gridCol w:w="417"/>
         <w:gridCol w:w="1080"/>
         <w:gridCol w:w="580"/>
-        <w:gridCol w:w="4001"/>
+        <w:gridCol w:w="3969"/>
       </w:tblGrid>
       <w:tr>
         <w:trPr>
@@ -857,7 +864,6 @@
                 <w:lang w:val="en-US"/>
               </w:rPr>
             </w:pPr>
-            <w:proofErr w:type="spellStart"/>
             <w:r>
               <w:rPr>
                 <w:sz w:val="20"/>
@@ -866,7 +872,6 @@
               </w:rPr>
               <w:t>m</w:t>
             </w:r>
-            <w:proofErr w:type="spellEnd"/>
           </w:p>
         </w:tc>
         <w:tc>
@@ -882,7 +887,6 @@
                 <w:szCs w:val="20"/>
               </w:rPr>
             </w:pPr>
-            <w:proofErr w:type="spellStart"/>
             <w:r>
               <w:rPr>
                 <w:sz w:val="20"/>
@@ -890,7 +894,6 @@
               </w:rPr>
               <w:t>int</w:t>
             </w:r>
-            <w:proofErr w:type="spellEnd"/>
           </w:p>
         </w:tc>
         <w:tc>
@@ -952,7 +955,6 @@
                 <w:lang w:val="en-US"/>
               </w:rPr>
             </w:pPr>
-            <w:proofErr w:type="spellStart"/>
             <w:r>
               <w:rPr>
                 <w:sz w:val="20"/>
@@ -961,7 +963,6 @@
               </w:rPr>
               <w:t>a</w:t>
             </w:r>
-            <w:proofErr w:type="spellEnd"/>
           </w:p>
         </w:tc>
         <w:tc>
@@ -977,7 +978,6 @@
                 <w:szCs w:val="20"/>
               </w:rPr>
             </w:pPr>
-            <w:proofErr w:type="spellStart"/>
             <w:r>
               <w:rPr>
                 <w:sz w:val="20"/>
@@ -985,7 +985,6 @@
               </w:rPr>
               <w:t>int</w:t>
             </w:r>
-            <w:proofErr w:type="spellEnd"/>
           </w:p>
         </w:tc>
         <w:tc>
@@ -1032,6 +1031,7 @@
           <w:sz w:val="20"/>
           <w:szCs w:val="20"/>
         </w:rPr>
+        <w:lastRenderedPageBreak/>
         <w:t>Таблица 2 – Выходные данные</w:t>
       </w:r>
     </w:p>
@@ -1046,8 +1046,8 @@
       <w:tblGrid>
         <w:gridCol w:w="417"/>
         <w:gridCol w:w="1080"/>
-        <w:gridCol w:w="1416"/>
-        <w:gridCol w:w="6431"/>
+        <w:gridCol w:w="761"/>
+        <w:gridCol w:w="6804"/>
       </w:tblGrid>
       <w:tr>
         <w:trPr>
@@ -1232,12 +1232,16 @@
             <w:pPr>
               <w:ind w:firstLine="0"/>
               <w:jc w:val="center"/>
+              <w:rPr>
+                <w:lang w:val="en-US"/>
+              </w:rPr>
             </w:pPr>
             <w:r>
               <w:rPr>
                 <w:sz w:val="20"/>
+                <w:lang w:val="en-US"/>
               </w:rPr>
-              <w:t>Результат</w:t>
+              <w:t>result</w:t>
             </w:r>
           </w:p>
         </w:tc>
@@ -1258,10 +1262,8 @@
                 <w:sz w:val="20"/>
                 <w:lang w:val="en-US"/>
               </w:rPr>
-              <w:t>double, string</w:t>
+              <w:t>double</w:t>
             </w:r>
-            <w:proofErr w:type="spellStart"/>
-            <w:proofErr w:type="spellEnd"/>
           </w:p>
         </w:tc>
         <w:tc>
@@ -1277,7 +1279,96 @@
               <w:rPr>
                 <w:sz w:val="20"/>
               </w:rPr>
-              <w:t>Среднее арифметическое отрицательных элементов ниже главной диагонали и среднее арифметическое элементов главной диагонали либо текстовые сообщения (об отсутствии отрицательных элементов ниже диагонали, о незаполненной матрице)</w:t>
+              <w:t xml:space="preserve">Среднее арифметическое отрицательных элементов ниже главной диагонали </w:t>
+            </w:r>
+          </w:p>
+        </w:tc>
+      </w:tr>
+      <w:tr>
+        <w:trPr>
+          <w:cantSplit/>
+          <w:jc w:val="center"/>
+        </w:trPr>
+        <w:tc>
+          <w:tcPr>
+            <w:tcW w:w="0" w:type="auto"/>
+          </w:tcPr>
+          <w:p>
+            <w:pPr>
+              <w:ind w:firstLine="0"/>
+              <w:jc w:val="center"/>
+              <w:rPr>
+                <w:sz w:val="20"/>
+              </w:rPr>
+            </w:pPr>
+          </w:p>
+        </w:tc>
+        <w:tc>
+          <w:tcPr>
+            <w:tcW w:w="0" w:type="auto"/>
+          </w:tcPr>
+          <w:p>
+            <w:pPr>
+              <w:ind w:firstLine="0"/>
+              <w:jc w:val="center"/>
+              <w:rPr>
+                <w:sz w:val="20"/>
+              </w:rPr>
+            </w:pPr>
+            <w:r>
+              <w:rPr>
+                <w:sz w:val="20"/>
+                <w:lang w:val="en-US"/>
+              </w:rPr>
+              <w:t>result</w:t>
+            </w:r>
+          </w:p>
+        </w:tc>
+        <w:tc>
+          <w:tcPr>
+            <w:tcW w:w="0" w:type="auto"/>
+          </w:tcPr>
+          <w:p>
+            <w:pPr>
+              <w:ind w:firstLine="0"/>
+              <w:jc w:val="center"/>
+              <w:rPr>
+                <w:sz w:val="20"/>
+                <w:lang w:val="en-US"/>
+              </w:rPr>
+            </w:pPr>
+            <w:r>
+              <w:rPr>
+                <w:sz w:val="20"/>
+                <w:lang w:val="en-US"/>
+              </w:rPr>
+              <w:t>double</w:t>
+            </w:r>
+          </w:p>
+        </w:tc>
+        <w:tc>
+          <w:tcPr>
+            <w:tcW w:w="0" w:type="auto"/>
+          </w:tcPr>
+          <w:p>
+            <w:pPr>
+              <w:ind w:firstLine="0"/>
+              <w:jc w:val="center"/>
+              <w:rPr>
+                <w:sz w:val="20"/>
+              </w:rPr>
+            </w:pPr>
+            <w:r>
+              <w:rPr>
+                <w:sz w:val="20"/>
+              </w:rPr>
+              <w:t>Сре</w:t>
+            </w:r>
+            <w:r>
+              <w:rPr>
+                <w:sz w:val="20"/>
+              </w:rPr>
+              <w:t>днее арифметическое элементов главной диагонали</w:t>
             </w:r>
           </w:p>
         </w:tc>
@@ -1325,8 +1416,6 @@
       <w:r>
         <w:t>Программа состоит из одного файла. Логика разбита на отдельные функции: ввод размеров матрицы, ввод и вывод матрицы, обработка матрицы. Функция main организует главное меню и управляет вызовами.</w:t>
       </w:r>
-      <w:proofErr w:type="spellStart"/>
-      <w:proofErr w:type="spellEnd"/>
     </w:p>
     <w:p>
       <w:r>
@@ -1361,7 +1450,6 @@
           <w:lang w:val="ru-RU" w:eastAsia="ru-RU"/>
         </w:rPr>
       </w:pPr>
-      <w:proofErr w:type="spellStart"/>
       <w:r>
         <w:rPr>
           <w:rFonts w:cs="Times New Roman"/>
@@ -1371,31 +1459,6 @@
         </w:rPr>
         <w:t>int validateInput(const char *user_input, int start, int end) – выполняет безопасный ввод целого числа с проверкой попадания в диапазон [start .. end]; при вводе букв очищает состояние потока, при конце файла завершает программу. Возвращает корректное значение.</w:t>
       </w:r>
-      <w:proofErr w:type="spellEnd"/>
-      <w:proofErr w:type="spellStart"/>
-      <w:proofErr w:type="gramStart"/>
-      <w:proofErr w:type="spellEnd"/>
-      <w:proofErr w:type="spellStart"/>
-      <w:proofErr w:type="gramEnd"/>
-      <w:proofErr w:type="spellEnd"/>
-      <w:proofErr w:type="spellStart"/>
-      <w:proofErr w:type="spellEnd"/>
-      <w:proofErr w:type="spellStart"/>
-      <w:proofErr w:type="spellEnd"/>
-      <w:proofErr w:type="spellStart"/>
-      <w:proofErr w:type="spellEnd"/>
-      <w:proofErr w:type="spellStart"/>
-      <w:proofErr w:type="spellEnd"/>
-      <w:proofErr w:type="spellStart"/>
-      <w:proofErr w:type="spellEnd"/>
-      <w:proofErr w:type="spellStart"/>
-      <w:proofErr w:type="spellEnd"/>
-      <w:proofErr w:type="spellStart"/>
-      <w:proofErr w:type="spellEnd"/>
-      <w:proofErr w:type="gramStart"/>
-      <w:proofErr w:type="gramEnd"/>
-      <w:proofErr w:type="spellStart"/>
-      <w:proofErr w:type="spellEnd"/>
     </w:p>
     <w:p>
       <w:pPr>
@@ -1412,7 +1475,6 @@
           <w:lang w:val="ru-RU" w:eastAsia="ru-RU"/>
         </w:rPr>
       </w:pPr>
-      <w:proofErr w:type="spellStart"/>
       <w:r>
         <w:rPr>
           <w:rFonts w:cs="Times New Roman"/>
@@ -1422,31 +1484,6 @@
         </w:rPr>
         <w:t>inline void inputSize(int &amp;n, int &amp;m) – запрашивает у пользователя размеры матрицы: количество строк n и количество столбцов m (каждое значение — через validateInput в диапазоне от 1 до MAX_DIM).</w:t>
       </w:r>
-      <w:proofErr w:type="spellEnd"/>
-      <w:proofErr w:type="spellStart"/>
-      <w:proofErr w:type="gramStart"/>
-      <w:proofErr w:type="spellEnd"/>
-      <w:proofErr w:type="spellStart"/>
-      <w:proofErr w:type="gramEnd"/>
-      <w:proofErr w:type="spellEnd"/>
-      <w:proofErr w:type="spellStart"/>
-      <w:proofErr w:type="spellEnd"/>
-      <w:proofErr w:type="spellStart"/>
-      <w:proofErr w:type="spellEnd"/>
-      <w:proofErr w:type="spellStart"/>
-      <w:proofErr w:type="spellEnd"/>
-      <w:proofErr w:type="spellStart"/>
-      <w:proofErr w:type="spellEnd"/>
-      <w:proofErr w:type="spellStart"/>
-      <w:proofErr w:type="spellEnd"/>
-      <w:proofErr w:type="spellStart"/>
-      <w:proofErr w:type="spellEnd"/>
-      <w:proofErr w:type="spellStart"/>
-      <w:proofErr w:type="spellEnd"/>
-      <w:proofErr w:type="gramStart"/>
-      <w:proofErr w:type="gramEnd"/>
-      <w:proofErr w:type="spellStart"/>
-      <w:proofErr w:type="spellEnd"/>
     </w:p>
     <w:p>
       <w:pPr>
@@ -1463,7 +1500,6 @@
           <w:lang w:val="ru-RU" w:eastAsia="ru-RU"/>
         </w:rPr>
       </w:pPr>
-      <w:proofErr w:type="spellStart"/>
       <w:r>
         <w:rPr>
           <w:rFonts w:cs="Times New Roman"/>
@@ -1473,23 +1509,6 @@
         </w:rPr>
         <w:t>void fillManual(int a[][MAX_DIM], int n, int m) – заполняет матрицу a размером n × m вручную, запрашивая каждый элемент через validateInput.</w:t>
       </w:r>
-      <w:proofErr w:type="spellEnd"/>
-      <w:proofErr w:type="spellStart"/>
-      <w:proofErr w:type="gramStart"/>
-      <w:proofErr w:type="spellEnd"/>
-      <w:proofErr w:type="spellStart"/>
-      <w:proofErr w:type="gramEnd"/>
-      <w:proofErr w:type="spellEnd"/>
-      <w:proofErr w:type="spellStart"/>
-      <w:proofErr w:type="gramStart"/>
-      <w:proofErr w:type="spellEnd"/>
-      <w:proofErr w:type="gramEnd"/>
-      <w:proofErr w:type="spellStart"/>
-      <w:proofErr w:type="spellEnd"/>
-      <w:proofErr w:type="spellStart"/>
-      <w:proofErr w:type="spellEnd"/>
-      <w:proofErr w:type="spellStart"/>
-      <w:proofErr w:type="spellEnd"/>
     </w:p>
     <w:p>
       <w:pPr>
@@ -1506,7 +1525,6 @@
           <w:lang w:val="ru-RU" w:eastAsia="ru-RU"/>
         </w:rPr>
       </w:pPr>
-      <w:proofErr w:type="spellStart"/>
       <w:r>
         <w:rPr>
           <w:rFonts w:cs="Times New Roman"/>
@@ -1516,25 +1534,6 @@
         </w:rPr>
         <w:t>static void fillRandom(int a[][MAX_DIM], int n, int m) – заполняет матрицу a случайными числами в диапазоне от MIN_VALUE до MAX_VALUE с помощью генератора std::mt19937 и std::uniform_int_distribution.</w:t>
       </w:r>
-      <w:proofErr w:type="spellEnd"/>
-      <w:proofErr w:type="spellStart"/>
-      <w:proofErr w:type="gramStart"/>
-      <w:proofErr w:type="spellEnd"/>
-      <w:proofErr w:type="spellStart"/>
-      <w:proofErr w:type="gramEnd"/>
-      <w:proofErr w:type="spellEnd"/>
-      <w:proofErr w:type="spellStart"/>
-      <w:proofErr w:type="gramStart"/>
-      <w:proofErr w:type="spellEnd"/>
-      <w:proofErr w:type="gramEnd"/>
-      <w:proofErr w:type="spellStart"/>
-      <w:proofErr w:type="spellEnd"/>
-      <w:proofErr w:type="spellStart"/>
-      <w:proofErr w:type="spellEnd"/>
-      <w:proofErr w:type="spellStart"/>
-      <w:proofErr w:type="gramStart"/>
-      <w:proofErr w:type="spellEnd"/>
-      <w:proofErr w:type="gramEnd"/>
     </w:p>
     <w:p>
       <w:pPr>
@@ -1548,10 +1547,18 @@
           <w:rFonts w:cs="Times New Roman"/>
           <w:b w:val="0"/>
           <w:color w:val="000000"/>
-          <w:lang w:val="ru-RU" w:eastAsia="ru-RU"/>
-        </w:rPr>
-      </w:pPr>
-      <w:proofErr w:type="spellStart"/>
+          <w:lang w:eastAsia="ru-RU"/>
+        </w:rPr>
+      </w:pPr>
+      <w:r>
+        <w:rPr>
+          <w:rFonts w:cs="Times New Roman"/>
+          <w:b w:val="0"/>
+          <w:color w:val="000000"/>
+          <w:lang w:eastAsia="ru-RU"/>
+        </w:rPr>
+        <w:t xml:space="preserve">inline void printArray(const int a[][MAX_DIM], int n, int m) – </w:t>
+      </w:r>
       <w:r>
         <w:rPr>
           <w:rFonts w:cs="Times New Roman"/>
@@ -1559,25 +1566,107 @@
           <w:color w:val="000000"/>
           <w:lang w:val="ru-RU" w:eastAsia="ru-RU"/>
         </w:rPr>
-        <w:t>inline void printArray(const int a[][MAX_DIM], int n, int m) – выводит матрицу a на экран по строкам, каждый элемент — в поле шириной setw(7).</w:t>
-      </w:r>
-      <w:proofErr w:type="spellEnd"/>
-      <w:proofErr w:type="spellStart"/>
-      <w:proofErr w:type="gramStart"/>
-      <w:proofErr w:type="spellEnd"/>
-      <w:proofErr w:type="spellStart"/>
-      <w:proofErr w:type="gramEnd"/>
-      <w:proofErr w:type="spellEnd"/>
-      <w:proofErr w:type="spellStart"/>
-      <w:proofErr w:type="spellEnd"/>
-      <w:proofErr w:type="spellStart"/>
-      <w:proofErr w:type="gramStart"/>
-      <w:proofErr w:type="spellEnd"/>
-      <w:proofErr w:type="gramEnd"/>
-      <w:proofErr w:type="spellStart"/>
-      <w:proofErr w:type="spellEnd"/>
-      <w:proofErr w:type="spellStart"/>
-      <w:proofErr w:type="spellEnd"/>
+        <w:t>выводит</w:t>
+      </w:r>
+      <w:r>
+        <w:rPr>
+          <w:rFonts w:cs="Times New Roman"/>
+          <w:b w:val="0"/>
+          <w:color w:val="000000"/>
+          <w:lang w:eastAsia="ru-RU"/>
+        </w:rPr>
+        <w:t xml:space="preserve"> </w:t>
+      </w:r>
+      <w:r>
+        <w:rPr>
+          <w:rFonts w:cs="Times New Roman"/>
+          <w:b w:val="0"/>
+          <w:color w:val="000000"/>
+          <w:lang w:val="ru-RU" w:eastAsia="ru-RU"/>
+        </w:rPr>
+        <w:t>матрицу</w:t>
+      </w:r>
+      <w:r>
+        <w:rPr>
+          <w:rFonts w:cs="Times New Roman"/>
+          <w:b w:val="0"/>
+          <w:color w:val="000000"/>
+          <w:lang w:eastAsia="ru-RU"/>
+        </w:rPr>
+        <w:t xml:space="preserve"> a </w:t>
+      </w:r>
+      <w:r>
+        <w:rPr>
+          <w:rFonts w:cs="Times New Roman"/>
+          <w:b w:val="0"/>
+          <w:color w:val="000000"/>
+          <w:lang w:val="ru-RU" w:eastAsia="ru-RU"/>
+        </w:rPr>
+        <w:t>на</w:t>
+      </w:r>
+      <w:r>
+        <w:rPr>
+          <w:rFonts w:cs="Times New Roman"/>
+          <w:b w:val="0"/>
+          <w:color w:val="000000"/>
+          <w:lang w:eastAsia="ru-RU"/>
+        </w:rPr>
+        <w:t xml:space="preserve"> </w:t>
+      </w:r>
+      <w:r>
+        <w:rPr>
+          <w:rFonts w:cs="Times New Roman"/>
+          <w:b w:val="0"/>
+          <w:color w:val="000000"/>
+          <w:lang w:val="ru-RU" w:eastAsia="ru-RU"/>
+        </w:rPr>
+        <w:t>экран</w:t>
+      </w:r>
+      <w:r>
+        <w:rPr>
+          <w:rFonts w:cs="Times New Roman"/>
+          <w:b w:val="0"/>
+          <w:color w:val="000000"/>
+          <w:lang w:eastAsia="ru-RU"/>
+        </w:rPr>
+        <w:t xml:space="preserve"> </w:t>
+      </w:r>
+      <w:r>
+        <w:rPr>
+          <w:rFonts w:cs="Times New Roman"/>
+          <w:b w:val="0"/>
+          <w:color w:val="000000"/>
+          <w:lang w:val="ru-RU" w:eastAsia="ru-RU"/>
+        </w:rPr>
+        <w:t>по</w:t>
+      </w:r>
+      <w:r>
+        <w:rPr>
+          <w:rFonts w:cs="Times New Roman"/>
+          <w:b w:val="0"/>
+          <w:color w:val="000000"/>
+          <w:lang w:eastAsia="ru-RU"/>
+        </w:rPr>
+        <w:t xml:space="preserve"> </w:t>
+      </w:r>
+      <w:r>
+        <w:rPr>
+          <w:rFonts w:cs="Times New Roman"/>
+          <w:b w:val="0"/>
+          <w:color w:val="000000"/>
+          <w:lang w:val="ru-RU" w:eastAsia="ru-RU"/>
+        </w:rPr>
+        <w:t>строкам</w:t>
+      </w:r>
+      <w:r>
+        <w:rPr>
+          <w:rFonts w:cs="Times New Roman"/>
+          <w:b w:val="0"/>
+          <w:color w:val="000000"/>
+          <w:lang w:eastAsia="ru-RU"/>
+        </w:rPr>
+        <w:t>.</w:t>
+      </w:r>
     </w:p>
     <w:p>
       <w:pPr>
@@ -1594,7 +1683,6 @@
           <w:lang w:val="ru-RU" w:eastAsia="ru-RU"/>
         </w:rPr>
       </w:pPr>
-      <w:proofErr w:type="spellStart"/>
       <w:r>
         <w:rPr>
           <w:rFonts w:cs="Times New Roman"/>
@@ -1602,23 +1690,18 @@
           <w:color w:val="000000"/>
           <w:lang w:val="ru-RU" w:eastAsia="ru-RU"/>
         </w:rPr>
-        <w:t>void calcAvgBelowDiagAndMainDiagArray(const int a[][MAX_DIM], int n, int m) – выполняет основное задание: находит среднее арифметическое отрицательных элементов ниже главной диагонали и среднее арифметическое элементов главной диагонали, выводит результаты с точностью 3 знака.</w:t>
-      </w:r>
-      <w:proofErr w:type="spellEnd"/>
-      <w:proofErr w:type="spellStart"/>
-      <w:proofErr w:type="gramStart"/>
-      <w:proofErr w:type="spellEnd"/>
-      <w:proofErr w:type="spellStart"/>
-      <w:proofErr w:type="gramEnd"/>
-      <w:proofErr w:type="spellEnd"/>
-      <w:proofErr w:type="spellStart"/>
-      <w:proofErr w:type="spellEnd"/>
-      <w:proofErr w:type="spellStart"/>
-      <w:proofErr w:type="gramStart"/>
-      <w:proofErr w:type="spellEnd"/>
-      <w:proofErr w:type="gramEnd"/>
-      <w:proofErr w:type="spellStart"/>
-      <w:proofErr w:type="spellEnd"/>
+        <w:t xml:space="preserve">void calcAvgBelowDiagAndMainDiagArray(const int a[][MAX_DIM], int n, int m) – выполняет основное задание: находит среднее </w:t>
+      </w:r>
+      <w:r>
+        <w:rPr>
+          <w:rFonts w:cs="Times New Roman"/>
+          <w:b w:val="0"/>
+          <w:color w:val="000000"/>
+          <w:lang w:val="ru-RU" w:eastAsia="ru-RU"/>
+        </w:rPr>
+        <w:lastRenderedPageBreak/>
+        <w:t>арифметическое отрицательных элементов ниже главной диагонали и среднее арифметическое элементов главной диагонали, выводит результаты с точностью 3 знака.</w:t>
+      </w:r>
     </w:p>
     <w:p>
       <w:pPr>
@@ -1635,7 +1718,6 @@
           <w:lang w:val="ru-RU" w:eastAsia="ru-RU"/>
         </w:rPr>
       </w:pPr>
-      <w:proofErr w:type="spellStart"/>
       <w:r>
         <w:rPr>
           <w:rFonts w:cs="Times New Roman"/>
@@ -1645,11 +1727,6 @@
         </w:rPr>
         <w:t>static inline void printMenu() – выводит текстовое меню доступных действий.</w:t>
       </w:r>
-      <w:proofErr w:type="spellEnd"/>
-      <w:proofErr w:type="spellStart"/>
-      <w:proofErr w:type="gramStart"/>
-      <w:proofErr w:type="spellEnd"/>
-      <w:proofErr w:type="gramEnd"/>
     </w:p>
     <w:p>
       <w:pPr>
@@ -1666,7 +1743,15 @@
           <w:lang w:val="ru-RU" w:eastAsia="ru-RU"/>
         </w:rPr>
       </w:pPr>
-      <w:proofErr w:type="spellStart"/>
+      <w:r>
+        <w:rPr>
+          <w:rFonts w:cs="Times New Roman"/>
+          <w:b w:val="0"/>
+          <w:color w:val="000000"/>
+          <w:lang w:eastAsia="ru-RU"/>
+        </w:rPr>
+        <w:t xml:space="preserve">int main(int argc, char *argv[]) – </w:t>
+      </w:r>
       <w:r>
         <w:rPr>
           <w:rFonts w:cs="Times New Roman"/>
@@ -1674,35 +1759,52 @@
           <w:color w:val="000000"/>
           <w:lang w:val="ru-RU" w:eastAsia="ru-RU"/>
         </w:rPr>
-        <w:t>int main(int argc, char *argv[]) – основная функция. Устанавливает кодовую страницу консоли UTF-8, вводит размеры матрицы, запускает цикл обработки меню (вывод меню, считывание пункта, вызов нужной функции, проверка флага filled) до выбора пункта «0. Выход». Возвращает 0.</w:t>
-      </w:r>
-      <w:proofErr w:type="spellEnd"/>
-      <w:proofErr w:type="spellStart"/>
-      <w:proofErr w:type="gramStart"/>
-      <w:proofErr w:type="spellEnd"/>
-      <w:proofErr w:type="gramEnd"/>
-    </w:p>
-    <w:p>
-      <w:pPr>
-        <w:pStyle w:val="afff3"/>
-      </w:pPr>
-      <w:r>
-        <w:lastRenderedPageBreak/>
-        <w:t xml:space="preserve">2.2 </w:t>
-      </w:r>
-      <w:proofErr w:type="spellStart"/>
-      <w:r>
-        <w:t>Блок-схема</w:t>
-      </w:r>
-      <w:proofErr w:type="spellEnd"/>
-      <w:r>
+        <w:t>основная</w:t>
+      </w:r>
+      <w:r>
+        <w:rPr>
+          <w:rFonts w:cs="Times New Roman"/>
+          <w:b w:val="0"/>
+          <w:color w:val="000000"/>
+          <w:lang w:eastAsia="ru-RU"/>
+        </w:rPr>
         <w:t xml:space="preserve"> </w:t>
       </w:r>
-      <w:proofErr w:type="spellStart"/>
-      <w:r>
-        <w:t>алгоритма</w:t>
-      </w:r>
-      <w:proofErr w:type="spellEnd"/>
+      <w:r>
+        <w:rPr>
+          <w:rFonts w:cs="Times New Roman"/>
+          <w:b w:val="0"/>
+          <w:color w:val="000000"/>
+          <w:lang w:val="ru-RU" w:eastAsia="ru-RU"/>
+        </w:rPr>
+        <w:t>функция</w:t>
+      </w:r>
+      <w:r>
+        <w:rPr>
+          <w:rFonts w:cs="Times New Roman"/>
+          <w:b w:val="0"/>
+          <w:color w:val="000000"/>
+          <w:lang w:eastAsia="ru-RU"/>
+        </w:rPr>
+        <w:t xml:space="preserve">. </w:t>
+      </w:r>
+      <w:r>
+        <w:rPr>
+          <w:rFonts w:cs="Times New Roman"/>
+          <w:b w:val="0"/>
+          <w:color w:val="000000"/>
+          <w:lang w:val="ru-RU" w:eastAsia="ru-RU"/>
+        </w:rPr>
+        <w:t>Устанавливает кодовую страницу консоли UTF-8, вводит размеры матрицы, запускает цикл обработки меню (вывод меню, считывание пункта, вызов нужной функции, проверка флага filled) до выбора пункта «0. Выход». Возвращает 0.</w:t>
+      </w:r>
+    </w:p>
+    <w:p>
+      <w:pPr>
+        <w:pStyle w:val="afff3"/>
+      </w:pPr>
+      <w:r>
+        <w:t>2.2 Блок-схема алгоритма</w:t>
+      </w:r>
     </w:p>
     <w:p>
       <w:r>
@@ -1720,10 +1822,10 @@
           <w:noProof/>
         </w:rPr>
         <w:drawing>
-          <wp:inline distT="0" distB="0" distL="0" distR="0" wp14:anchorId="52454CC8" wp14:editId="1D926D84">
-            <wp:extent cx="6120130" cy="7673340"/>
-            <wp:effectExtent l="0" t="0" r="1270" b="0"/>
-            <wp:docPr id="1874670443" name="Рисунок 1"/>
+          <wp:inline distT="0" distB="0" distL="0" distR="0" wp14:anchorId="433E3777" wp14:editId="68CD122F">
+            <wp:extent cx="4365645" cy="6409854"/>
+            <wp:effectExtent l="0" t="0" r="0" b="0"/>
+            <wp:docPr id="1" name="Рисунок 1"/>
             <wp:cNvGraphicFramePr>
               <a:graphicFrameLocks xmlns:a="http://schemas.openxmlformats.org/drawingml/2006/main" noChangeAspect="1"/>
             </wp:cNvGraphicFramePr>
@@ -1731,23 +1833,36 @@
               <a:graphicData uri="http://schemas.openxmlformats.org/drawingml/2006/picture">
                 <pic:pic xmlns:pic="http://schemas.openxmlformats.org/drawingml/2006/picture">
                   <pic:nvPicPr>
-                    <pic:cNvPr id="1874670443" name=""/>
-                    <pic:cNvPicPr/>
+                    <pic:cNvPr id="0" name="Picture 1"/>
+                    <pic:cNvPicPr>
+                      <a:picLocks noChangeAspect="1" noChangeArrowheads="1"/>
+                    </pic:cNvPicPr>
                   </pic:nvPicPr>
                   <pic:blipFill>
-                    <a:blip r:embed="rId8"/>
+                    <a:blip r:embed="rId8" cstate="print">
+                      <a:extLst>
+                        <a:ext uri="{28A0092B-C50C-407E-A947-70E740481C1C}">
+                          <a14:useLocalDpi xmlns:a14="http://schemas.microsoft.com/office/drawing/2010/main" val="0"/>
+                        </a:ext>
+                      </a:extLst>
+                    </a:blip>
+                    <a:srcRect/>
                     <a:stretch>
                       <a:fillRect/>
                     </a:stretch>
                   </pic:blipFill>
-                  <pic:spPr>
+                  <pic:spPr bwMode="auto">
                     <a:xfrm>
                       <a:off x="0" y="0"/>
-                      <a:ext cx="6120130" cy="7673340"/>
+                      <a:ext cx="4381263" cy="6432786"/>
                     </a:xfrm>
                     <a:prstGeom prst="rect">
                       <a:avLst/>
                     </a:prstGeom>
+                    <a:noFill/>
+                    <a:ln>
+                      <a:noFill/>
+                    </a:ln>
                   </pic:spPr>
                 </pic:pic>
               </a:graphicData>
@@ -1763,10 +1878,6 @@
       <w:r>
         <w:t>Рисунок 1 – Блок-схема функции validateInput()</w:t>
       </w:r>
-      <w:proofErr w:type="spellStart"/>
-      <w:proofErr w:type="gramStart"/>
-      <w:proofErr w:type="spellEnd"/>
-      <w:proofErr w:type="gramEnd"/>
     </w:p>
     <w:p>
       <w:pPr>
@@ -1774,35 +1885,16 @@
         <w:ind w:firstLine="0"/>
         <w:jc w:val="center"/>
       </w:pPr>
-    </w:p>
-    <w:p>
-      <w:pPr>
-        <w:pStyle w:val="af4"/>
-      </w:pPr>
-      <w:r>
-        <w:t>Рисунок 2 – Блок-схема функции inputSize(n, m)</w:t>
-      </w:r>
-      <w:proofErr w:type="spellStart"/>
-      <w:proofErr w:type="gramStart"/>
-      <w:proofErr w:type="spellEnd"/>
-      <w:proofErr w:type="gramEnd"/>
-    </w:p>
-    <w:p>
-      <w:pPr>
-        <w:keepNext/>
-        <w:ind w:firstLine="0"/>
-        <w:jc w:val="center"/>
-      </w:pPr>
       <w:r>
         <w:rPr>
           <w:noProof/>
         </w:rPr>
         <w:lastRenderedPageBreak/>
         <w:drawing>
-          <wp:inline distT="0" distB="0" distL="0" distR="0" wp14:anchorId="5D365B8E" wp14:editId="689B0BCE">
-            <wp:extent cx="3373189" cy="7376160"/>
-            <wp:effectExtent l="0" t="0" r="5080" b="2540"/>
-            <wp:docPr id="1373125218" name="Рисунок 1"/>
+          <wp:inline distT="0" distB="0" distL="0" distR="0" wp14:anchorId="29463599" wp14:editId="52660616">
+            <wp:extent cx="1263416" cy="3177766"/>
+            <wp:effectExtent l="0" t="0" r="0" b="3810"/>
+            <wp:docPr id="2" name="Рисунок 2"/>
             <wp:cNvGraphicFramePr>
               <a:graphicFrameLocks xmlns:a="http://schemas.openxmlformats.org/drawingml/2006/main" noChangeAspect="1"/>
             </wp:cNvGraphicFramePr>
@@ -1810,23 +1902,36 @@
               <a:graphicData uri="http://schemas.openxmlformats.org/drawingml/2006/picture">
                 <pic:pic xmlns:pic="http://schemas.openxmlformats.org/drawingml/2006/picture">
                   <pic:nvPicPr>
-                    <pic:cNvPr id="1373125218" name=""/>
-                    <pic:cNvPicPr/>
+                    <pic:cNvPr id="0" name="Picture 3"/>
+                    <pic:cNvPicPr>
+                      <a:picLocks noChangeAspect="1" noChangeArrowheads="1"/>
+                    </pic:cNvPicPr>
                   </pic:nvPicPr>
                   <pic:blipFill>
-                    <a:blip r:embed="rId9"/>
+                    <a:blip r:embed="rId9" cstate="print">
+                      <a:extLst>
+                        <a:ext uri="{28A0092B-C50C-407E-A947-70E740481C1C}">
+                          <a14:useLocalDpi xmlns:a14="http://schemas.microsoft.com/office/drawing/2010/main" val="0"/>
+                        </a:ext>
+                      </a:extLst>
+                    </a:blip>
+                    <a:srcRect/>
                     <a:stretch>
                       <a:fillRect/>
                     </a:stretch>
                   </pic:blipFill>
-                  <pic:spPr>
+                  <pic:spPr bwMode="auto">
                     <a:xfrm>
                       <a:off x="0" y="0"/>
-                      <a:ext cx="3382774" cy="7397120"/>
+                      <a:ext cx="1265772" cy="3183691"/>
                     </a:xfrm>
                     <a:prstGeom prst="rect">
                       <a:avLst/>
                     </a:prstGeom>
+                    <a:noFill/>
+                    <a:ln>
+                      <a:noFill/>
+                    </a:ln>
                   </pic:spPr>
                 </pic:pic>
               </a:graphicData>
@@ -1840,14 +1945,8 @@
         <w:pStyle w:val="af4"/>
       </w:pPr>
       <w:r>
-        <w:t>Рисунок 3 – Блок-схема функции fillManual(a, n, m)</w:t>
-      </w:r>
-      <w:proofErr w:type="spellStart"/>
-      <w:proofErr w:type="gramStart"/>
-      <w:proofErr w:type="spellEnd"/>
-      <w:proofErr w:type="spellStart"/>
-      <w:proofErr w:type="gramEnd"/>
-      <w:proofErr w:type="spellEnd"/>
+        <w:t>Рисунок 2 – Блок-схема функции inputSize(n, m)</w:t>
+      </w:r>
     </w:p>
     <w:p>
       <w:pPr>
@@ -1861,10 +1960,10 @@
         </w:rPr>
         <w:lastRenderedPageBreak/>
         <w:drawing>
-          <wp:inline distT="0" distB="0" distL="0" distR="0" wp14:anchorId="7A0D2E61" wp14:editId="49061340">
-            <wp:extent cx="3017520" cy="6043335"/>
-            <wp:effectExtent l="0" t="0" r="5080" b="1905"/>
-            <wp:docPr id="564574624" name="Рисунок 1"/>
+          <wp:inline distT="0" distB="0" distL="0" distR="0" wp14:anchorId="6F8DC1B7" wp14:editId="40D54FDF">
+            <wp:extent cx="3390523" cy="8278586"/>
+            <wp:effectExtent l="0" t="0" r="635" b="8255"/>
+            <wp:docPr id="3" name="Рисунок 3"/>
             <wp:cNvGraphicFramePr>
               <a:graphicFrameLocks xmlns:a="http://schemas.openxmlformats.org/drawingml/2006/main" noChangeAspect="1"/>
             </wp:cNvGraphicFramePr>
@@ -1872,8 +1971,10 @@
               <a:graphicData uri="http://schemas.openxmlformats.org/drawingml/2006/picture">
                 <pic:pic xmlns:pic="http://schemas.openxmlformats.org/drawingml/2006/picture">
                   <pic:nvPicPr>
-                    <pic:cNvPr id="564574624" name="Рисунок 564574624"/>
-                    <pic:cNvPicPr/>
+                    <pic:cNvPr id="0" name="Picture 5"/>
+                    <pic:cNvPicPr>
+                      <a:picLocks noChangeAspect="1" noChangeArrowheads="1"/>
+                    </pic:cNvPicPr>
                   </pic:nvPicPr>
                   <pic:blipFill>
                     <a:blip r:embed="rId10" cstate="print">
@@ -1883,18 +1984,23 @@
                         </a:ext>
                       </a:extLst>
                     </a:blip>
+                    <a:srcRect/>
                     <a:stretch>
                       <a:fillRect/>
                     </a:stretch>
                   </pic:blipFill>
-                  <pic:spPr>
+                  <pic:spPr bwMode="auto">
                     <a:xfrm>
                       <a:off x="0" y="0"/>
-                      <a:ext cx="3020991" cy="6050286"/>
+                      <a:ext cx="3395000" cy="8289518"/>
                     </a:xfrm>
                     <a:prstGeom prst="rect">
                       <a:avLst/>
                     </a:prstGeom>
+                    <a:noFill/>
+                    <a:ln>
+                      <a:noFill/>
+                    </a:ln>
                   </pic:spPr>
                 </pic:pic>
               </a:graphicData>
@@ -1908,14 +2014,8 @@
         <w:pStyle w:val="af4"/>
       </w:pPr>
       <w:r>
-        <w:t>Рисунок 4 – Блок-схема функции fillRandom(a, n, m)</w:t>
-      </w:r>
-      <w:proofErr w:type="spellStart"/>
-      <w:proofErr w:type="gramStart"/>
-      <w:proofErr w:type="spellEnd"/>
-      <w:proofErr w:type="spellStart"/>
-      <w:proofErr w:type="gramEnd"/>
-      <w:proofErr w:type="spellEnd"/>
+        <w:t>Рисунок 3 – Блок-схема функции fillManual(a, n, m)</w:t>
+      </w:r>
     </w:p>
     <w:p>
       <w:pPr>
@@ -1924,15 +2024,12 @@
         <w:jc w:val="center"/>
       </w:pPr>
       <w:r>
-        <w:rPr>
-          <w:noProof/>
-        </w:rPr>
         <w:lastRenderedPageBreak/>
         <w:drawing>
-          <wp:inline distT="0" distB="0" distL="0" distR="0" wp14:anchorId="7D073A50" wp14:editId="19550095">
-            <wp:extent cx="5740400" cy="8890000"/>
-            <wp:effectExtent l="0" t="0" r="0" b="0"/>
-            <wp:docPr id="1907491162" name="Рисунок 1"/>
+          <wp:inline distT="0" distB="0" distL="0" distR="0" wp14:anchorId="480BF478" wp14:editId="5B54A0D8">
+            <wp:extent cx="2851841" cy="7158453"/>
+            <wp:effectExtent l="0" t="0" r="5715" b="4445"/>
+            <wp:docPr id="5" name="Рисунок 5"/>
             <wp:cNvGraphicFramePr>
               <a:graphicFrameLocks xmlns:a="http://schemas.openxmlformats.org/drawingml/2006/main" noChangeAspect="1"/>
             </wp:cNvGraphicFramePr>
@@ -1940,23 +2037,36 @@
               <a:graphicData uri="http://schemas.openxmlformats.org/drawingml/2006/picture">
                 <pic:pic xmlns:pic="http://schemas.openxmlformats.org/drawingml/2006/picture">
                   <pic:nvPicPr>
-                    <pic:cNvPr id="1907491162" name=""/>
-                    <pic:cNvPicPr/>
+                    <pic:cNvPr id="0" name="Picture 12"/>
+                    <pic:cNvPicPr>
+                      <a:picLocks noChangeAspect="1" noChangeArrowheads="1"/>
+                    </pic:cNvPicPr>
                   </pic:nvPicPr>
                   <pic:blipFill>
-                    <a:blip r:embed="rId11"/>
+                    <a:blip r:embed="rId11" cstate="print">
+                      <a:extLst>
+                        <a:ext uri="{28A0092B-C50C-407E-A947-70E740481C1C}">
+                          <a14:useLocalDpi xmlns:a14="http://schemas.microsoft.com/office/drawing/2010/main" val="0"/>
+                        </a:ext>
+                      </a:extLst>
+                    </a:blip>
+                    <a:srcRect/>
                     <a:stretch>
                       <a:fillRect/>
                     </a:stretch>
                   </pic:blipFill>
-                  <pic:spPr>
+                  <pic:spPr bwMode="auto">
                     <a:xfrm>
                       <a:off x="0" y="0"/>
-                      <a:ext cx="5740400" cy="8890000"/>
+                      <a:ext cx="2853658" cy="7163014"/>
                     </a:xfrm>
                     <a:prstGeom prst="rect">
                       <a:avLst/>
                     </a:prstGeom>
+                    <a:noFill/>
+                    <a:ln>
+                      <a:noFill/>
+                    </a:ln>
                   </pic:spPr>
                 </pic:pic>
               </a:graphicData>
@@ -1970,14 +2080,8 @@
         <w:pStyle w:val="af4"/>
       </w:pPr>
       <w:r>
-        <w:t>Рисунок 5 – Блок-схема функции printArray(a, n, m)</w:t>
-      </w:r>
-      <w:proofErr w:type="spellStart"/>
-      <w:proofErr w:type="gramStart"/>
-      <w:proofErr w:type="spellEnd"/>
-      <w:proofErr w:type="spellStart"/>
-      <w:proofErr w:type="gramEnd"/>
-      <w:proofErr w:type="spellEnd"/>
+        <w:t>Рисунок 4 – Блок-схема функции fillRandom(a, n, m)</w:t>
+      </w:r>
     </w:p>
     <w:p>
       <w:pPr>
@@ -1986,15 +2090,12 @@
         <w:jc w:val="center"/>
       </w:pPr>
       <w:r>
-        <w:rPr>
-          <w:noProof/>
-        </w:rPr>
         <w:lastRenderedPageBreak/>
         <w:drawing>
-          <wp:inline distT="0" distB="0" distL="0" distR="0" wp14:anchorId="1E6AA2E1" wp14:editId="1D2DA610">
-            <wp:extent cx="4870174" cy="8783072"/>
-            <wp:effectExtent l="0" t="0" r="0" b="5715"/>
-            <wp:docPr id="110885159" name="Рисунок 1"/>
+          <wp:inline distT="0" distB="0" distL="0" distR="0" wp14:anchorId="45FB92DB" wp14:editId="2AE2D6BB">
+            <wp:extent cx="3444844" cy="6418164"/>
+            <wp:effectExtent l="0" t="0" r="3810" b="1905"/>
+            <wp:docPr id="7" name="Рисунок 7"/>
             <wp:cNvGraphicFramePr>
               <a:graphicFrameLocks xmlns:a="http://schemas.openxmlformats.org/drawingml/2006/main" noChangeAspect="1"/>
             </wp:cNvGraphicFramePr>
@@ -2002,23 +2103,36 @@
               <a:graphicData uri="http://schemas.openxmlformats.org/drawingml/2006/picture">
                 <pic:pic xmlns:pic="http://schemas.openxmlformats.org/drawingml/2006/picture">
                   <pic:nvPicPr>
-                    <pic:cNvPr id="110885159" name=""/>
-                    <pic:cNvPicPr/>
+                    <pic:cNvPr id="0" name="Picture 19"/>
+                    <pic:cNvPicPr>
+                      <a:picLocks noChangeAspect="1" noChangeArrowheads="1"/>
+                    </pic:cNvPicPr>
                   </pic:nvPicPr>
                   <pic:blipFill>
-                    <a:blip r:embed="rId12"/>
+                    <a:blip r:embed="rId12" cstate="print">
+                      <a:extLst>
+                        <a:ext uri="{28A0092B-C50C-407E-A947-70E740481C1C}">
+                          <a14:useLocalDpi xmlns:a14="http://schemas.microsoft.com/office/drawing/2010/main" val="0"/>
+                        </a:ext>
+                      </a:extLst>
+                    </a:blip>
+                    <a:srcRect/>
                     <a:stretch>
                       <a:fillRect/>
                     </a:stretch>
                   </pic:blipFill>
-                  <pic:spPr>
+                  <pic:spPr bwMode="auto">
                     <a:xfrm>
                       <a:off x="0" y="0"/>
-                      <a:ext cx="4872842" cy="8787884"/>
+                      <a:ext cx="3456581" cy="6440032"/>
                     </a:xfrm>
                     <a:prstGeom prst="rect">
                       <a:avLst/>
                     </a:prstGeom>
+                    <a:noFill/>
+                    <a:ln>
+                      <a:noFill/>
+                    </a:ln>
                   </pic:spPr>
                 </pic:pic>
               </a:graphicData>
@@ -2032,31 +2146,25 @@
         <w:pStyle w:val="af4"/>
       </w:pPr>
       <w:r>
-        <w:t>Рисунок 6 – Блок-схема функции calcAvgBelowDiagAndMainDiagArray(a, n, m)</w:t>
-      </w:r>
-      <w:proofErr w:type="spellStart"/>
-      <w:proofErr w:type="gramStart"/>
-      <w:proofErr w:type="spellEnd"/>
-      <w:proofErr w:type="spellStart"/>
-      <w:proofErr w:type="gramEnd"/>
-      <w:proofErr w:type="spellEnd"/>
+        <w:t>Рисунок 5 – Блок-схема функции printArray(a, n, m)</w:t>
+      </w:r>
     </w:p>
     <w:p>
       <w:pPr>
         <w:keepNext/>
         <w:ind w:firstLine="0"/>
         <w:jc w:val="center"/>
-      </w:pPr>
-      <w:r>
-        <w:rPr>
-          <w:noProof/>
-        </w:rPr>
+        <w:rPr>
+          <w:lang w:val="en-US"/>
+        </w:rPr>
+      </w:pPr>
+      <w:r>
         <w:lastRenderedPageBreak/>
         <w:drawing>
-          <wp:inline distT="0" distB="0" distL="0" distR="0" wp14:anchorId="1C73A25B" wp14:editId="4546D27E">
-            <wp:extent cx="1461062" cy="3227754"/>
+          <wp:inline distT="0" distB="0" distL="0" distR="0" wp14:anchorId="69B7CE19" wp14:editId="2E13063B">
+            <wp:extent cx="4714860" cy="8478570"/>
             <wp:effectExtent l="0" t="0" r="0" b="0"/>
-            <wp:docPr id="1739839694" name="Рисунок 2"/>
+            <wp:docPr id="9" name="Рисунок 9"/>
             <wp:cNvGraphicFramePr>
               <a:graphicFrameLocks xmlns:a="http://schemas.openxmlformats.org/drawingml/2006/main" noChangeAspect="1"/>
             </wp:cNvGraphicFramePr>
@@ -2064,8 +2172,10 @@
               <a:graphicData uri="http://schemas.openxmlformats.org/drawingml/2006/picture">
                 <pic:pic xmlns:pic="http://schemas.openxmlformats.org/drawingml/2006/picture">
                   <pic:nvPicPr>
-                    <pic:cNvPr id="1739839694" name="Рисунок 1739839694"/>
-                    <pic:cNvPicPr/>
+                    <pic:cNvPr id="0" name="Picture 26"/>
+                    <pic:cNvPicPr>
+                      <a:picLocks noChangeAspect="1" noChangeArrowheads="1"/>
+                    </pic:cNvPicPr>
                   </pic:nvPicPr>
                   <pic:blipFill>
                     <a:blip r:embed="rId13" cstate="print">
@@ -2075,18 +2185,23 @@
                         </a:ext>
                       </a:extLst>
                     </a:blip>
+                    <a:srcRect/>
                     <a:stretch>
                       <a:fillRect/>
                     </a:stretch>
                   </pic:blipFill>
-                  <pic:spPr>
+                  <pic:spPr bwMode="auto">
                     <a:xfrm>
                       <a:off x="0" y="0"/>
-                      <a:ext cx="1464715" cy="3235825"/>
+                      <a:ext cx="4720373" cy="8488483"/>
                     </a:xfrm>
                     <a:prstGeom prst="rect">
                       <a:avLst/>
                     </a:prstGeom>
+                    <a:noFill/>
+                    <a:ln>
+                      <a:noFill/>
+                    </a:ln>
                   </pic:spPr>
                 </pic:pic>
               </a:graphicData>
@@ -2098,30 +2213,66 @@
     <w:p>
       <w:pPr>
         <w:pStyle w:val="af4"/>
-      </w:pPr>
-      <w:r>
-        <w:t>Рисунок 7 – Блок-схема функции printMenu()</w:t>
-      </w:r>
-      <w:proofErr w:type="spellStart"/>
-      <w:proofErr w:type="gramStart"/>
-      <w:proofErr w:type="spellEnd"/>
-      <w:proofErr w:type="gramEnd"/>
+        <w:rPr>
+          <w:lang w:val="en-US"/>
+        </w:rPr>
+      </w:pPr>
+      <w:r>
+        <w:t>Рисунок</w:t>
+      </w:r>
+      <w:r>
+        <w:rPr>
+          <w:lang w:val="en-US"/>
+        </w:rPr>
+        <w:t xml:space="preserve"> 6 – </w:t>
+      </w:r>
+      <w:r>
+        <w:t>Блок</w:t>
+      </w:r>
+      <w:r>
+        <w:rPr>
+          <w:lang w:val="en-US"/>
+        </w:rPr>
+        <w:t>-</w:t>
+      </w:r>
+      <w:r>
+        <w:t>схема</w:t>
+      </w:r>
+      <w:r>
+        <w:rPr>
+          <w:lang w:val="en-US"/>
+        </w:rPr>
+        <w:t xml:space="preserve"> </w:t>
+      </w:r>
+      <w:r>
+        <w:t>функции</w:t>
+      </w:r>
+      <w:r>
+        <w:rPr>
+          <w:lang w:val="en-US"/>
+        </w:rPr>
+        <w:t xml:space="preserve"> calcAvgBelowDiagAndMainDiagArray(a, n, m)</w:t>
+      </w:r>
     </w:p>
     <w:p>
       <w:pPr>
         <w:keepNext/>
         <w:ind w:firstLine="0"/>
         <w:jc w:val="center"/>
+        <w:rPr>
+          <w:lang w:val="en-US"/>
+        </w:rPr>
       </w:pPr>
       <w:r>
         <w:rPr>
           <w:noProof/>
         </w:rPr>
+        <w:lastRenderedPageBreak/>
         <w:drawing>
-          <wp:inline distT="0" distB="0" distL="0" distR="0" wp14:anchorId="099C1DC7" wp14:editId="64434A89">
-            <wp:extent cx="6120130" cy="3648075"/>
-            <wp:effectExtent l="0" t="0" r="1270" b="0"/>
-            <wp:docPr id="1756404728" name="Рисунок 1"/>
+          <wp:inline distT="0" distB="0" distL="0" distR="0" wp14:anchorId="4BF1B1B1" wp14:editId="7EE83A57">
+            <wp:extent cx="1548859" cy="4028792"/>
+            <wp:effectExtent l="0" t="0" r="0" b="0"/>
+            <wp:docPr id="10" name="Рисунок 10"/>
             <wp:cNvGraphicFramePr>
               <a:graphicFrameLocks xmlns:a="http://schemas.openxmlformats.org/drawingml/2006/main" noChangeAspect="1"/>
             </wp:cNvGraphicFramePr>
@@ -2129,23 +2280,36 @@
               <a:graphicData uri="http://schemas.openxmlformats.org/drawingml/2006/picture">
                 <pic:pic xmlns:pic="http://schemas.openxmlformats.org/drawingml/2006/picture">
                   <pic:nvPicPr>
-                    <pic:cNvPr id="1756404728" name=""/>
-                    <pic:cNvPicPr/>
+                    <pic:cNvPr id="0" name="Picture 28"/>
+                    <pic:cNvPicPr>
+                      <a:picLocks noChangeAspect="1" noChangeArrowheads="1"/>
+                    </pic:cNvPicPr>
                   </pic:nvPicPr>
                   <pic:blipFill>
-                    <a:blip r:embed="rId14"/>
+                    <a:blip r:embed="rId14" cstate="print">
+                      <a:extLst>
+                        <a:ext uri="{28A0092B-C50C-407E-A947-70E740481C1C}">
+                          <a14:useLocalDpi xmlns:a14="http://schemas.microsoft.com/office/drawing/2010/main" val="0"/>
+                        </a:ext>
+                      </a:extLst>
+                    </a:blip>
+                    <a:srcRect/>
                     <a:stretch>
                       <a:fillRect/>
                     </a:stretch>
                   </pic:blipFill>
-                  <pic:spPr>
+                  <pic:spPr bwMode="auto">
                     <a:xfrm>
                       <a:off x="0" y="0"/>
-                      <a:ext cx="6120130" cy="3648075"/>
+                      <a:ext cx="1551223" cy="4034942"/>
                     </a:xfrm>
                     <a:prstGeom prst="rect">
                       <a:avLst/>
                     </a:prstGeom>
+                    <a:noFill/>
+                    <a:ln>
+                      <a:noFill/>
+                    </a:ln>
                   </pic:spPr>
                 </pic:pic>
               </a:graphicData>
@@ -2159,10 +2323,8 @@
         <w:pStyle w:val="af4"/>
       </w:pPr>
       <w:r>
-        <w:t>Рисунок 8 – Блок-схема функции main()</w:t>
-      </w:r>
-      <w:proofErr w:type="gramStart"/>
-      <w:proofErr w:type="gramEnd"/>
+        <w:t>Рисунок 7 – Блок-схема функции printMenu()</w:t>
+      </w:r>
     </w:p>
     <w:p>
       <w:pPr>
@@ -2170,6 +2332,71 @@
         <w:ind w:firstLine="0"/>
         <w:jc w:val="center"/>
       </w:pPr>
+      <w:r>
+        <w:rPr>
+          <w:noProof/>
+        </w:rPr>
+        <w:lastRenderedPageBreak/>
+        <w:drawing>
+          <wp:inline distT="0" distB="0" distL="0" distR="0" wp14:anchorId="2ACA51FA" wp14:editId="0150415D">
+            <wp:extent cx="5939790" cy="5342255"/>
+            <wp:effectExtent l="0" t="0" r="3810" b="0"/>
+            <wp:docPr id="12" name="Рисунок 12"/>
+            <wp:cNvGraphicFramePr>
+              <a:graphicFrameLocks xmlns:a="http://schemas.openxmlformats.org/drawingml/2006/main" noChangeAspect="1"/>
+            </wp:cNvGraphicFramePr>
+            <a:graphic xmlns:a="http://schemas.openxmlformats.org/drawingml/2006/main">
+              <a:graphicData uri="http://schemas.openxmlformats.org/drawingml/2006/picture">
+                <pic:pic xmlns:pic="http://schemas.openxmlformats.org/drawingml/2006/picture">
+                  <pic:nvPicPr>
+                    <pic:cNvPr id="0" name="Picture 35"/>
+                    <pic:cNvPicPr>
+                      <a:picLocks noChangeAspect="1" noChangeArrowheads="1"/>
+                    </pic:cNvPicPr>
+                  </pic:nvPicPr>
+                  <pic:blipFill>
+                    <a:blip r:embed="rId15" cstate="print">
+                      <a:extLst>
+                        <a:ext uri="{28A0092B-C50C-407E-A947-70E740481C1C}">
+                          <a14:useLocalDpi xmlns:a14="http://schemas.microsoft.com/office/drawing/2010/main" val="0"/>
+                        </a:ext>
+                      </a:extLst>
+                    </a:blip>
+                    <a:srcRect/>
+                    <a:stretch>
+                      <a:fillRect/>
+                    </a:stretch>
+                  </pic:blipFill>
+                  <pic:spPr bwMode="auto">
+                    <a:xfrm>
+                      <a:off x="0" y="0"/>
+                      <a:ext cx="5939790" cy="5342255"/>
+                    </a:xfrm>
+                    <a:prstGeom prst="rect">
+                      <a:avLst/>
+                    </a:prstGeom>
+                    <a:noFill/>
+                    <a:ln>
+                      <a:noFill/>
+                    </a:ln>
+                  </pic:spPr>
+                </pic:pic>
+              </a:graphicData>
+            </a:graphic>
+          </wp:inline>
+        </w:drawing>
+      </w:r>
+    </w:p>
+    <w:p>
+      <w:pPr>
+        <w:pStyle w:val="af4"/>
+        <w:rPr>
+          <w:lang w:val="en-US"/>
+        </w:rPr>
+      </w:pPr>
+      <w:r>
+        <w:t>Рисунок 8 – Блок-схема функции main()</w:t>
+      </w:r>
     </w:p>
     <w:p>
       <w:pPr>
@@ -2341,7 +2568,11 @@
         </w:rPr>
       </w:pPr>
       <w:r>
-        <w:t>Пользователь вводит номер действия. Программа запрашивает необходимые данные и выполняет действие. Если пользователь пытается вывести или обработать матрицу до того, как она была заполнена, выводится соответствующее предупреждение. После выполнения действия меню выводится снова. Для завершения работы вводится пункт 0.</w:t>
+        <w:t xml:space="preserve">Пользователь вводит номер действия. Программа запрашивает необходимые данные и выполняет действие. Если пользователь пытается вывести или обработать матрицу до того, как она была заполнена, выводится соответствующее предупреждение. После выполнения действия меню </w:t>
+      </w:r>
+      <w:r>
+        <w:lastRenderedPageBreak/>
+        <w:t>выводится снова. Для завершения работы вводится пункт 0.</w:t>
       </w:r>
     </w:p>
     <w:p>
@@ -2388,24 +2619,366 @@
         </w:rPr>
         <w:t>Программа состоит из 7 пользовательских функций и основной функции main. Каждая функция реализует отдельный этап работы с матрицей. Для сумм используется тип long long, для счётчика элементов главной диагонали — unsigned int. Средние значения выводятся с фиксированной точностью (std::fixed и std::setprecision(3)). Генерация случайных чисел выполнена через библиотеку random. В начале main устанавливается кодовая страница консоли 65001 (UTF-8) с помощью SetConsoleOutputCP и SetConsoleCP, чтобы русские символы выводились корректно; в validateInput применена запись (std::numeric_limits&lt;std::streamsize&gt;::max)(), защищающая вызов от макроса max из windows.h.</w:t>
       </w:r>
-      <w:proofErr w:type="spellStart"/>
-      <w:proofErr w:type="spellEnd"/>
-    </w:p>
-    <w:p>
-      <w:r>
-        <w:t>Текст программы:</w:t>
-      </w:r>
-    </w:p>
-    <w:p>
-      <w:pPr>
-        <w:pStyle w:val="afff3"/>
-        <w:rPr>
-          <w:rFonts w:ascii="Consolas" w:hAnsi="Consolas" w:cs="Consolas"/>
+    </w:p>
+    <w:p>
+      <w:pPr>
+        <w:rPr>
+          <w:lang w:val="en-US"/>
+        </w:rPr>
+      </w:pPr>
+      <w:r>
+        <w:t>Текст</w:t>
+      </w:r>
+      <w:r>
+        <w:rPr>
+          <w:lang w:val="en-US"/>
+        </w:rPr>
+        <w:t xml:space="preserve"> </w:t>
+      </w:r>
+      <w:r>
+        <w:t>программы</w:t>
+      </w:r>
+      <w:r>
+        <w:rPr>
+          <w:lang w:val="en-US"/>
+        </w:rPr>
+        <w:t>:</w:t>
+      </w:r>
+    </w:p>
+    <w:p>
+      <w:pPr>
+        <w:pStyle w:val="afff3"/>
+        <w:rPr>
+          <w:rFonts w:ascii="Consolas" w:hAnsi="Consolas" w:cs="Consolas"/>
+          <w:b w:val="0"/>
+          <w:sz w:val="16"/>
+        </w:rPr>
+      </w:pPr>
+      <w:r>
+        <w:rPr>
+          <w:rFonts w:ascii="Consolas" w:hAnsi="Consolas"/>
           <w:b w:val="0"/>
           <w:sz w:val="16"/>
           <w:lang w:val="ru-RU"/>
         </w:rPr>
-      </w:pPr>
+        <w:t>﻿</w:t>
+      </w:r>
+      <w:r>
+        <w:rPr>
+          <w:rFonts w:ascii="Consolas" w:hAnsi="Consolas"/>
+          <w:b w:val="0"/>
+          <w:sz w:val="16"/>
+        </w:rPr>
+        <w:t>#include &lt;cstdlib&gt;</w:t>
+      </w:r>
+    </w:p>
+    <w:p>
+      <w:pPr>
+        <w:pStyle w:val="afff3"/>
+        <w:rPr>
+          <w:rFonts w:ascii="Consolas" w:hAnsi="Consolas" w:cs="Consolas"/>
+          <w:b w:val="0"/>
+          <w:sz w:val="16"/>
+        </w:rPr>
+      </w:pPr>
+      <w:r>
+        <w:rPr>
+          <w:rFonts w:ascii="Consolas" w:hAnsi="Consolas"/>
+          <w:b w:val="0"/>
+          <w:sz w:val="16"/>
+        </w:rPr>
+        <w:t>#include &lt;windows.h&gt;</w:t>
+      </w:r>
+    </w:p>
+    <w:p>
+      <w:pPr>
+        <w:pStyle w:val="afff3"/>
+        <w:rPr>
+          <w:rFonts w:ascii="Consolas" w:hAnsi="Consolas" w:cs="Consolas"/>
+          <w:b w:val="0"/>
+          <w:sz w:val="16"/>
+        </w:rPr>
+      </w:pPr>
+      <w:r>
+        <w:rPr>
+          <w:rFonts w:ascii="Consolas" w:hAnsi="Consolas"/>
+          <w:b w:val="0"/>
+          <w:sz w:val="16"/>
+        </w:rPr>
+        <w:t>#include &lt;clocale&gt;</w:t>
+      </w:r>
+    </w:p>
+    <w:p>
+      <w:pPr>
+        <w:pStyle w:val="afff3"/>
+        <w:rPr>
+          <w:rFonts w:ascii="Consolas" w:hAnsi="Consolas" w:cs="Consolas"/>
+          <w:b w:val="0"/>
+          <w:sz w:val="16"/>
+        </w:rPr>
+      </w:pPr>
+      <w:r>
+        <w:rPr>
+          <w:rFonts w:ascii="Consolas" w:hAnsi="Consolas"/>
+          <w:b w:val="0"/>
+          <w:sz w:val="16"/>
+        </w:rPr>
+        <w:t>#include &lt;ctime&gt;</w:t>
+      </w:r>
+    </w:p>
+    <w:p>
+      <w:pPr>
+        <w:pStyle w:val="afff3"/>
+        <w:rPr>
+          <w:rFonts w:ascii="Consolas" w:hAnsi="Consolas" w:cs="Consolas"/>
+          <w:b w:val="0"/>
+          <w:sz w:val="16"/>
+        </w:rPr>
+      </w:pPr>
+      <w:r>
+        <w:rPr>
+          <w:rFonts w:ascii="Consolas" w:hAnsi="Consolas"/>
+          <w:b w:val="0"/>
+          <w:sz w:val="16"/>
+        </w:rPr>
+        <w:t>#include &lt;iomanip&gt;</w:t>
+      </w:r>
+    </w:p>
+    <w:p>
+      <w:pPr>
+        <w:pStyle w:val="afff3"/>
+        <w:rPr>
+          <w:rFonts w:ascii="Consolas" w:hAnsi="Consolas" w:cs="Consolas"/>
+          <w:b w:val="0"/>
+          <w:sz w:val="16"/>
+        </w:rPr>
+      </w:pPr>
+      <w:r>
+        <w:rPr>
+          <w:rFonts w:ascii="Consolas" w:hAnsi="Consolas"/>
+          <w:b w:val="0"/>
+          <w:sz w:val="16"/>
+        </w:rPr>
+        <w:t>#include &lt;iostream&gt;</w:t>
+      </w:r>
+    </w:p>
+    <w:p>
+      <w:pPr>
+        <w:pStyle w:val="afff3"/>
+        <w:rPr>
+          <w:rFonts w:ascii="Consolas" w:hAnsi="Consolas" w:cs="Consolas"/>
+          <w:b w:val="0"/>
+          <w:sz w:val="16"/>
+        </w:rPr>
+      </w:pPr>
+      <w:r>
+        <w:rPr>
+          <w:rFonts w:ascii="Consolas" w:hAnsi="Consolas"/>
+          <w:b w:val="0"/>
+          <w:sz w:val="16"/>
+        </w:rPr>
+        <w:t>#include &lt;limits&gt;</w:t>
+      </w:r>
+    </w:p>
+    <w:p>
+      <w:pPr>
+        <w:pStyle w:val="afff3"/>
+        <w:rPr>
+          <w:rFonts w:ascii="Consolas" w:hAnsi="Consolas" w:cs="Consolas"/>
+          <w:b w:val="0"/>
+          <w:sz w:val="16"/>
+        </w:rPr>
+      </w:pPr>
+      <w:r>
+        <w:rPr>
+          <w:rFonts w:ascii="Consolas" w:hAnsi="Consolas"/>
+          <w:b w:val="0"/>
+          <w:sz w:val="16"/>
+        </w:rPr>
+        <w:t>#include &lt;random&gt;</w:t>
+      </w:r>
+    </w:p>
+    <w:p>
+      <w:pPr>
+        <w:pStyle w:val="afff3"/>
+        <w:rPr>
+          <w:rFonts w:ascii="Consolas" w:hAnsi="Consolas" w:cs="Consolas"/>
+          <w:b w:val="0"/>
+          <w:sz w:val="16"/>
+        </w:rPr>
+      </w:pPr>
+    </w:p>
+    <w:p>
+      <w:pPr>
+        <w:pStyle w:val="afff3"/>
+        <w:rPr>
+          <w:rFonts w:ascii="Consolas" w:hAnsi="Consolas" w:cs="Consolas"/>
+          <w:b w:val="0"/>
+          <w:sz w:val="16"/>
+        </w:rPr>
+      </w:pPr>
+      <w:r>
+        <w:rPr>
+          <w:rFonts w:ascii="Consolas" w:hAnsi="Consolas"/>
+          <w:b w:val="0"/>
+          <w:sz w:val="16"/>
+        </w:rPr>
+        <w:t>const unsigned short MAX_DIM = 100;</w:t>
+      </w:r>
+    </w:p>
+    <w:p>
+      <w:pPr>
+        <w:pStyle w:val="afff3"/>
+        <w:rPr>
+          <w:rFonts w:ascii="Consolas" w:hAnsi="Consolas" w:cs="Consolas"/>
+          <w:b w:val="0"/>
+          <w:sz w:val="16"/>
+        </w:rPr>
+      </w:pPr>
+      <w:r>
+        <w:rPr>
+          <w:rFonts w:ascii="Consolas" w:hAnsi="Consolas"/>
+          <w:b w:val="0"/>
+          <w:sz w:val="16"/>
+        </w:rPr>
+        <w:t>const signed int MIN_VALUE = -1000;</w:t>
+      </w:r>
+    </w:p>
+    <w:p>
+      <w:pPr>
+        <w:pStyle w:val="afff3"/>
+        <w:rPr>
+          <w:rFonts w:ascii="Consolas" w:hAnsi="Consolas" w:cs="Consolas"/>
+          <w:b w:val="0"/>
+          <w:sz w:val="16"/>
+        </w:rPr>
+      </w:pPr>
+      <w:r>
+        <w:rPr>
+          <w:rFonts w:ascii="Consolas" w:hAnsi="Consolas"/>
+          <w:b w:val="0"/>
+          <w:sz w:val="16"/>
+        </w:rPr>
+        <w:t>const unsigned int MAX_VALUE = 1000;</w:t>
+      </w:r>
+    </w:p>
+    <w:p>
+      <w:pPr>
+        <w:pStyle w:val="afff3"/>
+        <w:rPr>
+          <w:rFonts w:ascii="Consolas" w:hAnsi="Consolas" w:cs="Consolas"/>
+          <w:b w:val="0"/>
+          <w:sz w:val="16"/>
+        </w:rPr>
+      </w:pPr>
+    </w:p>
+    <w:p>
+      <w:pPr>
+        <w:pStyle w:val="afff3"/>
+        <w:rPr>
+          <w:rFonts w:ascii="Consolas" w:hAnsi="Consolas" w:cs="Consolas"/>
+          <w:b w:val="0"/>
+          <w:sz w:val="16"/>
+        </w:rPr>
+      </w:pPr>
+      <w:r>
+        <w:rPr>
+          <w:rFonts w:ascii="Consolas" w:hAnsi="Consolas"/>
+          <w:b w:val="0"/>
+          <w:sz w:val="16"/>
+        </w:rPr>
+        <w:t>int validateInput(const char *user_input, int start, int end)</w:t>
+      </w:r>
+    </w:p>
+    <w:p>
+      <w:pPr>
+        <w:pStyle w:val="afff3"/>
+        <w:rPr>
+          <w:rFonts w:ascii="Consolas" w:hAnsi="Consolas" w:cs="Consolas"/>
+          <w:b w:val="0"/>
+          <w:sz w:val="16"/>
+        </w:rPr>
+      </w:pPr>
+      <w:r>
+        <w:rPr>
+          <w:rFonts w:ascii="Consolas" w:hAnsi="Consolas"/>
+          <w:b w:val="0"/>
+          <w:sz w:val="16"/>
+        </w:rPr>
+        <w:t>{</w:t>
+      </w:r>
+    </w:p>
+    <w:p>
+      <w:pPr>
+        <w:pStyle w:val="afff3"/>
+        <w:rPr>
+          <w:rFonts w:ascii="Consolas" w:hAnsi="Consolas" w:cs="Consolas"/>
+          <w:b w:val="0"/>
+          <w:sz w:val="16"/>
+        </w:rPr>
+      </w:pPr>
+      <w:r>
+        <w:rPr>
+          <w:rFonts w:ascii="Consolas" w:hAnsi="Consolas"/>
+          <w:b w:val="0"/>
+          <w:sz w:val="16"/>
+        </w:rPr>
+        <w:t xml:space="preserve">    int value;</w:t>
+      </w:r>
+    </w:p>
+    <w:p>
+      <w:pPr>
+        <w:pStyle w:val="afff3"/>
+        <w:rPr>
+          <w:rFonts w:ascii="Consolas" w:hAnsi="Consolas" w:cs="Consolas"/>
+          <w:b w:val="0"/>
+          <w:sz w:val="16"/>
+        </w:rPr>
+      </w:pPr>
+      <w:r>
+        <w:rPr>
+          <w:rFonts w:ascii="Consolas" w:hAnsi="Consolas"/>
+          <w:b w:val="0"/>
+          <w:sz w:val="16"/>
+        </w:rPr>
+        <w:t xml:space="preserve">    while (true)</w:t>
+      </w:r>
+    </w:p>
+    <w:p>
+      <w:pPr>
+        <w:pStyle w:val="afff3"/>
+        <w:rPr>
+          <w:rFonts w:ascii="Consolas" w:hAnsi="Consolas" w:cs="Consolas"/>
+          <w:b w:val="0"/>
+          <w:sz w:val="16"/>
+        </w:rPr>
+      </w:pPr>
+      <w:r>
+        <w:rPr>
+          <w:rFonts w:ascii="Consolas" w:hAnsi="Consolas"/>
+          <w:b w:val="0"/>
+          <w:sz w:val="16"/>
+        </w:rPr>
+        <w:t xml:space="preserve">    {</w:t>
+      </w:r>
+    </w:p>
+    <w:p>
+      <w:pPr>
+        <w:pStyle w:val="afff3"/>
+        <w:rPr>
+          <w:rFonts w:ascii="Consolas" w:hAnsi="Consolas" w:cs="Consolas"/>
+          <w:b w:val="0"/>
+          <w:sz w:val="16"/>
+        </w:rPr>
+      </w:pPr>
+      <w:r>
+        <w:rPr>
+          <w:rFonts w:ascii="Consolas" w:hAnsi="Consolas"/>
+          <w:b w:val="0"/>
+          <w:sz w:val="16"/>
+        </w:rPr>
+        <w:t xml:space="preserve">        std::cout &lt;&lt; user_input &lt;&lt; " </w:t>
+      </w:r>
       <w:r>
         <w:rPr>
           <w:rFonts w:ascii="Consolas" w:hAnsi="Consolas"/>
@@ -2413,19 +2986,33 @@
           <w:sz w:val="16"/>
           <w:lang w:val="ru-RU"/>
         </w:rPr>
-        <w:t>﻿#include &lt;cstdlib&gt;</w:t>
-      </w:r>
-    </w:p>
-    <w:p>
-      <w:pPr>
-        <w:pStyle w:val="afff3"/>
-        <w:rPr>
-          <w:rFonts w:ascii="Consolas" w:hAnsi="Consolas" w:cs="Consolas"/>
+        <w:t>число</w:t>
+      </w:r>
+      <w:r>
+        <w:rPr>
+          <w:rFonts w:ascii="Consolas" w:hAnsi="Consolas"/>
+          <w:b w:val="0"/>
+          <w:sz w:val="16"/>
+        </w:rPr>
+        <w:t xml:space="preserve"> </w:t>
+      </w:r>
+      <w:r>
+        <w:rPr>
+          <w:rFonts w:ascii="Consolas" w:hAnsi="Consolas"/>
           <w:b w:val="0"/>
           <w:sz w:val="16"/>
           <w:lang w:val="ru-RU"/>
         </w:rPr>
-      </w:pPr>
+        <w:t>от</w:t>
+      </w:r>
+      <w:r>
+        <w:rPr>
+          <w:rFonts w:ascii="Consolas" w:hAnsi="Consolas"/>
+          <w:b w:val="0"/>
+          <w:sz w:val="16"/>
+        </w:rPr>
+        <w:t xml:space="preserve"> " &lt;&lt; start &lt;&lt; " </w:t>
+      </w:r>
       <w:r>
         <w:rPr>
           <w:rFonts w:ascii="Consolas" w:hAnsi="Consolas"/>
@@ -2433,7 +3020,115 @@
           <w:sz w:val="16"/>
           <w:lang w:val="ru-RU"/>
         </w:rPr>
-        <w:t>#include &lt;windows.h&gt;</w:t>
+        <w:t>до</w:t>
+      </w:r>
+      <w:r>
+        <w:rPr>
+          <w:rFonts w:ascii="Consolas" w:hAnsi="Consolas"/>
+          <w:b w:val="0"/>
+          <w:sz w:val="16"/>
+        </w:rPr>
+        <w:t xml:space="preserve"> " &lt;&lt; end &lt;&lt; ": ";</w:t>
+      </w:r>
+    </w:p>
+    <w:p>
+      <w:pPr>
+        <w:pStyle w:val="afff3"/>
+        <w:rPr>
+          <w:rFonts w:ascii="Consolas" w:hAnsi="Consolas" w:cs="Consolas"/>
+          <w:b w:val="0"/>
+          <w:sz w:val="16"/>
+        </w:rPr>
+      </w:pPr>
+    </w:p>
+    <w:p>
+      <w:pPr>
+        <w:pStyle w:val="afff3"/>
+        <w:rPr>
+          <w:rFonts w:ascii="Consolas" w:hAnsi="Consolas" w:cs="Consolas"/>
+          <w:b w:val="0"/>
+          <w:sz w:val="16"/>
+        </w:rPr>
+      </w:pPr>
+      <w:r>
+        <w:rPr>
+          <w:rFonts w:ascii="Consolas" w:hAnsi="Consolas"/>
+          <w:b w:val="0"/>
+          <w:sz w:val="16"/>
+        </w:rPr>
+        <w:t xml:space="preserve">        if (std::cin &gt;&gt; value)</w:t>
+      </w:r>
+    </w:p>
+    <w:p>
+      <w:pPr>
+        <w:pStyle w:val="afff3"/>
+        <w:rPr>
+          <w:rFonts w:ascii="Consolas" w:hAnsi="Consolas" w:cs="Consolas"/>
+          <w:b w:val="0"/>
+          <w:sz w:val="16"/>
+        </w:rPr>
+      </w:pPr>
+      <w:r>
+        <w:rPr>
+          <w:rFonts w:ascii="Consolas" w:hAnsi="Consolas"/>
+          <w:b w:val="0"/>
+          <w:sz w:val="16"/>
+        </w:rPr>
+        <w:t xml:space="preserve">        {</w:t>
+      </w:r>
+    </w:p>
+    <w:p>
+      <w:pPr>
+        <w:pStyle w:val="afff3"/>
+        <w:rPr>
+          <w:rFonts w:ascii="Consolas" w:hAnsi="Consolas" w:cs="Consolas"/>
+          <w:b w:val="0"/>
+          <w:sz w:val="16"/>
+        </w:rPr>
+      </w:pPr>
+      <w:r>
+        <w:rPr>
+          <w:rFonts w:ascii="Consolas" w:hAnsi="Consolas"/>
+          <w:b w:val="0"/>
+          <w:sz w:val="16"/>
+        </w:rPr>
+        <w:t xml:space="preserve">            if (value &gt;= start &amp;&amp; value &lt;= end)</w:t>
+      </w:r>
+    </w:p>
+    <w:p>
+      <w:pPr>
+        <w:pStyle w:val="afff3"/>
+        <w:rPr>
+          <w:rFonts w:ascii="Consolas" w:hAnsi="Consolas" w:cs="Consolas"/>
+          <w:b w:val="0"/>
+          <w:sz w:val="16"/>
+        </w:rPr>
+      </w:pPr>
+      <w:r>
+        <w:rPr>
+          <w:rFonts w:ascii="Consolas" w:hAnsi="Consolas"/>
+          <w:b w:val="0"/>
+          <w:sz w:val="16"/>
+        </w:rPr>
+        <w:t xml:space="preserve">            {</w:t>
+      </w:r>
+    </w:p>
+    <w:p>
+      <w:pPr>
+        <w:pStyle w:val="afff3"/>
+        <w:rPr>
+          <w:rFonts w:ascii="Consolas" w:hAnsi="Consolas" w:cs="Consolas"/>
+          <w:b w:val="0"/>
+          <w:sz w:val="16"/>
+        </w:rPr>
+      </w:pPr>
+      <w:r>
+        <w:rPr>
+          <w:rFonts w:ascii="Consolas" w:hAnsi="Consolas"/>
+          <w:b w:val="0"/>
+          <w:sz w:val="16"/>
+        </w:rPr>
+        <w:t xml:space="preserve">                std::cin.ignore((std::numeric_limits&lt;std::streamsize&gt;::max)(), '\n');</w:t>
       </w:r>
     </w:p>
     <w:p>
@@ -2451,9 +3146,17 @@
           <w:rFonts w:ascii="Consolas" w:hAnsi="Consolas"/>
           <w:b w:val="0"/>
           <w:sz w:val="16"/>
+        </w:rPr>
+        <w:t xml:space="preserve">                </w:t>
+      </w:r>
+      <w:r>
+        <w:rPr>
+          <w:rFonts w:ascii="Consolas" w:hAnsi="Consolas"/>
+          <w:b w:val="0"/>
+          <w:sz w:val="16"/>
           <w:lang w:val="ru-RU"/>
         </w:rPr>
-        <w:t>#include &lt;clocale&gt;</w:t>
+        <w:t>return value;</w:t>
       </w:r>
     </w:p>
     <w:p>
@@ -2473,7 +3176,7 @@
           <w:sz w:val="16"/>
           <w:lang w:val="ru-RU"/>
         </w:rPr>
-        <w:t>#include &lt;ctime&gt;</w:t>
+        <w:t xml:space="preserve">            }</w:t>
       </w:r>
     </w:p>
     <w:p>
@@ -2493,79 +3196,157 @@
           <w:sz w:val="16"/>
           <w:lang w:val="ru-RU"/>
         </w:rPr>
-        <w:t>#include &lt;iomanip&gt;</w:t>
-      </w:r>
-    </w:p>
-    <w:p>
-      <w:pPr>
-        <w:pStyle w:val="afff3"/>
-        <w:rPr>
-          <w:rFonts w:ascii="Consolas" w:hAnsi="Consolas" w:cs="Consolas"/>
+        <w:t xml:space="preserve">            std::cout &lt;&lt; "Ошибка: число вне допустимого диапазона.\n";</w:t>
+      </w:r>
+    </w:p>
+    <w:p>
+      <w:pPr>
+        <w:pStyle w:val="afff3"/>
+        <w:rPr>
+          <w:rFonts w:ascii="Consolas" w:hAnsi="Consolas" w:cs="Consolas"/>
+          <w:b w:val="0"/>
+          <w:sz w:val="16"/>
+        </w:rPr>
+      </w:pPr>
+      <w:r>
+        <w:rPr>
+          <w:rFonts w:ascii="Consolas" w:hAnsi="Consolas"/>
           <w:b w:val="0"/>
           <w:sz w:val="16"/>
           <w:lang w:val="ru-RU"/>
         </w:rPr>
-      </w:pPr>
-      <w:r>
-        <w:rPr>
-          <w:rFonts w:ascii="Consolas" w:hAnsi="Consolas"/>
+        <w:t xml:space="preserve">        </w:t>
+      </w:r>
+      <w:r>
+        <w:rPr>
+          <w:rFonts w:ascii="Consolas" w:hAnsi="Consolas"/>
+          <w:b w:val="0"/>
+          <w:sz w:val="16"/>
+        </w:rPr>
+        <w:t>}</w:t>
+      </w:r>
+    </w:p>
+    <w:p>
+      <w:pPr>
+        <w:pStyle w:val="afff3"/>
+        <w:rPr>
+          <w:rFonts w:ascii="Consolas" w:hAnsi="Consolas" w:cs="Consolas"/>
+          <w:b w:val="0"/>
+          <w:sz w:val="16"/>
+        </w:rPr>
+      </w:pPr>
+      <w:r>
+        <w:rPr>
+          <w:rFonts w:ascii="Consolas" w:hAnsi="Consolas"/>
+          <w:b w:val="0"/>
+          <w:sz w:val="16"/>
+        </w:rPr>
+        <w:t xml:space="preserve">        else</w:t>
+      </w:r>
+    </w:p>
+    <w:p>
+      <w:pPr>
+        <w:pStyle w:val="afff3"/>
+        <w:rPr>
+          <w:rFonts w:ascii="Consolas" w:hAnsi="Consolas" w:cs="Consolas"/>
+          <w:b w:val="0"/>
+          <w:sz w:val="16"/>
+        </w:rPr>
+      </w:pPr>
+      <w:r>
+        <w:rPr>
+          <w:rFonts w:ascii="Consolas" w:hAnsi="Consolas"/>
+          <w:b w:val="0"/>
+          <w:sz w:val="16"/>
+        </w:rPr>
+        <w:t xml:space="preserve">        {</w:t>
+      </w:r>
+    </w:p>
+    <w:p>
+      <w:pPr>
+        <w:pStyle w:val="afff3"/>
+        <w:rPr>
+          <w:rFonts w:ascii="Consolas" w:hAnsi="Consolas" w:cs="Consolas"/>
+          <w:b w:val="0"/>
+          <w:sz w:val="16"/>
+        </w:rPr>
+      </w:pPr>
+      <w:r>
+        <w:rPr>
+          <w:rFonts w:ascii="Consolas" w:hAnsi="Consolas"/>
+          <w:b w:val="0"/>
+          <w:sz w:val="16"/>
+        </w:rPr>
+        <w:t xml:space="preserve">            if (std::cin.eof())</w:t>
+      </w:r>
+    </w:p>
+    <w:p>
+      <w:pPr>
+        <w:pStyle w:val="afff3"/>
+        <w:rPr>
+          <w:rFonts w:ascii="Consolas" w:hAnsi="Consolas" w:cs="Consolas"/>
           <w:b w:val="0"/>
           <w:sz w:val="16"/>
           <w:lang w:val="ru-RU"/>
         </w:rPr>
-        <w:t>#include &lt;iostream&gt;</w:t>
-      </w:r>
-    </w:p>
-    <w:p>
-      <w:pPr>
-        <w:pStyle w:val="afff3"/>
-        <w:rPr>
-          <w:rFonts w:ascii="Consolas" w:hAnsi="Consolas" w:cs="Consolas"/>
+      </w:pPr>
+      <w:r>
+        <w:rPr>
+          <w:rFonts w:ascii="Consolas" w:hAnsi="Consolas"/>
+          <w:b w:val="0"/>
+          <w:sz w:val="16"/>
+        </w:rPr>
+        <w:t xml:space="preserve">            </w:t>
+      </w:r>
+      <w:r>
+        <w:rPr>
+          <w:rFonts w:ascii="Consolas" w:hAnsi="Consolas"/>
           <w:b w:val="0"/>
           <w:sz w:val="16"/>
           <w:lang w:val="ru-RU"/>
         </w:rPr>
-      </w:pPr>
-      <w:r>
-        <w:rPr>
-          <w:rFonts w:ascii="Consolas" w:hAnsi="Consolas"/>
+        <w:t>{</w:t>
+      </w:r>
+    </w:p>
+    <w:p>
+      <w:pPr>
+        <w:pStyle w:val="afff3"/>
+        <w:rPr>
+          <w:rFonts w:ascii="Consolas" w:hAnsi="Consolas" w:cs="Consolas"/>
           <w:b w:val="0"/>
           <w:sz w:val="16"/>
           <w:lang w:val="ru-RU"/>
         </w:rPr>
-        <w:t>#include &lt;limits&gt;</w:t>
-      </w:r>
-    </w:p>
-    <w:p>
-      <w:pPr>
-        <w:pStyle w:val="afff3"/>
-        <w:rPr>
-          <w:rFonts w:ascii="Consolas" w:hAnsi="Consolas" w:cs="Consolas"/>
+      </w:pPr>
+      <w:r>
+        <w:rPr>
+          <w:rFonts w:ascii="Consolas" w:hAnsi="Consolas"/>
           <w:b w:val="0"/>
           <w:sz w:val="16"/>
           <w:lang w:val="ru-RU"/>
         </w:rPr>
-      </w:pPr>
-      <w:r>
-        <w:rPr>
-          <w:rFonts w:ascii="Consolas" w:hAnsi="Consolas"/>
+        <w:t xml:space="preserve">                std::cout &lt;&lt; "\nВвод завершён. Выход из программы.\n";</w:t>
+      </w:r>
+    </w:p>
+    <w:p>
+      <w:pPr>
+        <w:pStyle w:val="afff3"/>
+        <w:rPr>
+          <w:rFonts w:ascii="Consolas" w:hAnsi="Consolas" w:cs="Consolas"/>
           <w:b w:val="0"/>
           <w:sz w:val="16"/>
           <w:lang w:val="ru-RU"/>
         </w:rPr>
-        <w:t>#include &lt;random&gt;</w:t>
-      </w:r>
-    </w:p>
-    <w:p>
-      <w:pPr>
-        <w:pStyle w:val="afff3"/>
-        <w:rPr>
-          <w:rFonts w:ascii="Consolas" w:hAnsi="Consolas" w:cs="Consolas"/>
+      </w:pPr>
+      <w:r>
+        <w:rPr>
+          <w:rFonts w:ascii="Consolas" w:hAnsi="Consolas"/>
           <w:b w:val="0"/>
           <w:sz w:val="16"/>
           <w:lang w:val="ru-RU"/>
         </w:rPr>
-      </w:pPr>
+        <w:t xml:space="preserve">                std::exit(0);</w:t>
+      </w:r>
     </w:p>
     <w:p>
       <w:pPr>
@@ -2584,7 +3365,7 @@
           <w:sz w:val="16"/>
           <w:lang w:val="ru-RU"/>
         </w:rPr>
-        <w:t>const unsigned short MAX_DIM = 100;</w:t>
+        <w:t xml:space="preserve">            }</w:t>
       </w:r>
     </w:p>
     <w:p>
@@ -2597,25 +3378,35 @@
           <w:lang w:val="ru-RU"/>
         </w:rPr>
       </w:pPr>
-      <w:r>
-        <w:rPr>
-          <w:rFonts w:ascii="Consolas" w:hAnsi="Consolas"/>
+    </w:p>
+    <w:p>
+      <w:pPr>
+        <w:pStyle w:val="afff3"/>
+        <w:rPr>
+          <w:rFonts w:ascii="Consolas" w:hAnsi="Consolas" w:cs="Consolas"/>
           <w:b w:val="0"/>
           <w:sz w:val="16"/>
           <w:lang w:val="ru-RU"/>
         </w:rPr>
-        <w:t>const signed int MIN_VALUE = -1000;</w:t>
-      </w:r>
-    </w:p>
-    <w:p>
-      <w:pPr>
-        <w:pStyle w:val="afff3"/>
-        <w:rPr>
-          <w:rFonts w:ascii="Consolas" w:hAnsi="Consolas" w:cs="Consolas"/>
+      </w:pPr>
+      <w:r>
+        <w:rPr>
+          <w:rFonts w:ascii="Consolas" w:hAnsi="Consolas"/>
           <w:b w:val="0"/>
           <w:sz w:val="16"/>
           <w:lang w:val="ru-RU"/>
         </w:rPr>
+        <w:t xml:space="preserve">            std::cout &lt;&lt; "Ошибка: нужно ввести целое число.\n";</w:t>
+      </w:r>
+    </w:p>
+    <w:p>
+      <w:pPr>
+        <w:pStyle w:val="afff3"/>
+        <w:rPr>
+          <w:rFonts w:ascii="Consolas" w:hAnsi="Consolas" w:cs="Consolas"/>
+          <w:b w:val="0"/>
+          <w:sz w:val="16"/>
+        </w:rPr>
       </w:pPr>
       <w:r>
         <w:rPr>
@@ -2624,7 +3415,126 @@
           <w:sz w:val="16"/>
           <w:lang w:val="ru-RU"/>
         </w:rPr>
-        <w:t>const unsigned int MAX_VALUE = 1000;</w:t>
+        <w:lastRenderedPageBreak/>
+        <w:t xml:space="preserve">            </w:t>
+      </w:r>
+      <w:r>
+        <w:rPr>
+          <w:rFonts w:ascii="Consolas" w:hAnsi="Consolas"/>
+          <w:b w:val="0"/>
+          <w:sz w:val="16"/>
+        </w:rPr>
+        <w:t>std::cin.clear();</w:t>
+      </w:r>
+    </w:p>
+    <w:p>
+      <w:pPr>
+        <w:pStyle w:val="afff3"/>
+        <w:rPr>
+          <w:rFonts w:ascii="Consolas" w:hAnsi="Consolas" w:cs="Consolas"/>
+          <w:b w:val="0"/>
+          <w:sz w:val="16"/>
+        </w:rPr>
+      </w:pPr>
+      <w:r>
+        <w:rPr>
+          <w:rFonts w:ascii="Consolas" w:hAnsi="Consolas"/>
+          <w:b w:val="0"/>
+          <w:sz w:val="16"/>
+        </w:rPr>
+        <w:t xml:space="preserve">        }</w:t>
+      </w:r>
+    </w:p>
+    <w:p>
+      <w:pPr>
+        <w:pStyle w:val="afff3"/>
+        <w:rPr>
+          <w:rFonts w:ascii="Consolas" w:hAnsi="Consolas" w:cs="Consolas"/>
+          <w:b w:val="0"/>
+          <w:sz w:val="16"/>
+        </w:rPr>
+      </w:pPr>
+    </w:p>
+    <w:p>
+      <w:pPr>
+        <w:pStyle w:val="afff3"/>
+        <w:rPr>
+          <w:rFonts w:ascii="Consolas" w:hAnsi="Consolas" w:cs="Consolas"/>
+          <w:b w:val="0"/>
+          <w:sz w:val="16"/>
+        </w:rPr>
+      </w:pPr>
+      <w:r>
+        <w:rPr>
+          <w:rFonts w:ascii="Consolas" w:hAnsi="Consolas"/>
+          <w:b w:val="0"/>
+          <w:sz w:val="16"/>
+        </w:rPr>
+        <w:t xml:space="preserve">        std::cin.ignore((std::numeric_limits&lt;std::streamsize&gt;::max)(), '\n');</w:t>
+      </w:r>
+    </w:p>
+    <w:p>
+      <w:pPr>
+        <w:pStyle w:val="afff3"/>
+        <w:rPr>
+          <w:rFonts w:ascii="Consolas" w:hAnsi="Consolas" w:cs="Consolas"/>
+          <w:b w:val="0"/>
+          <w:sz w:val="16"/>
+        </w:rPr>
+      </w:pPr>
+      <w:r>
+        <w:rPr>
+          <w:rFonts w:ascii="Consolas" w:hAnsi="Consolas"/>
+          <w:b w:val="0"/>
+          <w:sz w:val="16"/>
+        </w:rPr>
+        <w:t xml:space="preserve">    }</w:t>
+      </w:r>
+    </w:p>
+    <w:p>
+      <w:pPr>
+        <w:pStyle w:val="afff3"/>
+        <w:rPr>
+          <w:rFonts w:ascii="Consolas" w:hAnsi="Consolas" w:cs="Consolas"/>
+          <w:b w:val="0"/>
+          <w:sz w:val="16"/>
+        </w:rPr>
+      </w:pPr>
+      <w:r>
+        <w:rPr>
+          <w:rFonts w:ascii="Consolas" w:hAnsi="Consolas"/>
+          <w:b w:val="0"/>
+          <w:sz w:val="16"/>
+        </w:rPr>
+        <w:t>}</w:t>
+      </w:r>
+    </w:p>
+    <w:p>
+      <w:pPr>
+        <w:pStyle w:val="afff3"/>
+        <w:rPr>
+          <w:rFonts w:ascii="Consolas" w:hAnsi="Consolas" w:cs="Consolas"/>
+          <w:b w:val="0"/>
+          <w:sz w:val="16"/>
+        </w:rPr>
+      </w:pPr>
+    </w:p>
+    <w:p>
+      <w:pPr>
+        <w:pStyle w:val="afff3"/>
+        <w:rPr>
+          <w:rFonts w:ascii="Consolas" w:hAnsi="Consolas" w:cs="Consolas"/>
+          <w:b w:val="0"/>
+          <w:sz w:val="16"/>
+        </w:rPr>
+      </w:pPr>
+      <w:r>
+        <w:rPr>
+          <w:rFonts w:ascii="Consolas" w:hAnsi="Consolas"/>
+          <w:b w:val="0"/>
+          <w:sz w:val="16"/>
+        </w:rPr>
+        <w:t>inline void inputSize(int &amp;n, int &amp;m)</w:t>
       </w:r>
     </w:p>
     <w:p>
@@ -2637,44 +3547,119 @@
           <w:lang w:val="ru-RU"/>
         </w:rPr>
       </w:pPr>
-    </w:p>
-    <w:p>
-      <w:pPr>
-        <w:pStyle w:val="afff3"/>
-        <w:rPr>
-          <w:rFonts w:ascii="Consolas" w:hAnsi="Consolas" w:cs="Consolas"/>
+      <w:r>
+        <w:rPr>
+          <w:rFonts w:ascii="Consolas" w:hAnsi="Consolas"/>
           <w:b w:val="0"/>
           <w:sz w:val="16"/>
           <w:lang w:val="ru-RU"/>
         </w:rPr>
-      </w:pPr>
-      <w:r>
-        <w:rPr>
-          <w:rFonts w:ascii="Consolas" w:hAnsi="Consolas"/>
+        <w:t>{</w:t>
+      </w:r>
+    </w:p>
+    <w:p>
+      <w:pPr>
+        <w:pStyle w:val="afff3"/>
+        <w:rPr>
+          <w:rFonts w:ascii="Consolas" w:hAnsi="Consolas" w:cs="Consolas"/>
           <w:b w:val="0"/>
           <w:sz w:val="16"/>
           <w:lang w:val="ru-RU"/>
         </w:rPr>
-        <w:t>int validateInput(const char *user_input, int start, int end)</w:t>
-      </w:r>
-    </w:p>
-    <w:p>
-      <w:pPr>
-        <w:pStyle w:val="afff3"/>
-        <w:rPr>
-          <w:rFonts w:ascii="Consolas" w:hAnsi="Consolas" w:cs="Consolas"/>
+      </w:pPr>
+      <w:r>
+        <w:rPr>
+          <w:rFonts w:ascii="Consolas" w:hAnsi="Consolas"/>
           <w:b w:val="0"/>
           <w:sz w:val="16"/>
           <w:lang w:val="ru-RU"/>
         </w:rPr>
-      </w:pPr>
-      <w:r>
-        <w:rPr>
-          <w:rFonts w:ascii="Consolas" w:hAnsi="Consolas"/>
+        <w:t xml:space="preserve">    n = validateInput("Введите количество строк n", 1, MAX_DIM);</w:t>
+      </w:r>
+    </w:p>
+    <w:p>
+      <w:pPr>
+        <w:pStyle w:val="afff3"/>
+        <w:rPr>
+          <w:rFonts w:ascii="Consolas" w:hAnsi="Consolas" w:cs="Consolas"/>
           <w:b w:val="0"/>
           <w:sz w:val="16"/>
           <w:lang w:val="ru-RU"/>
         </w:rPr>
+      </w:pPr>
+      <w:r>
+        <w:rPr>
+          <w:rFonts w:ascii="Consolas" w:hAnsi="Consolas"/>
+          <w:b w:val="0"/>
+          <w:sz w:val="16"/>
+          <w:lang w:val="ru-RU"/>
+        </w:rPr>
+        <w:t xml:space="preserve">    m = validateInput("Введите количество столбцов m", 1, MAX_DIM);</w:t>
+      </w:r>
+    </w:p>
+    <w:p>
+      <w:pPr>
+        <w:pStyle w:val="afff3"/>
+        <w:rPr>
+          <w:rFonts w:ascii="Consolas" w:hAnsi="Consolas" w:cs="Consolas"/>
+          <w:b w:val="0"/>
+          <w:sz w:val="16"/>
+        </w:rPr>
+      </w:pPr>
+      <w:r>
+        <w:rPr>
+          <w:rFonts w:ascii="Consolas" w:hAnsi="Consolas"/>
+          <w:b w:val="0"/>
+          <w:sz w:val="16"/>
+        </w:rPr>
+        <w:t>}</w:t>
+      </w:r>
+    </w:p>
+    <w:p>
+      <w:pPr>
+        <w:pStyle w:val="afff3"/>
+        <w:rPr>
+          <w:rFonts w:ascii="Consolas" w:hAnsi="Consolas" w:cs="Consolas"/>
+          <w:b w:val="0"/>
+          <w:sz w:val="16"/>
+        </w:rPr>
+      </w:pPr>
+    </w:p>
+    <w:p>
+      <w:pPr>
+        <w:pStyle w:val="afff3"/>
+        <w:rPr>
+          <w:rFonts w:ascii="Consolas" w:hAnsi="Consolas" w:cs="Consolas"/>
+          <w:b w:val="0"/>
+          <w:sz w:val="16"/>
+        </w:rPr>
+      </w:pPr>
+      <w:r>
+        <w:rPr>
+          <w:rFonts w:ascii="Consolas" w:hAnsi="Consolas"/>
+          <w:b w:val="0"/>
+          <w:sz w:val="16"/>
+        </w:rPr>
+        <w:t>void fillManual(int a[][MAX_DIM], int n, int m)</w:t>
+      </w:r>
+    </w:p>
+    <w:p>
+      <w:pPr>
+        <w:pStyle w:val="afff3"/>
+        <w:rPr>
+          <w:rFonts w:ascii="Consolas" w:hAnsi="Consolas" w:cs="Consolas"/>
+          <w:b w:val="0"/>
+          <w:sz w:val="16"/>
+          <w:lang w:val="ru-RU"/>
+        </w:rPr>
+      </w:pPr>
+      <w:r>
+        <w:rPr>
+          <w:rFonts w:ascii="Consolas" w:hAnsi="Consolas"/>
+          <w:b w:val="0"/>
+          <w:sz w:val="16"/>
+          <w:lang w:val="ru-RU"/>
+        </w:rPr>
         <w:t>{</w:t>
       </w:r>
     </w:p>
@@ -2695,7 +3680,7 @@
           <w:sz w:val="16"/>
           <w:lang w:val="ru-RU"/>
         </w:rPr>
-        <w:t xml:space="preserve">    int value;</w:t>
+        <w:t xml:space="preserve">    std::cout &lt;&lt; "Введите элементы массива " &lt;&lt; n &lt;&lt; "x" &lt;&lt; m &lt;&lt; "\n";</w:t>
       </w:r>
     </w:p>
     <w:p>
@@ -2708,6 +3693,16 @@
           <w:lang w:val="ru-RU"/>
         </w:rPr>
       </w:pPr>
+    </w:p>
+    <w:p>
+      <w:pPr>
+        <w:pStyle w:val="afff3"/>
+        <w:rPr>
+          <w:rFonts w:ascii="Consolas" w:hAnsi="Consolas" w:cs="Consolas"/>
+          <w:b w:val="0"/>
+          <w:sz w:val="16"/>
+        </w:rPr>
+      </w:pPr>
       <w:r>
         <w:rPr>
           <w:rFonts w:ascii="Consolas" w:hAnsi="Consolas"/>
@@ -2715,6 +3710,1756 @@
           <w:sz w:val="16"/>
           <w:lang w:val="ru-RU"/>
         </w:rPr>
+        <w:t xml:space="preserve">    </w:t>
+      </w:r>
+      <w:r>
+        <w:rPr>
+          <w:rFonts w:ascii="Consolas" w:hAnsi="Consolas"/>
+          <w:b w:val="0"/>
+          <w:sz w:val="16"/>
+        </w:rPr>
+        <w:t>for (int i = 0; i &lt; n; ++i)</w:t>
+      </w:r>
+    </w:p>
+    <w:p>
+      <w:pPr>
+        <w:pStyle w:val="afff3"/>
+        <w:rPr>
+          <w:rFonts w:ascii="Consolas" w:hAnsi="Consolas" w:cs="Consolas"/>
+          <w:b w:val="0"/>
+          <w:sz w:val="16"/>
+        </w:rPr>
+      </w:pPr>
+      <w:r>
+        <w:rPr>
+          <w:rFonts w:ascii="Consolas" w:hAnsi="Consolas"/>
+          <w:b w:val="0"/>
+          <w:sz w:val="16"/>
+        </w:rPr>
+        <w:t xml:space="preserve">    {</w:t>
+      </w:r>
+    </w:p>
+    <w:p>
+      <w:pPr>
+        <w:pStyle w:val="afff3"/>
+        <w:rPr>
+          <w:rFonts w:ascii="Consolas" w:hAnsi="Consolas" w:cs="Consolas"/>
+          <w:b w:val="0"/>
+          <w:sz w:val="16"/>
+        </w:rPr>
+      </w:pPr>
+      <w:r>
+        <w:rPr>
+          <w:rFonts w:ascii="Consolas" w:hAnsi="Consolas"/>
+          <w:b w:val="0"/>
+          <w:sz w:val="16"/>
+        </w:rPr>
+        <w:t xml:space="preserve">        for (int j = 0; j &lt; m; ++j)</w:t>
+      </w:r>
+    </w:p>
+    <w:p>
+      <w:pPr>
+        <w:pStyle w:val="afff3"/>
+        <w:rPr>
+          <w:rFonts w:ascii="Consolas" w:hAnsi="Consolas" w:cs="Consolas"/>
+          <w:b w:val="0"/>
+          <w:sz w:val="16"/>
+        </w:rPr>
+      </w:pPr>
+      <w:r>
+        <w:rPr>
+          <w:rFonts w:ascii="Consolas" w:hAnsi="Consolas"/>
+          <w:b w:val="0"/>
+          <w:sz w:val="16"/>
+        </w:rPr>
+        <w:t xml:space="preserve">        {</w:t>
+      </w:r>
+    </w:p>
+    <w:p>
+      <w:pPr>
+        <w:pStyle w:val="afff3"/>
+        <w:rPr>
+          <w:rFonts w:ascii="Consolas" w:hAnsi="Consolas" w:cs="Consolas"/>
+          <w:b w:val="0"/>
+          <w:sz w:val="16"/>
+        </w:rPr>
+      </w:pPr>
+      <w:r>
+        <w:rPr>
+          <w:rFonts w:ascii="Consolas" w:hAnsi="Consolas"/>
+          <w:b w:val="0"/>
+          <w:sz w:val="16"/>
+        </w:rPr>
+        <w:t xml:space="preserve">            std::cout &lt;&lt; "</w:t>
+      </w:r>
+      <w:r>
+        <w:rPr>
+          <w:rFonts w:ascii="Consolas" w:hAnsi="Consolas"/>
+          <w:b w:val="0"/>
+          <w:sz w:val="16"/>
+          <w:lang w:val="ru-RU"/>
+        </w:rPr>
+        <w:t>Элемент</w:t>
+      </w:r>
+      <w:r>
+        <w:rPr>
+          <w:rFonts w:ascii="Consolas" w:hAnsi="Consolas"/>
+          <w:b w:val="0"/>
+          <w:sz w:val="16"/>
+        </w:rPr>
+        <w:t xml:space="preserve"> a" &lt;&lt; i + 1 &lt;&lt; j + 1;</w:t>
+      </w:r>
+    </w:p>
+    <w:p>
+      <w:pPr>
+        <w:pStyle w:val="afff3"/>
+        <w:rPr>
+          <w:rFonts w:ascii="Consolas" w:hAnsi="Consolas" w:cs="Consolas"/>
+          <w:b w:val="0"/>
+          <w:sz w:val="16"/>
+        </w:rPr>
+      </w:pPr>
+      <w:r>
+        <w:rPr>
+          <w:rFonts w:ascii="Consolas" w:hAnsi="Consolas"/>
+          <w:b w:val="0"/>
+          <w:sz w:val="16"/>
+        </w:rPr>
+        <w:t xml:space="preserve">            a[i][j] = validateInput("", MIN_VALUE, MAX_VALUE);</w:t>
+      </w:r>
+    </w:p>
+    <w:p>
+      <w:pPr>
+        <w:pStyle w:val="afff3"/>
+        <w:rPr>
+          <w:rFonts w:ascii="Consolas" w:hAnsi="Consolas" w:cs="Consolas"/>
+          <w:b w:val="0"/>
+          <w:sz w:val="16"/>
+        </w:rPr>
+      </w:pPr>
+      <w:r>
+        <w:rPr>
+          <w:rFonts w:ascii="Consolas" w:hAnsi="Consolas"/>
+          <w:b w:val="0"/>
+          <w:sz w:val="16"/>
+        </w:rPr>
+        <w:t xml:space="preserve">        }</w:t>
+      </w:r>
+    </w:p>
+    <w:p>
+      <w:pPr>
+        <w:pStyle w:val="afff3"/>
+        <w:rPr>
+          <w:rFonts w:ascii="Consolas" w:hAnsi="Consolas" w:cs="Consolas"/>
+          <w:b w:val="0"/>
+          <w:sz w:val="16"/>
+        </w:rPr>
+      </w:pPr>
+      <w:r>
+        <w:rPr>
+          <w:rFonts w:ascii="Consolas" w:hAnsi="Consolas"/>
+          <w:b w:val="0"/>
+          <w:sz w:val="16"/>
+        </w:rPr>
+        <w:t xml:space="preserve">    }</w:t>
+      </w:r>
+    </w:p>
+    <w:p>
+      <w:pPr>
+        <w:pStyle w:val="afff3"/>
+        <w:rPr>
+          <w:rFonts w:ascii="Consolas" w:hAnsi="Consolas" w:cs="Consolas"/>
+          <w:b w:val="0"/>
+          <w:sz w:val="16"/>
+        </w:rPr>
+      </w:pPr>
+      <w:r>
+        <w:rPr>
+          <w:rFonts w:ascii="Consolas" w:hAnsi="Consolas"/>
+          <w:b w:val="0"/>
+          <w:sz w:val="16"/>
+        </w:rPr>
+        <w:t>}</w:t>
+      </w:r>
+    </w:p>
+    <w:p>
+      <w:pPr>
+        <w:pStyle w:val="afff3"/>
+        <w:rPr>
+          <w:rFonts w:ascii="Consolas" w:hAnsi="Consolas" w:cs="Consolas"/>
+          <w:b w:val="0"/>
+          <w:sz w:val="16"/>
+        </w:rPr>
+      </w:pPr>
+    </w:p>
+    <w:p>
+      <w:pPr>
+        <w:pStyle w:val="afff3"/>
+        <w:rPr>
+          <w:rFonts w:ascii="Consolas" w:hAnsi="Consolas" w:cs="Consolas"/>
+          <w:b w:val="0"/>
+          <w:sz w:val="16"/>
+        </w:rPr>
+      </w:pPr>
+      <w:r>
+        <w:rPr>
+          <w:rFonts w:ascii="Consolas" w:hAnsi="Consolas"/>
+          <w:b w:val="0"/>
+          <w:sz w:val="16"/>
+        </w:rPr>
+        <w:t>static void fillRandom(int a[][MAX_DIM], int n, int m)</w:t>
+      </w:r>
+    </w:p>
+    <w:p>
+      <w:pPr>
+        <w:pStyle w:val="afff3"/>
+        <w:rPr>
+          <w:rFonts w:ascii="Consolas" w:hAnsi="Consolas" w:cs="Consolas"/>
+          <w:b w:val="0"/>
+          <w:sz w:val="16"/>
+        </w:rPr>
+      </w:pPr>
+      <w:r>
+        <w:rPr>
+          <w:rFonts w:ascii="Consolas" w:hAnsi="Consolas"/>
+          <w:b w:val="0"/>
+          <w:sz w:val="16"/>
+        </w:rPr>
+        <w:t>{</w:t>
+      </w:r>
+    </w:p>
+    <w:p>
+      <w:pPr>
+        <w:pStyle w:val="afff3"/>
+        <w:rPr>
+          <w:rFonts w:ascii="Consolas" w:hAnsi="Consolas" w:cs="Consolas"/>
+          <w:b w:val="0"/>
+          <w:sz w:val="16"/>
+        </w:rPr>
+      </w:pPr>
+      <w:r>
+        <w:rPr>
+          <w:rFonts w:ascii="Consolas" w:hAnsi="Consolas"/>
+          <w:b w:val="0"/>
+          <w:sz w:val="16"/>
+        </w:rPr>
+        <w:t xml:space="preserve">    static std::mt19937 gen(std::random_device{}());</w:t>
+      </w:r>
+    </w:p>
+    <w:p>
+      <w:pPr>
+        <w:pStyle w:val="afff3"/>
+        <w:rPr>
+          <w:rFonts w:ascii="Consolas" w:hAnsi="Consolas" w:cs="Consolas"/>
+          <w:b w:val="0"/>
+          <w:sz w:val="16"/>
+        </w:rPr>
+      </w:pPr>
+      <w:r>
+        <w:rPr>
+          <w:rFonts w:ascii="Consolas" w:hAnsi="Consolas"/>
+          <w:b w:val="0"/>
+          <w:sz w:val="16"/>
+        </w:rPr>
+        <w:t xml:space="preserve">    std::uniform_int_distribution&lt;int&gt; dist(MIN_VALUE, MAX_VALUE);</w:t>
+      </w:r>
+    </w:p>
+    <w:p>
+      <w:pPr>
+        <w:pStyle w:val="afff3"/>
+        <w:rPr>
+          <w:rFonts w:ascii="Consolas" w:hAnsi="Consolas" w:cs="Consolas"/>
+          <w:b w:val="0"/>
+          <w:sz w:val="16"/>
+        </w:rPr>
+      </w:pPr>
+    </w:p>
+    <w:p>
+      <w:pPr>
+        <w:pStyle w:val="afff3"/>
+        <w:rPr>
+          <w:rFonts w:ascii="Consolas" w:hAnsi="Consolas" w:cs="Consolas"/>
+          <w:b w:val="0"/>
+          <w:sz w:val="16"/>
+        </w:rPr>
+      </w:pPr>
+      <w:r>
+        <w:rPr>
+          <w:rFonts w:ascii="Consolas" w:hAnsi="Consolas"/>
+          <w:b w:val="0"/>
+          <w:sz w:val="16"/>
+        </w:rPr>
+        <w:t xml:space="preserve">    for (int i = 0; i &lt; n; ++i)</w:t>
+      </w:r>
+    </w:p>
+    <w:p>
+      <w:pPr>
+        <w:pStyle w:val="afff3"/>
+        <w:rPr>
+          <w:rFonts w:ascii="Consolas" w:hAnsi="Consolas" w:cs="Consolas"/>
+          <w:b w:val="0"/>
+          <w:sz w:val="16"/>
+        </w:rPr>
+      </w:pPr>
+      <w:r>
+        <w:rPr>
+          <w:rFonts w:ascii="Consolas" w:hAnsi="Consolas"/>
+          <w:b w:val="0"/>
+          <w:sz w:val="16"/>
+        </w:rPr>
+        <w:t xml:space="preserve">        for (int j = 0; j &lt; m; ++j)</w:t>
+      </w:r>
+    </w:p>
+    <w:p>
+      <w:pPr>
+        <w:pStyle w:val="afff3"/>
+        <w:rPr>
+          <w:rFonts w:ascii="Consolas" w:hAnsi="Consolas" w:cs="Consolas"/>
+          <w:b w:val="0"/>
+          <w:sz w:val="16"/>
+        </w:rPr>
+      </w:pPr>
+      <w:r>
+        <w:rPr>
+          <w:rFonts w:ascii="Consolas" w:hAnsi="Consolas"/>
+          <w:b w:val="0"/>
+          <w:sz w:val="16"/>
+        </w:rPr>
+        <w:t xml:space="preserve">            a[i][j] = dist(gen);</w:t>
+      </w:r>
+    </w:p>
+    <w:p>
+      <w:pPr>
+        <w:pStyle w:val="afff3"/>
+        <w:rPr>
+          <w:rFonts w:ascii="Consolas" w:hAnsi="Consolas" w:cs="Consolas"/>
+          <w:b w:val="0"/>
+          <w:sz w:val="16"/>
+        </w:rPr>
+      </w:pPr>
+      <w:r>
+        <w:rPr>
+          <w:rFonts w:ascii="Consolas" w:hAnsi="Consolas"/>
+          <w:b w:val="0"/>
+          <w:sz w:val="16"/>
+        </w:rPr>
+        <w:t>}</w:t>
+      </w:r>
+    </w:p>
+    <w:p>
+      <w:pPr>
+        <w:pStyle w:val="afff3"/>
+        <w:rPr>
+          <w:rFonts w:ascii="Consolas" w:hAnsi="Consolas" w:cs="Consolas"/>
+          <w:b w:val="0"/>
+          <w:sz w:val="16"/>
+        </w:rPr>
+      </w:pPr>
+    </w:p>
+    <w:p>
+      <w:pPr>
+        <w:pStyle w:val="afff3"/>
+        <w:rPr>
+          <w:rFonts w:ascii="Consolas" w:hAnsi="Consolas" w:cs="Consolas"/>
+          <w:b w:val="0"/>
+          <w:sz w:val="16"/>
+        </w:rPr>
+      </w:pPr>
+      <w:r>
+        <w:rPr>
+          <w:rFonts w:ascii="Consolas" w:hAnsi="Consolas"/>
+          <w:b w:val="0"/>
+          <w:sz w:val="16"/>
+        </w:rPr>
+        <w:t>inline void printArray(const int a[][MAX_DIM], int n, int m)</w:t>
+      </w:r>
+    </w:p>
+    <w:p>
+      <w:pPr>
+        <w:pStyle w:val="afff3"/>
+        <w:rPr>
+          <w:rFonts w:ascii="Consolas" w:hAnsi="Consolas" w:cs="Consolas"/>
+          <w:b w:val="0"/>
+          <w:sz w:val="16"/>
+        </w:rPr>
+      </w:pPr>
+      <w:r>
+        <w:rPr>
+          <w:rFonts w:ascii="Consolas" w:hAnsi="Consolas"/>
+          <w:b w:val="0"/>
+          <w:sz w:val="16"/>
+        </w:rPr>
+        <w:t>{</w:t>
+      </w:r>
+    </w:p>
+    <w:p>
+      <w:pPr>
+        <w:pStyle w:val="afff3"/>
+        <w:rPr>
+          <w:rFonts w:ascii="Consolas" w:hAnsi="Consolas" w:cs="Consolas"/>
+          <w:b w:val="0"/>
+          <w:sz w:val="16"/>
+        </w:rPr>
+      </w:pPr>
+      <w:r>
+        <w:rPr>
+          <w:rFonts w:ascii="Consolas" w:hAnsi="Consolas"/>
+          <w:b w:val="0"/>
+          <w:sz w:val="16"/>
+        </w:rPr>
+        <w:t xml:space="preserve">    std::cout &lt;&lt; "</w:t>
+      </w:r>
+      <w:r>
+        <w:rPr>
+          <w:rFonts w:ascii="Consolas" w:hAnsi="Consolas"/>
+          <w:b w:val="0"/>
+          <w:sz w:val="16"/>
+          <w:lang w:val="ru-RU"/>
+        </w:rPr>
+        <w:t>Массив</w:t>
+      </w:r>
+      <w:r>
+        <w:rPr>
+          <w:rFonts w:ascii="Consolas" w:hAnsi="Consolas"/>
+          <w:b w:val="0"/>
+          <w:sz w:val="16"/>
+        </w:rPr>
+        <w:t xml:space="preserve"> " &lt;&lt; n &lt;&lt; "x" &lt;&lt; m &lt;&lt; ":\n";</w:t>
+      </w:r>
+    </w:p>
+    <w:p>
+      <w:pPr>
+        <w:pStyle w:val="afff3"/>
+        <w:rPr>
+          <w:rFonts w:ascii="Consolas" w:hAnsi="Consolas" w:cs="Consolas"/>
+          <w:b w:val="0"/>
+          <w:sz w:val="16"/>
+        </w:rPr>
+      </w:pPr>
+      <w:r>
+        <w:rPr>
+          <w:rFonts w:ascii="Consolas" w:hAnsi="Consolas"/>
+          <w:b w:val="0"/>
+          <w:sz w:val="16"/>
+        </w:rPr>
+        <w:t xml:space="preserve">    for (int i = 0; i &lt; n; ++i)</w:t>
+      </w:r>
+    </w:p>
+    <w:p>
+      <w:pPr>
+        <w:pStyle w:val="afff3"/>
+        <w:rPr>
+          <w:rFonts w:ascii="Consolas" w:hAnsi="Consolas" w:cs="Consolas"/>
+          <w:b w:val="0"/>
+          <w:sz w:val="16"/>
+        </w:rPr>
+      </w:pPr>
+      <w:r>
+        <w:rPr>
+          <w:rFonts w:ascii="Consolas" w:hAnsi="Consolas"/>
+          <w:b w:val="0"/>
+          <w:sz w:val="16"/>
+        </w:rPr>
+        <w:t xml:space="preserve">    {</w:t>
+      </w:r>
+    </w:p>
+    <w:p>
+      <w:pPr>
+        <w:pStyle w:val="afff3"/>
+        <w:rPr>
+          <w:rFonts w:ascii="Consolas" w:hAnsi="Consolas" w:cs="Consolas"/>
+          <w:b w:val="0"/>
+          <w:sz w:val="16"/>
+        </w:rPr>
+      </w:pPr>
+      <w:r>
+        <w:rPr>
+          <w:rFonts w:ascii="Consolas" w:hAnsi="Consolas"/>
+          <w:b w:val="0"/>
+          <w:sz w:val="16"/>
+        </w:rPr>
+        <w:t xml:space="preserve">        for (int j = 0; j &lt; m; ++j)</w:t>
+      </w:r>
+    </w:p>
+    <w:p>
+      <w:pPr>
+        <w:pStyle w:val="afff3"/>
+        <w:rPr>
+          <w:rFonts w:ascii="Consolas" w:hAnsi="Consolas" w:cs="Consolas"/>
+          <w:b w:val="0"/>
+          <w:sz w:val="16"/>
+        </w:rPr>
+      </w:pPr>
+      <w:r>
+        <w:rPr>
+          <w:rFonts w:ascii="Consolas" w:hAnsi="Consolas"/>
+          <w:b w:val="0"/>
+          <w:sz w:val="16"/>
+        </w:rPr>
+        <w:t xml:space="preserve">            std::cout &lt;&lt; std::setw(7) &lt;&lt; a[i][j];</w:t>
+      </w:r>
+    </w:p>
+    <w:p>
+      <w:pPr>
+        <w:pStyle w:val="afff3"/>
+        <w:rPr>
+          <w:rFonts w:ascii="Consolas" w:hAnsi="Consolas" w:cs="Consolas"/>
+          <w:b w:val="0"/>
+          <w:sz w:val="16"/>
+        </w:rPr>
+      </w:pPr>
+      <w:r>
+        <w:rPr>
+          <w:rFonts w:ascii="Consolas" w:hAnsi="Consolas"/>
+          <w:b w:val="0"/>
+          <w:sz w:val="16"/>
+        </w:rPr>
+        <w:t xml:space="preserve">        std::cout &lt;&lt; '\n';</w:t>
+      </w:r>
+    </w:p>
+    <w:p>
+      <w:pPr>
+        <w:pStyle w:val="afff3"/>
+        <w:rPr>
+          <w:rFonts w:ascii="Consolas" w:hAnsi="Consolas" w:cs="Consolas"/>
+          <w:b w:val="0"/>
+          <w:sz w:val="16"/>
+        </w:rPr>
+      </w:pPr>
+      <w:r>
+        <w:rPr>
+          <w:rFonts w:ascii="Consolas" w:hAnsi="Consolas"/>
+          <w:b w:val="0"/>
+          <w:sz w:val="16"/>
+        </w:rPr>
+        <w:t xml:space="preserve">    }</w:t>
+      </w:r>
+    </w:p>
+    <w:p>
+      <w:pPr>
+        <w:pStyle w:val="afff3"/>
+        <w:rPr>
+          <w:rFonts w:ascii="Consolas" w:hAnsi="Consolas" w:cs="Consolas"/>
+          <w:b w:val="0"/>
+          <w:sz w:val="16"/>
+        </w:rPr>
+      </w:pPr>
+      <w:r>
+        <w:rPr>
+          <w:rFonts w:ascii="Consolas" w:hAnsi="Consolas"/>
+          <w:b w:val="0"/>
+          <w:sz w:val="16"/>
+        </w:rPr>
+        <w:t>}</w:t>
+      </w:r>
+    </w:p>
+    <w:p>
+      <w:pPr>
+        <w:pStyle w:val="afff3"/>
+        <w:rPr>
+          <w:rFonts w:ascii="Consolas" w:hAnsi="Consolas" w:cs="Consolas"/>
+          <w:b w:val="0"/>
+          <w:sz w:val="16"/>
+        </w:rPr>
+      </w:pPr>
+    </w:p>
+    <w:p>
+      <w:pPr>
+        <w:pStyle w:val="afff3"/>
+        <w:rPr>
+          <w:rFonts w:ascii="Consolas" w:hAnsi="Consolas" w:cs="Consolas"/>
+          <w:b w:val="0"/>
+          <w:sz w:val="16"/>
+        </w:rPr>
+      </w:pPr>
+      <w:r>
+        <w:rPr>
+          <w:rFonts w:ascii="Consolas" w:hAnsi="Consolas"/>
+          <w:b w:val="0"/>
+          <w:sz w:val="16"/>
+        </w:rPr>
+        <w:t>void calcAvgBelowDiagAndMainDiagArray(const int a[][MAX_DIM], int n, int m)</w:t>
+      </w:r>
+    </w:p>
+    <w:p>
+      <w:pPr>
+        <w:pStyle w:val="afff3"/>
+        <w:rPr>
+          <w:rFonts w:ascii="Consolas" w:hAnsi="Consolas" w:cs="Consolas"/>
+          <w:b w:val="0"/>
+          <w:sz w:val="16"/>
+        </w:rPr>
+      </w:pPr>
+      <w:r>
+        <w:rPr>
+          <w:rFonts w:ascii="Consolas" w:hAnsi="Consolas"/>
+          <w:b w:val="0"/>
+          <w:sz w:val="16"/>
+        </w:rPr>
+        <w:t>{</w:t>
+      </w:r>
+    </w:p>
+    <w:p>
+      <w:pPr>
+        <w:pStyle w:val="afff3"/>
+        <w:rPr>
+          <w:rFonts w:ascii="Consolas" w:hAnsi="Consolas" w:cs="Consolas"/>
+          <w:b w:val="0"/>
+          <w:sz w:val="16"/>
+        </w:rPr>
+      </w:pPr>
+      <w:r>
+        <w:rPr>
+          <w:rFonts w:ascii="Consolas" w:hAnsi="Consolas"/>
+          <w:b w:val="0"/>
+          <w:sz w:val="16"/>
+        </w:rPr>
+        <w:t xml:space="preserve">    long long sumNegBelow = 0;</w:t>
+      </w:r>
+    </w:p>
+    <w:p>
+      <w:pPr>
+        <w:pStyle w:val="afff3"/>
+        <w:rPr>
+          <w:rFonts w:ascii="Consolas" w:hAnsi="Consolas" w:cs="Consolas"/>
+          <w:b w:val="0"/>
+          <w:sz w:val="16"/>
+        </w:rPr>
+      </w:pPr>
+      <w:r>
+        <w:rPr>
+          <w:rFonts w:ascii="Consolas" w:hAnsi="Consolas"/>
+          <w:b w:val="0"/>
+          <w:sz w:val="16"/>
+        </w:rPr>
+        <w:t xml:space="preserve">    int countNegBelow = 0;</w:t>
+      </w:r>
+    </w:p>
+    <w:p>
+      <w:pPr>
+        <w:pStyle w:val="afff3"/>
+        <w:rPr>
+          <w:rFonts w:ascii="Consolas" w:hAnsi="Consolas" w:cs="Consolas"/>
+          <w:b w:val="0"/>
+          <w:sz w:val="16"/>
+        </w:rPr>
+      </w:pPr>
+      <w:r>
+        <w:rPr>
+          <w:rFonts w:ascii="Consolas" w:hAnsi="Consolas"/>
+          <w:b w:val="0"/>
+          <w:sz w:val="16"/>
+        </w:rPr>
+        <w:t xml:space="preserve">    long long sumDiag = 0;</w:t>
+      </w:r>
+    </w:p>
+    <w:p>
+      <w:pPr>
+        <w:pStyle w:val="afff3"/>
+        <w:rPr>
+          <w:rFonts w:ascii="Consolas" w:hAnsi="Consolas" w:cs="Consolas"/>
+          <w:b w:val="0"/>
+          <w:sz w:val="16"/>
+        </w:rPr>
+      </w:pPr>
+      <w:r>
+        <w:rPr>
+          <w:rFonts w:ascii="Consolas" w:hAnsi="Consolas"/>
+          <w:b w:val="0"/>
+          <w:sz w:val="16"/>
+        </w:rPr>
+        <w:t xml:space="preserve">    unsigned int countDiag = 0;</w:t>
+      </w:r>
+    </w:p>
+    <w:p>
+      <w:pPr>
+        <w:pStyle w:val="afff3"/>
+        <w:rPr>
+          <w:rFonts w:ascii="Consolas" w:hAnsi="Consolas" w:cs="Consolas"/>
+          <w:b w:val="0"/>
+          <w:sz w:val="16"/>
+        </w:rPr>
+      </w:pPr>
+    </w:p>
+    <w:p>
+      <w:pPr>
+        <w:pStyle w:val="afff3"/>
+        <w:rPr>
+          <w:rFonts w:ascii="Consolas" w:hAnsi="Consolas" w:cs="Consolas"/>
+          <w:b w:val="0"/>
+          <w:sz w:val="16"/>
+        </w:rPr>
+      </w:pPr>
+      <w:r>
+        <w:rPr>
+          <w:rFonts w:ascii="Consolas" w:hAnsi="Consolas"/>
+          <w:b w:val="0"/>
+          <w:sz w:val="16"/>
+        </w:rPr>
+        <w:t xml:space="preserve">    for (int i = 0; i &lt; n; ++i)</w:t>
+      </w:r>
+    </w:p>
+    <w:p>
+      <w:pPr>
+        <w:pStyle w:val="afff3"/>
+        <w:rPr>
+          <w:rFonts w:ascii="Consolas" w:hAnsi="Consolas" w:cs="Consolas"/>
+          <w:b w:val="0"/>
+          <w:sz w:val="16"/>
+        </w:rPr>
+      </w:pPr>
+      <w:r>
+        <w:rPr>
+          <w:rFonts w:ascii="Consolas" w:hAnsi="Consolas"/>
+          <w:b w:val="0"/>
+          <w:sz w:val="16"/>
+        </w:rPr>
+        <w:t xml:space="preserve">    {</w:t>
+      </w:r>
+    </w:p>
+    <w:p>
+      <w:pPr>
+        <w:pStyle w:val="afff3"/>
+        <w:rPr>
+          <w:rFonts w:ascii="Consolas" w:hAnsi="Consolas" w:cs="Consolas"/>
+          <w:b w:val="0"/>
+          <w:sz w:val="16"/>
+        </w:rPr>
+      </w:pPr>
+      <w:r>
+        <w:rPr>
+          <w:rFonts w:ascii="Consolas" w:hAnsi="Consolas"/>
+          <w:b w:val="0"/>
+          <w:sz w:val="16"/>
+        </w:rPr>
+        <w:t xml:space="preserve">        for (int j = 0; j &lt; m; ++j)</w:t>
+      </w:r>
+    </w:p>
+    <w:p>
+      <w:pPr>
+        <w:pStyle w:val="afff3"/>
+        <w:rPr>
+          <w:rFonts w:ascii="Consolas" w:hAnsi="Consolas" w:cs="Consolas"/>
+          <w:b w:val="0"/>
+          <w:sz w:val="16"/>
+        </w:rPr>
+      </w:pPr>
+      <w:r>
+        <w:rPr>
+          <w:rFonts w:ascii="Consolas" w:hAnsi="Consolas"/>
+          <w:b w:val="0"/>
+          <w:sz w:val="16"/>
+        </w:rPr>
+        <w:t xml:space="preserve">        {</w:t>
+      </w:r>
+    </w:p>
+    <w:p>
+      <w:pPr>
+        <w:pStyle w:val="afff3"/>
+        <w:rPr>
+          <w:rFonts w:ascii="Consolas" w:hAnsi="Consolas" w:cs="Consolas"/>
+          <w:b w:val="0"/>
+          <w:sz w:val="16"/>
+        </w:rPr>
+      </w:pPr>
+      <w:r>
+        <w:rPr>
+          <w:rFonts w:ascii="Consolas" w:hAnsi="Consolas"/>
+          <w:b w:val="0"/>
+          <w:sz w:val="16"/>
+        </w:rPr>
+        <w:t xml:space="preserve">            if (i == j)</w:t>
+      </w:r>
+    </w:p>
+    <w:p>
+      <w:pPr>
+        <w:pStyle w:val="afff3"/>
+        <w:rPr>
+          <w:rFonts w:ascii="Consolas" w:hAnsi="Consolas" w:cs="Consolas"/>
+          <w:b w:val="0"/>
+          <w:sz w:val="16"/>
+        </w:rPr>
+      </w:pPr>
+      <w:r>
+        <w:rPr>
+          <w:rFonts w:ascii="Consolas" w:hAnsi="Consolas"/>
+          <w:b w:val="0"/>
+          <w:sz w:val="16"/>
+        </w:rPr>
+        <w:t xml:space="preserve">            {</w:t>
+      </w:r>
+    </w:p>
+    <w:p>
+      <w:pPr>
+        <w:pStyle w:val="afff3"/>
+        <w:rPr>
+          <w:rFonts w:ascii="Consolas" w:hAnsi="Consolas" w:cs="Consolas"/>
+          <w:b w:val="0"/>
+          <w:sz w:val="16"/>
+        </w:rPr>
+      </w:pPr>
+      <w:r>
+        <w:rPr>
+          <w:rFonts w:ascii="Consolas" w:hAnsi="Consolas"/>
+          <w:b w:val="0"/>
+          <w:sz w:val="16"/>
+        </w:rPr>
+        <w:t xml:space="preserve">                sumDiag += a[i][j];</w:t>
+      </w:r>
+    </w:p>
+    <w:p>
+      <w:pPr>
+        <w:pStyle w:val="afff3"/>
+        <w:rPr>
+          <w:rFonts w:ascii="Consolas" w:hAnsi="Consolas" w:cs="Consolas"/>
+          <w:b w:val="0"/>
+          <w:sz w:val="16"/>
+        </w:rPr>
+      </w:pPr>
+      <w:r>
+        <w:rPr>
+          <w:rFonts w:ascii="Consolas" w:hAnsi="Consolas"/>
+          <w:b w:val="0"/>
+          <w:sz w:val="16"/>
+        </w:rPr>
+        <w:t xml:space="preserve">                ++countDiag;</w:t>
+      </w:r>
+    </w:p>
+    <w:p>
+      <w:pPr>
+        <w:pStyle w:val="afff3"/>
+        <w:rPr>
+          <w:rFonts w:ascii="Consolas" w:hAnsi="Consolas" w:cs="Consolas"/>
+          <w:b w:val="0"/>
+          <w:sz w:val="16"/>
+        </w:rPr>
+      </w:pPr>
+      <w:r>
+        <w:rPr>
+          <w:rFonts w:ascii="Consolas" w:hAnsi="Consolas"/>
+          <w:b w:val="0"/>
+          <w:sz w:val="16"/>
+        </w:rPr>
+        <w:t xml:space="preserve">            }</w:t>
+      </w:r>
+    </w:p>
+    <w:p>
+      <w:pPr>
+        <w:pStyle w:val="afff3"/>
+        <w:rPr>
+          <w:rFonts w:ascii="Consolas" w:hAnsi="Consolas" w:cs="Consolas"/>
+          <w:b w:val="0"/>
+          <w:sz w:val="16"/>
+        </w:rPr>
+      </w:pPr>
+      <w:r>
+        <w:rPr>
+          <w:rFonts w:ascii="Consolas" w:hAnsi="Consolas"/>
+          <w:b w:val="0"/>
+          <w:sz w:val="16"/>
+        </w:rPr>
+        <w:t xml:space="preserve">            else if (i &gt; j &amp;&amp; a[i][j] &lt; 0)</w:t>
+      </w:r>
+    </w:p>
+    <w:p>
+      <w:pPr>
+        <w:pStyle w:val="afff3"/>
+        <w:rPr>
+          <w:rFonts w:ascii="Consolas" w:hAnsi="Consolas" w:cs="Consolas"/>
+          <w:b w:val="0"/>
+          <w:sz w:val="16"/>
+        </w:rPr>
+      </w:pPr>
+      <w:r>
+        <w:rPr>
+          <w:rFonts w:ascii="Consolas" w:hAnsi="Consolas"/>
+          <w:b w:val="0"/>
+          <w:sz w:val="16"/>
+        </w:rPr>
+        <w:t xml:space="preserve">            {</w:t>
+      </w:r>
+    </w:p>
+    <w:p>
+      <w:pPr>
+        <w:pStyle w:val="afff3"/>
+        <w:rPr>
+          <w:rFonts w:ascii="Consolas" w:hAnsi="Consolas" w:cs="Consolas"/>
+          <w:b w:val="0"/>
+          <w:sz w:val="16"/>
+        </w:rPr>
+      </w:pPr>
+      <w:r>
+        <w:rPr>
+          <w:rFonts w:ascii="Consolas" w:hAnsi="Consolas"/>
+          <w:b w:val="0"/>
+          <w:sz w:val="16"/>
+        </w:rPr>
+        <w:t xml:space="preserve">                sumNegBelow += a[i][j];</w:t>
+      </w:r>
+    </w:p>
+    <w:p>
+      <w:pPr>
+        <w:pStyle w:val="afff3"/>
+        <w:rPr>
+          <w:rFonts w:ascii="Consolas" w:hAnsi="Consolas" w:cs="Consolas"/>
+          <w:b w:val="0"/>
+          <w:sz w:val="16"/>
+        </w:rPr>
+      </w:pPr>
+      <w:r>
+        <w:rPr>
+          <w:rFonts w:ascii="Consolas" w:hAnsi="Consolas"/>
+          <w:b w:val="0"/>
+          <w:sz w:val="16"/>
+        </w:rPr>
+        <w:t xml:space="preserve">                ++countNegBelow;</w:t>
+      </w:r>
+    </w:p>
+    <w:p>
+      <w:pPr>
+        <w:pStyle w:val="afff3"/>
+        <w:rPr>
+          <w:rFonts w:ascii="Consolas" w:hAnsi="Consolas" w:cs="Consolas"/>
+          <w:b w:val="0"/>
+          <w:sz w:val="16"/>
+        </w:rPr>
+      </w:pPr>
+      <w:r>
+        <w:rPr>
+          <w:rFonts w:ascii="Consolas" w:hAnsi="Consolas"/>
+          <w:b w:val="0"/>
+          <w:sz w:val="16"/>
+        </w:rPr>
+        <w:lastRenderedPageBreak/>
+        <w:t xml:space="preserve">            }</w:t>
+      </w:r>
+    </w:p>
+    <w:p>
+      <w:pPr>
+        <w:pStyle w:val="afff3"/>
+        <w:rPr>
+          <w:rFonts w:ascii="Consolas" w:hAnsi="Consolas" w:cs="Consolas"/>
+          <w:b w:val="0"/>
+          <w:sz w:val="16"/>
+        </w:rPr>
+      </w:pPr>
+      <w:r>
+        <w:rPr>
+          <w:rFonts w:ascii="Consolas" w:hAnsi="Consolas"/>
+          <w:b w:val="0"/>
+          <w:sz w:val="16"/>
+        </w:rPr>
+        <w:t xml:space="preserve">        }</w:t>
+      </w:r>
+    </w:p>
+    <w:p>
+      <w:pPr>
+        <w:pStyle w:val="afff3"/>
+        <w:rPr>
+          <w:rFonts w:ascii="Consolas" w:hAnsi="Consolas" w:cs="Consolas"/>
+          <w:b w:val="0"/>
+          <w:sz w:val="16"/>
+        </w:rPr>
+      </w:pPr>
+      <w:r>
+        <w:rPr>
+          <w:rFonts w:ascii="Consolas" w:hAnsi="Consolas"/>
+          <w:b w:val="0"/>
+          <w:sz w:val="16"/>
+        </w:rPr>
+        <w:t xml:space="preserve">    }</w:t>
+      </w:r>
+    </w:p>
+    <w:p>
+      <w:pPr>
+        <w:pStyle w:val="afff3"/>
+        <w:rPr>
+          <w:rFonts w:ascii="Consolas" w:hAnsi="Consolas" w:cs="Consolas"/>
+          <w:b w:val="0"/>
+          <w:sz w:val="16"/>
+        </w:rPr>
+      </w:pPr>
+    </w:p>
+    <w:p>
+      <w:pPr>
+        <w:pStyle w:val="afff3"/>
+        <w:rPr>
+          <w:rFonts w:ascii="Consolas" w:hAnsi="Consolas" w:cs="Consolas"/>
+          <w:b w:val="0"/>
+          <w:sz w:val="16"/>
+        </w:rPr>
+      </w:pPr>
+      <w:r>
+        <w:rPr>
+          <w:rFonts w:ascii="Consolas" w:hAnsi="Consolas"/>
+          <w:b w:val="0"/>
+          <w:sz w:val="16"/>
+        </w:rPr>
+        <w:t xml:space="preserve">    std::cout &lt;&lt; std::fixed &lt;&lt; std::setprecision(3);</w:t>
+      </w:r>
+    </w:p>
+    <w:p>
+      <w:pPr>
+        <w:pStyle w:val="afff3"/>
+        <w:rPr>
+          <w:rFonts w:ascii="Consolas" w:hAnsi="Consolas" w:cs="Consolas"/>
+          <w:b w:val="0"/>
+          <w:sz w:val="16"/>
+          <w:lang w:val="ru-RU"/>
+        </w:rPr>
+      </w:pPr>
+      <w:r>
+        <w:rPr>
+          <w:rFonts w:ascii="Consolas" w:hAnsi="Consolas"/>
+          <w:b w:val="0"/>
+          <w:sz w:val="16"/>
+        </w:rPr>
+        <w:t xml:space="preserve">    </w:t>
+      </w:r>
+      <w:r>
+        <w:rPr>
+          <w:rFonts w:ascii="Consolas" w:hAnsi="Consolas"/>
+          <w:b w:val="0"/>
+          <w:sz w:val="16"/>
+          <w:lang w:val="ru-RU"/>
+        </w:rPr>
+        <w:t>if (countNegBelow &gt; 0)</w:t>
+      </w:r>
+    </w:p>
+    <w:p>
+      <w:pPr>
+        <w:pStyle w:val="afff3"/>
+        <w:rPr>
+          <w:rFonts w:ascii="Consolas" w:hAnsi="Consolas" w:cs="Consolas"/>
+          <w:b w:val="0"/>
+          <w:sz w:val="16"/>
+          <w:lang w:val="ru-RU"/>
+        </w:rPr>
+      </w:pPr>
+      <w:r>
+        <w:rPr>
+          <w:rFonts w:ascii="Consolas" w:hAnsi="Consolas"/>
+          <w:b w:val="0"/>
+          <w:sz w:val="16"/>
+          <w:lang w:val="ru-RU"/>
+        </w:rPr>
+        <w:t xml:space="preserve">    {</w:t>
+      </w:r>
+    </w:p>
+    <w:p>
+      <w:pPr>
+        <w:pStyle w:val="afff3"/>
+        <w:rPr>
+          <w:rFonts w:ascii="Consolas" w:hAnsi="Consolas" w:cs="Consolas"/>
+          <w:b w:val="0"/>
+          <w:sz w:val="16"/>
+          <w:lang w:val="ru-RU"/>
+        </w:rPr>
+      </w:pPr>
+      <w:r>
+        <w:rPr>
+          <w:rFonts w:ascii="Consolas" w:hAnsi="Consolas"/>
+          <w:b w:val="0"/>
+          <w:sz w:val="16"/>
+          <w:lang w:val="ru-RU"/>
+        </w:rPr>
+        <w:t xml:space="preserve">        std::cout &lt;&lt; "Среднее арифметическое отрицательных элементов ниже главной диагонали ("</w:t>
+      </w:r>
+    </w:p>
+    <w:p>
+      <w:pPr>
+        <w:pStyle w:val="afff3"/>
+        <w:rPr>
+          <w:rFonts w:ascii="Consolas" w:hAnsi="Consolas" w:cs="Consolas"/>
+          <w:b w:val="0"/>
+          <w:sz w:val="16"/>
+        </w:rPr>
+      </w:pPr>
+      <w:r>
+        <w:rPr>
+          <w:rFonts w:ascii="Consolas" w:hAnsi="Consolas"/>
+          <w:b w:val="0"/>
+          <w:sz w:val="16"/>
+          <w:lang w:val="ru-RU"/>
+        </w:rPr>
+        <w:t xml:space="preserve">                  </w:t>
+      </w:r>
+      <w:r>
+        <w:rPr>
+          <w:rFonts w:ascii="Consolas" w:hAnsi="Consolas"/>
+          <w:b w:val="0"/>
+          <w:sz w:val="16"/>
+        </w:rPr>
+        <w:t>&lt;&lt; countNegBelow &lt;&lt; ") = "</w:t>
+      </w:r>
+    </w:p>
+    <w:p>
+      <w:pPr>
+        <w:pStyle w:val="afff3"/>
+        <w:rPr>
+          <w:rFonts w:ascii="Consolas" w:hAnsi="Consolas" w:cs="Consolas"/>
+          <w:b w:val="0"/>
+          <w:sz w:val="16"/>
+        </w:rPr>
+      </w:pPr>
+      <w:r>
+        <w:rPr>
+          <w:rFonts w:ascii="Consolas" w:hAnsi="Consolas"/>
+          <w:b w:val="0"/>
+          <w:sz w:val="16"/>
+        </w:rPr>
+        <w:t xml:space="preserve">                  &lt;&lt; static_cast&lt;double&gt;(sumNegBelow) / countNegBelow</w:t>
+      </w:r>
+    </w:p>
+    <w:p>
+      <w:pPr>
+        <w:pStyle w:val="afff3"/>
+        <w:rPr>
+          <w:rFonts w:ascii="Consolas" w:hAnsi="Consolas" w:cs="Consolas"/>
+          <w:b w:val="0"/>
+          <w:sz w:val="16"/>
+          <w:lang w:val="ru-RU"/>
+        </w:rPr>
+      </w:pPr>
+      <w:r>
+        <w:rPr>
+          <w:rFonts w:ascii="Consolas" w:hAnsi="Consolas"/>
+          <w:b w:val="0"/>
+          <w:sz w:val="16"/>
+        </w:rPr>
+        <w:t xml:space="preserve">                  </w:t>
+      </w:r>
+      <w:r>
+        <w:rPr>
+          <w:rFonts w:ascii="Consolas" w:hAnsi="Consolas"/>
+          <w:b w:val="0"/>
+          <w:sz w:val="16"/>
+          <w:lang w:val="ru-RU"/>
+        </w:rPr>
+        <w:t>&lt;&lt; '\n';</w:t>
+      </w:r>
+    </w:p>
+    <w:p>
+      <w:pPr>
+        <w:pStyle w:val="afff3"/>
+        <w:rPr>
+          <w:rFonts w:ascii="Consolas" w:hAnsi="Consolas" w:cs="Consolas"/>
+          <w:b w:val="0"/>
+          <w:sz w:val="16"/>
+          <w:lang w:val="ru-RU"/>
+        </w:rPr>
+      </w:pPr>
+      <w:r>
+        <w:rPr>
+          <w:rFonts w:ascii="Consolas" w:hAnsi="Consolas"/>
+          <w:b w:val="0"/>
+          <w:sz w:val="16"/>
+          <w:lang w:val="ru-RU"/>
+        </w:rPr>
+        <w:t xml:space="preserve">    }</w:t>
+      </w:r>
+    </w:p>
+    <w:p>
+      <w:pPr>
+        <w:pStyle w:val="afff3"/>
+        <w:rPr>
+          <w:rFonts w:ascii="Consolas" w:hAnsi="Consolas" w:cs="Consolas"/>
+          <w:b w:val="0"/>
+          <w:sz w:val="16"/>
+          <w:lang w:val="ru-RU"/>
+        </w:rPr>
+      </w:pPr>
+      <w:r>
+        <w:rPr>
+          <w:rFonts w:ascii="Consolas" w:hAnsi="Consolas"/>
+          <w:b w:val="0"/>
+          <w:sz w:val="16"/>
+          <w:lang w:val="ru-RU"/>
+        </w:rPr>
+        <w:t xml:space="preserve">    else</w:t>
+      </w:r>
+    </w:p>
+    <w:p>
+      <w:pPr>
+        <w:pStyle w:val="afff3"/>
+        <w:rPr>
+          <w:rFonts w:ascii="Consolas" w:hAnsi="Consolas" w:cs="Consolas"/>
+          <w:b w:val="0"/>
+          <w:sz w:val="16"/>
+          <w:lang w:val="ru-RU"/>
+        </w:rPr>
+      </w:pPr>
+      <w:r>
+        <w:rPr>
+          <w:rFonts w:ascii="Consolas" w:hAnsi="Consolas"/>
+          <w:b w:val="0"/>
+          <w:sz w:val="16"/>
+          <w:lang w:val="ru-RU"/>
+        </w:rPr>
+        <w:t xml:space="preserve">        std::cout &lt;&lt; "Отрицательных элементов ниже главной диагонали нет, среднее не определено.\n";</w:t>
+      </w:r>
+    </w:p>
+    <w:p>
+      <w:pPr>
+        <w:pStyle w:val="afff3"/>
+        <w:rPr>
+          <w:rFonts w:ascii="Consolas" w:hAnsi="Consolas" w:cs="Consolas"/>
+          <w:b w:val="0"/>
+          <w:sz w:val="16"/>
+          <w:lang w:val="ru-RU"/>
+        </w:rPr>
+      </w:pPr>
+    </w:p>
+    <w:p>
+      <w:pPr>
+        <w:pStyle w:val="afff3"/>
+        <w:rPr>
+          <w:rFonts w:ascii="Consolas" w:hAnsi="Consolas" w:cs="Consolas"/>
+          <w:b w:val="0"/>
+          <w:sz w:val="16"/>
+          <w:lang w:val="ru-RU"/>
+        </w:rPr>
+      </w:pPr>
+      <w:r>
+        <w:rPr>
+          <w:rFonts w:ascii="Consolas" w:hAnsi="Consolas"/>
+          <w:b w:val="0"/>
+          <w:sz w:val="16"/>
+          <w:lang w:val="ru-RU"/>
+        </w:rPr>
+        <w:t xml:space="preserve">    // countDiag &gt;= 1 так как n &gt;= 1 и m &gt;= 1</w:t>
+      </w:r>
+    </w:p>
+    <w:p>
+      <w:pPr>
+        <w:pStyle w:val="afff3"/>
+        <w:rPr>
+          <w:rFonts w:ascii="Consolas" w:hAnsi="Consolas" w:cs="Consolas"/>
+          <w:b w:val="0"/>
+          <w:sz w:val="16"/>
+          <w:lang w:val="ru-RU"/>
+        </w:rPr>
+      </w:pPr>
+      <w:r>
+        <w:rPr>
+          <w:rFonts w:ascii="Consolas" w:hAnsi="Consolas"/>
+          <w:b w:val="0"/>
+          <w:sz w:val="16"/>
+          <w:lang w:val="ru-RU"/>
+        </w:rPr>
+        <w:t xml:space="preserve">    std::cout &lt;&lt; "Среднее арифметическое элементов главной диагонали ("</w:t>
+      </w:r>
+    </w:p>
+    <w:p>
+      <w:pPr>
+        <w:pStyle w:val="afff3"/>
+        <w:rPr>
+          <w:rFonts w:ascii="Consolas" w:hAnsi="Consolas" w:cs="Consolas"/>
+          <w:b w:val="0"/>
+          <w:sz w:val="16"/>
+        </w:rPr>
+      </w:pPr>
+      <w:r>
+        <w:rPr>
+          <w:rFonts w:ascii="Consolas" w:hAnsi="Consolas"/>
+          <w:b w:val="0"/>
+          <w:sz w:val="16"/>
+          <w:lang w:val="ru-RU"/>
+        </w:rPr>
+        <w:t xml:space="preserve">              </w:t>
+      </w:r>
+      <w:r>
+        <w:rPr>
+          <w:rFonts w:ascii="Consolas" w:hAnsi="Consolas"/>
+          <w:b w:val="0"/>
+          <w:sz w:val="16"/>
+        </w:rPr>
+        <w:t>&lt;&lt; countDiag &lt;&lt; ") = "</w:t>
+      </w:r>
+    </w:p>
+    <w:p>
+      <w:pPr>
+        <w:pStyle w:val="afff3"/>
+        <w:rPr>
+          <w:rFonts w:ascii="Consolas" w:hAnsi="Consolas" w:cs="Consolas"/>
+          <w:b w:val="0"/>
+          <w:sz w:val="16"/>
+        </w:rPr>
+      </w:pPr>
+      <w:r>
+        <w:rPr>
+          <w:rFonts w:ascii="Consolas" w:hAnsi="Consolas"/>
+          <w:b w:val="0"/>
+          <w:sz w:val="16"/>
+        </w:rPr>
+        <w:t xml:space="preserve">              &lt;&lt; static_cast&lt;double&gt;(sumDiag) / countDiag</w:t>
+      </w:r>
+    </w:p>
+    <w:p>
+      <w:pPr>
+        <w:pStyle w:val="afff3"/>
+        <w:rPr>
+          <w:rFonts w:ascii="Consolas" w:hAnsi="Consolas" w:cs="Consolas"/>
+          <w:b w:val="0"/>
+          <w:sz w:val="16"/>
+        </w:rPr>
+      </w:pPr>
+      <w:r>
+        <w:rPr>
+          <w:rFonts w:ascii="Consolas" w:hAnsi="Consolas"/>
+          <w:b w:val="0"/>
+          <w:sz w:val="16"/>
+        </w:rPr>
+        <w:t xml:space="preserve">              &lt;&lt; '\n';</w:t>
+      </w:r>
+    </w:p>
+    <w:p>
+      <w:pPr>
+        <w:pStyle w:val="afff3"/>
+        <w:rPr>
+          <w:rFonts w:ascii="Consolas" w:hAnsi="Consolas" w:cs="Consolas"/>
+          <w:b w:val="0"/>
+          <w:sz w:val="16"/>
+        </w:rPr>
+      </w:pPr>
+      <w:r>
+        <w:rPr>
+          <w:rFonts w:ascii="Consolas" w:hAnsi="Consolas"/>
+          <w:b w:val="0"/>
+          <w:sz w:val="16"/>
+        </w:rPr>
+        <w:t>}</w:t>
+      </w:r>
+    </w:p>
+    <w:p>
+      <w:pPr>
+        <w:pStyle w:val="afff3"/>
+        <w:rPr>
+          <w:rFonts w:ascii="Consolas" w:hAnsi="Consolas" w:cs="Consolas"/>
+          <w:b w:val="0"/>
+          <w:sz w:val="16"/>
+        </w:rPr>
+      </w:pPr>
+    </w:p>
+    <w:p>
+      <w:pPr>
+        <w:pStyle w:val="afff3"/>
+        <w:rPr>
+          <w:rFonts w:ascii="Consolas" w:hAnsi="Consolas" w:cs="Consolas"/>
+          <w:b w:val="0"/>
+          <w:sz w:val="16"/>
+        </w:rPr>
+      </w:pPr>
+      <w:r>
+        <w:rPr>
+          <w:rFonts w:ascii="Consolas" w:hAnsi="Consolas"/>
+          <w:b w:val="0"/>
+          <w:sz w:val="16"/>
+        </w:rPr>
+        <w:t>static inline void printMenu()</w:t>
+      </w:r>
+    </w:p>
+    <w:p>
+      <w:pPr>
+        <w:pStyle w:val="afff3"/>
+        <w:rPr>
+          <w:rFonts w:ascii="Consolas" w:hAnsi="Consolas" w:cs="Consolas"/>
+          <w:b w:val="0"/>
+          <w:sz w:val="16"/>
+          <w:lang w:val="ru-RU"/>
+        </w:rPr>
+      </w:pPr>
+      <w:r>
+        <w:rPr>
+          <w:rFonts w:ascii="Consolas" w:hAnsi="Consolas"/>
+          <w:b w:val="0"/>
+          <w:sz w:val="16"/>
+          <w:lang w:val="ru-RU"/>
+        </w:rPr>
+        <w:t>{</w:t>
+      </w:r>
+    </w:p>
+    <w:p>
+      <w:pPr>
+        <w:pStyle w:val="afff3"/>
+        <w:rPr>
+          <w:rFonts w:ascii="Consolas" w:hAnsi="Consolas" w:cs="Consolas"/>
+          <w:b w:val="0"/>
+          <w:sz w:val="16"/>
+          <w:lang w:val="ru-RU"/>
+        </w:rPr>
+      </w:pPr>
+      <w:r>
+        <w:rPr>
+          <w:rFonts w:ascii="Consolas" w:hAnsi="Consolas"/>
+          <w:b w:val="0"/>
+          <w:sz w:val="16"/>
+          <w:lang w:val="ru-RU"/>
+        </w:rPr>
+        <w:t xml:space="preserve">    std::cout &lt;&lt; "\nДействия с массивом\n"</w:t>
+      </w:r>
+    </w:p>
+    <w:p>
+      <w:pPr>
+        <w:pStyle w:val="afff3"/>
+        <w:rPr>
+          <w:rFonts w:ascii="Consolas" w:hAnsi="Consolas" w:cs="Consolas"/>
+          <w:b w:val="0"/>
+          <w:sz w:val="16"/>
+          <w:lang w:val="ru-RU"/>
+        </w:rPr>
+      </w:pPr>
+      <w:r>
+        <w:rPr>
+          <w:rFonts w:ascii="Consolas" w:hAnsi="Consolas"/>
+          <w:b w:val="0"/>
+          <w:sz w:val="16"/>
+          <w:lang w:val="ru-RU"/>
+        </w:rPr>
+        <w:t xml:space="preserve">              &lt;&lt; "1. Задать размеры массива заново\n"</w:t>
+      </w:r>
+    </w:p>
+    <w:p>
+      <w:pPr>
+        <w:pStyle w:val="afff3"/>
+        <w:rPr>
+          <w:rFonts w:ascii="Consolas" w:hAnsi="Consolas" w:cs="Consolas"/>
+          <w:b w:val="0"/>
+          <w:sz w:val="16"/>
+          <w:lang w:val="ru-RU"/>
+        </w:rPr>
+      </w:pPr>
+      <w:r>
+        <w:rPr>
+          <w:rFonts w:ascii="Consolas" w:hAnsi="Consolas"/>
+          <w:b w:val="0"/>
+          <w:sz w:val="16"/>
+          <w:lang w:val="ru-RU"/>
+        </w:rPr>
+        <w:t xml:space="preserve">              &lt;&lt; "2. Заполнить массив вручную\n"</w:t>
+      </w:r>
+    </w:p>
+    <w:p>
+      <w:pPr>
+        <w:pStyle w:val="afff3"/>
+        <w:rPr>
+          <w:rFonts w:ascii="Consolas" w:hAnsi="Consolas" w:cs="Consolas"/>
+          <w:b w:val="0"/>
+          <w:sz w:val="16"/>
+          <w:lang w:val="ru-RU"/>
+        </w:rPr>
+      </w:pPr>
+      <w:r>
+        <w:rPr>
+          <w:rFonts w:ascii="Consolas" w:hAnsi="Consolas"/>
+          <w:b w:val="0"/>
+          <w:sz w:val="16"/>
+          <w:lang w:val="ru-RU"/>
+        </w:rPr>
+        <w:t xml:space="preserve">              &lt;&lt; "3. Заполнить массив случайными числами\n"</w:t>
+      </w:r>
+    </w:p>
+    <w:p>
+      <w:pPr>
+        <w:pStyle w:val="afff3"/>
+        <w:rPr>
+          <w:rFonts w:ascii="Consolas" w:hAnsi="Consolas" w:cs="Consolas"/>
+          <w:b w:val="0"/>
+          <w:sz w:val="16"/>
+          <w:lang w:val="ru-RU"/>
+        </w:rPr>
+      </w:pPr>
+      <w:r>
+        <w:rPr>
+          <w:rFonts w:ascii="Consolas" w:hAnsi="Consolas"/>
+          <w:b w:val="0"/>
+          <w:sz w:val="16"/>
+          <w:lang w:val="ru-RU"/>
+        </w:rPr>
+        <w:t xml:space="preserve">              &lt;&lt; "4. Вывести массив\n"</w:t>
+      </w:r>
+    </w:p>
+    <w:p>
+      <w:pPr>
+        <w:pStyle w:val="afff3"/>
+        <w:rPr>
+          <w:rFonts w:ascii="Consolas" w:hAnsi="Consolas" w:cs="Consolas"/>
+          <w:b w:val="0"/>
+          <w:sz w:val="16"/>
+          <w:lang w:val="ru-RU"/>
+        </w:rPr>
+      </w:pPr>
+      <w:r>
+        <w:rPr>
+          <w:rFonts w:ascii="Consolas" w:hAnsi="Consolas"/>
+          <w:b w:val="0"/>
+          <w:sz w:val="16"/>
+          <w:lang w:val="ru-RU"/>
+        </w:rPr>
+        <w:t xml:space="preserve">              &lt;&lt; "5. Выполнить задание\n"</w:t>
+      </w:r>
+    </w:p>
+    <w:p>
+      <w:pPr>
+        <w:pStyle w:val="afff3"/>
+        <w:rPr>
+          <w:rFonts w:ascii="Consolas" w:hAnsi="Consolas" w:cs="Consolas"/>
+          <w:b w:val="0"/>
+          <w:sz w:val="16"/>
+        </w:rPr>
+      </w:pPr>
+      <w:r>
+        <w:rPr>
+          <w:rFonts w:ascii="Consolas" w:hAnsi="Consolas"/>
+          <w:b w:val="0"/>
+          <w:sz w:val="16"/>
+          <w:lang w:val="ru-RU"/>
+        </w:rPr>
+        <w:t xml:space="preserve">              </w:t>
+      </w:r>
+      <w:r>
+        <w:rPr>
+          <w:rFonts w:ascii="Consolas" w:hAnsi="Consolas"/>
+          <w:b w:val="0"/>
+          <w:sz w:val="16"/>
+        </w:rPr>
+        <w:t xml:space="preserve">&lt;&lt; "0. </w:t>
+      </w:r>
+      <w:r>
+        <w:rPr>
+          <w:rFonts w:ascii="Consolas" w:hAnsi="Consolas"/>
+          <w:b w:val="0"/>
+          <w:sz w:val="16"/>
+          <w:lang w:val="ru-RU"/>
+        </w:rPr>
+        <w:t>Выход</w:t>
+      </w:r>
+      <w:r>
+        <w:rPr>
+          <w:rFonts w:ascii="Consolas" w:hAnsi="Consolas"/>
+          <w:b w:val="0"/>
+          <w:sz w:val="16"/>
+        </w:rPr>
+        <w:t>\n";</w:t>
+      </w:r>
+    </w:p>
+    <w:p>
+      <w:pPr>
+        <w:pStyle w:val="afff3"/>
+        <w:rPr>
+          <w:rFonts w:ascii="Consolas" w:hAnsi="Consolas" w:cs="Consolas"/>
+          <w:b w:val="0"/>
+          <w:sz w:val="16"/>
+        </w:rPr>
+      </w:pPr>
+      <w:r>
+        <w:rPr>
+          <w:rFonts w:ascii="Consolas" w:hAnsi="Consolas"/>
+          <w:b w:val="0"/>
+          <w:sz w:val="16"/>
+        </w:rPr>
+        <w:t>}</w:t>
+      </w:r>
+    </w:p>
+    <w:p>
+      <w:pPr>
+        <w:pStyle w:val="afff3"/>
+        <w:rPr>
+          <w:rFonts w:ascii="Consolas" w:hAnsi="Consolas" w:cs="Consolas"/>
+          <w:b w:val="0"/>
+          <w:sz w:val="16"/>
+        </w:rPr>
+      </w:pPr>
+    </w:p>
+    <w:p>
+      <w:pPr>
+        <w:pStyle w:val="afff3"/>
+        <w:rPr>
+          <w:rFonts w:ascii="Consolas" w:hAnsi="Consolas" w:cs="Consolas"/>
+          <w:b w:val="0"/>
+          <w:sz w:val="16"/>
+        </w:rPr>
+      </w:pPr>
+      <w:r>
+        <w:rPr>
+          <w:rFonts w:ascii="Consolas" w:hAnsi="Consolas"/>
+          <w:b w:val="0"/>
+          <w:sz w:val="16"/>
+        </w:rPr>
+        <w:t>int main(int argc, char *argv[])</w:t>
+      </w:r>
+    </w:p>
+    <w:p>
+      <w:pPr>
+        <w:pStyle w:val="afff3"/>
+        <w:rPr>
+          <w:rFonts w:ascii="Consolas" w:hAnsi="Consolas" w:cs="Consolas"/>
+          <w:b w:val="0"/>
+          <w:sz w:val="16"/>
+        </w:rPr>
+      </w:pPr>
+      <w:r>
+        <w:rPr>
+          <w:rFonts w:ascii="Consolas" w:hAnsi="Consolas"/>
+          <w:b w:val="0"/>
+          <w:sz w:val="16"/>
+        </w:rPr>
+        <w:t>{</w:t>
+      </w:r>
+    </w:p>
+    <w:p>
+      <w:pPr>
+        <w:pStyle w:val="afff3"/>
+        <w:rPr>
+          <w:rFonts w:ascii="Consolas" w:hAnsi="Consolas" w:cs="Consolas"/>
+          <w:b w:val="0"/>
+          <w:sz w:val="16"/>
+        </w:rPr>
+      </w:pPr>
+      <w:r>
+        <w:rPr>
+          <w:rFonts w:ascii="Consolas" w:hAnsi="Consolas"/>
+          <w:b w:val="0"/>
+          <w:sz w:val="16"/>
+        </w:rPr>
+        <w:t xml:space="preserve">    SetConsoleOutputCP(65001);</w:t>
+      </w:r>
+    </w:p>
+    <w:p>
+      <w:pPr>
+        <w:pStyle w:val="afff3"/>
+        <w:rPr>
+          <w:rFonts w:ascii="Consolas" w:hAnsi="Consolas" w:cs="Consolas"/>
+          <w:b w:val="0"/>
+          <w:sz w:val="16"/>
+        </w:rPr>
+      </w:pPr>
+      <w:r>
+        <w:rPr>
+          <w:rFonts w:ascii="Consolas" w:hAnsi="Consolas"/>
+          <w:b w:val="0"/>
+          <w:sz w:val="16"/>
+        </w:rPr>
+        <w:t xml:space="preserve">    SetConsoleCP(65001);</w:t>
+      </w:r>
+    </w:p>
+    <w:p>
+      <w:pPr>
+        <w:pStyle w:val="afff3"/>
+        <w:rPr>
+          <w:rFonts w:ascii="Consolas" w:hAnsi="Consolas" w:cs="Consolas"/>
+          <w:b w:val="0"/>
+          <w:sz w:val="16"/>
+        </w:rPr>
+      </w:pPr>
+    </w:p>
+    <w:p>
+      <w:pPr>
+        <w:pStyle w:val="afff3"/>
+        <w:rPr>
+          <w:rFonts w:ascii="Consolas" w:hAnsi="Consolas" w:cs="Consolas"/>
+          <w:b w:val="0"/>
+          <w:sz w:val="16"/>
+        </w:rPr>
+      </w:pPr>
+      <w:r>
+        <w:rPr>
+          <w:rFonts w:ascii="Consolas" w:hAnsi="Consolas"/>
+          <w:b w:val="0"/>
+          <w:sz w:val="16"/>
+        </w:rPr>
+        <w:t xml:space="preserve">    int n, m;</w:t>
+      </w:r>
+    </w:p>
+    <w:p>
+      <w:pPr>
+        <w:pStyle w:val="afff3"/>
+        <w:rPr>
+          <w:rFonts w:ascii="Consolas" w:hAnsi="Consolas" w:cs="Consolas"/>
+          <w:b w:val="0"/>
+          <w:sz w:val="16"/>
+        </w:rPr>
+      </w:pPr>
+      <w:r>
+        <w:rPr>
+          <w:rFonts w:ascii="Consolas" w:hAnsi="Consolas"/>
+          <w:b w:val="0"/>
+          <w:sz w:val="16"/>
+        </w:rPr>
+        <w:t xml:space="preserve">    int a[MAX_DIM][MAX_DIM];</w:t>
+      </w:r>
+    </w:p>
+    <w:p>
+      <w:pPr>
+        <w:pStyle w:val="afff3"/>
+        <w:rPr>
+          <w:rFonts w:ascii="Consolas" w:hAnsi="Consolas" w:cs="Consolas"/>
+          <w:b w:val="0"/>
+          <w:sz w:val="16"/>
+        </w:rPr>
+      </w:pPr>
+    </w:p>
+    <w:p>
+      <w:pPr>
+        <w:pStyle w:val="afff3"/>
+        <w:rPr>
+          <w:rFonts w:ascii="Consolas" w:hAnsi="Consolas" w:cs="Consolas"/>
+          <w:b w:val="0"/>
+          <w:sz w:val="16"/>
+        </w:rPr>
+      </w:pPr>
+      <w:r>
+        <w:rPr>
+          <w:rFonts w:ascii="Consolas" w:hAnsi="Consolas"/>
+          <w:b w:val="0"/>
+          <w:sz w:val="16"/>
+        </w:rPr>
+        <w:t xml:space="preserve">    inputSize(n, m);</w:t>
+      </w:r>
+    </w:p>
+    <w:p>
+      <w:pPr>
+        <w:pStyle w:val="afff3"/>
+        <w:rPr>
+          <w:rFonts w:ascii="Consolas" w:hAnsi="Consolas" w:cs="Consolas"/>
+          <w:b w:val="0"/>
+          <w:sz w:val="16"/>
+        </w:rPr>
+      </w:pPr>
+    </w:p>
+    <w:p>
+      <w:pPr>
+        <w:pStyle w:val="afff3"/>
+        <w:rPr>
+          <w:rFonts w:ascii="Consolas" w:hAnsi="Consolas" w:cs="Consolas"/>
+          <w:b w:val="0"/>
+          <w:sz w:val="16"/>
+        </w:rPr>
+      </w:pPr>
+      <w:r>
+        <w:rPr>
+          <w:rFonts w:ascii="Consolas" w:hAnsi="Consolas"/>
+          <w:b w:val="0"/>
+          <w:sz w:val="16"/>
+        </w:rPr>
+        <w:t xml:space="preserve">    bool filled = false;</w:t>
+      </w:r>
+    </w:p>
+    <w:p>
+      <w:pPr>
+        <w:pStyle w:val="afff3"/>
+        <w:rPr>
+          <w:rFonts w:ascii="Consolas" w:hAnsi="Consolas" w:cs="Consolas"/>
+          <w:b w:val="0"/>
+          <w:sz w:val="16"/>
+        </w:rPr>
+      </w:pPr>
+      <w:r>
+        <w:rPr>
+          <w:rFonts w:ascii="Consolas" w:hAnsi="Consolas"/>
+          <w:b w:val="0"/>
+          <w:sz w:val="16"/>
+        </w:rPr>
         <w:t xml:space="preserve">    while (true)</w:t>
       </w:r>
     </w:p>
@@ -2725,9 +5470,69 @@
           <w:rFonts w:ascii="Consolas" w:hAnsi="Consolas" w:cs="Consolas"/>
           <w:b w:val="0"/>
           <w:sz w:val="16"/>
+        </w:rPr>
+      </w:pPr>
+      <w:r>
+        <w:rPr>
+          <w:rFonts w:ascii="Consolas" w:hAnsi="Consolas"/>
+          <w:b w:val="0"/>
+          <w:sz w:val="16"/>
+        </w:rPr>
+        <w:t xml:space="preserve">    {</w:t>
+      </w:r>
+    </w:p>
+    <w:p>
+      <w:pPr>
+        <w:pStyle w:val="afff3"/>
+        <w:rPr>
+          <w:rFonts w:ascii="Consolas" w:hAnsi="Consolas" w:cs="Consolas"/>
+          <w:b w:val="0"/>
+          <w:sz w:val="16"/>
+        </w:rPr>
+      </w:pPr>
+      <w:r>
+        <w:rPr>
+          <w:rFonts w:ascii="Consolas" w:hAnsi="Consolas"/>
+          <w:b w:val="0"/>
+          <w:sz w:val="16"/>
+        </w:rPr>
+        <w:t xml:space="preserve">        printMenu();</w:t>
+      </w:r>
+    </w:p>
+    <w:p>
+      <w:pPr>
+        <w:pStyle w:val="afff3"/>
+        <w:rPr>
+          <w:rFonts w:ascii="Consolas" w:hAnsi="Consolas" w:cs="Consolas"/>
+          <w:b w:val="0"/>
+          <w:sz w:val="16"/>
+        </w:rPr>
+      </w:pPr>
+      <w:r>
+        <w:rPr>
+          <w:rFonts w:ascii="Consolas" w:hAnsi="Consolas"/>
+          <w:b w:val="0"/>
+          <w:sz w:val="16"/>
+        </w:rPr>
+        <w:t xml:space="preserve">        const int choice = validateInput("</w:t>
+      </w:r>
+      <w:r>
+        <w:rPr>
+          <w:rFonts w:ascii="Consolas" w:hAnsi="Consolas"/>
+          <w:b w:val="0"/>
+          <w:sz w:val="16"/>
           <w:lang w:val="ru-RU"/>
         </w:rPr>
-      </w:pPr>
+        <w:t>Ваш</w:t>
+      </w:r>
+      <w:r>
+        <w:rPr>
+          <w:rFonts w:ascii="Consolas" w:hAnsi="Consolas"/>
+          <w:b w:val="0"/>
+          <w:sz w:val="16"/>
+        </w:rPr>
+        <w:t xml:space="preserve"> </w:t>
+      </w:r>
       <w:r>
         <w:rPr>
           <w:rFonts w:ascii="Consolas" w:hAnsi="Consolas"/>
@@ -2735,7 +5540,97 @@
           <w:sz w:val="16"/>
           <w:lang w:val="ru-RU"/>
         </w:rPr>
-        <w:t xml:space="preserve">    {</w:t>
+        <w:t>выбор</w:t>
+      </w:r>
+      <w:r>
+        <w:rPr>
+          <w:rFonts w:ascii="Consolas" w:hAnsi="Consolas"/>
+          <w:b w:val="0"/>
+          <w:sz w:val="16"/>
+        </w:rPr>
+        <w:t>", 0, 5);</w:t>
+      </w:r>
+    </w:p>
+    <w:p>
+      <w:pPr>
+        <w:pStyle w:val="afff3"/>
+        <w:rPr>
+          <w:rFonts w:ascii="Consolas" w:hAnsi="Consolas" w:cs="Consolas"/>
+          <w:b w:val="0"/>
+          <w:sz w:val="16"/>
+        </w:rPr>
+      </w:pPr>
+    </w:p>
+    <w:p>
+      <w:pPr>
+        <w:pStyle w:val="afff3"/>
+        <w:rPr>
+          <w:rFonts w:ascii="Consolas" w:hAnsi="Consolas" w:cs="Consolas"/>
+          <w:b w:val="0"/>
+          <w:sz w:val="16"/>
+        </w:rPr>
+      </w:pPr>
+      <w:r>
+        <w:rPr>
+          <w:rFonts w:ascii="Consolas" w:hAnsi="Consolas"/>
+          <w:b w:val="0"/>
+          <w:sz w:val="16"/>
+        </w:rPr>
+        <w:t xml:space="preserve">        switch (choice)</w:t>
+      </w:r>
+    </w:p>
+    <w:p>
+      <w:pPr>
+        <w:pStyle w:val="afff3"/>
+        <w:rPr>
+          <w:rFonts w:ascii="Consolas" w:hAnsi="Consolas" w:cs="Consolas"/>
+          <w:b w:val="0"/>
+          <w:sz w:val="16"/>
+        </w:rPr>
+      </w:pPr>
+      <w:r>
+        <w:rPr>
+          <w:rFonts w:ascii="Consolas" w:hAnsi="Consolas"/>
+          <w:b w:val="0"/>
+          <w:sz w:val="16"/>
+        </w:rPr>
+        <w:t xml:space="preserve">        {</w:t>
+      </w:r>
+    </w:p>
+    <w:p>
+      <w:pPr>
+        <w:pStyle w:val="afff3"/>
+        <w:rPr>
+          <w:rFonts w:ascii="Consolas" w:hAnsi="Consolas" w:cs="Consolas"/>
+          <w:b w:val="0"/>
+          <w:sz w:val="16"/>
+        </w:rPr>
+      </w:pPr>
+      <w:r>
+        <w:rPr>
+          <w:rFonts w:ascii="Consolas" w:hAnsi="Consolas"/>
+          <w:b w:val="0"/>
+          <w:sz w:val="16"/>
+        </w:rPr>
+        <w:t xml:space="preserve">        case 1:</w:t>
+      </w:r>
+    </w:p>
+    <w:p>
+      <w:pPr>
+        <w:pStyle w:val="afff3"/>
+        <w:rPr>
+          <w:rFonts w:ascii="Consolas" w:hAnsi="Consolas" w:cs="Consolas"/>
+          <w:b w:val="0"/>
+          <w:sz w:val="16"/>
+        </w:rPr>
+      </w:pPr>
+      <w:r>
+        <w:rPr>
+          <w:rFonts w:ascii="Consolas" w:hAnsi="Consolas"/>
+          <w:b w:val="0"/>
+          <w:sz w:val="16"/>
+        </w:rPr>
+        <w:t xml:space="preserve">            inputSize(n, m);</w:t>
       </w:r>
     </w:p>
     <w:p>
@@ -2753,9 +5648,17 @@
           <w:rFonts w:ascii="Consolas" w:hAnsi="Consolas"/>
           <w:b w:val="0"/>
           <w:sz w:val="16"/>
+        </w:rPr>
+        <w:t xml:space="preserve">            </w:t>
+      </w:r>
+      <w:r>
+        <w:rPr>
+          <w:rFonts w:ascii="Consolas" w:hAnsi="Consolas"/>
+          <w:b w:val="0"/>
+          <w:sz w:val="16"/>
           <w:lang w:val="ru-RU"/>
         </w:rPr>
-        <w:t xml:space="preserve">        std::cout &lt;&lt; user_input &lt;&lt; " число от " &lt;&lt; start &lt;&lt; " до " &lt;&lt; end &lt;&lt; ": ";</w:t>
+        <w:t>filled = false;</w:t>
       </w:r>
     </w:p>
     <w:p>
@@ -2768,16 +5671,24 @@
           <w:lang w:val="ru-RU"/>
         </w:rPr>
       </w:pPr>
-    </w:p>
-    <w:p>
-      <w:pPr>
-        <w:pStyle w:val="afff3"/>
-        <w:rPr>
-          <w:rFonts w:ascii="Consolas" w:hAnsi="Consolas" w:cs="Consolas"/>
+      <w:r>
+        <w:rPr>
+          <w:rFonts w:ascii="Consolas" w:hAnsi="Consolas"/>
           <w:b w:val="0"/>
           <w:sz w:val="16"/>
           <w:lang w:val="ru-RU"/>
         </w:rPr>
+        <w:t xml:space="preserve">            std::cout &lt;&lt; "Размеры изменены. Заполните массив заново.\n";</w:t>
+      </w:r>
+    </w:p>
+    <w:p>
+      <w:pPr>
+        <w:pStyle w:val="afff3"/>
+        <w:rPr>
+          <w:rFonts w:ascii="Consolas" w:hAnsi="Consolas" w:cs="Consolas"/>
+          <w:b w:val="0"/>
+          <w:sz w:val="16"/>
+        </w:rPr>
       </w:pPr>
       <w:r>
         <w:rPr>
@@ -2786,7 +5697,123 @@
           <w:sz w:val="16"/>
           <w:lang w:val="ru-RU"/>
         </w:rPr>
-        <w:t xml:space="preserve">        if (std::cin &gt;&gt; value)</w:t>
+        <w:t xml:space="preserve">            </w:t>
+      </w:r>
+      <w:r>
+        <w:rPr>
+          <w:rFonts w:ascii="Consolas" w:hAnsi="Consolas"/>
+          <w:b w:val="0"/>
+          <w:sz w:val="16"/>
+        </w:rPr>
+        <w:t>break;</w:t>
+      </w:r>
+    </w:p>
+    <w:p>
+      <w:pPr>
+        <w:pStyle w:val="afff3"/>
+        <w:rPr>
+          <w:rFonts w:ascii="Consolas" w:hAnsi="Consolas" w:cs="Consolas"/>
+          <w:b w:val="0"/>
+          <w:sz w:val="16"/>
+        </w:rPr>
+      </w:pPr>
+      <w:r>
+        <w:rPr>
+          <w:rFonts w:ascii="Consolas" w:hAnsi="Consolas"/>
+          <w:b w:val="0"/>
+          <w:sz w:val="16"/>
+        </w:rPr>
+        <w:t xml:space="preserve">        case 2:</w:t>
+      </w:r>
+    </w:p>
+    <w:p>
+      <w:pPr>
+        <w:pStyle w:val="afff3"/>
+        <w:rPr>
+          <w:rFonts w:ascii="Consolas" w:hAnsi="Consolas" w:cs="Consolas"/>
+          <w:b w:val="0"/>
+          <w:sz w:val="16"/>
+        </w:rPr>
+      </w:pPr>
+      <w:r>
+        <w:rPr>
+          <w:rFonts w:ascii="Consolas" w:hAnsi="Consolas"/>
+          <w:b w:val="0"/>
+          <w:sz w:val="16"/>
+        </w:rPr>
+        <w:t xml:space="preserve">            fillManual(a, n, m);</w:t>
+      </w:r>
+    </w:p>
+    <w:p>
+      <w:pPr>
+        <w:pStyle w:val="afff3"/>
+        <w:rPr>
+          <w:rFonts w:ascii="Consolas" w:hAnsi="Consolas" w:cs="Consolas"/>
+          <w:b w:val="0"/>
+          <w:sz w:val="16"/>
+        </w:rPr>
+      </w:pPr>
+      <w:r>
+        <w:rPr>
+          <w:rFonts w:ascii="Consolas" w:hAnsi="Consolas"/>
+          <w:b w:val="0"/>
+          <w:sz w:val="16"/>
+        </w:rPr>
+        <w:t xml:space="preserve">            filled = true;</w:t>
+      </w:r>
+    </w:p>
+    <w:p>
+      <w:pPr>
+        <w:pStyle w:val="afff3"/>
+        <w:rPr>
+          <w:rFonts w:ascii="Consolas" w:hAnsi="Consolas" w:cs="Consolas"/>
+          <w:b w:val="0"/>
+          <w:sz w:val="16"/>
+        </w:rPr>
+      </w:pPr>
+      <w:r>
+        <w:rPr>
+          <w:rFonts w:ascii="Consolas" w:hAnsi="Consolas"/>
+          <w:b w:val="0"/>
+          <w:sz w:val="16"/>
+        </w:rPr>
+        <w:t xml:space="preserve">            break;</w:t>
+      </w:r>
+    </w:p>
+    <w:p>
+      <w:pPr>
+        <w:pStyle w:val="afff3"/>
+        <w:rPr>
+          <w:rFonts w:ascii="Consolas" w:hAnsi="Consolas" w:cs="Consolas"/>
+          <w:b w:val="0"/>
+          <w:sz w:val="16"/>
+        </w:rPr>
+      </w:pPr>
+      <w:r>
+        <w:rPr>
+          <w:rFonts w:ascii="Consolas" w:hAnsi="Consolas"/>
+          <w:b w:val="0"/>
+          <w:sz w:val="16"/>
+        </w:rPr>
+        <w:t xml:space="preserve">        case 3:</w:t>
+      </w:r>
+    </w:p>
+    <w:p>
+      <w:pPr>
+        <w:pStyle w:val="afff3"/>
+        <w:rPr>
+          <w:rFonts w:ascii="Consolas" w:hAnsi="Consolas" w:cs="Consolas"/>
+          <w:b w:val="0"/>
+          <w:sz w:val="16"/>
+        </w:rPr>
+      </w:pPr>
+      <w:r>
+        <w:rPr>
+          <w:rFonts w:ascii="Consolas" w:hAnsi="Consolas"/>
+          <w:b w:val="0"/>
+          <w:sz w:val="16"/>
+        </w:rPr>
+        <w:t xml:space="preserve">            fillRandom(a, n, m);</w:t>
       </w:r>
     </w:p>
     <w:p>
@@ -2804,9 +5831,17 @@
           <w:rFonts w:ascii="Consolas" w:hAnsi="Consolas"/>
           <w:b w:val="0"/>
           <w:sz w:val="16"/>
+        </w:rPr>
+        <w:t xml:space="preserve">            </w:t>
+      </w:r>
+      <w:r>
+        <w:rPr>
+          <w:rFonts w:ascii="Consolas" w:hAnsi="Consolas"/>
+          <w:b w:val="0"/>
+          <w:sz w:val="16"/>
           <w:lang w:val="ru-RU"/>
         </w:rPr>
-        <w:t xml:space="preserve">        {</w:t>
+        <w:t>filled = true;</w:t>
       </w:r>
     </w:p>
     <w:p>
@@ -2826,19 +5861,89 @@
           <w:sz w:val="16"/>
           <w:lang w:val="ru-RU"/>
         </w:rPr>
-        <w:t xml:space="preserve">            if (value &gt;= start &amp;&amp; value &lt;= end)</w:t>
-      </w:r>
-    </w:p>
-    <w:p>
-      <w:pPr>
-        <w:pStyle w:val="afff3"/>
-        <w:rPr>
-          <w:rFonts w:ascii="Consolas" w:hAnsi="Consolas" w:cs="Consolas"/>
+        <w:t xml:space="preserve">            std::cout &lt;&lt; "Массив заполнен случайными числами.\n";</w:t>
+      </w:r>
+    </w:p>
+    <w:p>
+      <w:pPr>
+        <w:pStyle w:val="afff3"/>
+        <w:rPr>
+          <w:rFonts w:ascii="Consolas" w:hAnsi="Consolas" w:cs="Consolas"/>
+          <w:b w:val="0"/>
+          <w:sz w:val="16"/>
+        </w:rPr>
+      </w:pPr>
+      <w:r>
+        <w:rPr>
+          <w:rFonts w:ascii="Consolas" w:hAnsi="Consolas"/>
           <w:b w:val="0"/>
           <w:sz w:val="16"/>
           <w:lang w:val="ru-RU"/>
         </w:rPr>
-      </w:pPr>
+        <w:t xml:space="preserve">            </w:t>
+      </w:r>
+      <w:r>
+        <w:rPr>
+          <w:rFonts w:ascii="Consolas" w:hAnsi="Consolas"/>
+          <w:b w:val="0"/>
+          <w:sz w:val="16"/>
+        </w:rPr>
+        <w:t>break;</w:t>
+      </w:r>
+    </w:p>
+    <w:p>
+      <w:pPr>
+        <w:pStyle w:val="afff3"/>
+        <w:rPr>
+          <w:rFonts w:ascii="Consolas" w:hAnsi="Consolas" w:cs="Consolas"/>
+          <w:b w:val="0"/>
+          <w:sz w:val="16"/>
+        </w:rPr>
+      </w:pPr>
+      <w:r>
+        <w:rPr>
+          <w:rFonts w:ascii="Consolas" w:hAnsi="Consolas"/>
+          <w:b w:val="0"/>
+          <w:sz w:val="16"/>
+        </w:rPr>
+        <w:t xml:space="preserve">        case 4:</w:t>
+      </w:r>
+    </w:p>
+    <w:p>
+      <w:pPr>
+        <w:pStyle w:val="afff3"/>
+        <w:rPr>
+          <w:rFonts w:ascii="Consolas" w:hAnsi="Consolas" w:cs="Consolas"/>
+          <w:b w:val="0"/>
+          <w:sz w:val="16"/>
+        </w:rPr>
+      </w:pPr>
+      <w:r>
+        <w:rPr>
+          <w:rFonts w:ascii="Consolas" w:hAnsi="Consolas"/>
+          <w:b w:val="0"/>
+          <w:sz w:val="16"/>
+        </w:rPr>
+        <w:t xml:space="preserve">            if (!filled)</w:t>
+      </w:r>
+    </w:p>
+    <w:p>
+      <w:pPr>
+        <w:pStyle w:val="afff3"/>
+        <w:rPr>
+          <w:rFonts w:ascii="Consolas" w:hAnsi="Consolas" w:cs="Consolas"/>
+          <w:b w:val="0"/>
+          <w:sz w:val="16"/>
+        </w:rPr>
+      </w:pPr>
+      <w:r>
+        <w:rPr>
+          <w:rFonts w:ascii="Consolas" w:hAnsi="Consolas"/>
+          <w:b w:val="0"/>
+          <w:sz w:val="16"/>
+        </w:rPr>
+        <w:t xml:space="preserve">                std::cout &lt;&lt; "</w:t>
+      </w:r>
       <w:r>
         <w:rPr>
           <w:rFonts w:ascii="Consolas" w:hAnsi="Consolas"/>
@@ -2846,6 +5951,278 @@
           <w:sz w:val="16"/>
           <w:lang w:val="ru-RU"/>
         </w:rPr>
+        <w:t>Массив</w:t>
+      </w:r>
+      <w:r>
+        <w:rPr>
+          <w:rFonts w:ascii="Consolas" w:hAnsi="Consolas"/>
+          <w:b w:val="0"/>
+          <w:sz w:val="16"/>
+        </w:rPr>
+        <w:t xml:space="preserve"> </w:t>
+      </w:r>
+      <w:r>
+        <w:rPr>
+          <w:rFonts w:ascii="Consolas" w:hAnsi="Consolas"/>
+          <w:b w:val="0"/>
+          <w:sz w:val="16"/>
+          <w:lang w:val="ru-RU"/>
+        </w:rPr>
+        <w:t>ещё</w:t>
+      </w:r>
+      <w:r>
+        <w:rPr>
+          <w:rFonts w:ascii="Consolas" w:hAnsi="Consolas"/>
+          <w:b w:val="0"/>
+          <w:sz w:val="16"/>
+        </w:rPr>
+        <w:t xml:space="preserve"> </w:t>
+      </w:r>
+      <w:r>
+        <w:rPr>
+          <w:rFonts w:ascii="Consolas" w:hAnsi="Consolas"/>
+          <w:b w:val="0"/>
+          <w:sz w:val="16"/>
+          <w:lang w:val="ru-RU"/>
+        </w:rPr>
+        <w:t>не</w:t>
+      </w:r>
+      <w:r>
+        <w:rPr>
+          <w:rFonts w:ascii="Consolas" w:hAnsi="Consolas"/>
+          <w:b w:val="0"/>
+          <w:sz w:val="16"/>
+        </w:rPr>
+        <w:t xml:space="preserve"> </w:t>
+      </w:r>
+      <w:r>
+        <w:rPr>
+          <w:rFonts w:ascii="Consolas" w:hAnsi="Consolas"/>
+          <w:b w:val="0"/>
+          <w:sz w:val="16"/>
+          <w:lang w:val="ru-RU"/>
+        </w:rPr>
+        <w:t>заполнен</w:t>
+      </w:r>
+      <w:r>
+        <w:rPr>
+          <w:rFonts w:ascii="Consolas" w:hAnsi="Consolas"/>
+          <w:b w:val="0"/>
+          <w:sz w:val="16"/>
+        </w:rPr>
+        <w:t>.\n";</w:t>
+      </w:r>
+    </w:p>
+    <w:p>
+      <w:pPr>
+        <w:pStyle w:val="afff3"/>
+        <w:rPr>
+          <w:rFonts w:ascii="Consolas" w:hAnsi="Consolas" w:cs="Consolas"/>
+          <w:b w:val="0"/>
+          <w:sz w:val="16"/>
+        </w:rPr>
+      </w:pPr>
+      <w:r>
+        <w:rPr>
+          <w:rFonts w:ascii="Consolas" w:hAnsi="Consolas"/>
+          <w:b w:val="0"/>
+          <w:sz w:val="16"/>
+        </w:rPr>
+        <w:lastRenderedPageBreak/>
+        <w:t xml:space="preserve">            else</w:t>
+      </w:r>
+    </w:p>
+    <w:p>
+      <w:pPr>
+        <w:pStyle w:val="afff3"/>
+        <w:rPr>
+          <w:rFonts w:ascii="Consolas" w:hAnsi="Consolas" w:cs="Consolas"/>
+          <w:b w:val="0"/>
+          <w:sz w:val="16"/>
+        </w:rPr>
+      </w:pPr>
+      <w:r>
+        <w:rPr>
+          <w:rFonts w:ascii="Consolas" w:hAnsi="Consolas"/>
+          <w:b w:val="0"/>
+          <w:sz w:val="16"/>
+        </w:rPr>
+        <w:t xml:space="preserve">                printArray(a, n, m);</w:t>
+      </w:r>
+    </w:p>
+    <w:p>
+      <w:pPr>
+        <w:pStyle w:val="afff3"/>
+        <w:rPr>
+          <w:rFonts w:ascii="Consolas" w:hAnsi="Consolas" w:cs="Consolas"/>
+          <w:b w:val="0"/>
+          <w:sz w:val="16"/>
+        </w:rPr>
+      </w:pPr>
+      <w:r>
+        <w:rPr>
+          <w:rFonts w:ascii="Consolas" w:hAnsi="Consolas"/>
+          <w:b w:val="0"/>
+          <w:sz w:val="16"/>
+        </w:rPr>
+        <w:t xml:space="preserve">            break;</w:t>
+      </w:r>
+    </w:p>
+    <w:p>
+      <w:pPr>
+        <w:pStyle w:val="afff3"/>
+        <w:rPr>
+          <w:rFonts w:ascii="Consolas" w:hAnsi="Consolas" w:cs="Consolas"/>
+          <w:b w:val="0"/>
+          <w:sz w:val="16"/>
+        </w:rPr>
+      </w:pPr>
+      <w:r>
+        <w:rPr>
+          <w:rFonts w:ascii="Consolas" w:hAnsi="Consolas"/>
+          <w:b w:val="0"/>
+          <w:sz w:val="16"/>
+        </w:rPr>
+        <w:t xml:space="preserve">        case 5:</w:t>
+      </w:r>
+    </w:p>
+    <w:p>
+      <w:pPr>
+        <w:pStyle w:val="afff3"/>
+        <w:rPr>
+          <w:rFonts w:ascii="Consolas" w:hAnsi="Consolas" w:cs="Consolas"/>
+          <w:b w:val="0"/>
+          <w:sz w:val="16"/>
+        </w:rPr>
+      </w:pPr>
+      <w:r>
+        <w:rPr>
+          <w:rFonts w:ascii="Consolas" w:hAnsi="Consolas"/>
+          <w:b w:val="0"/>
+          <w:sz w:val="16"/>
+        </w:rPr>
+        <w:t xml:space="preserve">            if (!filled)</w:t>
+      </w:r>
+    </w:p>
+    <w:p>
+      <w:pPr>
+        <w:pStyle w:val="afff3"/>
+        <w:rPr>
+          <w:rFonts w:ascii="Consolas" w:hAnsi="Consolas" w:cs="Consolas"/>
+          <w:b w:val="0"/>
+          <w:sz w:val="16"/>
+        </w:rPr>
+      </w:pPr>
+      <w:r>
+        <w:rPr>
+          <w:rFonts w:ascii="Consolas" w:hAnsi="Consolas"/>
+          <w:b w:val="0"/>
+          <w:sz w:val="16"/>
+        </w:rPr>
+        <w:t xml:space="preserve">                std::cout &lt;&lt; "</w:t>
+      </w:r>
+      <w:r>
+        <w:rPr>
+          <w:rFonts w:ascii="Consolas" w:hAnsi="Consolas"/>
+          <w:b w:val="0"/>
+          <w:sz w:val="16"/>
+          <w:lang w:val="ru-RU"/>
+        </w:rPr>
+        <w:t>Массив</w:t>
+      </w:r>
+      <w:r>
+        <w:rPr>
+          <w:rFonts w:ascii="Consolas" w:hAnsi="Consolas"/>
+          <w:b w:val="0"/>
+          <w:sz w:val="16"/>
+        </w:rPr>
+        <w:t xml:space="preserve"> </w:t>
+      </w:r>
+      <w:r>
+        <w:rPr>
+          <w:rFonts w:ascii="Consolas" w:hAnsi="Consolas"/>
+          <w:b w:val="0"/>
+          <w:sz w:val="16"/>
+          <w:lang w:val="ru-RU"/>
+        </w:rPr>
+        <w:t>ещё</w:t>
+      </w:r>
+      <w:r>
+        <w:rPr>
+          <w:rFonts w:ascii="Consolas" w:hAnsi="Consolas"/>
+          <w:b w:val="0"/>
+          <w:sz w:val="16"/>
+        </w:rPr>
+        <w:t xml:space="preserve"> </w:t>
+      </w:r>
+      <w:r>
+        <w:rPr>
+          <w:rFonts w:ascii="Consolas" w:hAnsi="Consolas"/>
+          <w:b w:val="0"/>
+          <w:sz w:val="16"/>
+          <w:lang w:val="ru-RU"/>
+        </w:rPr>
+        <w:t>не</w:t>
+      </w:r>
+      <w:r>
+        <w:rPr>
+          <w:rFonts w:ascii="Consolas" w:hAnsi="Consolas"/>
+          <w:b w:val="0"/>
+          <w:sz w:val="16"/>
+        </w:rPr>
+        <w:t xml:space="preserve"> </w:t>
+      </w:r>
+      <w:r>
+        <w:rPr>
+          <w:rFonts w:ascii="Consolas" w:hAnsi="Consolas"/>
+          <w:b w:val="0"/>
+          <w:sz w:val="16"/>
+          <w:lang w:val="ru-RU"/>
+        </w:rPr>
+        <w:t>заполнен</w:t>
+      </w:r>
+      <w:r>
+        <w:rPr>
+          <w:rFonts w:ascii="Consolas" w:hAnsi="Consolas"/>
+          <w:b w:val="0"/>
+          <w:sz w:val="16"/>
+        </w:rPr>
+        <w:t>.\n";</w:t>
+      </w:r>
+    </w:p>
+    <w:p>
+      <w:pPr>
+        <w:pStyle w:val="afff3"/>
+        <w:rPr>
+          <w:rFonts w:ascii="Consolas" w:hAnsi="Consolas" w:cs="Consolas"/>
+          <w:b w:val="0"/>
+          <w:sz w:val="16"/>
+        </w:rPr>
+      </w:pPr>
+      <w:r>
+        <w:rPr>
+          <w:rFonts w:ascii="Consolas" w:hAnsi="Consolas"/>
+          <w:b w:val="0"/>
+          <w:sz w:val="16"/>
+        </w:rPr>
+        <w:t xml:space="preserve">            else</w:t>
+      </w:r>
+    </w:p>
+    <w:p>
+      <w:pPr>
+        <w:pStyle w:val="afff3"/>
+        <w:rPr>
+          <w:rFonts w:ascii="Consolas" w:hAnsi="Consolas" w:cs="Consolas"/>
+          <w:b w:val="0"/>
+          <w:sz w:val="16"/>
+        </w:rPr>
+      </w:pPr>
+      <w:r>
+        <w:rPr>
+          <w:rFonts w:ascii="Consolas" w:hAnsi="Consolas"/>
+          <w:b w:val="0"/>
+          <w:sz w:val="16"/>
+        </w:rPr>
         <w:t xml:space="preserve">            {</w:t>
       </w:r>
     </w:p>
@@ -2856,6 +6233,78 @@
           <w:rFonts w:ascii="Consolas" w:hAnsi="Consolas" w:cs="Consolas"/>
           <w:b w:val="0"/>
           <w:sz w:val="16"/>
+        </w:rPr>
+      </w:pPr>
+      <w:r>
+        <w:rPr>
+          <w:rFonts w:ascii="Consolas" w:hAnsi="Consolas"/>
+          <w:b w:val="0"/>
+          <w:sz w:val="16"/>
+        </w:rPr>
+        <w:t xml:space="preserve">                printArray(a, n, m);</w:t>
+      </w:r>
+    </w:p>
+    <w:p>
+      <w:pPr>
+        <w:pStyle w:val="afff3"/>
+        <w:rPr>
+          <w:rFonts w:ascii="Consolas" w:hAnsi="Consolas" w:cs="Consolas"/>
+          <w:b w:val="0"/>
+          <w:sz w:val="16"/>
+        </w:rPr>
+      </w:pPr>
+      <w:r>
+        <w:rPr>
+          <w:rFonts w:ascii="Consolas" w:hAnsi="Consolas"/>
+          <w:b w:val="0"/>
+          <w:sz w:val="16"/>
+        </w:rPr>
+        <w:t xml:space="preserve">                calcAvgBelowDiagAndMainDiagArray(a, n, m);</w:t>
+      </w:r>
+    </w:p>
+    <w:p>
+      <w:pPr>
+        <w:pStyle w:val="afff3"/>
+        <w:rPr>
+          <w:rFonts w:ascii="Consolas" w:hAnsi="Consolas" w:cs="Consolas"/>
+          <w:b w:val="0"/>
+          <w:sz w:val="16"/>
+        </w:rPr>
+      </w:pPr>
+      <w:r>
+        <w:rPr>
+          <w:rFonts w:ascii="Consolas" w:hAnsi="Consolas"/>
+          <w:b w:val="0"/>
+          <w:sz w:val="16"/>
+        </w:rPr>
+        <w:t xml:space="preserve">            }</w:t>
+      </w:r>
+    </w:p>
+    <w:p>
+      <w:pPr>
+        <w:pStyle w:val="afff3"/>
+        <w:rPr>
+          <w:rFonts w:ascii="Consolas" w:hAnsi="Consolas" w:cs="Consolas"/>
+          <w:b w:val="0"/>
+          <w:sz w:val="16"/>
+        </w:rPr>
+      </w:pPr>
+      <w:r>
+        <w:rPr>
+          <w:rFonts w:ascii="Consolas" w:hAnsi="Consolas"/>
+          <w:b w:val="0"/>
+          <w:sz w:val="16"/>
+        </w:rPr>
+        <w:t xml:space="preserve">            break;</w:t>
+      </w:r>
+    </w:p>
+    <w:p>
+      <w:pPr>
+        <w:pStyle w:val="afff3"/>
+        <w:rPr>
+          <w:rFonts w:ascii="Consolas" w:hAnsi="Consolas" w:cs="Consolas"/>
+          <w:b w:val="0"/>
+          <w:sz w:val="16"/>
           <w:lang w:val="ru-RU"/>
         </w:rPr>
       </w:pPr>
@@ -2864,9 +6313,17 @@
           <w:rFonts w:ascii="Consolas" w:hAnsi="Consolas"/>
           <w:b w:val="0"/>
           <w:sz w:val="16"/>
+        </w:rPr>
+        <w:t xml:space="preserve">        </w:t>
+      </w:r>
+      <w:r>
+        <w:rPr>
+          <w:rFonts w:ascii="Consolas" w:hAnsi="Consolas"/>
+          <w:b w:val="0"/>
+          <w:sz w:val="16"/>
           <w:lang w:val="ru-RU"/>
         </w:rPr>
-        <w:t xml:space="preserve">                std::cin.ignore((std::numeric_limits&lt;std::streamsize&gt;::max)(), '\n');</w:t>
+        <w:t>case 0:</w:t>
       </w:r>
     </w:p>
     <w:p>
@@ -2886,19 +6343,71 @@
           <w:sz w:val="16"/>
           <w:lang w:val="ru-RU"/>
         </w:rPr>
-        <w:t xml:space="preserve">                return value;</w:t>
-      </w:r>
-    </w:p>
-    <w:p>
-      <w:pPr>
-        <w:pStyle w:val="afff3"/>
-        <w:rPr>
-          <w:rFonts w:ascii="Consolas" w:hAnsi="Consolas" w:cs="Consolas"/>
+        <w:t xml:space="preserve">            std::cout &lt;&lt; "Завершение работы.\n";</w:t>
+      </w:r>
+    </w:p>
+    <w:p>
+      <w:pPr>
+        <w:pStyle w:val="afff3"/>
+        <w:rPr>
+          <w:rFonts w:ascii="Consolas" w:hAnsi="Consolas" w:cs="Consolas"/>
+          <w:b w:val="0"/>
+          <w:sz w:val="16"/>
+        </w:rPr>
+      </w:pPr>
+      <w:r>
+        <w:rPr>
+          <w:rFonts w:ascii="Consolas" w:hAnsi="Consolas"/>
           <w:b w:val="0"/>
           <w:sz w:val="16"/>
           <w:lang w:val="ru-RU"/>
         </w:rPr>
-      </w:pPr>
+        <w:t xml:space="preserve">            </w:t>
+      </w:r>
+      <w:r>
+        <w:rPr>
+          <w:rFonts w:ascii="Consolas" w:hAnsi="Consolas"/>
+          <w:b w:val="0"/>
+          <w:sz w:val="16"/>
+        </w:rPr>
+        <w:t>return 0;</w:t>
+      </w:r>
+    </w:p>
+    <w:p>
+      <w:pPr>
+        <w:pStyle w:val="afff3"/>
+        <w:rPr>
+          <w:rFonts w:ascii="Consolas" w:hAnsi="Consolas" w:cs="Consolas"/>
+          <w:b w:val="0"/>
+          <w:sz w:val="16"/>
+        </w:rPr>
+      </w:pPr>
+      <w:r>
+        <w:rPr>
+          <w:rFonts w:ascii="Consolas" w:hAnsi="Consolas"/>
+          <w:b w:val="0"/>
+          <w:sz w:val="16"/>
+        </w:rPr>
+        <w:t xml:space="preserve">        default:</w:t>
+      </w:r>
+    </w:p>
+    <w:p>
+      <w:pPr>
+        <w:pStyle w:val="afff3"/>
+        <w:rPr>
+          <w:rFonts w:ascii="Consolas" w:hAnsi="Consolas" w:cs="Consolas"/>
+          <w:b w:val="0"/>
+          <w:sz w:val="16"/>
+        </w:rPr>
+      </w:pPr>
+      <w:r>
+        <w:rPr>
+          <w:rFonts w:ascii="Consolas" w:hAnsi="Consolas"/>
+          <w:b w:val="0"/>
+          <w:sz w:val="16"/>
+        </w:rPr>
+        <w:t xml:space="preserve">            std::cout &lt;&lt; "</w:t>
+      </w:r>
       <w:r>
         <w:rPr>
           <w:rFonts w:ascii="Consolas" w:hAnsi="Consolas"/>
@@ -2906,19 +6415,33 @@
           <w:sz w:val="16"/>
           <w:lang w:val="ru-RU"/>
         </w:rPr>
-        <w:t xml:space="preserve">            }</w:t>
-      </w:r>
-    </w:p>
-    <w:p>
-      <w:pPr>
-        <w:pStyle w:val="afff3"/>
-        <w:rPr>
-          <w:rFonts w:ascii="Consolas" w:hAnsi="Consolas" w:cs="Consolas"/>
+        <w:t>Неверный</w:t>
+      </w:r>
+      <w:r>
+        <w:rPr>
+          <w:rFonts w:ascii="Consolas" w:hAnsi="Consolas"/>
+          <w:b w:val="0"/>
+          <w:sz w:val="16"/>
+        </w:rPr>
+        <w:t xml:space="preserve"> </w:t>
+      </w:r>
+      <w:r>
+        <w:rPr>
+          <w:rFonts w:ascii="Consolas" w:hAnsi="Consolas"/>
           <w:b w:val="0"/>
           <w:sz w:val="16"/>
           <w:lang w:val="ru-RU"/>
         </w:rPr>
-      </w:pPr>
+        <w:t>пункт</w:t>
+      </w:r>
+      <w:r>
+        <w:rPr>
+          <w:rFonts w:ascii="Consolas" w:hAnsi="Consolas"/>
+          <w:b w:val="0"/>
+          <w:sz w:val="16"/>
+        </w:rPr>
+        <w:t xml:space="preserve"> </w:t>
+      </w:r>
       <w:r>
         <w:rPr>
           <w:rFonts w:ascii="Consolas" w:hAnsi="Consolas"/>
@@ -2926,7 +6449,15 @@
           <w:sz w:val="16"/>
           <w:lang w:val="ru-RU"/>
         </w:rPr>
-        <w:t xml:space="preserve">            std::cout &lt;&lt; "Ошибка: число вне допустимого диапазона.\n";</w:t>
+        <w:t>меню</w:t>
+      </w:r>
+      <w:r>
+        <w:rPr>
+          <w:rFonts w:ascii="Consolas" w:hAnsi="Consolas"/>
+          <w:b w:val="0"/>
+          <w:sz w:val="16"/>
+        </w:rPr>
+        <w:t>.\n";</w:t>
       </w:r>
     </w:p>
     <w:p>
@@ -2944,9 +6475,17 @@
           <w:rFonts w:ascii="Consolas" w:hAnsi="Consolas"/>
           <w:b w:val="0"/>
           <w:sz w:val="16"/>
+        </w:rPr>
+        <w:t xml:space="preserve">        </w:t>
+      </w:r>
+      <w:r>
+        <w:rPr>
+          <w:rFonts w:ascii="Consolas" w:hAnsi="Consolas"/>
+          <w:b w:val="0"/>
+          <w:sz w:val="16"/>
           <w:lang w:val="ru-RU"/>
         </w:rPr>
-        <w:t xml:space="preserve">        }</w:t>
+        <w:t>}</w:t>
       </w:r>
     </w:p>
     <w:p>
@@ -2966,7 +6505,7 @@
           <w:sz w:val="16"/>
           <w:lang w:val="ru-RU"/>
         </w:rPr>
-        <w:t xml:space="preserve">        else</w:t>
+        <w:t xml:space="preserve">    }</w:t>
       </w:r>
     </w:p>
     <w:p>
@@ -2986,3124 +6525,38 @@
           <w:sz w:val="16"/>
           <w:lang w:val="ru-RU"/>
         </w:rPr>
-        <w:t xml:space="preserve">        {</w:t>
-      </w:r>
-    </w:p>
-    <w:p>
-      <w:pPr>
-        <w:pStyle w:val="afff3"/>
-        <w:rPr>
-          <w:rFonts w:ascii="Consolas" w:hAnsi="Consolas" w:cs="Consolas"/>
-          <w:b w:val="0"/>
-          <w:sz w:val="16"/>
+        <w:t>}</w:t>
+      </w:r>
+    </w:p>
+    <w:p>
+      <w:pPr>
+        <w:pStyle w:val="afff3"/>
+        <w:rPr>
           <w:lang w:val="ru-RU"/>
         </w:rPr>
       </w:pPr>
       <w:r>
         <w:rPr>
-          <w:rFonts w:ascii="Consolas" w:hAnsi="Consolas"/>
-          <w:b w:val="0"/>
-          <w:sz w:val="16"/>
           <w:lang w:val="ru-RU"/>
         </w:rPr>
-        <w:t xml:space="preserve">            if (std::cin.eof())</w:t>
-      </w:r>
-    </w:p>
-    <w:p>
-      <w:pPr>
-        <w:pStyle w:val="afff3"/>
-        <w:rPr>
-          <w:rFonts w:ascii="Consolas" w:hAnsi="Consolas" w:cs="Consolas"/>
-          <w:b w:val="0"/>
-          <w:sz w:val="16"/>
-          <w:lang w:val="ru-RU"/>
-        </w:rPr>
-      </w:pPr>
-      <w:r>
-        <w:rPr>
-          <w:rFonts w:ascii="Consolas" w:hAnsi="Consolas"/>
-          <w:b w:val="0"/>
-          <w:sz w:val="16"/>
-          <w:lang w:val="ru-RU"/>
-        </w:rPr>
-        <w:t xml:space="preserve">            {</w:t>
-      </w:r>
-    </w:p>
-    <w:p>
-      <w:pPr>
-        <w:pStyle w:val="afff3"/>
-        <w:rPr>
-          <w:rFonts w:ascii="Consolas" w:hAnsi="Consolas" w:cs="Consolas"/>
-          <w:b w:val="0"/>
-          <w:sz w:val="16"/>
-          <w:lang w:val="ru-RU"/>
-        </w:rPr>
-      </w:pPr>
-      <w:r>
-        <w:rPr>
-          <w:rFonts w:ascii="Consolas" w:hAnsi="Consolas"/>
-          <w:b w:val="0"/>
-          <w:sz w:val="16"/>
-          <w:lang w:val="ru-RU"/>
-        </w:rPr>
-        <w:t xml:space="preserve">                std::cout &lt;&lt; "\nВвод завершён. Выход из программы.\n";</w:t>
-      </w:r>
-    </w:p>
-    <w:p>
-      <w:pPr>
-        <w:pStyle w:val="afff3"/>
-        <w:rPr>
-          <w:rFonts w:ascii="Consolas" w:hAnsi="Consolas" w:cs="Consolas"/>
-          <w:b w:val="0"/>
-          <w:sz w:val="16"/>
-          <w:lang w:val="ru-RU"/>
-        </w:rPr>
-      </w:pPr>
-      <w:r>
-        <w:rPr>
-          <w:rFonts w:ascii="Consolas" w:hAnsi="Consolas"/>
-          <w:b w:val="0"/>
-          <w:sz w:val="16"/>
-          <w:lang w:val="ru-RU"/>
-        </w:rPr>
-        <w:t xml:space="preserve">                std::exit(0);</w:t>
-      </w:r>
-    </w:p>
-    <w:p>
-      <w:pPr>
-        <w:pStyle w:val="afff3"/>
-        <w:rPr>
-          <w:rFonts w:ascii="Consolas" w:hAnsi="Consolas" w:cs="Consolas"/>
-          <w:b w:val="0"/>
-          <w:sz w:val="16"/>
-          <w:lang w:val="ru-RU"/>
-        </w:rPr>
-      </w:pPr>
-      <w:r>
-        <w:rPr>
-          <w:rFonts w:ascii="Consolas" w:hAnsi="Consolas"/>
-          <w:b w:val="0"/>
-          <w:sz w:val="16"/>
-          <w:lang w:val="ru-RU"/>
-        </w:rPr>
-        <w:t xml:space="preserve">            }</w:t>
-      </w:r>
-    </w:p>
-    <w:p>
-      <w:pPr>
-        <w:pStyle w:val="afff3"/>
-        <w:rPr>
-          <w:rFonts w:ascii="Consolas" w:hAnsi="Consolas" w:cs="Consolas"/>
-          <w:b w:val="0"/>
-          <w:sz w:val="16"/>
-          <w:lang w:val="ru-RU"/>
-        </w:rPr>
-      </w:pPr>
-    </w:p>
-    <w:p>
-      <w:pPr>
-        <w:pStyle w:val="afff3"/>
-        <w:rPr>
-          <w:rFonts w:ascii="Consolas" w:hAnsi="Consolas" w:cs="Consolas"/>
-          <w:b w:val="0"/>
-          <w:sz w:val="16"/>
-          <w:lang w:val="ru-RU"/>
-        </w:rPr>
-      </w:pPr>
-      <w:r>
-        <w:rPr>
-          <w:rFonts w:ascii="Consolas" w:hAnsi="Consolas"/>
-          <w:b w:val="0"/>
-          <w:sz w:val="16"/>
-          <w:lang w:val="ru-RU"/>
-        </w:rPr>
-        <w:t xml:space="preserve">            std::cout &lt;&lt; "Ошибка: нужно ввести целое число.\n";</w:t>
-      </w:r>
-    </w:p>
-    <w:p>
-      <w:pPr>
-        <w:pStyle w:val="afff3"/>
-        <w:rPr>
-          <w:rFonts w:ascii="Consolas" w:hAnsi="Consolas" w:cs="Consolas"/>
-          <w:b w:val="0"/>
-          <w:sz w:val="16"/>
-          <w:lang w:val="ru-RU"/>
-        </w:rPr>
-      </w:pPr>
-      <w:r>
-        <w:rPr>
-          <w:rFonts w:ascii="Consolas" w:hAnsi="Consolas"/>
-          <w:b w:val="0"/>
-          <w:sz w:val="16"/>
-          <w:lang w:val="ru-RU"/>
-        </w:rPr>
-        <w:t xml:space="preserve">            std::cin.clear();</w:t>
-      </w:r>
-    </w:p>
-    <w:p>
-      <w:pPr>
-        <w:pStyle w:val="afff3"/>
-        <w:rPr>
-          <w:rFonts w:ascii="Consolas" w:hAnsi="Consolas" w:cs="Consolas"/>
-          <w:b w:val="0"/>
-          <w:sz w:val="16"/>
-          <w:lang w:val="ru-RU"/>
-        </w:rPr>
-      </w:pPr>
-      <w:r>
-        <w:rPr>
-          <w:rFonts w:ascii="Consolas" w:hAnsi="Consolas"/>
-          <w:b w:val="0"/>
-          <w:sz w:val="16"/>
-          <w:lang w:val="ru-RU"/>
-        </w:rPr>
-        <w:t xml:space="preserve">        }</w:t>
-      </w:r>
-    </w:p>
-    <w:p>
-      <w:pPr>
-        <w:pStyle w:val="afff3"/>
-        <w:rPr>
-          <w:rFonts w:ascii="Consolas" w:hAnsi="Consolas" w:cs="Consolas"/>
-          <w:b w:val="0"/>
-          <w:sz w:val="16"/>
-          <w:lang w:val="ru-RU"/>
-        </w:rPr>
-      </w:pPr>
-    </w:p>
-    <w:p>
-      <w:pPr>
-        <w:pStyle w:val="afff3"/>
-        <w:rPr>
-          <w:rFonts w:ascii="Consolas" w:hAnsi="Consolas" w:cs="Consolas"/>
-          <w:b w:val="0"/>
-          <w:sz w:val="16"/>
-          <w:lang w:val="ru-RU"/>
-        </w:rPr>
-      </w:pPr>
-      <w:r>
-        <w:rPr>
-          <w:rFonts w:ascii="Consolas" w:hAnsi="Consolas"/>
-          <w:b w:val="0"/>
-          <w:sz w:val="16"/>
-          <w:lang w:val="ru-RU"/>
-        </w:rPr>
-        <w:t xml:space="preserve">        std::cin.ignore((std::numeric_limits&lt;std::streamsize&gt;::max)(), '\n');</w:t>
-      </w:r>
-    </w:p>
-    <w:p>
-      <w:pPr>
-        <w:pStyle w:val="afff3"/>
-        <w:rPr>
-          <w:rFonts w:ascii="Consolas" w:hAnsi="Consolas" w:cs="Consolas"/>
-          <w:b w:val="0"/>
-          <w:sz w:val="16"/>
-          <w:lang w:val="ru-RU"/>
-        </w:rPr>
-      </w:pPr>
-      <w:r>
-        <w:rPr>
-          <w:rFonts w:ascii="Consolas" w:hAnsi="Consolas"/>
-          <w:b w:val="0"/>
-          <w:sz w:val="16"/>
-          <w:lang w:val="ru-RU"/>
-        </w:rPr>
-        <w:t xml:space="preserve">    }</w:t>
-      </w:r>
-    </w:p>
-    <w:p>
-      <w:pPr>
-        <w:pStyle w:val="afff3"/>
-        <w:rPr>
-          <w:rFonts w:ascii="Consolas" w:hAnsi="Consolas" w:cs="Consolas"/>
-          <w:b w:val="0"/>
-          <w:sz w:val="16"/>
-          <w:lang w:val="ru-RU"/>
-        </w:rPr>
-      </w:pPr>
-      <w:r>
-        <w:rPr>
-          <w:rFonts w:ascii="Consolas" w:hAnsi="Consolas"/>
-          <w:b w:val="0"/>
-          <w:sz w:val="16"/>
-          <w:lang w:val="ru-RU"/>
-        </w:rPr>
-        <w:t>}</w:t>
-      </w:r>
-    </w:p>
-    <w:p>
-      <w:pPr>
-        <w:pStyle w:val="afff3"/>
-        <w:rPr>
-          <w:rFonts w:ascii="Consolas" w:hAnsi="Consolas" w:cs="Consolas"/>
-          <w:b w:val="0"/>
-          <w:sz w:val="16"/>
-          <w:lang w:val="ru-RU"/>
-        </w:rPr>
-      </w:pPr>
-    </w:p>
-    <w:p>
-      <w:pPr>
-        <w:pStyle w:val="afff3"/>
-        <w:rPr>
-          <w:rFonts w:ascii="Consolas" w:hAnsi="Consolas" w:cs="Consolas"/>
-          <w:b w:val="0"/>
-          <w:sz w:val="16"/>
-          <w:lang w:val="ru-RU"/>
-        </w:rPr>
-      </w:pPr>
-      <w:r>
-        <w:rPr>
-          <w:rFonts w:ascii="Consolas" w:hAnsi="Consolas"/>
-          <w:b w:val="0"/>
-          <w:sz w:val="16"/>
-          <w:lang w:val="ru-RU"/>
-        </w:rPr>
-        <w:t>inline void inputSize(int &amp;n, int &amp;m)</w:t>
-      </w:r>
-    </w:p>
-    <w:p>
-      <w:pPr>
-        <w:pStyle w:val="afff3"/>
-        <w:rPr>
-          <w:rFonts w:ascii="Consolas" w:hAnsi="Consolas" w:cs="Consolas"/>
-          <w:b w:val="0"/>
-          <w:sz w:val="16"/>
-          <w:lang w:val="ru-RU"/>
-        </w:rPr>
-      </w:pPr>
-      <w:r>
-        <w:rPr>
-          <w:rFonts w:ascii="Consolas" w:hAnsi="Consolas"/>
-          <w:b w:val="0"/>
-          <w:sz w:val="16"/>
-          <w:lang w:val="ru-RU"/>
-        </w:rPr>
-        <w:t>{</w:t>
-      </w:r>
-    </w:p>
-    <w:p>
-      <w:pPr>
-        <w:pStyle w:val="afff3"/>
-        <w:rPr>
-          <w:rFonts w:ascii="Consolas" w:hAnsi="Consolas" w:cs="Consolas"/>
-          <w:b w:val="0"/>
-          <w:sz w:val="16"/>
-          <w:lang w:val="ru-RU"/>
-        </w:rPr>
-      </w:pPr>
-      <w:r>
-        <w:rPr>
-          <w:rFonts w:ascii="Consolas" w:hAnsi="Consolas"/>
-          <w:b w:val="0"/>
-          <w:sz w:val="16"/>
-          <w:lang w:val="ru-RU"/>
-        </w:rPr>
-        <w:t xml:space="preserve">    n = validateInput("Введите количество строк n", 1, MAX_DIM);</w:t>
-      </w:r>
-    </w:p>
-    <w:p>
-      <w:pPr>
-        <w:pStyle w:val="afff3"/>
-        <w:rPr>
-          <w:rFonts w:ascii="Consolas" w:hAnsi="Consolas" w:cs="Consolas"/>
-          <w:b w:val="0"/>
-          <w:sz w:val="16"/>
-          <w:lang w:val="ru-RU"/>
-        </w:rPr>
-      </w:pPr>
-      <w:r>
-        <w:rPr>
-          <w:rFonts w:ascii="Consolas" w:hAnsi="Consolas"/>
-          <w:b w:val="0"/>
-          <w:sz w:val="16"/>
-          <w:lang w:val="ru-RU"/>
-        </w:rPr>
-        <w:t xml:space="preserve">    m = validateInput("Введите количество столбцов m", 1, MAX_DIM);</w:t>
-      </w:r>
-    </w:p>
-    <w:p>
-      <w:pPr>
-        <w:pStyle w:val="afff3"/>
-        <w:rPr>
-          <w:rFonts w:ascii="Consolas" w:hAnsi="Consolas" w:cs="Consolas"/>
-          <w:b w:val="0"/>
-          <w:sz w:val="16"/>
-          <w:lang w:val="ru-RU"/>
-        </w:rPr>
-      </w:pPr>
-      <w:r>
-        <w:rPr>
-          <w:rFonts w:ascii="Consolas" w:hAnsi="Consolas"/>
-          <w:b w:val="0"/>
-          <w:sz w:val="16"/>
-          <w:lang w:val="ru-RU"/>
-        </w:rPr>
-        <w:t>}</w:t>
-      </w:r>
-    </w:p>
-    <w:p>
-      <w:pPr>
-        <w:pStyle w:val="afff3"/>
-        <w:rPr>
-          <w:rFonts w:ascii="Consolas" w:hAnsi="Consolas" w:cs="Consolas"/>
-          <w:b w:val="0"/>
-          <w:sz w:val="16"/>
-          <w:lang w:val="ru-RU"/>
-        </w:rPr>
-      </w:pPr>
-    </w:p>
-    <w:p>
-      <w:pPr>
-        <w:pStyle w:val="afff3"/>
-        <w:rPr>
-          <w:rFonts w:ascii="Consolas" w:hAnsi="Consolas" w:cs="Consolas"/>
-          <w:b w:val="0"/>
-          <w:sz w:val="16"/>
-          <w:lang w:val="ru-RU"/>
-        </w:rPr>
-      </w:pPr>
-      <w:r>
-        <w:rPr>
-          <w:rFonts w:ascii="Consolas" w:hAnsi="Consolas"/>
-          <w:b w:val="0"/>
-          <w:sz w:val="16"/>
-          <w:lang w:val="ru-RU"/>
-        </w:rPr>
-        <w:t>void fillManual(int a[][MAX_DIM], int n, int m)</w:t>
-      </w:r>
-    </w:p>
-    <w:p>
-      <w:pPr>
-        <w:pStyle w:val="afff3"/>
-        <w:rPr>
-          <w:rFonts w:ascii="Consolas" w:hAnsi="Consolas" w:cs="Consolas"/>
-          <w:b w:val="0"/>
-          <w:sz w:val="16"/>
-          <w:lang w:val="ru-RU"/>
-        </w:rPr>
-      </w:pPr>
-      <w:r>
-        <w:rPr>
-          <w:rFonts w:ascii="Consolas" w:hAnsi="Consolas"/>
-          <w:b w:val="0"/>
-          <w:sz w:val="16"/>
-          <w:lang w:val="ru-RU"/>
-        </w:rPr>
-        <w:t>{</w:t>
-      </w:r>
-    </w:p>
-    <w:p>
-      <w:pPr>
-        <w:pStyle w:val="afff3"/>
-        <w:rPr>
-          <w:rFonts w:ascii="Consolas" w:hAnsi="Consolas" w:cs="Consolas"/>
-          <w:b w:val="0"/>
-          <w:sz w:val="16"/>
-          <w:lang w:val="ru-RU"/>
-        </w:rPr>
-      </w:pPr>
-      <w:r>
-        <w:rPr>
-          <w:rFonts w:ascii="Consolas" w:hAnsi="Consolas"/>
-          <w:b w:val="0"/>
-          <w:sz w:val="16"/>
-          <w:lang w:val="ru-RU"/>
-        </w:rPr>
-        <w:t xml:space="preserve">    std::cout &lt;&lt; "Введите элементы массива " &lt;&lt; n &lt;&lt; "x" &lt;&lt; m &lt;&lt; "\n";</w:t>
-      </w:r>
-    </w:p>
-    <w:p>
-      <w:pPr>
-        <w:pStyle w:val="afff3"/>
-        <w:rPr>
-          <w:rFonts w:ascii="Consolas" w:hAnsi="Consolas" w:cs="Consolas"/>
-          <w:b w:val="0"/>
-          <w:sz w:val="16"/>
-          <w:lang w:val="ru-RU"/>
-        </w:rPr>
-      </w:pPr>
-    </w:p>
-    <w:p>
-      <w:pPr>
-        <w:pStyle w:val="afff3"/>
-        <w:rPr>
-          <w:rFonts w:ascii="Consolas" w:hAnsi="Consolas" w:cs="Consolas"/>
-          <w:b w:val="0"/>
-          <w:sz w:val="16"/>
-          <w:lang w:val="ru-RU"/>
-        </w:rPr>
-      </w:pPr>
-      <w:r>
-        <w:rPr>
-          <w:rFonts w:ascii="Consolas" w:hAnsi="Consolas"/>
-          <w:b w:val="0"/>
-          <w:sz w:val="16"/>
-          <w:lang w:val="ru-RU"/>
-        </w:rPr>
-        <w:t xml:space="preserve">    for (int i = 0; i &lt; n; ++i)</w:t>
-      </w:r>
-    </w:p>
-    <w:p>
-      <w:pPr>
-        <w:pStyle w:val="afff3"/>
-        <w:rPr>
-          <w:rFonts w:ascii="Consolas" w:hAnsi="Consolas" w:cs="Consolas"/>
-          <w:b w:val="0"/>
-          <w:sz w:val="16"/>
-          <w:lang w:val="ru-RU"/>
-        </w:rPr>
-      </w:pPr>
-      <w:r>
-        <w:rPr>
-          <w:rFonts w:ascii="Consolas" w:hAnsi="Consolas"/>
-          <w:b w:val="0"/>
-          <w:sz w:val="16"/>
-          <w:lang w:val="ru-RU"/>
-        </w:rPr>
-        <w:t xml:space="preserve">    {</w:t>
-      </w:r>
-    </w:p>
-    <w:p>
-      <w:pPr>
-        <w:pStyle w:val="afff3"/>
-        <w:rPr>
-          <w:rFonts w:ascii="Consolas" w:hAnsi="Consolas" w:cs="Consolas"/>
-          <w:b w:val="0"/>
-          <w:sz w:val="16"/>
-          <w:lang w:val="ru-RU"/>
-        </w:rPr>
-      </w:pPr>
-      <w:r>
-        <w:rPr>
-          <w:rFonts w:ascii="Consolas" w:hAnsi="Consolas"/>
-          <w:b w:val="0"/>
-          <w:sz w:val="16"/>
-          <w:lang w:val="ru-RU"/>
-        </w:rPr>
-        <w:t xml:space="preserve">        for (int j = 0; j &lt; m; ++j)</w:t>
-      </w:r>
-    </w:p>
-    <w:p>
-      <w:pPr>
-        <w:pStyle w:val="afff3"/>
-        <w:rPr>
-          <w:rFonts w:ascii="Consolas" w:hAnsi="Consolas" w:cs="Consolas"/>
-          <w:b w:val="0"/>
-          <w:sz w:val="16"/>
-          <w:lang w:val="ru-RU"/>
-        </w:rPr>
-      </w:pPr>
-      <w:r>
-        <w:rPr>
-          <w:rFonts w:ascii="Consolas" w:hAnsi="Consolas"/>
-          <w:b w:val="0"/>
-          <w:sz w:val="16"/>
-          <w:lang w:val="ru-RU"/>
-        </w:rPr>
-        <w:t xml:space="preserve">        {</w:t>
-      </w:r>
-    </w:p>
-    <w:p>
-      <w:pPr>
-        <w:pStyle w:val="afff3"/>
-        <w:rPr>
-          <w:rFonts w:ascii="Consolas" w:hAnsi="Consolas" w:cs="Consolas"/>
-          <w:b w:val="0"/>
-          <w:sz w:val="16"/>
-          <w:lang w:val="ru-RU"/>
-        </w:rPr>
-      </w:pPr>
-      <w:r>
-        <w:rPr>
-          <w:rFonts w:ascii="Consolas" w:hAnsi="Consolas"/>
-          <w:b w:val="0"/>
-          <w:sz w:val="16"/>
-          <w:lang w:val="ru-RU"/>
-        </w:rPr>
-        <w:t xml:space="preserve">            std::cout &lt;&lt; "Элемент a" &lt;&lt; i + 1 &lt;&lt; j + 1;</w:t>
-      </w:r>
-    </w:p>
-    <w:p>
-      <w:pPr>
-        <w:pStyle w:val="afff3"/>
-        <w:rPr>
-          <w:rFonts w:ascii="Consolas" w:hAnsi="Consolas" w:cs="Consolas"/>
-          <w:b w:val="0"/>
-          <w:sz w:val="16"/>
-          <w:lang w:val="ru-RU"/>
-        </w:rPr>
-      </w:pPr>
-      <w:r>
-        <w:rPr>
-          <w:rFonts w:ascii="Consolas" w:hAnsi="Consolas"/>
-          <w:b w:val="0"/>
-          <w:sz w:val="16"/>
-          <w:lang w:val="ru-RU"/>
-        </w:rPr>
-        <w:t xml:space="preserve">            a[i][j] = validateInput("", MIN_VALUE, MAX_VALUE);</w:t>
-      </w:r>
-    </w:p>
-    <w:p>
-      <w:pPr>
-        <w:pStyle w:val="afff3"/>
-        <w:rPr>
-          <w:rFonts w:ascii="Consolas" w:hAnsi="Consolas" w:cs="Consolas"/>
-          <w:b w:val="0"/>
-          <w:sz w:val="16"/>
-          <w:lang w:val="ru-RU"/>
-        </w:rPr>
-      </w:pPr>
-      <w:r>
-        <w:rPr>
-          <w:rFonts w:ascii="Consolas" w:hAnsi="Consolas"/>
-          <w:b w:val="0"/>
-          <w:sz w:val="16"/>
-          <w:lang w:val="ru-RU"/>
-        </w:rPr>
-        <w:t xml:space="preserve">        }</w:t>
-      </w:r>
-    </w:p>
-    <w:p>
-      <w:pPr>
-        <w:pStyle w:val="afff3"/>
-        <w:rPr>
-          <w:rFonts w:ascii="Consolas" w:hAnsi="Consolas" w:cs="Consolas"/>
-          <w:b w:val="0"/>
-          <w:sz w:val="16"/>
-          <w:lang w:val="ru-RU"/>
-        </w:rPr>
-      </w:pPr>
-      <w:r>
-        <w:rPr>
-          <w:rFonts w:ascii="Consolas" w:hAnsi="Consolas"/>
-          <w:b w:val="0"/>
-          <w:sz w:val="16"/>
-          <w:lang w:val="ru-RU"/>
-        </w:rPr>
-        <w:t xml:space="preserve">    }</w:t>
-      </w:r>
-    </w:p>
-    <w:p>
-      <w:pPr>
-        <w:pStyle w:val="afff3"/>
-        <w:rPr>
-          <w:rFonts w:ascii="Consolas" w:hAnsi="Consolas" w:cs="Consolas"/>
-          <w:b w:val="0"/>
-          <w:sz w:val="16"/>
-          <w:lang w:val="ru-RU"/>
-        </w:rPr>
-      </w:pPr>
-      <w:r>
-        <w:rPr>
-          <w:rFonts w:ascii="Consolas" w:hAnsi="Consolas"/>
-          <w:b w:val="0"/>
-          <w:sz w:val="16"/>
-          <w:lang w:val="ru-RU"/>
-        </w:rPr>
-        <w:t>}</w:t>
-      </w:r>
-    </w:p>
-    <w:p>
-      <w:pPr>
-        <w:pStyle w:val="afff3"/>
-        <w:rPr>
-          <w:rFonts w:ascii="Consolas" w:hAnsi="Consolas" w:cs="Consolas"/>
-          <w:b w:val="0"/>
-          <w:sz w:val="16"/>
-          <w:lang w:val="ru-RU"/>
-        </w:rPr>
-      </w:pPr>
-    </w:p>
-    <w:p>
-      <w:pPr>
-        <w:pStyle w:val="afff3"/>
-        <w:rPr>
-          <w:rFonts w:ascii="Consolas" w:hAnsi="Consolas" w:cs="Consolas"/>
-          <w:b w:val="0"/>
-          <w:sz w:val="16"/>
-          <w:lang w:val="ru-RU"/>
-        </w:rPr>
-      </w:pPr>
-      <w:r>
-        <w:rPr>
-          <w:rFonts w:ascii="Consolas" w:hAnsi="Consolas"/>
-          <w:b w:val="0"/>
-          <w:sz w:val="16"/>
-          <w:lang w:val="ru-RU"/>
-        </w:rPr>
-        <w:t>static void fillRandom(int a[][MAX_DIM], int n, int m)</w:t>
-      </w:r>
-    </w:p>
-    <w:p>
-      <w:pPr>
-        <w:pStyle w:val="afff3"/>
-        <w:rPr>
-          <w:rFonts w:ascii="Consolas" w:hAnsi="Consolas" w:cs="Consolas"/>
-          <w:b w:val="0"/>
-          <w:sz w:val="16"/>
-          <w:lang w:val="ru-RU"/>
-        </w:rPr>
-      </w:pPr>
-      <w:r>
-        <w:rPr>
-          <w:rFonts w:ascii="Consolas" w:hAnsi="Consolas"/>
-          <w:b w:val="0"/>
-          <w:sz w:val="16"/>
-          <w:lang w:val="ru-RU"/>
-        </w:rPr>
-        <w:t>{</w:t>
-      </w:r>
-    </w:p>
-    <w:p>
-      <w:pPr>
-        <w:pStyle w:val="afff3"/>
-        <w:rPr>
-          <w:rFonts w:ascii="Consolas" w:hAnsi="Consolas" w:cs="Consolas"/>
-          <w:b w:val="0"/>
-          <w:sz w:val="16"/>
-          <w:lang w:val="ru-RU"/>
-        </w:rPr>
-      </w:pPr>
-      <w:r>
-        <w:rPr>
-          <w:rFonts w:ascii="Consolas" w:hAnsi="Consolas"/>
-          <w:b w:val="0"/>
-          <w:sz w:val="16"/>
-          <w:lang w:val="ru-RU"/>
-        </w:rPr>
-        <w:t xml:space="preserve">    static std::mt19937 gen(std::random_device{}());</w:t>
-      </w:r>
-    </w:p>
-    <w:p>
-      <w:pPr>
-        <w:pStyle w:val="afff3"/>
-        <w:rPr>
-          <w:rFonts w:ascii="Consolas" w:hAnsi="Consolas" w:cs="Consolas"/>
-          <w:b w:val="0"/>
-          <w:sz w:val="16"/>
-          <w:lang w:val="ru-RU"/>
-        </w:rPr>
-      </w:pPr>
-      <w:r>
-        <w:rPr>
-          <w:rFonts w:ascii="Consolas" w:hAnsi="Consolas"/>
-          <w:b w:val="0"/>
-          <w:sz w:val="16"/>
-          <w:lang w:val="ru-RU"/>
-        </w:rPr>
-        <w:t xml:space="preserve">    std::uniform_int_distribution&lt;int&gt; dist(MIN_VALUE, MAX_VALUE);</w:t>
-      </w:r>
-    </w:p>
-    <w:p>
-      <w:pPr>
-        <w:pStyle w:val="afff3"/>
-        <w:rPr>
-          <w:rFonts w:ascii="Consolas" w:hAnsi="Consolas" w:cs="Consolas"/>
-          <w:b w:val="0"/>
-          <w:sz w:val="16"/>
-          <w:lang w:val="ru-RU"/>
-        </w:rPr>
-      </w:pPr>
-    </w:p>
-    <w:p>
-      <w:pPr>
-        <w:pStyle w:val="afff3"/>
-        <w:rPr>
-          <w:rFonts w:ascii="Consolas" w:hAnsi="Consolas" w:cs="Consolas"/>
-          <w:b w:val="0"/>
-          <w:sz w:val="16"/>
-          <w:lang w:val="ru-RU"/>
-        </w:rPr>
-      </w:pPr>
-      <w:r>
-        <w:rPr>
-          <w:rFonts w:ascii="Consolas" w:hAnsi="Consolas"/>
-          <w:b w:val="0"/>
-          <w:sz w:val="16"/>
-          <w:lang w:val="ru-RU"/>
-        </w:rPr>
-        <w:t xml:space="preserve">    for (int i = 0; i &lt; n; ++i)</w:t>
-      </w:r>
-    </w:p>
-    <w:p>
-      <w:pPr>
-        <w:pStyle w:val="afff3"/>
-        <w:rPr>
-          <w:rFonts w:ascii="Consolas" w:hAnsi="Consolas" w:cs="Consolas"/>
-          <w:b w:val="0"/>
-          <w:sz w:val="16"/>
-          <w:lang w:val="ru-RU"/>
-        </w:rPr>
-      </w:pPr>
-      <w:r>
-        <w:rPr>
-          <w:rFonts w:ascii="Consolas" w:hAnsi="Consolas"/>
-          <w:b w:val="0"/>
-          <w:sz w:val="16"/>
-          <w:lang w:val="ru-RU"/>
-        </w:rPr>
-        <w:t xml:space="preserve">        for (int j = 0; j &lt; m; ++j)</w:t>
-      </w:r>
-    </w:p>
-    <w:p>
-      <w:pPr>
-        <w:pStyle w:val="afff3"/>
-        <w:rPr>
-          <w:rFonts w:ascii="Consolas" w:hAnsi="Consolas" w:cs="Consolas"/>
-          <w:b w:val="0"/>
-          <w:sz w:val="16"/>
-          <w:lang w:val="ru-RU"/>
-        </w:rPr>
-      </w:pPr>
-      <w:r>
-        <w:rPr>
-          <w:rFonts w:ascii="Consolas" w:hAnsi="Consolas"/>
-          <w:b w:val="0"/>
-          <w:sz w:val="16"/>
-          <w:lang w:val="ru-RU"/>
-        </w:rPr>
-        <w:t xml:space="preserve">            a[i][j] = dist(gen);</w:t>
-      </w:r>
-    </w:p>
-    <w:p>
-      <w:pPr>
-        <w:pStyle w:val="afff3"/>
-        <w:rPr>
-          <w:rFonts w:ascii="Consolas" w:hAnsi="Consolas" w:cs="Consolas"/>
-          <w:b w:val="0"/>
-          <w:sz w:val="16"/>
-          <w:lang w:val="ru-RU"/>
-        </w:rPr>
-      </w:pPr>
-      <w:r>
-        <w:rPr>
-          <w:rFonts w:ascii="Consolas" w:hAnsi="Consolas"/>
-          <w:b w:val="0"/>
-          <w:sz w:val="16"/>
-          <w:lang w:val="ru-RU"/>
-        </w:rPr>
-        <w:t>}</w:t>
-      </w:r>
-    </w:p>
-    <w:p>
-      <w:pPr>
-        <w:pStyle w:val="afff3"/>
-        <w:rPr>
-          <w:rFonts w:ascii="Consolas" w:hAnsi="Consolas" w:cs="Consolas"/>
-          <w:b w:val="0"/>
-          <w:sz w:val="16"/>
-          <w:lang w:val="ru-RU"/>
-        </w:rPr>
-      </w:pPr>
-    </w:p>
-    <w:p>
-      <w:pPr>
-        <w:pStyle w:val="afff3"/>
-        <w:rPr>
-          <w:rFonts w:ascii="Consolas" w:hAnsi="Consolas" w:cs="Consolas"/>
-          <w:b w:val="0"/>
-          <w:sz w:val="16"/>
-          <w:lang w:val="ru-RU"/>
-        </w:rPr>
-      </w:pPr>
-      <w:r>
-        <w:rPr>
-          <w:rFonts w:ascii="Consolas" w:hAnsi="Consolas"/>
-          <w:b w:val="0"/>
-          <w:sz w:val="16"/>
-          <w:lang w:val="ru-RU"/>
-        </w:rPr>
-        <w:t>inline void printArray(const int a[][MAX_DIM], int n, int m)</w:t>
-      </w:r>
-    </w:p>
-    <w:p>
-      <w:pPr>
-        <w:pStyle w:val="afff3"/>
-        <w:rPr>
-          <w:rFonts w:ascii="Consolas" w:hAnsi="Consolas" w:cs="Consolas"/>
-          <w:b w:val="0"/>
-          <w:sz w:val="16"/>
-          <w:lang w:val="ru-RU"/>
-        </w:rPr>
-      </w:pPr>
-      <w:r>
-        <w:rPr>
-          <w:rFonts w:ascii="Consolas" w:hAnsi="Consolas"/>
-          <w:b w:val="0"/>
-          <w:sz w:val="16"/>
-          <w:lang w:val="ru-RU"/>
-        </w:rPr>
-        <w:t>{</w:t>
-      </w:r>
-    </w:p>
-    <w:p>
-      <w:pPr>
-        <w:pStyle w:val="afff3"/>
-        <w:rPr>
-          <w:rFonts w:ascii="Consolas" w:hAnsi="Consolas" w:cs="Consolas"/>
-          <w:b w:val="0"/>
-          <w:sz w:val="16"/>
-          <w:lang w:val="ru-RU"/>
-        </w:rPr>
-      </w:pPr>
-      <w:r>
-        <w:rPr>
-          <w:rFonts w:ascii="Consolas" w:hAnsi="Consolas"/>
-          <w:b w:val="0"/>
-          <w:sz w:val="16"/>
-          <w:lang w:val="ru-RU"/>
-        </w:rPr>
-        <w:t xml:space="preserve">    std::cout &lt;&lt; "Массив " &lt;&lt; n &lt;&lt; "x" &lt;&lt; m &lt;&lt; ":\n";</w:t>
-      </w:r>
-    </w:p>
-    <w:p>
-      <w:pPr>
-        <w:pStyle w:val="afff3"/>
-        <w:rPr>
-          <w:rFonts w:ascii="Consolas" w:hAnsi="Consolas" w:cs="Consolas"/>
-          <w:b w:val="0"/>
-          <w:sz w:val="16"/>
-          <w:lang w:val="ru-RU"/>
-        </w:rPr>
-      </w:pPr>
-      <w:r>
-        <w:rPr>
-          <w:rFonts w:ascii="Consolas" w:hAnsi="Consolas"/>
-          <w:b w:val="0"/>
-          <w:sz w:val="16"/>
-          <w:lang w:val="ru-RU"/>
-        </w:rPr>
-        <w:t xml:space="preserve">    for (int i = 0; i &lt; n; ++i)</w:t>
-      </w:r>
-    </w:p>
-    <w:p>
-      <w:pPr>
-        <w:pStyle w:val="afff3"/>
-        <w:rPr>
-          <w:rFonts w:ascii="Consolas" w:hAnsi="Consolas" w:cs="Consolas"/>
-          <w:b w:val="0"/>
-          <w:sz w:val="16"/>
-          <w:lang w:val="ru-RU"/>
-        </w:rPr>
-      </w:pPr>
-      <w:r>
-        <w:rPr>
-          <w:rFonts w:ascii="Consolas" w:hAnsi="Consolas"/>
-          <w:b w:val="0"/>
-          <w:sz w:val="16"/>
-          <w:lang w:val="ru-RU"/>
-        </w:rPr>
-        <w:t xml:space="preserve">    {</w:t>
-      </w:r>
-    </w:p>
-    <w:p>
-      <w:pPr>
-        <w:pStyle w:val="afff3"/>
-        <w:rPr>
-          <w:rFonts w:ascii="Consolas" w:hAnsi="Consolas" w:cs="Consolas"/>
-          <w:b w:val="0"/>
-          <w:sz w:val="16"/>
-          <w:lang w:val="ru-RU"/>
-        </w:rPr>
-      </w:pPr>
-      <w:r>
-        <w:rPr>
-          <w:rFonts w:ascii="Consolas" w:hAnsi="Consolas"/>
-          <w:b w:val="0"/>
-          <w:sz w:val="16"/>
-          <w:lang w:val="ru-RU"/>
-        </w:rPr>
-        <w:t xml:space="preserve">        for (int j = 0; j &lt; m; ++j)</w:t>
-      </w:r>
-    </w:p>
-    <w:p>
-      <w:pPr>
-        <w:pStyle w:val="afff3"/>
-        <w:rPr>
-          <w:rFonts w:ascii="Consolas" w:hAnsi="Consolas" w:cs="Consolas"/>
-          <w:b w:val="0"/>
-          <w:sz w:val="16"/>
-          <w:lang w:val="ru-RU"/>
-        </w:rPr>
-      </w:pPr>
-      <w:r>
-        <w:rPr>
-          <w:rFonts w:ascii="Consolas" w:hAnsi="Consolas"/>
-          <w:b w:val="0"/>
-          <w:sz w:val="16"/>
-          <w:lang w:val="ru-RU"/>
-        </w:rPr>
-        <w:t xml:space="preserve">            std::cout &lt;&lt; std::setw(7) &lt;&lt; a[i][j];</w:t>
-      </w:r>
-    </w:p>
-    <w:p>
-      <w:pPr>
-        <w:pStyle w:val="afff3"/>
-        <w:rPr>
-          <w:rFonts w:ascii="Consolas" w:hAnsi="Consolas" w:cs="Consolas"/>
-          <w:b w:val="0"/>
-          <w:sz w:val="16"/>
-          <w:lang w:val="ru-RU"/>
-        </w:rPr>
-      </w:pPr>
-      <w:r>
-        <w:rPr>
-          <w:rFonts w:ascii="Consolas" w:hAnsi="Consolas"/>
-          <w:b w:val="0"/>
-          <w:sz w:val="16"/>
-          <w:lang w:val="ru-RU"/>
-        </w:rPr>
-        <w:t xml:space="preserve">        std::cout &lt;&lt; '\n';</w:t>
-      </w:r>
-    </w:p>
-    <w:p>
-      <w:pPr>
-        <w:pStyle w:val="afff3"/>
-        <w:rPr>
-          <w:rFonts w:ascii="Consolas" w:hAnsi="Consolas" w:cs="Consolas"/>
-          <w:b w:val="0"/>
-          <w:sz w:val="16"/>
-          <w:lang w:val="ru-RU"/>
-        </w:rPr>
-      </w:pPr>
-      <w:r>
-        <w:rPr>
-          <w:rFonts w:ascii="Consolas" w:hAnsi="Consolas"/>
-          <w:b w:val="0"/>
-          <w:sz w:val="16"/>
-          <w:lang w:val="ru-RU"/>
-        </w:rPr>
-        <w:t xml:space="preserve">    }</w:t>
-      </w:r>
-    </w:p>
-    <w:p>
-      <w:pPr>
-        <w:pStyle w:val="afff3"/>
-        <w:rPr>
-          <w:rFonts w:ascii="Consolas" w:hAnsi="Consolas" w:cs="Consolas"/>
-          <w:b w:val="0"/>
-          <w:sz w:val="16"/>
-          <w:lang w:val="ru-RU"/>
-        </w:rPr>
-      </w:pPr>
-      <w:r>
-        <w:rPr>
-          <w:rFonts w:ascii="Consolas" w:hAnsi="Consolas"/>
-          <w:b w:val="0"/>
-          <w:sz w:val="16"/>
-          <w:lang w:val="ru-RU"/>
-        </w:rPr>
-        <w:t>}</w:t>
-      </w:r>
-    </w:p>
-    <w:p>
-      <w:pPr>
-        <w:pStyle w:val="afff3"/>
-        <w:rPr>
-          <w:rFonts w:ascii="Consolas" w:hAnsi="Consolas" w:cs="Consolas"/>
-          <w:b w:val="0"/>
-          <w:sz w:val="16"/>
-          <w:lang w:val="ru-RU"/>
-        </w:rPr>
-      </w:pPr>
-    </w:p>
-    <w:p>
-      <w:pPr>
-        <w:pStyle w:val="afff3"/>
-        <w:rPr>
-          <w:rFonts w:ascii="Consolas" w:hAnsi="Consolas" w:cs="Consolas"/>
-          <w:b w:val="0"/>
-          <w:sz w:val="16"/>
-          <w:lang w:val="ru-RU"/>
-        </w:rPr>
-      </w:pPr>
-      <w:r>
-        <w:rPr>
-          <w:rFonts w:ascii="Consolas" w:hAnsi="Consolas"/>
-          <w:b w:val="0"/>
-          <w:sz w:val="16"/>
-          <w:lang w:val="ru-RU"/>
-        </w:rPr>
-        <w:t>void calcAvgBelowDiagAndMainDiagArray(const int a[][MAX_DIM], int n, int m)</w:t>
-      </w:r>
-    </w:p>
-    <w:p>
-      <w:pPr>
-        <w:pStyle w:val="afff3"/>
-        <w:rPr>
-          <w:rFonts w:ascii="Consolas" w:hAnsi="Consolas" w:cs="Consolas"/>
-          <w:b w:val="0"/>
-          <w:sz w:val="16"/>
-          <w:lang w:val="ru-RU"/>
-        </w:rPr>
-      </w:pPr>
-      <w:r>
-        <w:rPr>
-          <w:rFonts w:ascii="Consolas" w:hAnsi="Consolas"/>
-          <w:b w:val="0"/>
-          <w:sz w:val="16"/>
-          <w:lang w:val="ru-RU"/>
-        </w:rPr>
-        <w:t>{</w:t>
-      </w:r>
-    </w:p>
-    <w:p>
-      <w:pPr>
-        <w:pStyle w:val="afff3"/>
-        <w:rPr>
-          <w:rFonts w:ascii="Consolas" w:hAnsi="Consolas" w:cs="Consolas"/>
-          <w:b w:val="0"/>
-          <w:sz w:val="16"/>
-          <w:lang w:val="ru-RU"/>
-        </w:rPr>
-      </w:pPr>
-      <w:r>
-        <w:rPr>
-          <w:rFonts w:ascii="Consolas" w:hAnsi="Consolas"/>
-          <w:b w:val="0"/>
-          <w:sz w:val="16"/>
-          <w:lang w:val="ru-RU"/>
-        </w:rPr>
-        <w:t xml:space="preserve">    long long sumNegBelow = 0;</w:t>
-      </w:r>
-    </w:p>
-    <w:p>
-      <w:pPr>
-        <w:pStyle w:val="afff3"/>
-        <w:rPr>
-          <w:rFonts w:ascii="Consolas" w:hAnsi="Consolas" w:cs="Consolas"/>
-          <w:b w:val="0"/>
-          <w:sz w:val="16"/>
-          <w:lang w:val="ru-RU"/>
-        </w:rPr>
-      </w:pPr>
-      <w:r>
-        <w:rPr>
-          <w:rFonts w:ascii="Consolas" w:hAnsi="Consolas"/>
-          <w:b w:val="0"/>
-          <w:sz w:val="16"/>
-          <w:lang w:val="ru-RU"/>
-        </w:rPr>
-        <w:t xml:space="preserve">    int countNegBelow = 0;</w:t>
-      </w:r>
-    </w:p>
-    <w:p>
-      <w:pPr>
-        <w:pStyle w:val="afff3"/>
-        <w:rPr>
-          <w:rFonts w:ascii="Consolas" w:hAnsi="Consolas" w:cs="Consolas"/>
-          <w:b w:val="0"/>
-          <w:sz w:val="16"/>
-          <w:lang w:val="ru-RU"/>
-        </w:rPr>
-      </w:pPr>
-      <w:r>
-        <w:rPr>
-          <w:rFonts w:ascii="Consolas" w:hAnsi="Consolas"/>
-          <w:b w:val="0"/>
-          <w:sz w:val="16"/>
-          <w:lang w:val="ru-RU"/>
-        </w:rPr>
-        <w:t xml:space="preserve">    long long sumDiag = 0;</w:t>
-      </w:r>
-    </w:p>
-    <w:p>
-      <w:pPr>
-        <w:pStyle w:val="afff3"/>
-        <w:rPr>
-          <w:rFonts w:ascii="Consolas" w:hAnsi="Consolas" w:cs="Consolas"/>
-          <w:b w:val="0"/>
-          <w:sz w:val="16"/>
-          <w:lang w:val="ru-RU"/>
-        </w:rPr>
-      </w:pPr>
-      <w:r>
-        <w:rPr>
-          <w:rFonts w:ascii="Consolas" w:hAnsi="Consolas"/>
-          <w:b w:val="0"/>
-          <w:sz w:val="16"/>
-          <w:lang w:val="ru-RU"/>
-        </w:rPr>
-        <w:t xml:space="preserve">    unsigned int countDiag = 0;</w:t>
-      </w:r>
-    </w:p>
-    <w:p>
-      <w:pPr>
-        <w:pStyle w:val="afff3"/>
-        <w:rPr>
-          <w:rFonts w:ascii="Consolas" w:hAnsi="Consolas" w:cs="Consolas"/>
-          <w:b w:val="0"/>
-          <w:sz w:val="16"/>
-          <w:lang w:val="ru-RU"/>
-        </w:rPr>
-      </w:pPr>
-    </w:p>
-    <w:p>
-      <w:pPr>
-        <w:pStyle w:val="afff3"/>
-        <w:rPr>
-          <w:rFonts w:ascii="Consolas" w:hAnsi="Consolas" w:cs="Consolas"/>
-          <w:b w:val="0"/>
-          <w:sz w:val="16"/>
-          <w:lang w:val="ru-RU"/>
-        </w:rPr>
-      </w:pPr>
-      <w:r>
-        <w:rPr>
-          <w:rFonts w:ascii="Consolas" w:hAnsi="Consolas"/>
-          <w:b w:val="0"/>
-          <w:sz w:val="16"/>
-          <w:lang w:val="ru-RU"/>
-        </w:rPr>
-        <w:t xml:space="preserve">    for (int i = 0; i &lt; n; ++i)</w:t>
-      </w:r>
-    </w:p>
-    <w:p>
-      <w:pPr>
-        <w:pStyle w:val="afff3"/>
-        <w:rPr>
-          <w:rFonts w:ascii="Consolas" w:hAnsi="Consolas" w:cs="Consolas"/>
-          <w:b w:val="0"/>
-          <w:sz w:val="16"/>
-          <w:lang w:val="ru-RU"/>
-        </w:rPr>
-      </w:pPr>
-      <w:r>
-        <w:rPr>
-          <w:rFonts w:ascii="Consolas" w:hAnsi="Consolas"/>
-          <w:b w:val="0"/>
-          <w:sz w:val="16"/>
-          <w:lang w:val="ru-RU"/>
-        </w:rPr>
-        <w:t xml:space="preserve">    {</w:t>
-      </w:r>
-    </w:p>
-    <w:p>
-      <w:pPr>
-        <w:pStyle w:val="afff3"/>
-        <w:rPr>
-          <w:rFonts w:ascii="Consolas" w:hAnsi="Consolas" w:cs="Consolas"/>
-          <w:b w:val="0"/>
-          <w:sz w:val="16"/>
-          <w:lang w:val="ru-RU"/>
-        </w:rPr>
-      </w:pPr>
-      <w:r>
-        <w:rPr>
-          <w:rFonts w:ascii="Consolas" w:hAnsi="Consolas"/>
-          <w:b w:val="0"/>
-          <w:sz w:val="16"/>
-          <w:lang w:val="ru-RU"/>
-        </w:rPr>
-        <w:t xml:space="preserve">        for (int j = 0; j &lt; m; ++j)</w:t>
-      </w:r>
-    </w:p>
-    <w:p>
-      <w:pPr>
-        <w:pStyle w:val="afff3"/>
-        <w:rPr>
-          <w:rFonts w:ascii="Consolas" w:hAnsi="Consolas" w:cs="Consolas"/>
-          <w:b w:val="0"/>
-          <w:sz w:val="16"/>
-          <w:lang w:val="ru-RU"/>
-        </w:rPr>
-      </w:pPr>
-      <w:r>
-        <w:rPr>
-          <w:rFonts w:ascii="Consolas" w:hAnsi="Consolas"/>
-          <w:b w:val="0"/>
-          <w:sz w:val="16"/>
-          <w:lang w:val="ru-RU"/>
-        </w:rPr>
-        <w:t xml:space="preserve">        {</w:t>
-      </w:r>
-    </w:p>
-    <w:p>
-      <w:pPr>
-        <w:pStyle w:val="afff3"/>
-        <w:rPr>
-          <w:rFonts w:ascii="Consolas" w:hAnsi="Consolas" w:cs="Consolas"/>
-          <w:b w:val="0"/>
-          <w:sz w:val="16"/>
-          <w:lang w:val="ru-RU"/>
-        </w:rPr>
-      </w:pPr>
-      <w:r>
-        <w:rPr>
-          <w:rFonts w:ascii="Consolas" w:hAnsi="Consolas"/>
-          <w:b w:val="0"/>
-          <w:sz w:val="16"/>
-          <w:lang w:val="ru-RU"/>
-        </w:rPr>
-        <w:t xml:space="preserve">            if (i == j)</w:t>
-      </w:r>
-    </w:p>
-    <w:p>
-      <w:pPr>
-        <w:pStyle w:val="afff3"/>
-        <w:rPr>
-          <w:rFonts w:ascii="Consolas" w:hAnsi="Consolas" w:cs="Consolas"/>
-          <w:b w:val="0"/>
-          <w:sz w:val="16"/>
-          <w:lang w:val="ru-RU"/>
-        </w:rPr>
-      </w:pPr>
-      <w:r>
-        <w:rPr>
-          <w:rFonts w:ascii="Consolas" w:hAnsi="Consolas"/>
-          <w:b w:val="0"/>
-          <w:sz w:val="16"/>
-          <w:lang w:val="ru-RU"/>
-        </w:rPr>
-        <w:t xml:space="preserve">            {</w:t>
-      </w:r>
-    </w:p>
-    <w:p>
-      <w:pPr>
-        <w:pStyle w:val="afff3"/>
-        <w:rPr>
-          <w:rFonts w:ascii="Consolas" w:hAnsi="Consolas" w:cs="Consolas"/>
-          <w:b w:val="0"/>
-          <w:sz w:val="16"/>
-          <w:lang w:val="ru-RU"/>
-        </w:rPr>
-      </w:pPr>
-      <w:r>
-        <w:rPr>
-          <w:rFonts w:ascii="Consolas" w:hAnsi="Consolas"/>
-          <w:b w:val="0"/>
-          <w:sz w:val="16"/>
-          <w:lang w:val="ru-RU"/>
-        </w:rPr>
-        <w:t xml:space="preserve">                sumDiag += a[i][j];</w:t>
-      </w:r>
-    </w:p>
-    <w:p>
-      <w:pPr>
-        <w:pStyle w:val="afff3"/>
-        <w:rPr>
-          <w:rFonts w:ascii="Consolas" w:hAnsi="Consolas" w:cs="Consolas"/>
-          <w:b w:val="0"/>
-          <w:sz w:val="16"/>
-          <w:lang w:val="ru-RU"/>
-        </w:rPr>
-      </w:pPr>
-      <w:r>
-        <w:rPr>
-          <w:rFonts w:ascii="Consolas" w:hAnsi="Consolas"/>
-          <w:b w:val="0"/>
-          <w:sz w:val="16"/>
-          <w:lang w:val="ru-RU"/>
-        </w:rPr>
-        <w:t xml:space="preserve">                ++countDiag;</w:t>
-      </w:r>
-    </w:p>
-    <w:p>
-      <w:pPr>
-        <w:pStyle w:val="afff3"/>
-        <w:rPr>
-          <w:rFonts w:ascii="Consolas" w:hAnsi="Consolas" w:cs="Consolas"/>
-          <w:b w:val="0"/>
-          <w:sz w:val="16"/>
-          <w:lang w:val="ru-RU"/>
-        </w:rPr>
-      </w:pPr>
-      <w:r>
-        <w:rPr>
-          <w:rFonts w:ascii="Consolas" w:hAnsi="Consolas"/>
-          <w:b w:val="0"/>
-          <w:sz w:val="16"/>
-          <w:lang w:val="ru-RU"/>
-        </w:rPr>
-        <w:t xml:space="preserve">            }</w:t>
-      </w:r>
-    </w:p>
-    <w:p>
-      <w:pPr>
-        <w:pStyle w:val="afff3"/>
-        <w:rPr>
-          <w:rFonts w:ascii="Consolas" w:hAnsi="Consolas" w:cs="Consolas"/>
-          <w:b w:val="0"/>
-          <w:sz w:val="16"/>
-          <w:lang w:val="ru-RU"/>
-        </w:rPr>
-      </w:pPr>
-      <w:r>
-        <w:rPr>
-          <w:rFonts w:ascii="Consolas" w:hAnsi="Consolas"/>
-          <w:b w:val="0"/>
-          <w:sz w:val="16"/>
-          <w:lang w:val="ru-RU"/>
-        </w:rPr>
-        <w:t xml:space="preserve">            else if (i &gt; j &amp;&amp; a[i][j] &lt; 0)</w:t>
-      </w:r>
-    </w:p>
-    <w:p>
-      <w:pPr>
-        <w:pStyle w:val="afff3"/>
-        <w:rPr>
-          <w:rFonts w:ascii="Consolas" w:hAnsi="Consolas" w:cs="Consolas"/>
-          <w:b w:val="0"/>
-          <w:sz w:val="16"/>
-          <w:lang w:val="ru-RU"/>
-        </w:rPr>
-      </w:pPr>
-      <w:r>
-        <w:rPr>
-          <w:rFonts w:ascii="Consolas" w:hAnsi="Consolas"/>
-          <w:b w:val="0"/>
-          <w:sz w:val="16"/>
-          <w:lang w:val="ru-RU"/>
-        </w:rPr>
-        <w:t xml:space="preserve">            {</w:t>
-      </w:r>
-    </w:p>
-    <w:p>
-      <w:pPr>
-        <w:pStyle w:val="afff3"/>
-        <w:rPr>
-          <w:rFonts w:ascii="Consolas" w:hAnsi="Consolas" w:cs="Consolas"/>
-          <w:b w:val="0"/>
-          <w:sz w:val="16"/>
-          <w:lang w:val="ru-RU"/>
-        </w:rPr>
-      </w:pPr>
-      <w:r>
-        <w:rPr>
-          <w:rFonts w:ascii="Consolas" w:hAnsi="Consolas"/>
-          <w:b w:val="0"/>
-          <w:sz w:val="16"/>
-          <w:lang w:val="ru-RU"/>
-        </w:rPr>
-        <w:t xml:space="preserve">                sumNegBelow += a[i][j];</w:t>
-      </w:r>
-    </w:p>
-    <w:p>
-      <w:pPr>
-        <w:pStyle w:val="afff3"/>
-        <w:rPr>
-          <w:rFonts w:ascii="Consolas" w:hAnsi="Consolas" w:cs="Consolas"/>
-          <w:b w:val="0"/>
-          <w:sz w:val="16"/>
-          <w:lang w:val="ru-RU"/>
-        </w:rPr>
-      </w:pPr>
-      <w:r>
-        <w:rPr>
-          <w:rFonts w:ascii="Consolas" w:hAnsi="Consolas"/>
-          <w:b w:val="0"/>
-          <w:sz w:val="16"/>
-          <w:lang w:val="ru-RU"/>
-        </w:rPr>
-        <w:t xml:space="preserve">                ++countNegBelow;</w:t>
-      </w:r>
-    </w:p>
-    <w:p>
-      <w:pPr>
-        <w:pStyle w:val="afff3"/>
-        <w:rPr>
-          <w:rFonts w:ascii="Consolas" w:hAnsi="Consolas" w:cs="Consolas"/>
-          <w:b w:val="0"/>
-          <w:sz w:val="16"/>
-          <w:lang w:val="ru-RU"/>
-        </w:rPr>
-      </w:pPr>
-      <w:r>
-        <w:rPr>
-          <w:rFonts w:ascii="Consolas" w:hAnsi="Consolas"/>
-          <w:b w:val="0"/>
-          <w:sz w:val="16"/>
-          <w:lang w:val="ru-RU"/>
-        </w:rPr>
-        <w:t xml:space="preserve">            }</w:t>
-      </w:r>
-    </w:p>
-    <w:p>
-      <w:pPr>
-        <w:pStyle w:val="afff3"/>
-        <w:rPr>
-          <w:rFonts w:ascii="Consolas" w:hAnsi="Consolas" w:cs="Consolas"/>
-          <w:b w:val="0"/>
-          <w:sz w:val="16"/>
-          <w:lang w:val="ru-RU"/>
-        </w:rPr>
-      </w:pPr>
-      <w:r>
-        <w:rPr>
-          <w:rFonts w:ascii="Consolas" w:hAnsi="Consolas"/>
-          <w:b w:val="0"/>
-          <w:sz w:val="16"/>
-          <w:lang w:val="ru-RU"/>
-        </w:rPr>
-        <w:t xml:space="preserve">        }</w:t>
-      </w:r>
-    </w:p>
-    <w:p>
-      <w:pPr>
-        <w:pStyle w:val="afff3"/>
-        <w:rPr>
-          <w:rFonts w:ascii="Consolas" w:hAnsi="Consolas" w:cs="Consolas"/>
-          <w:b w:val="0"/>
-          <w:sz w:val="16"/>
-          <w:lang w:val="ru-RU"/>
-        </w:rPr>
-      </w:pPr>
-      <w:r>
-        <w:rPr>
-          <w:rFonts w:ascii="Consolas" w:hAnsi="Consolas"/>
-          <w:b w:val="0"/>
-          <w:sz w:val="16"/>
-          <w:lang w:val="ru-RU"/>
-        </w:rPr>
-        <w:t xml:space="preserve">    }</w:t>
-      </w:r>
-    </w:p>
-    <w:p>
-      <w:pPr>
-        <w:pStyle w:val="afff3"/>
-        <w:rPr>
-          <w:rFonts w:ascii="Consolas" w:hAnsi="Consolas" w:cs="Consolas"/>
-          <w:b w:val="0"/>
-          <w:sz w:val="16"/>
-          <w:lang w:val="ru-RU"/>
-        </w:rPr>
-      </w:pPr>
-    </w:p>
-    <w:p>
-      <w:pPr>
-        <w:pStyle w:val="afff3"/>
-        <w:rPr>
-          <w:rFonts w:ascii="Consolas" w:hAnsi="Consolas" w:cs="Consolas"/>
-          <w:b w:val="0"/>
-          <w:sz w:val="16"/>
-          <w:lang w:val="ru-RU"/>
-        </w:rPr>
-      </w:pPr>
-      <w:r>
-        <w:rPr>
-          <w:rFonts w:ascii="Consolas" w:hAnsi="Consolas"/>
-          <w:b w:val="0"/>
-          <w:sz w:val="16"/>
-          <w:lang w:val="ru-RU"/>
-        </w:rPr>
-        <w:t xml:space="preserve">    std::cout &lt;&lt; std::fixed &lt;&lt; std::setprecision(3);</w:t>
-      </w:r>
-    </w:p>
-    <w:p>
-      <w:pPr>
-        <w:pStyle w:val="afff3"/>
-        <w:rPr>
-          <w:rFonts w:ascii="Consolas" w:hAnsi="Consolas" w:cs="Consolas"/>
-          <w:b w:val="0"/>
-          <w:sz w:val="16"/>
-          <w:lang w:val="ru-RU"/>
-        </w:rPr>
-      </w:pPr>
-      <w:r>
-        <w:rPr>
-          <w:rFonts w:ascii="Consolas" w:hAnsi="Consolas"/>
-          <w:b w:val="0"/>
-          <w:sz w:val="16"/>
-          <w:lang w:val="ru-RU"/>
-        </w:rPr>
-        <w:t xml:space="preserve">    if (countNegBelow &gt; 0)</w:t>
-      </w:r>
-    </w:p>
-    <w:p>
-      <w:pPr>
-        <w:pStyle w:val="afff3"/>
-        <w:rPr>
-          <w:rFonts w:ascii="Consolas" w:hAnsi="Consolas" w:cs="Consolas"/>
-          <w:b w:val="0"/>
-          <w:sz w:val="16"/>
-          <w:lang w:val="ru-RU"/>
-        </w:rPr>
-      </w:pPr>
-      <w:r>
-        <w:rPr>
-          <w:rFonts w:ascii="Consolas" w:hAnsi="Consolas"/>
-          <w:b w:val="0"/>
-          <w:sz w:val="16"/>
-          <w:lang w:val="ru-RU"/>
-        </w:rPr>
-        <w:t xml:space="preserve">    {</w:t>
-      </w:r>
-    </w:p>
-    <w:p>
-      <w:pPr>
-        <w:pStyle w:val="afff3"/>
-        <w:rPr>
-          <w:rFonts w:ascii="Consolas" w:hAnsi="Consolas" w:cs="Consolas"/>
-          <w:b w:val="0"/>
-          <w:sz w:val="16"/>
-          <w:lang w:val="ru-RU"/>
-        </w:rPr>
-      </w:pPr>
-      <w:r>
-        <w:rPr>
-          <w:rFonts w:ascii="Consolas" w:hAnsi="Consolas"/>
-          <w:b w:val="0"/>
-          <w:sz w:val="16"/>
-          <w:lang w:val="ru-RU"/>
-        </w:rPr>
-        <w:t xml:space="preserve">        std::cout &lt;&lt; "Среднее арифметическое отрицательных элементов ниже главной диагонали ("</w:t>
-      </w:r>
-    </w:p>
-    <w:p>
-      <w:pPr>
-        <w:pStyle w:val="afff3"/>
-        <w:rPr>
-          <w:rFonts w:ascii="Consolas" w:hAnsi="Consolas" w:cs="Consolas"/>
-          <w:b w:val="0"/>
-          <w:sz w:val="16"/>
-          <w:lang w:val="ru-RU"/>
-        </w:rPr>
-      </w:pPr>
-      <w:r>
-        <w:rPr>
-          <w:rFonts w:ascii="Consolas" w:hAnsi="Consolas"/>
-          <w:b w:val="0"/>
-          <w:sz w:val="16"/>
-          <w:lang w:val="ru-RU"/>
-        </w:rPr>
-        <w:t xml:space="preserve">                  &lt;&lt; countNegBelow &lt;&lt; ") = "</w:t>
-      </w:r>
-    </w:p>
-    <w:p>
-      <w:pPr>
-        <w:pStyle w:val="afff3"/>
-        <w:rPr>
-          <w:rFonts w:ascii="Consolas" w:hAnsi="Consolas" w:cs="Consolas"/>
-          <w:b w:val="0"/>
-          <w:sz w:val="16"/>
-          <w:lang w:val="ru-RU"/>
-        </w:rPr>
-      </w:pPr>
-      <w:r>
-        <w:rPr>
-          <w:rFonts w:ascii="Consolas" w:hAnsi="Consolas"/>
-          <w:b w:val="0"/>
-          <w:sz w:val="16"/>
-          <w:lang w:val="ru-RU"/>
-        </w:rPr>
-        <w:t xml:space="preserve">                  &lt;&lt; static_cast&lt;double&gt;(sumNegBelow) / countNegBelow</w:t>
-      </w:r>
-    </w:p>
-    <w:p>
-      <w:pPr>
-        <w:pStyle w:val="afff3"/>
-        <w:rPr>
-          <w:rFonts w:ascii="Consolas" w:hAnsi="Consolas" w:cs="Consolas"/>
-          <w:b w:val="0"/>
-          <w:sz w:val="16"/>
-          <w:lang w:val="ru-RU"/>
-        </w:rPr>
-      </w:pPr>
-      <w:r>
-        <w:rPr>
-          <w:rFonts w:ascii="Consolas" w:hAnsi="Consolas"/>
-          <w:b w:val="0"/>
-          <w:sz w:val="16"/>
-          <w:lang w:val="ru-RU"/>
-        </w:rPr>
-        <w:t xml:space="preserve">                  &lt;&lt; '\n';</w:t>
-      </w:r>
-    </w:p>
-    <w:p>
-      <w:pPr>
-        <w:pStyle w:val="afff3"/>
-        <w:rPr>
-          <w:rFonts w:ascii="Consolas" w:hAnsi="Consolas" w:cs="Consolas"/>
-          <w:b w:val="0"/>
-          <w:sz w:val="16"/>
-          <w:lang w:val="ru-RU"/>
-        </w:rPr>
-      </w:pPr>
-      <w:r>
-        <w:rPr>
-          <w:rFonts w:ascii="Consolas" w:hAnsi="Consolas"/>
-          <w:b w:val="0"/>
-          <w:sz w:val="16"/>
-          <w:lang w:val="ru-RU"/>
-        </w:rPr>
-        <w:t xml:space="preserve">    }</w:t>
-      </w:r>
-    </w:p>
-    <w:p>
-      <w:pPr>
-        <w:pStyle w:val="afff3"/>
-        <w:rPr>
-          <w:rFonts w:ascii="Consolas" w:hAnsi="Consolas" w:cs="Consolas"/>
-          <w:b w:val="0"/>
-          <w:sz w:val="16"/>
-          <w:lang w:val="ru-RU"/>
-        </w:rPr>
-      </w:pPr>
-      <w:r>
-        <w:rPr>
-          <w:rFonts w:ascii="Consolas" w:hAnsi="Consolas"/>
-          <w:b w:val="0"/>
-          <w:sz w:val="16"/>
-          <w:lang w:val="ru-RU"/>
-        </w:rPr>
-        <w:t xml:space="preserve">    else</w:t>
-      </w:r>
-    </w:p>
-    <w:p>
-      <w:pPr>
-        <w:pStyle w:val="afff3"/>
-        <w:rPr>
-          <w:rFonts w:ascii="Consolas" w:hAnsi="Consolas" w:cs="Consolas"/>
-          <w:b w:val="0"/>
-          <w:sz w:val="16"/>
-          <w:lang w:val="ru-RU"/>
-        </w:rPr>
-      </w:pPr>
-      <w:r>
-        <w:rPr>
-          <w:rFonts w:ascii="Consolas" w:hAnsi="Consolas"/>
-          <w:b w:val="0"/>
-          <w:sz w:val="16"/>
-          <w:lang w:val="ru-RU"/>
-        </w:rPr>
-        <w:t xml:space="preserve">        std::cout &lt;&lt; "Отрицательных элементов ниже главной диагонали нет, среднее не определено.\n";</w:t>
-      </w:r>
-    </w:p>
-    <w:p>
-      <w:pPr>
-        <w:pStyle w:val="afff3"/>
-        <w:rPr>
-          <w:rFonts w:ascii="Consolas" w:hAnsi="Consolas" w:cs="Consolas"/>
-          <w:b w:val="0"/>
-          <w:sz w:val="16"/>
-          <w:lang w:val="ru-RU"/>
-        </w:rPr>
-      </w:pPr>
-    </w:p>
-    <w:p>
-      <w:pPr>
-        <w:pStyle w:val="afff3"/>
-        <w:rPr>
-          <w:rFonts w:ascii="Consolas" w:hAnsi="Consolas" w:cs="Consolas"/>
-          <w:b w:val="0"/>
-          <w:sz w:val="16"/>
-          <w:lang w:val="ru-RU"/>
-        </w:rPr>
-      </w:pPr>
-      <w:r>
-        <w:rPr>
-          <w:rFonts w:ascii="Consolas" w:hAnsi="Consolas"/>
-          <w:b w:val="0"/>
-          <w:sz w:val="16"/>
-          <w:lang w:val="ru-RU"/>
-        </w:rPr>
-        <w:t xml:space="preserve">    // countDiag &gt;= 1 так как n &gt;= 1 и m &gt;= 1</w:t>
-      </w:r>
-    </w:p>
-    <w:p>
-      <w:pPr>
-        <w:pStyle w:val="afff3"/>
-        <w:rPr>
-          <w:rFonts w:ascii="Consolas" w:hAnsi="Consolas" w:cs="Consolas"/>
-          <w:b w:val="0"/>
-          <w:sz w:val="16"/>
-          <w:lang w:val="ru-RU"/>
-        </w:rPr>
-      </w:pPr>
-      <w:r>
-        <w:rPr>
-          <w:rFonts w:ascii="Consolas" w:hAnsi="Consolas"/>
-          <w:b w:val="0"/>
-          <w:sz w:val="16"/>
-          <w:lang w:val="ru-RU"/>
-        </w:rPr>
-        <w:t xml:space="preserve">    std::cout &lt;&lt; "Среднее арифметическое элементов главной диагонали ("</w:t>
-      </w:r>
-    </w:p>
-    <w:p>
-      <w:pPr>
-        <w:pStyle w:val="afff3"/>
-        <w:rPr>
-          <w:rFonts w:ascii="Consolas" w:hAnsi="Consolas" w:cs="Consolas"/>
-          <w:b w:val="0"/>
-          <w:sz w:val="16"/>
-          <w:lang w:val="ru-RU"/>
-        </w:rPr>
-      </w:pPr>
-      <w:r>
-        <w:rPr>
-          <w:rFonts w:ascii="Consolas" w:hAnsi="Consolas"/>
-          <w:b w:val="0"/>
-          <w:sz w:val="16"/>
-          <w:lang w:val="ru-RU"/>
-        </w:rPr>
-        <w:t xml:space="preserve">              &lt;&lt; countDiag &lt;&lt; ") = "</w:t>
-      </w:r>
-    </w:p>
-    <w:p>
-      <w:pPr>
-        <w:pStyle w:val="afff3"/>
-        <w:rPr>
-          <w:rFonts w:ascii="Consolas" w:hAnsi="Consolas" w:cs="Consolas"/>
-          <w:b w:val="0"/>
-          <w:sz w:val="16"/>
-          <w:lang w:val="ru-RU"/>
-        </w:rPr>
-      </w:pPr>
-      <w:r>
-        <w:rPr>
-          <w:rFonts w:ascii="Consolas" w:hAnsi="Consolas"/>
-          <w:b w:val="0"/>
-          <w:sz w:val="16"/>
-          <w:lang w:val="ru-RU"/>
-        </w:rPr>
-        <w:t xml:space="preserve">              &lt;&lt; static_cast&lt;double&gt;(sumDiag) / countDiag</w:t>
-      </w:r>
-    </w:p>
-    <w:p>
-      <w:pPr>
-        <w:pStyle w:val="afff3"/>
-        <w:rPr>
-          <w:rFonts w:ascii="Consolas" w:hAnsi="Consolas" w:cs="Consolas"/>
-          <w:b w:val="0"/>
-          <w:sz w:val="16"/>
-          <w:lang w:val="ru-RU"/>
-        </w:rPr>
-      </w:pPr>
-      <w:r>
-        <w:rPr>
-          <w:rFonts w:ascii="Consolas" w:hAnsi="Consolas"/>
-          <w:b w:val="0"/>
-          <w:sz w:val="16"/>
-          <w:lang w:val="ru-RU"/>
-        </w:rPr>
-        <w:t xml:space="preserve">              &lt;&lt; '\n';</w:t>
-      </w:r>
-    </w:p>
-    <w:p>
-      <w:pPr>
-        <w:pStyle w:val="afff3"/>
-        <w:rPr>
-          <w:rFonts w:ascii="Consolas" w:hAnsi="Consolas" w:cs="Consolas"/>
-          <w:b w:val="0"/>
-          <w:sz w:val="16"/>
-          <w:lang w:val="ru-RU"/>
-        </w:rPr>
-      </w:pPr>
-      <w:r>
-        <w:rPr>
-          <w:rFonts w:ascii="Consolas" w:hAnsi="Consolas"/>
-          <w:b w:val="0"/>
-          <w:sz w:val="16"/>
-          <w:lang w:val="ru-RU"/>
-        </w:rPr>
-        <w:t>}</w:t>
-      </w:r>
-    </w:p>
-    <w:p>
-      <w:pPr>
-        <w:pStyle w:val="afff3"/>
-        <w:rPr>
-          <w:rFonts w:ascii="Consolas" w:hAnsi="Consolas" w:cs="Consolas"/>
-          <w:b w:val="0"/>
-          <w:sz w:val="16"/>
-          <w:lang w:val="ru-RU"/>
-        </w:rPr>
-      </w:pPr>
-    </w:p>
-    <w:p>
-      <w:pPr>
-        <w:pStyle w:val="afff3"/>
-        <w:rPr>
-          <w:rFonts w:ascii="Consolas" w:hAnsi="Consolas" w:cs="Consolas"/>
-          <w:b w:val="0"/>
-          <w:sz w:val="16"/>
-          <w:lang w:val="ru-RU"/>
-        </w:rPr>
-      </w:pPr>
-      <w:r>
-        <w:rPr>
-          <w:rFonts w:ascii="Consolas" w:hAnsi="Consolas"/>
-          <w:b w:val="0"/>
-          <w:sz w:val="16"/>
-          <w:lang w:val="ru-RU"/>
-        </w:rPr>
-        <w:t>static inline void printMenu()</w:t>
-      </w:r>
-    </w:p>
-    <w:p>
-      <w:pPr>
-        <w:pStyle w:val="afff3"/>
-        <w:rPr>
-          <w:rFonts w:ascii="Consolas" w:hAnsi="Consolas" w:cs="Consolas"/>
-          <w:b w:val="0"/>
-          <w:sz w:val="16"/>
-          <w:lang w:val="ru-RU"/>
-        </w:rPr>
-      </w:pPr>
-      <w:r>
-        <w:rPr>
-          <w:rFonts w:ascii="Consolas" w:hAnsi="Consolas"/>
-          <w:b w:val="0"/>
-          <w:sz w:val="16"/>
-          <w:lang w:val="ru-RU"/>
-        </w:rPr>
-        <w:t>{</w:t>
-      </w:r>
-    </w:p>
-    <w:p>
-      <w:pPr>
-        <w:pStyle w:val="afff3"/>
-        <w:rPr>
-          <w:rFonts w:ascii="Consolas" w:hAnsi="Consolas" w:cs="Consolas"/>
-          <w:b w:val="0"/>
-          <w:sz w:val="16"/>
-          <w:lang w:val="ru-RU"/>
-        </w:rPr>
-      </w:pPr>
-      <w:r>
-        <w:rPr>
-          <w:rFonts w:ascii="Consolas" w:hAnsi="Consolas"/>
-          <w:b w:val="0"/>
-          <w:sz w:val="16"/>
-          <w:lang w:val="ru-RU"/>
-        </w:rPr>
-        <w:t xml:space="preserve">    std::cout &lt;&lt; "\nДействия с массивом\n"</w:t>
-      </w:r>
-    </w:p>
-    <w:p>
-      <w:pPr>
-        <w:pStyle w:val="afff3"/>
-        <w:rPr>
-          <w:rFonts w:ascii="Consolas" w:hAnsi="Consolas" w:cs="Consolas"/>
-          <w:b w:val="0"/>
-          <w:sz w:val="16"/>
-          <w:lang w:val="ru-RU"/>
-        </w:rPr>
-      </w:pPr>
-      <w:r>
-        <w:rPr>
-          <w:rFonts w:ascii="Consolas" w:hAnsi="Consolas"/>
-          <w:b w:val="0"/>
-          <w:sz w:val="16"/>
-          <w:lang w:val="ru-RU"/>
-        </w:rPr>
-        <w:t xml:space="preserve">              &lt;&lt; "1. Задать размеры массива заново\n"</w:t>
-      </w:r>
-    </w:p>
-    <w:p>
-      <w:pPr>
-        <w:pStyle w:val="afff3"/>
-        <w:rPr>
-          <w:rFonts w:ascii="Consolas" w:hAnsi="Consolas" w:cs="Consolas"/>
-          <w:b w:val="0"/>
-          <w:sz w:val="16"/>
-          <w:lang w:val="ru-RU"/>
-        </w:rPr>
-      </w:pPr>
-      <w:r>
-        <w:rPr>
-          <w:rFonts w:ascii="Consolas" w:hAnsi="Consolas"/>
-          <w:b w:val="0"/>
-          <w:sz w:val="16"/>
-          <w:lang w:val="ru-RU"/>
-        </w:rPr>
-        <w:t xml:space="preserve">              &lt;&lt; "2. Заполнить массив вручную\n"</w:t>
-      </w:r>
-    </w:p>
-    <w:p>
-      <w:pPr>
-        <w:pStyle w:val="afff3"/>
-        <w:rPr>
-          <w:rFonts w:ascii="Consolas" w:hAnsi="Consolas" w:cs="Consolas"/>
-          <w:b w:val="0"/>
-          <w:sz w:val="16"/>
-          <w:lang w:val="ru-RU"/>
-        </w:rPr>
-      </w:pPr>
-      <w:r>
-        <w:rPr>
-          <w:rFonts w:ascii="Consolas" w:hAnsi="Consolas"/>
-          <w:b w:val="0"/>
-          <w:sz w:val="16"/>
-          <w:lang w:val="ru-RU"/>
-        </w:rPr>
-        <w:t xml:space="preserve">              &lt;&lt; "3. Заполнить массив случайными числами\n"</w:t>
-      </w:r>
-    </w:p>
-    <w:p>
-      <w:pPr>
-        <w:pStyle w:val="afff3"/>
-        <w:rPr>
-          <w:rFonts w:ascii="Consolas" w:hAnsi="Consolas" w:cs="Consolas"/>
-          <w:b w:val="0"/>
-          <w:sz w:val="16"/>
-          <w:lang w:val="ru-RU"/>
-        </w:rPr>
-      </w:pPr>
-      <w:r>
-        <w:rPr>
-          <w:rFonts w:ascii="Consolas" w:hAnsi="Consolas"/>
-          <w:b w:val="0"/>
-          <w:sz w:val="16"/>
-          <w:lang w:val="ru-RU"/>
-        </w:rPr>
-        <w:t xml:space="preserve">              &lt;&lt; "4. Вывести массив\n"</w:t>
-      </w:r>
-    </w:p>
-    <w:p>
-      <w:pPr>
-        <w:pStyle w:val="afff3"/>
-        <w:rPr>
-          <w:rFonts w:ascii="Consolas" w:hAnsi="Consolas" w:cs="Consolas"/>
-          <w:b w:val="0"/>
-          <w:sz w:val="16"/>
-          <w:lang w:val="ru-RU"/>
-        </w:rPr>
-      </w:pPr>
-      <w:r>
-        <w:rPr>
-          <w:rFonts w:ascii="Consolas" w:hAnsi="Consolas"/>
-          <w:b w:val="0"/>
-          <w:sz w:val="16"/>
-          <w:lang w:val="ru-RU"/>
-        </w:rPr>
-        <w:t xml:space="preserve">              &lt;&lt; "5. Выполнить задание\n"</w:t>
-      </w:r>
-    </w:p>
-    <w:p>
-      <w:pPr>
-        <w:pStyle w:val="afff3"/>
-        <w:rPr>
-          <w:rFonts w:ascii="Consolas" w:hAnsi="Consolas" w:cs="Consolas"/>
-          <w:b w:val="0"/>
-          <w:sz w:val="16"/>
-          <w:lang w:val="ru-RU"/>
-        </w:rPr>
-      </w:pPr>
-      <w:r>
-        <w:rPr>
-          <w:rFonts w:ascii="Consolas" w:hAnsi="Consolas"/>
-          <w:b w:val="0"/>
-          <w:sz w:val="16"/>
-          <w:lang w:val="ru-RU"/>
-        </w:rPr>
-        <w:t xml:space="preserve">              &lt;&lt; "0. Выход\n";</w:t>
-      </w:r>
-    </w:p>
-    <w:p>
-      <w:pPr>
-        <w:pStyle w:val="afff3"/>
-        <w:rPr>
-          <w:rFonts w:ascii="Consolas" w:hAnsi="Consolas" w:cs="Consolas"/>
-          <w:b w:val="0"/>
-          <w:sz w:val="16"/>
-          <w:lang w:val="ru-RU"/>
-        </w:rPr>
-      </w:pPr>
-      <w:r>
-        <w:rPr>
-          <w:rFonts w:ascii="Consolas" w:hAnsi="Consolas"/>
-          <w:b w:val="0"/>
-          <w:sz w:val="16"/>
-          <w:lang w:val="ru-RU"/>
-        </w:rPr>
-        <w:t>}</w:t>
-      </w:r>
-    </w:p>
-    <w:p>
-      <w:pPr>
-        <w:pStyle w:val="afff3"/>
-        <w:rPr>
-          <w:rFonts w:ascii="Consolas" w:hAnsi="Consolas" w:cs="Consolas"/>
-          <w:b w:val="0"/>
-          <w:sz w:val="16"/>
-          <w:lang w:val="ru-RU"/>
-        </w:rPr>
-      </w:pPr>
-    </w:p>
-    <w:p>
-      <w:pPr>
-        <w:pStyle w:val="afff3"/>
-        <w:rPr>
-          <w:rFonts w:ascii="Consolas" w:hAnsi="Consolas" w:cs="Consolas"/>
-          <w:b w:val="0"/>
-          <w:sz w:val="16"/>
-          <w:lang w:val="ru-RU"/>
-        </w:rPr>
-      </w:pPr>
-      <w:r>
-        <w:rPr>
-          <w:rFonts w:ascii="Consolas" w:hAnsi="Consolas"/>
-          <w:b w:val="0"/>
-          <w:sz w:val="16"/>
-          <w:lang w:val="ru-RU"/>
-        </w:rPr>
-        <w:t>int main(int argc, char *argv[])</w:t>
-      </w:r>
-    </w:p>
-    <w:p>
-      <w:pPr>
-        <w:pStyle w:val="afff3"/>
-        <w:rPr>
-          <w:rFonts w:ascii="Consolas" w:hAnsi="Consolas" w:cs="Consolas"/>
-          <w:b w:val="0"/>
-          <w:sz w:val="16"/>
-          <w:lang w:val="ru-RU"/>
-        </w:rPr>
-      </w:pPr>
-      <w:r>
-        <w:rPr>
-          <w:rFonts w:ascii="Consolas" w:hAnsi="Consolas"/>
-          <w:b w:val="0"/>
-          <w:sz w:val="16"/>
-          <w:lang w:val="ru-RU"/>
-        </w:rPr>
-        <w:t>{</w:t>
-      </w:r>
-    </w:p>
-    <w:p>
-      <w:pPr>
-        <w:pStyle w:val="afff3"/>
-        <w:rPr>
-          <w:rFonts w:ascii="Consolas" w:hAnsi="Consolas" w:cs="Consolas"/>
-          <w:b w:val="0"/>
-          <w:sz w:val="16"/>
-          <w:lang w:val="ru-RU"/>
-        </w:rPr>
-      </w:pPr>
-      <w:r>
-        <w:rPr>
-          <w:rFonts w:ascii="Consolas" w:hAnsi="Consolas"/>
-          <w:b w:val="0"/>
-          <w:sz w:val="16"/>
-          <w:lang w:val="ru-RU"/>
-        </w:rPr>
-        <w:t xml:space="preserve">    SetConsoleOutputCP(65001);</w:t>
-      </w:r>
-    </w:p>
-    <w:p>
-      <w:pPr>
-        <w:pStyle w:val="afff3"/>
-        <w:rPr>
-          <w:rFonts w:ascii="Consolas" w:hAnsi="Consolas" w:cs="Consolas"/>
-          <w:b w:val="0"/>
-          <w:sz w:val="16"/>
-          <w:lang w:val="ru-RU"/>
-        </w:rPr>
-      </w:pPr>
-      <w:r>
-        <w:rPr>
-          <w:rFonts w:ascii="Consolas" w:hAnsi="Consolas"/>
-          <w:b w:val="0"/>
-          <w:sz w:val="16"/>
-          <w:lang w:val="ru-RU"/>
-        </w:rPr>
-        <w:t xml:space="preserve">    SetConsoleCP(65001);</w:t>
-      </w:r>
-    </w:p>
-    <w:p>
-      <w:pPr>
-        <w:pStyle w:val="afff3"/>
-        <w:rPr>
-          <w:rFonts w:ascii="Consolas" w:hAnsi="Consolas" w:cs="Consolas"/>
-          <w:b w:val="0"/>
-          <w:sz w:val="16"/>
-          <w:lang w:val="ru-RU"/>
-        </w:rPr>
-      </w:pPr>
-    </w:p>
-    <w:p>
-      <w:pPr>
-        <w:pStyle w:val="afff3"/>
-        <w:rPr>
-          <w:rFonts w:ascii="Consolas" w:hAnsi="Consolas" w:cs="Consolas"/>
-          <w:b w:val="0"/>
-          <w:sz w:val="16"/>
-          <w:lang w:val="ru-RU"/>
-        </w:rPr>
-      </w:pPr>
-      <w:r>
-        <w:rPr>
-          <w:rFonts w:ascii="Consolas" w:hAnsi="Consolas"/>
-          <w:b w:val="0"/>
-          <w:sz w:val="16"/>
-          <w:lang w:val="ru-RU"/>
-        </w:rPr>
-        <w:t xml:space="preserve">    int n, m;</w:t>
-      </w:r>
-    </w:p>
-    <w:p>
-      <w:pPr>
-        <w:pStyle w:val="afff3"/>
-        <w:rPr>
-          <w:rFonts w:ascii="Consolas" w:hAnsi="Consolas" w:cs="Consolas"/>
-          <w:b w:val="0"/>
-          <w:sz w:val="16"/>
-          <w:lang w:val="ru-RU"/>
-        </w:rPr>
-      </w:pPr>
-      <w:r>
-        <w:rPr>
-          <w:rFonts w:ascii="Consolas" w:hAnsi="Consolas"/>
-          <w:b w:val="0"/>
-          <w:sz w:val="16"/>
-          <w:lang w:val="ru-RU"/>
-        </w:rPr>
-        <w:t xml:space="preserve">    int a[MAX_DIM][MAX_DIM];</w:t>
-      </w:r>
-    </w:p>
-    <w:p>
-      <w:pPr>
-        <w:pStyle w:val="afff3"/>
-        <w:rPr>
-          <w:rFonts w:ascii="Consolas" w:hAnsi="Consolas" w:cs="Consolas"/>
-          <w:b w:val="0"/>
-          <w:sz w:val="16"/>
-          <w:lang w:val="ru-RU"/>
-        </w:rPr>
-      </w:pPr>
-    </w:p>
-    <w:p>
-      <w:pPr>
-        <w:pStyle w:val="afff3"/>
-        <w:rPr>
-          <w:rFonts w:ascii="Consolas" w:hAnsi="Consolas" w:cs="Consolas"/>
-          <w:b w:val="0"/>
-          <w:sz w:val="16"/>
-          <w:lang w:val="ru-RU"/>
-        </w:rPr>
-      </w:pPr>
-      <w:r>
-        <w:rPr>
-          <w:rFonts w:ascii="Consolas" w:hAnsi="Consolas"/>
-          <w:b w:val="0"/>
-          <w:sz w:val="16"/>
-          <w:lang w:val="ru-RU"/>
-        </w:rPr>
-        <w:t xml:space="preserve">    inputSize(n, m);</w:t>
-      </w:r>
-    </w:p>
-    <w:p>
-      <w:pPr>
-        <w:pStyle w:val="afff3"/>
-        <w:rPr>
-          <w:rFonts w:ascii="Consolas" w:hAnsi="Consolas" w:cs="Consolas"/>
-          <w:b w:val="0"/>
-          <w:sz w:val="16"/>
-          <w:lang w:val="ru-RU"/>
-        </w:rPr>
-      </w:pPr>
-    </w:p>
-    <w:p>
-      <w:pPr>
-        <w:pStyle w:val="afff3"/>
-        <w:rPr>
-          <w:rFonts w:ascii="Consolas" w:hAnsi="Consolas" w:cs="Consolas"/>
-          <w:b w:val="0"/>
-          <w:sz w:val="16"/>
-          <w:lang w:val="ru-RU"/>
-        </w:rPr>
-      </w:pPr>
-      <w:r>
-        <w:rPr>
-          <w:rFonts w:ascii="Consolas" w:hAnsi="Consolas"/>
-          <w:b w:val="0"/>
-          <w:sz w:val="16"/>
-          <w:lang w:val="ru-RU"/>
-        </w:rPr>
-        <w:t xml:space="preserve">    bool filled = false;</w:t>
-      </w:r>
-    </w:p>
-    <w:p>
-      <w:pPr>
-        <w:pStyle w:val="afff3"/>
-        <w:rPr>
-          <w:rFonts w:ascii="Consolas" w:hAnsi="Consolas" w:cs="Consolas"/>
-          <w:b w:val="0"/>
-          <w:sz w:val="16"/>
-          <w:lang w:val="ru-RU"/>
-        </w:rPr>
-      </w:pPr>
-      <w:r>
-        <w:rPr>
-          <w:rFonts w:ascii="Consolas" w:hAnsi="Consolas"/>
-          <w:b w:val="0"/>
-          <w:sz w:val="16"/>
-          <w:lang w:val="ru-RU"/>
-        </w:rPr>
-        <w:t xml:space="preserve">    while (true)</w:t>
-      </w:r>
-    </w:p>
-    <w:p>
-      <w:pPr>
-        <w:pStyle w:val="afff3"/>
-        <w:rPr>
-          <w:rFonts w:ascii="Consolas" w:hAnsi="Consolas" w:cs="Consolas"/>
-          <w:b w:val="0"/>
-          <w:sz w:val="16"/>
-          <w:lang w:val="ru-RU"/>
-        </w:rPr>
-      </w:pPr>
-      <w:r>
-        <w:rPr>
-          <w:rFonts w:ascii="Consolas" w:hAnsi="Consolas"/>
-          <w:b w:val="0"/>
-          <w:sz w:val="16"/>
-          <w:lang w:val="ru-RU"/>
-        </w:rPr>
-        <w:t xml:space="preserve">    {</w:t>
-      </w:r>
-    </w:p>
-    <w:p>
-      <w:pPr>
-        <w:pStyle w:val="afff3"/>
-        <w:rPr>
-          <w:rFonts w:ascii="Consolas" w:hAnsi="Consolas" w:cs="Consolas"/>
-          <w:b w:val="0"/>
-          <w:sz w:val="16"/>
-          <w:lang w:val="ru-RU"/>
-        </w:rPr>
-      </w:pPr>
-      <w:r>
-        <w:rPr>
-          <w:rFonts w:ascii="Consolas" w:hAnsi="Consolas"/>
-          <w:b w:val="0"/>
-          <w:sz w:val="16"/>
-          <w:lang w:val="ru-RU"/>
-        </w:rPr>
-        <w:t xml:space="preserve">        printMenu();</w:t>
-      </w:r>
-    </w:p>
-    <w:p>
-      <w:pPr>
-        <w:pStyle w:val="afff3"/>
-        <w:rPr>
-          <w:rFonts w:ascii="Consolas" w:hAnsi="Consolas" w:cs="Consolas"/>
-          <w:b w:val="0"/>
-          <w:sz w:val="16"/>
-          <w:lang w:val="ru-RU"/>
-        </w:rPr>
-      </w:pPr>
-      <w:r>
-        <w:rPr>
-          <w:rFonts w:ascii="Consolas" w:hAnsi="Consolas"/>
-          <w:b w:val="0"/>
-          <w:sz w:val="16"/>
-          <w:lang w:val="ru-RU"/>
-        </w:rPr>
-        <w:t xml:space="preserve">        const int choice = validateInput("Ваш выбор", 0, 5);</w:t>
-      </w:r>
-    </w:p>
-    <w:p>
-      <w:pPr>
-        <w:pStyle w:val="afff3"/>
-        <w:rPr>
-          <w:rFonts w:ascii="Consolas" w:hAnsi="Consolas" w:cs="Consolas"/>
-          <w:b w:val="0"/>
-          <w:sz w:val="16"/>
-          <w:lang w:val="ru-RU"/>
-        </w:rPr>
-      </w:pPr>
-    </w:p>
-    <w:p>
-      <w:pPr>
-        <w:pStyle w:val="afff3"/>
-        <w:rPr>
-          <w:rFonts w:ascii="Consolas" w:hAnsi="Consolas" w:cs="Consolas"/>
-          <w:b w:val="0"/>
-          <w:sz w:val="16"/>
-          <w:lang w:val="ru-RU"/>
-        </w:rPr>
-      </w:pPr>
-      <w:r>
-        <w:rPr>
-          <w:rFonts w:ascii="Consolas" w:hAnsi="Consolas"/>
-          <w:b w:val="0"/>
-          <w:sz w:val="16"/>
-          <w:lang w:val="ru-RU"/>
-        </w:rPr>
-        <w:t xml:space="preserve">        switch (choice)</w:t>
-      </w:r>
-    </w:p>
-    <w:p>
-      <w:pPr>
-        <w:pStyle w:val="afff3"/>
-        <w:rPr>
-          <w:rFonts w:ascii="Consolas" w:hAnsi="Consolas" w:cs="Consolas"/>
-          <w:b w:val="0"/>
-          <w:sz w:val="16"/>
-          <w:lang w:val="ru-RU"/>
-        </w:rPr>
-      </w:pPr>
-      <w:r>
-        <w:rPr>
-          <w:rFonts w:ascii="Consolas" w:hAnsi="Consolas"/>
-          <w:b w:val="0"/>
-          <w:sz w:val="16"/>
-          <w:lang w:val="ru-RU"/>
-        </w:rPr>
-        <w:t xml:space="preserve">        {</w:t>
-      </w:r>
-    </w:p>
-    <w:p>
-      <w:pPr>
-        <w:pStyle w:val="afff3"/>
-        <w:rPr>
-          <w:rFonts w:ascii="Consolas" w:hAnsi="Consolas" w:cs="Consolas"/>
-          <w:b w:val="0"/>
-          <w:sz w:val="16"/>
-          <w:lang w:val="ru-RU"/>
-        </w:rPr>
-      </w:pPr>
-      <w:r>
-        <w:rPr>
-          <w:rFonts w:ascii="Consolas" w:hAnsi="Consolas"/>
-          <w:b w:val="0"/>
-          <w:sz w:val="16"/>
-          <w:lang w:val="ru-RU"/>
-        </w:rPr>
-        <w:t xml:space="preserve">        case 1:</w:t>
-      </w:r>
-    </w:p>
-    <w:p>
-      <w:pPr>
-        <w:pStyle w:val="afff3"/>
-        <w:rPr>
-          <w:rFonts w:ascii="Consolas" w:hAnsi="Consolas" w:cs="Consolas"/>
-          <w:b w:val="0"/>
-          <w:sz w:val="16"/>
-          <w:lang w:val="ru-RU"/>
-        </w:rPr>
-      </w:pPr>
-      <w:r>
-        <w:rPr>
-          <w:rFonts w:ascii="Consolas" w:hAnsi="Consolas"/>
-          <w:b w:val="0"/>
-          <w:sz w:val="16"/>
-          <w:lang w:val="ru-RU"/>
-        </w:rPr>
-        <w:t xml:space="preserve">            inputSize(n, m);</w:t>
-      </w:r>
-    </w:p>
-    <w:p>
-      <w:pPr>
-        <w:pStyle w:val="afff3"/>
-        <w:rPr>
-          <w:rFonts w:ascii="Consolas" w:hAnsi="Consolas" w:cs="Consolas"/>
-          <w:b w:val="0"/>
-          <w:sz w:val="16"/>
-          <w:lang w:val="ru-RU"/>
-        </w:rPr>
-      </w:pPr>
-      <w:r>
-        <w:rPr>
-          <w:rFonts w:ascii="Consolas" w:hAnsi="Consolas"/>
-          <w:b w:val="0"/>
-          <w:sz w:val="16"/>
-          <w:lang w:val="ru-RU"/>
-        </w:rPr>
-        <w:t xml:space="preserve">            filled = false;</w:t>
-      </w:r>
-    </w:p>
-    <w:p>
-      <w:pPr>
-        <w:pStyle w:val="afff3"/>
-        <w:rPr>
-          <w:rFonts w:ascii="Consolas" w:hAnsi="Consolas" w:cs="Consolas"/>
-          <w:b w:val="0"/>
-          <w:sz w:val="16"/>
-          <w:lang w:val="ru-RU"/>
-        </w:rPr>
-      </w:pPr>
-      <w:r>
-        <w:rPr>
-          <w:rFonts w:ascii="Consolas" w:hAnsi="Consolas"/>
-          <w:b w:val="0"/>
-          <w:sz w:val="16"/>
-          <w:lang w:val="ru-RU"/>
-        </w:rPr>
-        <w:t xml:space="preserve">            std::cout &lt;&lt; "Размеры изменены. Заполните массив заново.\n";</w:t>
-      </w:r>
-    </w:p>
-    <w:p>
-      <w:pPr>
-        <w:pStyle w:val="afff3"/>
-        <w:rPr>
-          <w:rFonts w:ascii="Consolas" w:hAnsi="Consolas" w:cs="Consolas"/>
-          <w:b w:val="0"/>
-          <w:sz w:val="16"/>
-          <w:lang w:val="ru-RU"/>
-        </w:rPr>
-      </w:pPr>
-      <w:r>
-        <w:rPr>
-          <w:rFonts w:ascii="Consolas" w:hAnsi="Consolas"/>
-          <w:b w:val="0"/>
-          <w:sz w:val="16"/>
-          <w:lang w:val="ru-RU"/>
-        </w:rPr>
-        <w:t xml:space="preserve">            break;</w:t>
-      </w:r>
-    </w:p>
-    <w:p>
-      <w:pPr>
-        <w:pStyle w:val="afff3"/>
-        <w:rPr>
-          <w:rFonts w:ascii="Consolas" w:hAnsi="Consolas" w:cs="Consolas"/>
-          <w:b w:val="0"/>
-          <w:sz w:val="16"/>
-          <w:lang w:val="ru-RU"/>
-        </w:rPr>
-      </w:pPr>
-      <w:r>
-        <w:rPr>
-          <w:rFonts w:ascii="Consolas" w:hAnsi="Consolas"/>
-          <w:b w:val="0"/>
-          <w:sz w:val="16"/>
-          <w:lang w:val="ru-RU"/>
-        </w:rPr>
-        <w:t xml:space="preserve">        case 2:</w:t>
-      </w:r>
-    </w:p>
-    <w:p>
-      <w:pPr>
-        <w:pStyle w:val="afff3"/>
-        <w:rPr>
-          <w:rFonts w:ascii="Consolas" w:hAnsi="Consolas" w:cs="Consolas"/>
-          <w:b w:val="0"/>
-          <w:sz w:val="16"/>
-          <w:lang w:val="ru-RU"/>
-        </w:rPr>
-      </w:pPr>
-      <w:r>
-        <w:rPr>
-          <w:rFonts w:ascii="Consolas" w:hAnsi="Consolas"/>
-          <w:b w:val="0"/>
-          <w:sz w:val="16"/>
-          <w:lang w:val="ru-RU"/>
-        </w:rPr>
-        <w:t xml:space="preserve">            fillManual(a, n, m);</w:t>
-      </w:r>
-    </w:p>
-    <w:p>
-      <w:pPr>
-        <w:pStyle w:val="afff3"/>
-        <w:rPr>
-          <w:rFonts w:ascii="Consolas" w:hAnsi="Consolas" w:cs="Consolas"/>
-          <w:b w:val="0"/>
-          <w:sz w:val="16"/>
-          <w:lang w:val="ru-RU"/>
-        </w:rPr>
-      </w:pPr>
-      <w:r>
-        <w:rPr>
-          <w:rFonts w:ascii="Consolas" w:hAnsi="Consolas"/>
-          <w:b w:val="0"/>
-          <w:sz w:val="16"/>
-          <w:lang w:val="ru-RU"/>
-        </w:rPr>
-        <w:t xml:space="preserve">            filled = true;</w:t>
-      </w:r>
-    </w:p>
-    <w:p>
-      <w:pPr>
-        <w:pStyle w:val="afff3"/>
-        <w:rPr>
-          <w:rFonts w:ascii="Consolas" w:hAnsi="Consolas" w:cs="Consolas"/>
-          <w:b w:val="0"/>
-          <w:sz w:val="16"/>
-          <w:lang w:val="ru-RU"/>
-        </w:rPr>
-      </w:pPr>
-      <w:r>
-        <w:rPr>
-          <w:rFonts w:ascii="Consolas" w:hAnsi="Consolas"/>
-          <w:b w:val="0"/>
-          <w:sz w:val="16"/>
-          <w:lang w:val="ru-RU"/>
-        </w:rPr>
-        <w:t xml:space="preserve">            break;</w:t>
-      </w:r>
-    </w:p>
-    <w:p>
-      <w:pPr>
-        <w:pStyle w:val="afff3"/>
-        <w:rPr>
-          <w:rFonts w:ascii="Consolas" w:hAnsi="Consolas" w:cs="Consolas"/>
-          <w:b w:val="0"/>
-          <w:sz w:val="16"/>
-          <w:lang w:val="ru-RU"/>
-        </w:rPr>
-      </w:pPr>
-      <w:r>
-        <w:rPr>
-          <w:rFonts w:ascii="Consolas" w:hAnsi="Consolas"/>
-          <w:b w:val="0"/>
-          <w:sz w:val="16"/>
-          <w:lang w:val="ru-RU"/>
-        </w:rPr>
-        <w:t xml:space="preserve">        case 3:</w:t>
-      </w:r>
-    </w:p>
-    <w:p>
-      <w:pPr>
-        <w:pStyle w:val="afff3"/>
-        <w:rPr>
-          <w:rFonts w:ascii="Consolas" w:hAnsi="Consolas" w:cs="Consolas"/>
-          <w:b w:val="0"/>
-          <w:sz w:val="16"/>
-          <w:lang w:val="ru-RU"/>
-        </w:rPr>
-      </w:pPr>
-      <w:r>
-        <w:rPr>
-          <w:rFonts w:ascii="Consolas" w:hAnsi="Consolas"/>
-          <w:b w:val="0"/>
-          <w:sz w:val="16"/>
-          <w:lang w:val="ru-RU"/>
-        </w:rPr>
-        <w:t xml:space="preserve">            fillRandom(a, n, m);</w:t>
-      </w:r>
-    </w:p>
-    <w:p>
-      <w:pPr>
-        <w:pStyle w:val="afff3"/>
-        <w:rPr>
-          <w:rFonts w:ascii="Consolas" w:hAnsi="Consolas" w:cs="Consolas"/>
-          <w:b w:val="0"/>
-          <w:sz w:val="16"/>
-          <w:lang w:val="ru-RU"/>
-        </w:rPr>
-      </w:pPr>
-      <w:r>
-        <w:rPr>
-          <w:rFonts w:ascii="Consolas" w:hAnsi="Consolas"/>
-          <w:b w:val="0"/>
-          <w:sz w:val="16"/>
-          <w:lang w:val="ru-RU"/>
-        </w:rPr>
-        <w:t xml:space="preserve">            filled = true;</w:t>
-      </w:r>
-    </w:p>
-    <w:p>
-      <w:pPr>
-        <w:pStyle w:val="afff3"/>
-        <w:rPr>
-          <w:rFonts w:ascii="Consolas" w:hAnsi="Consolas" w:cs="Consolas"/>
-          <w:b w:val="0"/>
-          <w:sz w:val="16"/>
-          <w:lang w:val="ru-RU"/>
-        </w:rPr>
-      </w:pPr>
-      <w:r>
-        <w:rPr>
-          <w:rFonts w:ascii="Consolas" w:hAnsi="Consolas"/>
-          <w:b w:val="0"/>
-          <w:sz w:val="16"/>
-          <w:lang w:val="ru-RU"/>
-        </w:rPr>
-        <w:t xml:space="preserve">            std::cout &lt;&lt; "Массив заполнен случайными числами.\n";</w:t>
-      </w:r>
-    </w:p>
-    <w:p>
-      <w:pPr>
-        <w:pStyle w:val="afff3"/>
-        <w:rPr>
-          <w:rFonts w:ascii="Consolas" w:hAnsi="Consolas" w:cs="Consolas"/>
-          <w:b w:val="0"/>
-          <w:sz w:val="16"/>
-          <w:lang w:val="ru-RU"/>
-        </w:rPr>
-      </w:pPr>
-      <w:r>
-        <w:rPr>
-          <w:rFonts w:ascii="Consolas" w:hAnsi="Consolas"/>
-          <w:b w:val="0"/>
-          <w:sz w:val="16"/>
-          <w:lang w:val="ru-RU"/>
-        </w:rPr>
-        <w:t xml:space="preserve">            break;</w:t>
-      </w:r>
-    </w:p>
-    <w:p>
-      <w:pPr>
-        <w:pStyle w:val="afff3"/>
-        <w:rPr>
-          <w:rFonts w:ascii="Consolas" w:hAnsi="Consolas" w:cs="Consolas"/>
-          <w:b w:val="0"/>
-          <w:sz w:val="16"/>
-          <w:lang w:val="ru-RU"/>
-        </w:rPr>
-      </w:pPr>
-      <w:r>
-        <w:rPr>
-          <w:rFonts w:ascii="Consolas" w:hAnsi="Consolas"/>
-          <w:b w:val="0"/>
-          <w:sz w:val="16"/>
-          <w:lang w:val="ru-RU"/>
-        </w:rPr>
-        <w:t xml:space="preserve">        case 4:</w:t>
-      </w:r>
-    </w:p>
-    <w:p>
-      <w:pPr>
-        <w:pStyle w:val="afff3"/>
-        <w:rPr>
-          <w:rFonts w:ascii="Consolas" w:hAnsi="Consolas" w:cs="Consolas"/>
-          <w:b w:val="0"/>
-          <w:sz w:val="16"/>
-          <w:lang w:val="ru-RU"/>
-        </w:rPr>
-      </w:pPr>
-      <w:r>
-        <w:rPr>
-          <w:rFonts w:ascii="Consolas" w:hAnsi="Consolas"/>
-          <w:b w:val="0"/>
-          <w:sz w:val="16"/>
-          <w:lang w:val="ru-RU"/>
-        </w:rPr>
-        <w:t xml:space="preserve">            if (!filled)</w:t>
-      </w:r>
-    </w:p>
-    <w:p>
-      <w:pPr>
-        <w:pStyle w:val="afff3"/>
-        <w:rPr>
-          <w:rFonts w:ascii="Consolas" w:hAnsi="Consolas" w:cs="Consolas"/>
-          <w:b w:val="0"/>
-          <w:sz w:val="16"/>
-          <w:lang w:val="ru-RU"/>
-        </w:rPr>
-      </w:pPr>
-      <w:r>
-        <w:rPr>
-          <w:rFonts w:ascii="Consolas" w:hAnsi="Consolas"/>
-          <w:b w:val="0"/>
-          <w:sz w:val="16"/>
-          <w:lang w:val="ru-RU"/>
-        </w:rPr>
-        <w:t xml:space="preserve">                std::cout &lt;&lt; "Массив ещё не заполнен.\n";</w:t>
-      </w:r>
-    </w:p>
-    <w:p>
-      <w:pPr>
-        <w:pStyle w:val="afff3"/>
-        <w:rPr>
-          <w:rFonts w:ascii="Consolas" w:hAnsi="Consolas" w:cs="Consolas"/>
-          <w:b w:val="0"/>
-          <w:sz w:val="16"/>
-          <w:lang w:val="ru-RU"/>
-        </w:rPr>
-      </w:pPr>
-      <w:r>
-        <w:rPr>
-          <w:rFonts w:ascii="Consolas" w:hAnsi="Consolas"/>
-          <w:b w:val="0"/>
-          <w:sz w:val="16"/>
-          <w:lang w:val="ru-RU"/>
-        </w:rPr>
-        <w:t xml:space="preserve">            else</w:t>
-      </w:r>
-    </w:p>
-    <w:p>
-      <w:pPr>
-        <w:pStyle w:val="afff3"/>
-        <w:rPr>
-          <w:rFonts w:ascii="Consolas" w:hAnsi="Consolas" w:cs="Consolas"/>
-          <w:b w:val="0"/>
-          <w:sz w:val="16"/>
-          <w:lang w:val="ru-RU"/>
-        </w:rPr>
-      </w:pPr>
-      <w:r>
-        <w:rPr>
-          <w:rFonts w:ascii="Consolas" w:hAnsi="Consolas"/>
-          <w:b w:val="0"/>
-          <w:sz w:val="16"/>
-          <w:lang w:val="ru-RU"/>
-        </w:rPr>
-        <w:t xml:space="preserve">                printArray(a, n, m);</w:t>
-      </w:r>
-    </w:p>
-    <w:p>
-      <w:pPr>
-        <w:pStyle w:val="afff3"/>
-        <w:rPr>
-          <w:rFonts w:ascii="Consolas" w:hAnsi="Consolas" w:cs="Consolas"/>
-          <w:b w:val="0"/>
-          <w:sz w:val="16"/>
-          <w:lang w:val="ru-RU"/>
-        </w:rPr>
-      </w:pPr>
-      <w:r>
-        <w:rPr>
-          <w:rFonts w:ascii="Consolas" w:hAnsi="Consolas"/>
-          <w:b w:val="0"/>
-          <w:sz w:val="16"/>
-          <w:lang w:val="ru-RU"/>
-        </w:rPr>
-        <w:t xml:space="preserve">            break;</w:t>
-      </w:r>
-    </w:p>
-    <w:p>
-      <w:pPr>
-        <w:pStyle w:val="afff3"/>
-        <w:rPr>
-          <w:rFonts w:ascii="Consolas" w:hAnsi="Consolas" w:cs="Consolas"/>
-          <w:b w:val="0"/>
-          <w:sz w:val="16"/>
-          <w:lang w:val="ru-RU"/>
-        </w:rPr>
-      </w:pPr>
-      <w:r>
-        <w:rPr>
-          <w:rFonts w:ascii="Consolas" w:hAnsi="Consolas"/>
-          <w:b w:val="0"/>
-          <w:sz w:val="16"/>
-          <w:lang w:val="ru-RU"/>
-        </w:rPr>
-        <w:t xml:space="preserve">        case 5:</w:t>
-      </w:r>
-    </w:p>
-    <w:p>
-      <w:pPr>
-        <w:pStyle w:val="afff3"/>
-        <w:rPr>
-          <w:rFonts w:ascii="Consolas" w:hAnsi="Consolas" w:cs="Consolas"/>
-          <w:b w:val="0"/>
-          <w:sz w:val="16"/>
-          <w:lang w:val="ru-RU"/>
-        </w:rPr>
-      </w:pPr>
-      <w:r>
-        <w:rPr>
-          <w:rFonts w:ascii="Consolas" w:hAnsi="Consolas"/>
-          <w:b w:val="0"/>
-          <w:sz w:val="16"/>
-          <w:lang w:val="ru-RU"/>
-        </w:rPr>
-        <w:t xml:space="preserve">            if (!filled)</w:t>
-      </w:r>
-    </w:p>
-    <w:p>
-      <w:pPr>
-        <w:pStyle w:val="afff3"/>
-        <w:rPr>
-          <w:rFonts w:ascii="Consolas" w:hAnsi="Consolas" w:cs="Consolas"/>
-          <w:b w:val="0"/>
-          <w:sz w:val="16"/>
-          <w:lang w:val="ru-RU"/>
-        </w:rPr>
-      </w:pPr>
-      <w:r>
-        <w:rPr>
-          <w:rFonts w:ascii="Consolas" w:hAnsi="Consolas"/>
-          <w:b w:val="0"/>
-          <w:sz w:val="16"/>
-          <w:lang w:val="ru-RU"/>
-        </w:rPr>
-        <w:t xml:space="preserve">                std::cout &lt;&lt; "Массив ещё не заполнен.\n";</w:t>
-      </w:r>
-    </w:p>
-    <w:p>
-      <w:pPr>
-        <w:pStyle w:val="afff3"/>
-        <w:rPr>
-          <w:rFonts w:ascii="Consolas" w:hAnsi="Consolas" w:cs="Consolas"/>
-          <w:b w:val="0"/>
-          <w:sz w:val="16"/>
-          <w:lang w:val="ru-RU"/>
-        </w:rPr>
-      </w:pPr>
-      <w:r>
-        <w:rPr>
-          <w:rFonts w:ascii="Consolas" w:hAnsi="Consolas"/>
-          <w:b w:val="0"/>
-          <w:sz w:val="16"/>
-          <w:lang w:val="ru-RU"/>
-        </w:rPr>
-        <w:t xml:space="preserve">            else</w:t>
-      </w:r>
-    </w:p>
-    <w:p>
-      <w:pPr>
-        <w:pStyle w:val="afff3"/>
-        <w:rPr>
-          <w:rFonts w:ascii="Consolas" w:hAnsi="Consolas" w:cs="Consolas"/>
-          <w:b w:val="0"/>
-          <w:sz w:val="16"/>
-          <w:lang w:val="ru-RU"/>
-        </w:rPr>
-      </w:pPr>
-      <w:r>
-        <w:rPr>
-          <w:rFonts w:ascii="Consolas" w:hAnsi="Consolas"/>
-          <w:b w:val="0"/>
-          <w:sz w:val="16"/>
-          <w:lang w:val="ru-RU"/>
-        </w:rPr>
-        <w:t xml:space="preserve">            {</w:t>
-      </w:r>
-    </w:p>
-    <w:p>
-      <w:pPr>
-        <w:pStyle w:val="afff3"/>
-        <w:rPr>
-          <w:rFonts w:ascii="Consolas" w:hAnsi="Consolas" w:cs="Consolas"/>
-          <w:b w:val="0"/>
-          <w:sz w:val="16"/>
-          <w:lang w:val="ru-RU"/>
-        </w:rPr>
-      </w:pPr>
-      <w:r>
-        <w:rPr>
-          <w:rFonts w:ascii="Consolas" w:hAnsi="Consolas"/>
-          <w:b w:val="0"/>
-          <w:sz w:val="16"/>
-          <w:lang w:val="ru-RU"/>
-        </w:rPr>
-        <w:t xml:space="preserve">                printArray(a, n, m);</w:t>
-      </w:r>
-    </w:p>
-    <w:p>
-      <w:pPr>
-        <w:pStyle w:val="afff3"/>
-        <w:rPr>
-          <w:rFonts w:ascii="Consolas" w:hAnsi="Consolas" w:cs="Consolas"/>
-          <w:b w:val="0"/>
-          <w:sz w:val="16"/>
-          <w:lang w:val="ru-RU"/>
-        </w:rPr>
-      </w:pPr>
-      <w:r>
-        <w:rPr>
-          <w:rFonts w:ascii="Consolas" w:hAnsi="Consolas"/>
-          <w:b w:val="0"/>
-          <w:sz w:val="16"/>
-          <w:lang w:val="ru-RU"/>
-        </w:rPr>
-        <w:t xml:space="preserve">                calcAvgBelowDiagAndMainDiagArray(a, n, m);</w:t>
-      </w:r>
-    </w:p>
-    <w:p>
-      <w:pPr>
-        <w:pStyle w:val="afff3"/>
-        <w:rPr>
-          <w:rFonts w:ascii="Consolas" w:hAnsi="Consolas" w:cs="Consolas"/>
-          <w:b w:val="0"/>
-          <w:sz w:val="16"/>
-          <w:lang w:val="ru-RU"/>
-        </w:rPr>
-      </w:pPr>
-      <w:r>
-        <w:rPr>
-          <w:rFonts w:ascii="Consolas" w:hAnsi="Consolas"/>
-          <w:b w:val="0"/>
-          <w:sz w:val="16"/>
-          <w:lang w:val="ru-RU"/>
-        </w:rPr>
-        <w:t xml:space="preserve">            }</w:t>
-      </w:r>
-    </w:p>
-    <w:p>
-      <w:pPr>
-        <w:pStyle w:val="afff3"/>
-        <w:rPr>
-          <w:rFonts w:ascii="Consolas" w:hAnsi="Consolas" w:cs="Consolas"/>
-          <w:b w:val="0"/>
-          <w:sz w:val="16"/>
-          <w:lang w:val="ru-RU"/>
-        </w:rPr>
-      </w:pPr>
-      <w:r>
-        <w:rPr>
-          <w:rFonts w:ascii="Consolas" w:hAnsi="Consolas"/>
-          <w:b w:val="0"/>
-          <w:sz w:val="16"/>
-          <w:lang w:val="ru-RU"/>
-        </w:rPr>
-        <w:t xml:space="preserve">            break;</w:t>
-      </w:r>
-    </w:p>
-    <w:p>
-      <w:pPr>
-        <w:pStyle w:val="afff3"/>
-        <w:rPr>
-          <w:rFonts w:ascii="Consolas" w:hAnsi="Consolas" w:cs="Consolas"/>
-          <w:b w:val="0"/>
-          <w:sz w:val="16"/>
-          <w:lang w:val="ru-RU"/>
-        </w:rPr>
-      </w:pPr>
-      <w:r>
-        <w:rPr>
-          <w:rFonts w:ascii="Consolas" w:hAnsi="Consolas"/>
-          <w:b w:val="0"/>
-          <w:sz w:val="16"/>
-          <w:lang w:val="ru-RU"/>
-        </w:rPr>
-        <w:t xml:space="preserve">        case 0:</w:t>
-      </w:r>
-    </w:p>
-    <w:p>
-      <w:pPr>
-        <w:pStyle w:val="afff3"/>
-        <w:rPr>
-          <w:rFonts w:ascii="Consolas" w:hAnsi="Consolas" w:cs="Consolas"/>
-          <w:b w:val="0"/>
-          <w:sz w:val="16"/>
-          <w:lang w:val="ru-RU"/>
-        </w:rPr>
-      </w:pPr>
-      <w:r>
-        <w:rPr>
-          <w:rFonts w:ascii="Consolas" w:hAnsi="Consolas"/>
-          <w:b w:val="0"/>
-          <w:sz w:val="16"/>
-          <w:lang w:val="ru-RU"/>
-        </w:rPr>
-        <w:t xml:space="preserve">            std::cout &lt;&lt; "Завершение работы.\n";</w:t>
-      </w:r>
-    </w:p>
-    <w:p>
-      <w:pPr>
-        <w:pStyle w:val="afff3"/>
-        <w:rPr>
-          <w:rFonts w:ascii="Consolas" w:hAnsi="Consolas" w:cs="Consolas"/>
-          <w:b w:val="0"/>
-          <w:sz w:val="16"/>
-          <w:lang w:val="ru-RU"/>
-        </w:rPr>
-      </w:pPr>
-      <w:r>
-        <w:rPr>
-          <w:rFonts w:ascii="Consolas" w:hAnsi="Consolas"/>
-          <w:b w:val="0"/>
-          <w:sz w:val="16"/>
-          <w:lang w:val="ru-RU"/>
-        </w:rPr>
-        <w:t xml:space="preserve">            return 0;</w:t>
-      </w:r>
-    </w:p>
-    <w:p>
-      <w:pPr>
-        <w:pStyle w:val="afff3"/>
-        <w:rPr>
-          <w:rFonts w:ascii="Consolas" w:hAnsi="Consolas" w:cs="Consolas"/>
-          <w:b w:val="0"/>
-          <w:sz w:val="16"/>
-          <w:lang w:val="ru-RU"/>
-        </w:rPr>
-      </w:pPr>
-      <w:r>
-        <w:rPr>
-          <w:rFonts w:ascii="Consolas" w:hAnsi="Consolas"/>
-          <w:b w:val="0"/>
-          <w:sz w:val="16"/>
-          <w:lang w:val="ru-RU"/>
-        </w:rPr>
-        <w:t xml:space="preserve">        default:</w:t>
-      </w:r>
-    </w:p>
-    <w:p>
-      <w:pPr>
-        <w:pStyle w:val="afff3"/>
-        <w:rPr>
-          <w:rFonts w:ascii="Consolas" w:hAnsi="Consolas" w:cs="Consolas"/>
-          <w:b w:val="0"/>
-          <w:sz w:val="16"/>
-          <w:lang w:val="ru-RU"/>
-        </w:rPr>
-      </w:pPr>
-      <w:r>
-        <w:rPr>
-          <w:rFonts w:ascii="Consolas" w:hAnsi="Consolas"/>
-          <w:b w:val="0"/>
-          <w:sz w:val="16"/>
-          <w:lang w:val="ru-RU"/>
-        </w:rPr>
-        <w:t xml:space="preserve">            std::cout &lt;&lt; "Неверный пункт меню.\n";</w:t>
-      </w:r>
-    </w:p>
-    <w:p>
-      <w:pPr>
-        <w:pStyle w:val="afff3"/>
-        <w:rPr>
-          <w:rFonts w:ascii="Consolas" w:hAnsi="Consolas" w:cs="Consolas"/>
-          <w:b w:val="0"/>
-          <w:sz w:val="16"/>
-          <w:lang w:val="ru-RU"/>
-        </w:rPr>
-      </w:pPr>
-      <w:r>
-        <w:rPr>
-          <w:rFonts w:ascii="Consolas" w:hAnsi="Consolas"/>
-          <w:b w:val="0"/>
-          <w:sz w:val="16"/>
-          <w:lang w:val="ru-RU"/>
-        </w:rPr>
-        <w:t xml:space="preserve">        }</w:t>
-      </w:r>
-    </w:p>
-    <w:p>
-      <w:pPr>
-        <w:pStyle w:val="afff3"/>
-        <w:rPr>
-          <w:rFonts w:ascii="Consolas" w:hAnsi="Consolas" w:cs="Consolas"/>
-          <w:b w:val="0"/>
-          <w:sz w:val="16"/>
-          <w:lang w:val="ru-RU"/>
-        </w:rPr>
-      </w:pPr>
-      <w:r>
-        <w:rPr>
-          <w:rFonts w:ascii="Consolas" w:hAnsi="Consolas"/>
-          <w:b w:val="0"/>
-          <w:sz w:val="16"/>
-          <w:lang w:val="ru-RU"/>
-        </w:rPr>
-        <w:t xml:space="preserve">    }</w:t>
-      </w:r>
-    </w:p>
-    <w:p>
-      <w:pPr>
-        <w:pStyle w:val="afff3"/>
-        <w:rPr>
-          <w:rFonts w:ascii="Consolas" w:hAnsi="Consolas" w:cs="Consolas"/>
-          <w:b w:val="0"/>
-          <w:sz w:val="16"/>
-          <w:lang w:val="ru-RU"/>
-        </w:rPr>
-      </w:pPr>
-      <w:r>
-        <w:rPr>
-          <w:rFonts w:ascii="Consolas" w:hAnsi="Consolas"/>
-          <w:b w:val="0"/>
-          <w:sz w:val="16"/>
-          <w:lang w:val="ru-RU"/>
-        </w:rPr>
-        <w:t>}</w:t>
-      </w:r>
-    </w:p>
-    <w:p>
-      <w:pPr>
-        <w:pStyle w:val="afff3"/>
-        <w:rPr>
-          <w:lang w:val="ru-RU"/>
-        </w:rPr>
-      </w:pPr>
-      <w:r>
-        <w:rPr>
-          <w:lang w:val="ru-RU"/>
-        </w:rPr>
         <w:t>3.2 Тестирование программы</w:t>
       </w:r>
     </w:p>
     <w:p>
       <w:r>
-        <w:t>Программа проверяется на функциональных тестах: нормальных, граничных и исключительных. В нормальных ситуациях проверяется корректная работа алгоритма на квадратных и прямоугольных матрицах с разными наборами чисел. В граничных — случаи, когда отрицательных элементов ниже главной диагонали нет, матрица состоит из одной строки, а также когда строк больше, чем столбцов. В исключительных — попытка обработки незаполненной матрицы и неверный ввод размеров. Результаты тестирования приведены в таблице 3.</w:t>
+        <w:t>Программа проверяется на функциональных тестах: нормальных, граничных и исключительных. В нормальных ситуациях проверяется корректная работа алгоритма на квадратных и прямоугольных матрицах с разными наборами чисел. В граничных</w:t>
+      </w:r>
+      <w:r>
+        <w:t xml:space="preserve"> –</w:t>
+      </w:r>
+      <w:r>
+        <w:t xml:space="preserve"> случаи, когда отрицательных элементов ниже главной диагонали нет, матрица состоит из одной строки, а также когда строк больше, чем столбцов. В исключительных </w:t>
+      </w:r>
+      <w:r>
+        <w:t>–</w:t>
+      </w:r>
+      <w:r>
+        <w:t xml:space="preserve"> попытка обработки незаполненной матрицы и неверный ввод размеров. Результаты тестирования приведены в таблице 3.</w:t>
       </w:r>
     </w:p>
     <w:p>
@@ -6121,6 +6574,7 @@
           <w:sz w:val="20"/>
           <w:szCs w:val="20"/>
         </w:rPr>
+        <w:lastRenderedPageBreak/>
         <w:t>Таблица 3 – Результаты тестирования</w:t>
       </w:r>
     </w:p>
@@ -6134,10 +6588,10 @@
       </w:tblPr>
       <w:tblGrid>
         <w:gridCol w:w="417"/>
-        <w:gridCol w:w="1795"/>
-        <w:gridCol w:w="1788"/>
-        <w:gridCol w:w="2672"/>
-        <w:gridCol w:w="2672"/>
+        <w:gridCol w:w="1743"/>
+        <w:gridCol w:w="1612"/>
+        <w:gridCol w:w="2786"/>
+        <w:gridCol w:w="2786"/>
       </w:tblGrid>
       <w:tr>
         <w:trPr>
@@ -6904,14 +7358,12 @@
                 <w:sz w:val="20"/>
               </w:rPr>
             </w:pPr>
-            <w:bookmarkStart w:id="2" w:name="_Hlk243593359"/>
             <w:r>
               <w:rPr>
                 <w:sz w:val="20"/>
               </w:rPr>
               <w:t>Сообщение «Массив ещё не заполнен.»</w:t>
             </w:r>
-            <w:bookmarkEnd w:id="2"/>
           </w:p>
         </w:tc>
         <w:tc>
@@ -7059,10 +7511,10 @@
         </w:rPr>
         <w:lastRenderedPageBreak/>
         <w:drawing>
-          <wp:inline distT="0" distB="0" distL="0" distR="0" wp14:anchorId="31DBAEF9" wp14:editId="195DF26A">
-            <wp:extent cx="6120130" cy="5969000"/>
-            <wp:effectExtent l="0" t="0" r="1270" b="0"/>
-            <wp:docPr id="1927420683" name="Рисунок 1"/>
+          <wp:inline distT="0" distB="0" distL="0" distR="0" wp14:anchorId="2069F133" wp14:editId="6400FE27">
+            <wp:extent cx="5939790" cy="6724015"/>
+            <wp:effectExtent l="0" t="0" r="3810" b="635"/>
+            <wp:docPr id="13" name="Рисунок 13"/>
             <wp:cNvGraphicFramePr>
               <a:graphicFrameLocks xmlns:a="http://schemas.openxmlformats.org/drawingml/2006/main" noChangeAspect="1"/>
             </wp:cNvGraphicFramePr>
@@ -7070,63 +7522,7 @@
               <a:graphicData uri="http://schemas.openxmlformats.org/drawingml/2006/picture">
                 <pic:pic xmlns:pic="http://schemas.openxmlformats.org/drawingml/2006/picture">
                   <pic:nvPicPr>
-                    <pic:cNvPr id="1927420683" name=""/>
-                    <pic:cNvPicPr/>
-                  </pic:nvPicPr>
-                  <pic:blipFill>
-                    <a:blip r:embed="rId15"/>
-                    <a:stretch>
-                      <a:fillRect/>
-                    </a:stretch>
-                  </pic:blipFill>
-                  <pic:spPr>
-                    <a:xfrm>
-                      <a:off x="0" y="0"/>
-                      <a:ext cx="6120130" cy="5969000"/>
-                    </a:xfrm>
-                    <a:prstGeom prst="rect">
-                      <a:avLst/>
-                    </a:prstGeom>
-                  </pic:spPr>
-                </pic:pic>
-              </a:graphicData>
-            </a:graphic>
-          </wp:inline>
-        </w:drawing>
-      </w:r>
-    </w:p>
-    <w:p>
-      <w:pPr>
-        <w:pStyle w:val="af4"/>
-      </w:pPr>
-      <w:r>
-        <w:t>Рисунок 9 – Результаты тестирования в нормальной ситуации</w:t>
-      </w:r>
-    </w:p>
-    <w:p>
-      <w:pPr>
-        <w:keepNext/>
-        <w:ind w:firstLine="0"/>
-        <w:jc w:val="center"/>
-      </w:pPr>
-      <w:r>
-        <w:rPr>
-          <w:noProof/>
-        </w:rPr>
-        <w:lastRenderedPageBreak/>
-        <w:drawing>
-          <wp:inline distT="0" distB="0" distL="0" distR="0" wp14:anchorId="2191FB56" wp14:editId="5E1750BE">
-            <wp:extent cx="6120130" cy="5364480"/>
-            <wp:effectExtent l="0" t="0" r="1270" b="0"/>
-            <wp:docPr id="13265632" name="Рисунок 1"/>
-            <wp:cNvGraphicFramePr>
-              <a:graphicFrameLocks xmlns:a="http://schemas.openxmlformats.org/drawingml/2006/main" noChangeAspect="1"/>
-            </wp:cNvGraphicFramePr>
-            <a:graphic xmlns:a="http://schemas.openxmlformats.org/drawingml/2006/main">
-              <a:graphicData uri="http://schemas.openxmlformats.org/drawingml/2006/picture">
-                <pic:pic xmlns:pic="http://schemas.openxmlformats.org/drawingml/2006/picture">
-                  <pic:nvPicPr>
-                    <pic:cNvPr id="13265632" name=""/>
+                    <pic:cNvPr id="1" name=""/>
                     <pic:cNvPicPr/>
                   </pic:nvPicPr>
                   <pic:blipFill>
@@ -7138,7 +7534,7 @@
                   <pic:spPr>
                     <a:xfrm>
                       <a:off x="0" y="0"/>
-                      <a:ext cx="6120130" cy="5364480"/>
+                      <a:ext cx="5939790" cy="6724015"/>
                     </a:xfrm>
                     <a:prstGeom prst="rect">
                       <a:avLst/>
@@ -7156,7 +7552,16 @@
         <w:pStyle w:val="af4"/>
       </w:pPr>
       <w:r>
-        <w:t>Рисунок 10 – Результаты тестирования в граничной ситуации</w:t>
+        <w:t>Рисунок 9 – Результаты тестирования</w:t>
+      </w:r>
+      <w:r>
+        <w:rPr>
+          <w:lang w:val="en-US"/>
+        </w:rPr>
+        <w:t xml:space="preserve">. </w:t>
+      </w:r>
+      <w:r>
+        <w:t>Тест 1</w:t>
       </w:r>
     </w:p>
     <w:p>
@@ -7171,10 +7576,10 @@
         </w:rPr>
         <w:lastRenderedPageBreak/>
         <w:drawing>
-          <wp:inline distT="0" distB="0" distL="0" distR="0" wp14:anchorId="21D1CA70" wp14:editId="1A3A0C28">
-            <wp:extent cx="6120130" cy="5062220"/>
-            <wp:effectExtent l="0" t="0" r="1270" b="5080"/>
-            <wp:docPr id="1103268269" name="Рисунок 1"/>
+          <wp:inline distT="0" distB="0" distL="0" distR="0" wp14:anchorId="1C40EFCA" wp14:editId="3B910A7A">
+            <wp:extent cx="5939790" cy="6273165"/>
+            <wp:effectExtent l="0" t="0" r="3810" b="0"/>
+            <wp:docPr id="14" name="Рисунок 14"/>
             <wp:cNvGraphicFramePr>
               <a:graphicFrameLocks xmlns:a="http://schemas.openxmlformats.org/drawingml/2006/main" noChangeAspect="1"/>
             </wp:cNvGraphicFramePr>
@@ -7182,7 +7587,7 @@
               <a:graphicData uri="http://schemas.openxmlformats.org/drawingml/2006/picture">
                 <pic:pic xmlns:pic="http://schemas.openxmlformats.org/drawingml/2006/picture">
                   <pic:nvPicPr>
-                    <pic:cNvPr id="1103268269" name=""/>
+                    <pic:cNvPr id="1" name=""/>
                     <pic:cNvPicPr/>
                   </pic:nvPicPr>
                   <pic:blipFill>
@@ -7194,7 +7599,7 @@
                   <pic:spPr>
                     <a:xfrm>
                       <a:off x="0" y="0"/>
-                      <a:ext cx="6120130" cy="5062220"/>
+                      <a:ext cx="5939790" cy="6273165"/>
                     </a:xfrm>
                     <a:prstGeom prst="rect">
                       <a:avLst/>
@@ -7212,7 +7617,324 @@
         <w:pStyle w:val="af4"/>
       </w:pPr>
       <w:r>
-        <w:t>Рисунок 11 – Результаты тестирования в исключительной ситуации</w:t>
+        <w:t>Рисунок 10 – Результаты тестирования</w:t>
+      </w:r>
+      <w:r>
+        <w:t>. Тест 2</w:t>
+      </w:r>
+    </w:p>
+    <w:p>
+      <w:pPr>
+        <w:keepNext/>
+        <w:ind w:firstLine="0"/>
+        <w:jc w:val="center"/>
+      </w:pPr>
+      <w:r>
+        <w:rPr>
+          <w:noProof/>
+        </w:rPr>
+        <w:lastRenderedPageBreak/>
+        <w:drawing>
+          <wp:inline distT="0" distB="0" distL="0" distR="0" wp14:anchorId="761AEDE4" wp14:editId="68F13515">
+            <wp:extent cx="5939790" cy="7438390"/>
+            <wp:effectExtent l="0" t="0" r="3810" b="0"/>
+            <wp:docPr id="15" name="Рисунок 15"/>
+            <wp:cNvGraphicFramePr>
+              <a:graphicFrameLocks xmlns:a="http://schemas.openxmlformats.org/drawingml/2006/main" noChangeAspect="1"/>
+            </wp:cNvGraphicFramePr>
+            <a:graphic xmlns:a="http://schemas.openxmlformats.org/drawingml/2006/main">
+              <a:graphicData uri="http://schemas.openxmlformats.org/drawingml/2006/picture">
+                <pic:pic xmlns:pic="http://schemas.openxmlformats.org/drawingml/2006/picture">
+                  <pic:nvPicPr>
+                    <pic:cNvPr id="1" name=""/>
+                    <pic:cNvPicPr/>
+                  </pic:nvPicPr>
+                  <pic:blipFill>
+                    <a:blip r:embed="rId18"/>
+                    <a:stretch>
+                      <a:fillRect/>
+                    </a:stretch>
+                  </pic:blipFill>
+                  <pic:spPr>
+                    <a:xfrm>
+                      <a:off x="0" y="0"/>
+                      <a:ext cx="5939790" cy="7438390"/>
+                    </a:xfrm>
+                    <a:prstGeom prst="rect">
+                      <a:avLst/>
+                    </a:prstGeom>
+                  </pic:spPr>
+                </pic:pic>
+              </a:graphicData>
+            </a:graphic>
+          </wp:inline>
+        </w:drawing>
+      </w:r>
+    </w:p>
+    <w:p>
+      <w:pPr>
+        <w:pStyle w:val="af4"/>
+      </w:pPr>
+      <w:r>
+        <w:t>Рисунок 11 – Результаты тестирования</w:t>
+      </w:r>
+      <w:r>
+        <w:t>. Тест 3</w:t>
+      </w:r>
+    </w:p>
+    <w:p>
+      <w:pPr>
+        <w:ind w:firstLine="0"/>
+        <w:jc w:val="center"/>
+      </w:pPr>
+      <w:r>
+        <w:rPr>
+          <w:noProof/>
+        </w:rPr>
+        <w:lastRenderedPageBreak/>
+        <w:drawing>
+          <wp:inline distT="0" distB="0" distL="0" distR="0" wp14:anchorId="72B8A327" wp14:editId="4D0E5A7A">
+            <wp:extent cx="5939790" cy="6094095"/>
+            <wp:effectExtent l="0" t="0" r="3810" b="1905"/>
+            <wp:docPr id="16" name="Рисунок 16"/>
+            <wp:cNvGraphicFramePr>
+              <a:graphicFrameLocks xmlns:a="http://schemas.openxmlformats.org/drawingml/2006/main" noChangeAspect="1"/>
+            </wp:cNvGraphicFramePr>
+            <a:graphic xmlns:a="http://schemas.openxmlformats.org/drawingml/2006/main">
+              <a:graphicData uri="http://schemas.openxmlformats.org/drawingml/2006/picture">
+                <pic:pic xmlns:pic="http://schemas.openxmlformats.org/drawingml/2006/picture">
+                  <pic:nvPicPr>
+                    <pic:cNvPr id="1" name=""/>
+                    <pic:cNvPicPr/>
+                  </pic:nvPicPr>
+                  <pic:blipFill>
+                    <a:blip r:embed="rId19"/>
+                    <a:stretch>
+                      <a:fillRect/>
+                    </a:stretch>
+                  </pic:blipFill>
+                  <pic:spPr>
+                    <a:xfrm>
+                      <a:off x="0" y="0"/>
+                      <a:ext cx="5939790" cy="6094095"/>
+                    </a:xfrm>
+                    <a:prstGeom prst="rect">
+                      <a:avLst/>
+                    </a:prstGeom>
+                  </pic:spPr>
+                </pic:pic>
+              </a:graphicData>
+            </a:graphic>
+          </wp:inline>
+        </w:drawing>
+      </w:r>
+    </w:p>
+    <w:p>
+      <w:pPr>
+        <w:pStyle w:val="af4"/>
+      </w:pPr>
+      <w:r>
+        <w:t>Рисунок 1</w:t>
+      </w:r>
+      <w:r>
+        <w:t>2</w:t>
+      </w:r>
+      <w:r>
+        <w:t xml:space="preserve"> – Результаты тестирования. Тест </w:t>
+      </w:r>
+      <w:r>
+        <w:t>4</w:t>
+      </w:r>
+    </w:p>
+    <w:p>
+      <w:pPr>
+        <w:ind w:firstLine="0"/>
+        <w:jc w:val="center"/>
+      </w:pPr>
+      <w:r>
+        <w:rPr>
+          <w:noProof/>
+        </w:rPr>
+        <w:lastRenderedPageBreak/>
+        <w:drawing>
+          <wp:inline distT="0" distB="0" distL="0" distR="0" wp14:anchorId="78138F7C" wp14:editId="03D8A2D7">
+            <wp:extent cx="5939790" cy="6066790"/>
+            <wp:effectExtent l="0" t="0" r="3810" b="0"/>
+            <wp:docPr id="17" name="Рисунок 17"/>
+            <wp:cNvGraphicFramePr>
+              <a:graphicFrameLocks xmlns:a="http://schemas.openxmlformats.org/drawingml/2006/main" noChangeAspect="1"/>
+            </wp:cNvGraphicFramePr>
+            <a:graphic xmlns:a="http://schemas.openxmlformats.org/drawingml/2006/main">
+              <a:graphicData uri="http://schemas.openxmlformats.org/drawingml/2006/picture">
+                <pic:pic xmlns:pic="http://schemas.openxmlformats.org/drawingml/2006/picture">
+                  <pic:nvPicPr>
+                    <pic:cNvPr id="1" name=""/>
+                    <pic:cNvPicPr/>
+                  </pic:nvPicPr>
+                  <pic:blipFill>
+                    <a:blip r:embed="rId20"/>
+                    <a:stretch>
+                      <a:fillRect/>
+                    </a:stretch>
+                  </pic:blipFill>
+                  <pic:spPr>
+                    <a:xfrm>
+                      <a:off x="0" y="0"/>
+                      <a:ext cx="5939790" cy="6066790"/>
+                    </a:xfrm>
+                    <a:prstGeom prst="rect">
+                      <a:avLst/>
+                    </a:prstGeom>
+                  </pic:spPr>
+                </pic:pic>
+              </a:graphicData>
+            </a:graphic>
+          </wp:inline>
+        </w:drawing>
+      </w:r>
+    </w:p>
+    <w:p>
+      <w:pPr>
+        <w:pStyle w:val="af4"/>
+      </w:pPr>
+      <w:r>
+        <w:t>Рисунок 1</w:t>
+      </w:r>
+      <w:r>
+        <w:t>3</w:t>
+      </w:r>
+      <w:r>
+        <w:t xml:space="preserve"> – Результаты тестирования. Тест </w:t>
+      </w:r>
+      <w:r>
+        <w:t>5</w:t>
+      </w:r>
+    </w:p>
+    <w:p>
+      <w:pPr>
+        <w:ind w:firstLine="0"/>
+        <w:jc w:val="center"/>
+      </w:pPr>
+      <w:r>
+        <w:rPr>
+          <w:noProof/>
+        </w:rPr>
+        <w:lastRenderedPageBreak/>
+        <w:drawing>
+          <wp:inline distT="0" distB="0" distL="0" distR="0" wp14:anchorId="227E72DD" wp14:editId="2535D1B8">
+            <wp:extent cx="5658531" cy="5761973"/>
+            <wp:effectExtent l="0" t="0" r="0" b="0"/>
+            <wp:docPr id="18" name="Рисунок 18"/>
+            <wp:cNvGraphicFramePr>
+              <a:graphicFrameLocks xmlns:a="http://schemas.openxmlformats.org/drawingml/2006/main" noChangeAspect="1"/>
+            </wp:cNvGraphicFramePr>
+            <a:graphic xmlns:a="http://schemas.openxmlformats.org/drawingml/2006/main">
+              <a:graphicData uri="http://schemas.openxmlformats.org/drawingml/2006/picture">
+                <pic:pic xmlns:pic="http://schemas.openxmlformats.org/drawingml/2006/picture">
+                  <pic:nvPicPr>
+                    <pic:cNvPr id="1" name=""/>
+                    <pic:cNvPicPr/>
+                  </pic:nvPicPr>
+                  <pic:blipFill>
+                    <a:blip r:embed="rId21"/>
+                    <a:stretch>
+                      <a:fillRect/>
+                    </a:stretch>
+                  </pic:blipFill>
+                  <pic:spPr>
+                    <a:xfrm>
+                      <a:off x="0" y="0"/>
+                      <a:ext cx="5671936" cy="5775623"/>
+                    </a:xfrm>
+                    <a:prstGeom prst="rect">
+                      <a:avLst/>
+                    </a:prstGeom>
+                  </pic:spPr>
+                </pic:pic>
+              </a:graphicData>
+            </a:graphic>
+          </wp:inline>
+        </w:drawing>
+      </w:r>
+    </w:p>
+    <w:p>
+      <w:pPr>
+        <w:pStyle w:val="af4"/>
+      </w:pPr>
+      <w:r>
+        <w:t>Рисунок 1</w:t>
+      </w:r>
+      <w:r>
+        <w:t>4</w:t>
+      </w:r>
+      <w:r>
+        <w:t xml:space="preserve"> – Результаты тестирования. Тест </w:t>
+      </w:r>
+      <w:r>
+        <w:t>6</w:t>
+      </w:r>
+    </w:p>
+    <w:p>
+      <w:pPr>
+        <w:ind w:firstLine="0"/>
+        <w:jc w:val="center"/>
+      </w:pPr>
+      <w:r>
+        <w:rPr>
+          <w:noProof/>
+        </w:rPr>
+        <w:drawing>
+          <wp:inline distT="0" distB="0" distL="0" distR="0" wp14:anchorId="42A73203" wp14:editId="0B7E63A5">
+            <wp:extent cx="5939790" cy="3044825"/>
+            <wp:effectExtent l="0" t="0" r="3810" b="3175"/>
+            <wp:docPr id="19" name="Рисунок 19"/>
+            <wp:cNvGraphicFramePr>
+              <a:graphicFrameLocks xmlns:a="http://schemas.openxmlformats.org/drawingml/2006/main" noChangeAspect="1"/>
+            </wp:cNvGraphicFramePr>
+            <a:graphic xmlns:a="http://schemas.openxmlformats.org/drawingml/2006/main">
+              <a:graphicData uri="http://schemas.openxmlformats.org/drawingml/2006/picture">
+                <pic:pic xmlns:pic="http://schemas.openxmlformats.org/drawingml/2006/picture">
+                  <pic:nvPicPr>
+                    <pic:cNvPr id="1" name=""/>
+                    <pic:cNvPicPr/>
+                  </pic:nvPicPr>
+                  <pic:blipFill>
+                    <a:blip r:embed="rId22"/>
+                    <a:stretch>
+                      <a:fillRect/>
+                    </a:stretch>
+                  </pic:blipFill>
+                  <pic:spPr>
+                    <a:xfrm>
+                      <a:off x="0" y="0"/>
+                      <a:ext cx="5939790" cy="3044825"/>
+                    </a:xfrm>
+                    <a:prstGeom prst="rect">
+                      <a:avLst/>
+                    </a:prstGeom>
+                  </pic:spPr>
+                </pic:pic>
+              </a:graphicData>
+            </a:graphic>
+          </wp:inline>
+        </w:drawing>
+      </w:r>
+    </w:p>
+    <w:p>
+      <w:pPr>
+        <w:pStyle w:val="af4"/>
+      </w:pPr>
+      <w:r>
+        <w:t>Рисунок 1</w:t>
+      </w:r>
+      <w:r>
+        <w:t>5</w:t>
+      </w:r>
+      <w:r>
+        <w:t xml:space="preserve"> – Результаты тестирования. Тест </w:t>
+      </w:r>
+      <w:r>
+        <w:t>7</w:t>
       </w:r>
     </w:p>
     <w:p>
@@ -7226,19 +7948,20 @@
         <w:rPr>
           <w:lang w:val="ru-RU"/>
         </w:rPr>
+        <w:lastRenderedPageBreak/>
         <w:t>Вывод</w:t>
       </w:r>
     </w:p>
     <w:p>
       <w:r>
-        <w:t>В ходе выполнения лабораторной работы № 8 по дисциплине «Программирование» была разработана программа на языке C++, реализующая обработку двумерного массива (матрицы) целых чисел с использованием пользовательских функций. Были реализованы функции безопасного ввода с проверкой диапазона, ввода размеров матрицы, ручного и случайного заполнения, вывода матрицы на экран и её обработки. Программа вычисляет среднее арифметическое отрицательных элементов ниже главной диагонали и среднее арифметическое элементов главной диагонали, корректно обрабатывает случаи отсутствия отрицательных элементов ниже диагонали и незаполненной матрицы, а также защищена от некорректного ввода. Меню позволяет многократно выполнять действия с матрицей без перезапуска программы.</w:t>
+        <w:t>В ходе выполнения лабораторной работы № 8 по дисциплине «Программирование» была разработана программа на языке C++, реализующая обработку двумерного массива целых чисел с использованием пользовательских функций. Были реализованы функции безопасного ввода с проверкой диапазона, ввода размеров матрицы, ручного и случайного заполнения, вывода матрицы на экран и её обработки. Программа вычисляет среднее арифметическое отрицательных элементов ниже главной диагонали и среднее арифметическое элементов главной диагонали, корректно обрабатывает случаи отсутствия отрицательных элементов ниже диагонали и незаполненной матрицы, а также защищена от некорректного ввода. Меню позволяет многократно выполнять действия с матрицей без перезапуска программы.</w:t>
       </w:r>
     </w:p>
     <w:sectPr>
-      <w:headerReference w:type="even" r:id="rId18"/>
-      <w:headerReference w:type="default" r:id="rId19"/>
-      <w:footerReference w:type="even" r:id="rId20"/>
-      <w:footerReference w:type="default" r:id="rId21"/>
+      <w:headerReference w:type="even" r:id="rId23"/>
+      <w:headerReference w:type="default" r:id="rId24"/>
+      <w:footerReference w:type="even" r:id="rId25"/>
+      <w:footerReference w:type="default" r:id="rId26"/>
       <w:pgSz w:w="11906" w:h="16838"/>
       <w:pgMar w:top="851" w:right="851" w:bottom="851" w:left="1701" w:header="709" w:footer="709" w:gutter="0"/>
       <w:pgBorders w:display="firstPage" w:offsetFrom="page">
@@ -7256,7 +7979,7 @@
 </file>
 
 <file path=word/endnotes.xml><?xml version="1.0" encoding="utf-8"?>
-<w:endnotes xmlns:wpc="http://schemas.microsoft.com/office/word/2010/wordprocessingCanvas" xmlns:cx="http://schemas.microsoft.com/office/drawing/2014/chartex" xmlns:cx1="http://schemas.microsoft.com/office/drawing/2015/9/8/chartex" xmlns:cx2="http://schemas.microsoft.com/office/drawing/2015/10/21/chartex" xmlns:cx3="http://schemas.microsoft.com/office/drawing/2016/5/9/chartex" xmlns:cx4="http://schemas.microsoft.com/office/drawing/2016/5/10/chartex" xmlns:cx5="http://schemas.microsoft.com/office/drawing/2016/5/11/chartex" xmlns:cx6="http://schemas.microsoft.com/office/drawing/2016/5/12/chartex" xmlns:cx7="http://schemas.microsoft.com/office/drawing/2016/5/13/chartex" xmlns:cx8="http://schemas.microsoft.com/office/drawing/2016/5/14/chartex" xmlns:mc="http://schemas.openxmlformats.org/markup-compatibility/2006" xmlns:m="http://schemas.openxmlformats.org/officeDocument/2006/math" xmlns:aink="http://schemas.microsoft.com/office/drawing/2016/ink" xmlns:am3d="http://schemas.microsoft.com/office/drawing/2017/model3d" xmlns:oel="http://schemas.microsoft.com/office/2019/extlst" xmlns:r="http://schemas.openxmlformats.org/officeDocument/2006/relationships" xmlns:wp14="http://schemas.microsoft.com/office/word/2010/wordprocessingDrawing" xmlns:wp="http://schemas.openxmlformats.org/drawingml/2006/wordprocessingDrawing" xmlns:wpg="http://schemas.microsoft.com/office/word/2010/wordprocessingGroup" xmlns:wpi="http://schemas.microsoft.com/office/word/2010/wordprocessingInk" xmlns:wps="http://schemas.microsoft.com/office/word/2010/wordprocessingShape" xmlns:o="urn:schemas-microsoft-com:office:office" xmlns:v="urn:schemas-microsoft-com:vml" xmlns:w10="urn:schemas-microsoft-com:office:word" xmlns:w="http://schemas.openxmlformats.org/wordprocessingml/2006/main" xmlns:w14="http://schemas.microsoft.com/office/word/2010/wordml" xmlns:w15="http://schemas.microsoft.com/office/word/2012/wordml" xmlns:w16cex="http://schemas.microsoft.com/office/word/2018/wordml/cex" xmlns:w16cid="http://schemas.microsoft.com/office/word/2016/wordml/cid" xmlns:w16="http://schemas.microsoft.com/office/word/2018/wordml" xmlns:w16sdtdh="http://schemas.microsoft.com/office/word/2020/wordml/sdtdatahash" xmlns:w16sdtfl="http://schemas.microsoft.com/office/word/2024/wordml/sdtformatlock" xmlns:w16se="http://schemas.microsoft.com/office/word/2015/wordml/symex" xmlns:w16du="http://schemas.microsoft.com/office/word/2023/wordml/word16du" xmlns:wne="http://schemas.microsoft.com/office/word/2006/wordml" mc:Ignorable="w14 w15 w16se w16cid w16 w16cex w16sdtdh w16sdtfl w16du wp14">
+<w:endnotes xmlns:wpc="http://schemas.microsoft.com/office/word/2010/wordprocessingCanvas" xmlns:cx="http://schemas.microsoft.com/office/drawing/2014/chartex" xmlns:cx1="http://schemas.microsoft.com/office/drawing/2015/9/8/chartex" xmlns:cx2="http://schemas.microsoft.com/office/drawing/2015/10/21/chartex" xmlns:cx3="http://schemas.microsoft.com/office/drawing/2016/5/9/chartex" xmlns:cx4="http://schemas.microsoft.com/office/drawing/2016/5/10/chartex" xmlns:cx5="http://schemas.microsoft.com/office/drawing/2016/5/11/chartex" xmlns:cx6="http://schemas.microsoft.com/office/drawing/2016/5/12/chartex" xmlns:cx7="http://schemas.microsoft.com/office/drawing/2016/5/13/chartex" xmlns:cx8="http://schemas.microsoft.com/office/drawing/2016/5/14/chartex" xmlns:mc="http://schemas.openxmlformats.org/markup-compatibility/2006" xmlns:aink="http://schemas.microsoft.com/office/drawing/2016/ink" xmlns:am3d="http://schemas.microsoft.com/office/drawing/2017/model3d" xmlns:o="urn:schemas-microsoft-com:office:office" xmlns:oel="http://schemas.microsoft.com/office/2019/extlst" xmlns:r="http://schemas.openxmlformats.org/officeDocument/2006/relationships" xmlns:m="http://schemas.openxmlformats.org/officeDocument/2006/math" xmlns:v="urn:schemas-microsoft-com:vml" xmlns:wp14="http://schemas.microsoft.com/office/word/2010/wordprocessingDrawing" xmlns:wp="http://schemas.openxmlformats.org/drawingml/2006/wordprocessingDrawing" xmlns:w10="urn:schemas-microsoft-com:office:word" xmlns:w="http://schemas.openxmlformats.org/wordprocessingml/2006/main" xmlns:w14="http://schemas.microsoft.com/office/word/2010/wordml" xmlns:w15="http://schemas.microsoft.com/office/word/2012/wordml" xmlns:w16cex="http://schemas.microsoft.com/office/word/2018/wordml/cex" xmlns:w16cid="http://schemas.microsoft.com/office/word/2016/wordml/cid" xmlns:w16="http://schemas.microsoft.com/office/word/2018/wordml" xmlns:w16sdtdh="http://schemas.microsoft.com/office/word/2020/wordml/sdtdatahash" xmlns:w16se="http://schemas.microsoft.com/office/word/2015/wordml/symex" xmlns:wpg="http://schemas.microsoft.com/office/word/2010/wordprocessingGroup" xmlns:wpi="http://schemas.microsoft.com/office/word/2010/wordprocessingInk" xmlns:wne="http://schemas.microsoft.com/office/word/2006/wordml" xmlns:wps="http://schemas.microsoft.com/office/word/2010/wordprocessingShape" mc:Ignorable="w14 w15 w16se w16cid w16 w16cex w16sdtdh wp14">
   <w:endnote w:type="separator" w:id="-1">
     <w:p>
       <w:pPr>
@@ -7281,7 +8004,7 @@
 </file>
 
 <file path=word/footer1.xml><?xml version="1.0" encoding="utf-8"?>
-<w:ftr xmlns:wpc="http://schemas.microsoft.com/office/word/2010/wordprocessingCanvas" xmlns:cx="http://schemas.microsoft.com/office/drawing/2014/chartex" xmlns:cx1="http://schemas.microsoft.com/office/drawing/2015/9/8/chartex" xmlns:cx2="http://schemas.microsoft.com/office/drawing/2015/10/21/chartex" xmlns:cx3="http://schemas.microsoft.com/office/drawing/2016/5/9/chartex" xmlns:cx4="http://schemas.microsoft.com/office/drawing/2016/5/10/chartex" xmlns:cx5="http://schemas.microsoft.com/office/drawing/2016/5/11/chartex" xmlns:cx6="http://schemas.microsoft.com/office/drawing/2016/5/12/chartex" xmlns:cx7="http://schemas.microsoft.com/office/drawing/2016/5/13/chartex" xmlns:cx8="http://schemas.microsoft.com/office/drawing/2016/5/14/chartex" xmlns:mc="http://schemas.openxmlformats.org/markup-compatibility/2006" xmlns:m="http://schemas.openxmlformats.org/officeDocument/2006/math" xmlns:aink="http://schemas.microsoft.com/office/drawing/2016/ink" xmlns:am3d="http://schemas.microsoft.com/office/drawing/2017/model3d" xmlns:oel="http://schemas.microsoft.com/office/2019/extlst" xmlns:r="http://schemas.openxmlformats.org/officeDocument/2006/relationships" xmlns:wp14="http://schemas.microsoft.com/office/word/2010/wordprocessingDrawing" xmlns:wp="http://schemas.openxmlformats.org/drawingml/2006/wordprocessingDrawing" xmlns:wpg="http://schemas.microsoft.com/office/word/2010/wordprocessingGroup" xmlns:wpi="http://schemas.microsoft.com/office/word/2010/wordprocessingInk" xmlns:wps="http://schemas.microsoft.com/office/word/2010/wordprocessingShape" xmlns:o="urn:schemas-microsoft-com:office:office" xmlns:v="urn:schemas-microsoft-com:vml" xmlns:w10="urn:schemas-microsoft-com:office:word" xmlns:w="http://schemas.openxmlformats.org/wordprocessingml/2006/main" xmlns:w14="http://schemas.microsoft.com/office/word/2010/wordml" xmlns:w15="http://schemas.microsoft.com/office/word/2012/wordml" xmlns:w16cex="http://schemas.microsoft.com/office/word/2018/wordml/cex" xmlns:w16cid="http://schemas.microsoft.com/office/word/2016/wordml/cid" xmlns:w16="http://schemas.microsoft.com/office/word/2018/wordml" xmlns:w16sdtdh="http://schemas.microsoft.com/office/word/2020/wordml/sdtdatahash" xmlns:w16sdtfl="http://schemas.microsoft.com/office/word/2024/wordml/sdtformatlock" xmlns:w16se="http://schemas.microsoft.com/office/word/2015/wordml/symex" xmlns:w16du="http://schemas.microsoft.com/office/word/2023/wordml/word16du" xmlns:wne="http://schemas.microsoft.com/office/word/2006/wordml" mc:Ignorable="w14 w15 w16se w16cid w16 w16cex w16sdtdh w16sdtfl w16du wp14">
+<w:ftr xmlns:wpc="http://schemas.microsoft.com/office/word/2010/wordprocessingCanvas" xmlns:cx="http://schemas.microsoft.com/office/drawing/2014/chartex" xmlns:cx1="http://schemas.microsoft.com/office/drawing/2015/9/8/chartex" xmlns:cx2="http://schemas.microsoft.com/office/drawing/2015/10/21/chartex" xmlns:cx3="http://schemas.microsoft.com/office/drawing/2016/5/9/chartex" xmlns:cx4="http://schemas.microsoft.com/office/drawing/2016/5/10/chartex" xmlns:cx5="http://schemas.microsoft.com/office/drawing/2016/5/11/chartex" xmlns:cx6="http://schemas.microsoft.com/office/drawing/2016/5/12/chartex" xmlns:cx7="http://schemas.microsoft.com/office/drawing/2016/5/13/chartex" xmlns:cx8="http://schemas.microsoft.com/office/drawing/2016/5/14/chartex" xmlns:mc="http://schemas.openxmlformats.org/markup-compatibility/2006" xmlns:aink="http://schemas.microsoft.com/office/drawing/2016/ink" xmlns:am3d="http://schemas.microsoft.com/office/drawing/2017/model3d" xmlns:o="urn:schemas-microsoft-com:office:office" xmlns:oel="http://schemas.microsoft.com/office/2019/extlst" xmlns:r="http://schemas.openxmlformats.org/officeDocument/2006/relationships" xmlns:m="http://schemas.openxmlformats.org/officeDocument/2006/math" xmlns:v="urn:schemas-microsoft-com:vml" xmlns:wp14="http://schemas.microsoft.com/office/word/2010/wordprocessingDrawing" xmlns:wp="http://schemas.openxmlformats.org/drawingml/2006/wordprocessingDrawing" xmlns:w10="urn:schemas-microsoft-com:office:word" xmlns:w="http://schemas.openxmlformats.org/wordprocessingml/2006/main" xmlns:w14="http://schemas.microsoft.com/office/word/2010/wordml" xmlns:w15="http://schemas.microsoft.com/office/word/2012/wordml" xmlns:w16cex="http://schemas.microsoft.com/office/word/2018/wordml/cex" xmlns:w16cid="http://schemas.microsoft.com/office/word/2016/wordml/cid" xmlns:w16="http://schemas.microsoft.com/office/word/2018/wordml" xmlns:w16sdtdh="http://schemas.microsoft.com/office/word/2020/wordml/sdtdatahash" xmlns:w16se="http://schemas.microsoft.com/office/word/2015/wordml/symex" xmlns:wpg="http://schemas.microsoft.com/office/word/2010/wordprocessingGroup" xmlns:wpi="http://schemas.microsoft.com/office/word/2010/wordprocessingInk" xmlns:wne="http://schemas.microsoft.com/office/word/2006/wordml" xmlns:wps="http://schemas.microsoft.com/office/word/2010/wordprocessingShape" mc:Ignorable="w14 w15 w16se w16cid w16 w16cex w16sdtdh wp14">
   <w:sdt>
     <w:sdtPr>
       <w:id w:val="734287572"/>
@@ -7321,7 +8044,7 @@
 </file>
 
 <file path=word/footer2.xml><?xml version="1.0" encoding="utf-8"?>
-<w:ftr xmlns:wpc="http://schemas.microsoft.com/office/word/2010/wordprocessingCanvas" xmlns:cx="http://schemas.microsoft.com/office/drawing/2014/chartex" xmlns:cx1="http://schemas.microsoft.com/office/drawing/2015/9/8/chartex" xmlns:cx2="http://schemas.microsoft.com/office/drawing/2015/10/21/chartex" xmlns:cx3="http://schemas.microsoft.com/office/drawing/2016/5/9/chartex" xmlns:cx4="http://schemas.microsoft.com/office/drawing/2016/5/10/chartex" xmlns:cx5="http://schemas.microsoft.com/office/drawing/2016/5/11/chartex" xmlns:cx6="http://schemas.microsoft.com/office/drawing/2016/5/12/chartex" xmlns:cx7="http://schemas.microsoft.com/office/drawing/2016/5/13/chartex" xmlns:cx8="http://schemas.microsoft.com/office/drawing/2016/5/14/chartex" xmlns:mc="http://schemas.openxmlformats.org/markup-compatibility/2006" xmlns:m="http://schemas.openxmlformats.org/officeDocument/2006/math" xmlns:aink="http://schemas.microsoft.com/office/drawing/2016/ink" xmlns:am3d="http://schemas.microsoft.com/office/drawing/2017/model3d" xmlns:oel="http://schemas.microsoft.com/office/2019/extlst" xmlns:r="http://schemas.openxmlformats.org/officeDocument/2006/relationships" xmlns:wp14="http://schemas.microsoft.com/office/word/2010/wordprocessingDrawing" xmlns:wp="http://schemas.openxmlformats.org/drawingml/2006/wordprocessingDrawing" xmlns:wpg="http://schemas.microsoft.com/office/word/2010/wordprocessingGroup" xmlns:wpi="http://schemas.microsoft.com/office/word/2010/wordprocessingInk" xmlns:wps="http://schemas.microsoft.com/office/word/2010/wordprocessingShape" xmlns:o="urn:schemas-microsoft-com:office:office" xmlns:v="urn:schemas-microsoft-com:vml" xmlns:w10="urn:schemas-microsoft-com:office:word" xmlns:w="http://schemas.openxmlformats.org/wordprocessingml/2006/main" xmlns:w14="http://schemas.microsoft.com/office/word/2010/wordml" xmlns:w15="http://schemas.microsoft.com/office/word/2012/wordml" xmlns:w16cex="http://schemas.microsoft.com/office/word/2018/wordml/cex" xmlns:w16cid="http://schemas.microsoft.com/office/word/2016/wordml/cid" xmlns:w16="http://schemas.microsoft.com/office/word/2018/wordml" xmlns:w16sdtdh="http://schemas.microsoft.com/office/word/2020/wordml/sdtdatahash" xmlns:w16sdtfl="http://schemas.microsoft.com/office/word/2024/wordml/sdtformatlock" xmlns:w16se="http://schemas.microsoft.com/office/word/2015/wordml/symex" xmlns:w16du="http://schemas.microsoft.com/office/word/2023/wordml/word16du" xmlns:wne="http://schemas.microsoft.com/office/word/2006/wordml" mc:Ignorable="w14 w15 w16se w16cid w16 w16cex w16sdtdh w16sdtfl w16du wp14">
+<w:ftr xmlns:wpc="http://schemas.microsoft.com/office/word/2010/wordprocessingCanvas" xmlns:cx="http://schemas.microsoft.com/office/drawing/2014/chartex" xmlns:cx1="http://schemas.microsoft.com/office/drawing/2015/9/8/chartex" xmlns:cx2="http://schemas.microsoft.com/office/drawing/2015/10/21/chartex" xmlns:cx3="http://schemas.microsoft.com/office/drawing/2016/5/9/chartex" xmlns:cx4="http://schemas.microsoft.com/office/drawing/2016/5/10/chartex" xmlns:cx5="http://schemas.microsoft.com/office/drawing/2016/5/11/chartex" xmlns:cx6="http://schemas.microsoft.com/office/drawing/2016/5/12/chartex" xmlns:cx7="http://schemas.microsoft.com/office/drawing/2016/5/13/chartex" xmlns:cx8="http://schemas.microsoft.com/office/drawing/2016/5/14/chartex" xmlns:mc="http://schemas.openxmlformats.org/markup-compatibility/2006" xmlns:aink="http://schemas.microsoft.com/office/drawing/2016/ink" xmlns:am3d="http://schemas.microsoft.com/office/drawing/2017/model3d" xmlns:o="urn:schemas-microsoft-com:office:office" xmlns:oel="http://schemas.microsoft.com/office/2019/extlst" xmlns:r="http://schemas.openxmlformats.org/officeDocument/2006/relationships" xmlns:m="http://schemas.openxmlformats.org/officeDocument/2006/math" xmlns:v="urn:schemas-microsoft-com:vml" xmlns:wp14="http://schemas.microsoft.com/office/word/2010/wordprocessingDrawing" xmlns:wp="http://schemas.openxmlformats.org/drawingml/2006/wordprocessingDrawing" xmlns:w10="urn:schemas-microsoft-com:office:word" xmlns:w="http://schemas.openxmlformats.org/wordprocessingml/2006/main" xmlns:w14="http://schemas.microsoft.com/office/word/2010/wordml" xmlns:w15="http://schemas.microsoft.com/office/word/2012/wordml" xmlns:w16cex="http://schemas.microsoft.com/office/word/2018/wordml/cex" xmlns:w16cid="http://schemas.microsoft.com/office/word/2016/wordml/cid" xmlns:w16="http://schemas.microsoft.com/office/word/2018/wordml" xmlns:w16sdtdh="http://schemas.microsoft.com/office/word/2020/wordml/sdtdatahash" xmlns:w16se="http://schemas.microsoft.com/office/word/2015/wordml/symex" xmlns:wpg="http://schemas.microsoft.com/office/word/2010/wordprocessingGroup" xmlns:wpi="http://schemas.microsoft.com/office/word/2010/wordprocessingInk" xmlns:wne="http://schemas.microsoft.com/office/word/2006/wordml" xmlns:wps="http://schemas.microsoft.com/office/word/2010/wordprocessingShape" mc:Ignorable="w14 w15 w16se w16cid w16 w16cex w16sdtdh wp14">
   <w:sdt>
     <w:sdtPr>
       <w:id w:val="160127732"/>
@@ -7361,7 +8084,7 @@
 </file>
 
 <file path=word/footnotes.xml><?xml version="1.0" encoding="utf-8"?>
-<w:footnotes xmlns:wpc="http://schemas.microsoft.com/office/word/2010/wordprocessingCanvas" xmlns:cx="http://schemas.microsoft.com/office/drawing/2014/chartex" xmlns:cx1="http://schemas.microsoft.com/office/drawing/2015/9/8/chartex" xmlns:cx2="http://schemas.microsoft.com/office/drawing/2015/10/21/chartex" xmlns:cx3="http://schemas.microsoft.com/office/drawing/2016/5/9/chartex" xmlns:cx4="http://schemas.microsoft.com/office/drawing/2016/5/10/chartex" xmlns:cx5="http://schemas.microsoft.com/office/drawing/2016/5/11/chartex" xmlns:cx6="http://schemas.microsoft.com/office/drawing/2016/5/12/chartex" xmlns:cx7="http://schemas.microsoft.com/office/drawing/2016/5/13/chartex" xmlns:cx8="http://schemas.microsoft.com/office/drawing/2016/5/14/chartex" xmlns:mc="http://schemas.openxmlformats.org/markup-compatibility/2006" xmlns:m="http://schemas.openxmlformats.org/officeDocument/2006/math" xmlns:aink="http://schemas.microsoft.com/office/drawing/2016/ink" xmlns:am3d="http://schemas.microsoft.com/office/drawing/2017/model3d" xmlns:oel="http://schemas.microsoft.com/office/2019/extlst" xmlns:r="http://schemas.openxmlformats.org/officeDocument/2006/relationships" xmlns:wp14="http://schemas.microsoft.com/office/word/2010/wordprocessingDrawing" xmlns:wp="http://schemas.openxmlformats.org/drawingml/2006/wordprocessingDrawing" xmlns:wpg="http://schemas.microsoft.com/office/word/2010/wordprocessingGroup" xmlns:wpi="http://schemas.microsoft.com/office/word/2010/wordprocessingInk" xmlns:wps="http://schemas.microsoft.com/office/word/2010/wordprocessingShape" xmlns:o="urn:schemas-microsoft-com:office:office" xmlns:v="urn:schemas-microsoft-com:vml" xmlns:w10="urn:schemas-microsoft-com:office:word" xmlns:w="http://schemas.openxmlformats.org/wordprocessingml/2006/main" xmlns:w14="http://schemas.microsoft.com/office/word/2010/wordml" xmlns:w15="http://schemas.microsoft.com/office/word/2012/wordml" xmlns:w16cex="http://schemas.microsoft.com/office/word/2018/wordml/cex" xmlns:w16cid="http://schemas.microsoft.com/office/word/2016/wordml/cid" xmlns:w16="http://schemas.microsoft.com/office/word/2018/wordml" xmlns:w16sdtdh="http://schemas.microsoft.com/office/word/2020/wordml/sdtdatahash" xmlns:w16sdtfl="http://schemas.microsoft.com/office/word/2024/wordml/sdtformatlock" xmlns:w16se="http://schemas.microsoft.com/office/word/2015/wordml/symex" xmlns:w16du="http://schemas.microsoft.com/office/word/2023/wordml/word16du" xmlns:wne="http://schemas.microsoft.com/office/word/2006/wordml" mc:Ignorable="w14 w15 w16se w16cid w16 w16cex w16sdtdh w16sdtfl w16du wp14">
+<w:footnotes xmlns:wpc="http://schemas.microsoft.com/office/word/2010/wordprocessingCanvas" xmlns:cx="http://schemas.microsoft.com/office/drawing/2014/chartex" xmlns:cx1="http://schemas.microsoft.com/office/drawing/2015/9/8/chartex" xmlns:cx2="http://schemas.microsoft.com/office/drawing/2015/10/21/chartex" xmlns:cx3="http://schemas.microsoft.com/office/drawing/2016/5/9/chartex" xmlns:cx4="http://schemas.microsoft.com/office/drawing/2016/5/10/chartex" xmlns:cx5="http://schemas.microsoft.com/office/drawing/2016/5/11/chartex" xmlns:cx6="http://schemas.microsoft.com/office/drawing/2016/5/12/chartex" xmlns:cx7="http://schemas.microsoft.com/office/drawing/2016/5/13/chartex" xmlns:cx8="http://schemas.microsoft.com/office/drawing/2016/5/14/chartex" xmlns:mc="http://schemas.openxmlformats.org/markup-compatibility/2006" xmlns:aink="http://schemas.microsoft.com/office/drawing/2016/ink" xmlns:am3d="http://schemas.microsoft.com/office/drawing/2017/model3d" xmlns:o="urn:schemas-microsoft-com:office:office" xmlns:oel="http://schemas.microsoft.com/office/2019/extlst" xmlns:r="http://schemas.openxmlformats.org/officeDocument/2006/relationships" xmlns:m="http://schemas.openxmlformats.org/officeDocument/2006/math" xmlns:v="urn:schemas-microsoft-com:vml" xmlns:wp14="http://schemas.microsoft.com/office/word/2010/wordprocessingDrawing" xmlns:wp="http://schemas.openxmlformats.org/drawingml/2006/wordprocessingDrawing" xmlns:w10="urn:schemas-microsoft-com:office:word" xmlns:w="http://schemas.openxmlformats.org/wordprocessingml/2006/main" xmlns:w14="http://schemas.microsoft.com/office/word/2010/wordml" xmlns:w15="http://schemas.microsoft.com/office/word/2012/wordml" xmlns:w16cex="http://schemas.microsoft.com/office/word/2018/wordml/cex" xmlns:w16cid="http://schemas.microsoft.com/office/word/2016/wordml/cid" xmlns:w16="http://schemas.microsoft.com/office/word/2018/wordml" xmlns:w16sdtdh="http://schemas.microsoft.com/office/word/2020/wordml/sdtdatahash" xmlns:w16se="http://schemas.microsoft.com/office/word/2015/wordml/symex" xmlns:wpg="http://schemas.microsoft.com/office/word/2010/wordprocessingGroup" xmlns:wpi="http://schemas.microsoft.com/office/word/2010/wordprocessingInk" xmlns:wne="http://schemas.microsoft.com/office/word/2006/wordml" xmlns:wps="http://schemas.microsoft.com/office/word/2010/wordprocessingShape" mc:Ignorable="w14 w15 w16se w16cid w16 w16cex w16sdtdh wp14">
   <w:footnote w:type="separator" w:id="-1">
     <w:p>
       <w:pPr>
@@ -7386,7 +8109,7 @@
 </file>
 
 <file path=word/header1.xml><?xml version="1.0" encoding="utf-8"?>
-<w:hdr xmlns:wpc="http://schemas.microsoft.com/office/word/2010/wordprocessingCanvas" xmlns:cx="http://schemas.microsoft.com/office/drawing/2014/chartex" xmlns:cx1="http://schemas.microsoft.com/office/drawing/2015/9/8/chartex" xmlns:cx2="http://schemas.microsoft.com/office/drawing/2015/10/21/chartex" xmlns:cx3="http://schemas.microsoft.com/office/drawing/2016/5/9/chartex" xmlns:cx4="http://schemas.microsoft.com/office/drawing/2016/5/10/chartex" xmlns:cx5="http://schemas.microsoft.com/office/drawing/2016/5/11/chartex" xmlns:cx6="http://schemas.microsoft.com/office/drawing/2016/5/12/chartex" xmlns:cx7="http://schemas.microsoft.com/office/drawing/2016/5/13/chartex" xmlns:cx8="http://schemas.microsoft.com/office/drawing/2016/5/14/chartex" xmlns:mc="http://schemas.openxmlformats.org/markup-compatibility/2006" xmlns:m="http://schemas.openxmlformats.org/officeDocument/2006/math" xmlns:aink="http://schemas.microsoft.com/office/drawing/2016/ink" xmlns:am3d="http://schemas.microsoft.com/office/drawing/2017/model3d" xmlns:oel="http://schemas.microsoft.com/office/2019/extlst" xmlns:r="http://schemas.openxmlformats.org/officeDocument/2006/relationships" xmlns:wp14="http://schemas.microsoft.com/office/word/2010/wordprocessingDrawing" xmlns:wp="http://schemas.openxmlformats.org/drawingml/2006/wordprocessingDrawing" xmlns:wpg="http://schemas.microsoft.com/office/word/2010/wordprocessingGroup" xmlns:wpi="http://schemas.microsoft.com/office/word/2010/wordprocessingInk" xmlns:wps="http://schemas.microsoft.com/office/word/2010/wordprocessingShape" xmlns:o="urn:schemas-microsoft-com:office:office" xmlns:v="urn:schemas-microsoft-com:vml" xmlns:w10="urn:schemas-microsoft-com:office:word" xmlns:w="http://schemas.openxmlformats.org/wordprocessingml/2006/main" xmlns:w14="http://schemas.microsoft.com/office/word/2010/wordml" xmlns:w15="http://schemas.microsoft.com/office/word/2012/wordml" xmlns:w16cex="http://schemas.microsoft.com/office/word/2018/wordml/cex" xmlns:w16cid="http://schemas.microsoft.com/office/word/2016/wordml/cid" xmlns:w16="http://schemas.microsoft.com/office/word/2018/wordml" xmlns:w16sdtdh="http://schemas.microsoft.com/office/word/2020/wordml/sdtdatahash" xmlns:w16sdtfl="http://schemas.microsoft.com/office/word/2024/wordml/sdtformatlock" xmlns:w16se="http://schemas.microsoft.com/office/word/2015/wordml/symex" xmlns:w16du="http://schemas.microsoft.com/office/word/2023/wordml/word16du" xmlns:wne="http://schemas.microsoft.com/office/word/2006/wordml" mc:Ignorable="w14 w15 w16se w16cid w16 w16cex w16sdtdh w16sdtfl w16du wp14">
+<w:hdr xmlns:wpc="http://schemas.microsoft.com/office/word/2010/wordprocessingCanvas" xmlns:cx="http://schemas.microsoft.com/office/drawing/2014/chartex" xmlns:cx1="http://schemas.microsoft.com/office/drawing/2015/9/8/chartex" xmlns:cx2="http://schemas.microsoft.com/office/drawing/2015/10/21/chartex" xmlns:cx3="http://schemas.microsoft.com/office/drawing/2016/5/9/chartex" xmlns:cx4="http://schemas.microsoft.com/office/drawing/2016/5/10/chartex" xmlns:cx5="http://schemas.microsoft.com/office/drawing/2016/5/11/chartex" xmlns:cx6="http://schemas.microsoft.com/office/drawing/2016/5/12/chartex" xmlns:cx7="http://schemas.microsoft.com/office/drawing/2016/5/13/chartex" xmlns:cx8="http://schemas.microsoft.com/office/drawing/2016/5/14/chartex" xmlns:mc="http://schemas.openxmlformats.org/markup-compatibility/2006" xmlns:aink="http://schemas.microsoft.com/office/drawing/2016/ink" xmlns:am3d="http://schemas.microsoft.com/office/drawing/2017/model3d" xmlns:o="urn:schemas-microsoft-com:office:office" xmlns:oel="http://schemas.microsoft.com/office/2019/extlst" xmlns:r="http://schemas.openxmlformats.org/officeDocument/2006/relationships" xmlns:m="http://schemas.openxmlformats.org/officeDocument/2006/math" xmlns:v="urn:schemas-microsoft-com:vml" xmlns:wp14="http://schemas.microsoft.com/office/word/2010/wordprocessingDrawing" xmlns:wp="http://schemas.openxmlformats.org/drawingml/2006/wordprocessingDrawing" xmlns:w10="urn:schemas-microsoft-com:office:word" xmlns:w="http://schemas.openxmlformats.org/wordprocessingml/2006/main" xmlns:w14="http://schemas.microsoft.com/office/word/2010/wordml" xmlns:w15="http://schemas.microsoft.com/office/word/2012/wordml" xmlns:w16cex="http://schemas.microsoft.com/office/word/2018/wordml/cex" xmlns:w16cid="http://schemas.microsoft.com/office/word/2016/wordml/cid" xmlns:w16="http://schemas.microsoft.com/office/word/2018/wordml" xmlns:w16sdtdh="http://schemas.microsoft.com/office/word/2020/wordml/sdtdatahash" xmlns:w16se="http://schemas.microsoft.com/office/word/2015/wordml/symex" xmlns:wpg="http://schemas.microsoft.com/office/word/2010/wordprocessingGroup" xmlns:wpi="http://schemas.microsoft.com/office/word/2010/wordprocessingInk" xmlns:wne="http://schemas.microsoft.com/office/word/2006/wordml" xmlns:wps="http://schemas.microsoft.com/office/word/2010/wordprocessingShape" mc:Ignorable="w14 w15 w16se w16cid w16 w16cex w16sdtdh wp14">
   <w:p>
     <w:pPr>
       <w:pStyle w:val="ac"/>
@@ -7418,7 +8141,7 @@
 </file>
 
 <file path=word/header2.xml><?xml version="1.0" encoding="utf-8"?>
-<w:hdr xmlns:wpc="http://schemas.microsoft.com/office/word/2010/wordprocessingCanvas" xmlns:cx="http://schemas.microsoft.com/office/drawing/2014/chartex" xmlns:cx1="http://schemas.microsoft.com/office/drawing/2015/9/8/chartex" xmlns:cx2="http://schemas.microsoft.com/office/drawing/2015/10/21/chartex" xmlns:cx3="http://schemas.microsoft.com/office/drawing/2016/5/9/chartex" xmlns:cx4="http://schemas.microsoft.com/office/drawing/2016/5/10/chartex" xmlns:cx5="http://schemas.microsoft.com/office/drawing/2016/5/11/chartex" xmlns:cx6="http://schemas.microsoft.com/office/drawing/2016/5/12/chartex" xmlns:cx7="http://schemas.microsoft.com/office/drawing/2016/5/13/chartex" xmlns:cx8="http://schemas.microsoft.com/office/drawing/2016/5/14/chartex" xmlns:mc="http://schemas.openxmlformats.org/markup-compatibility/2006" xmlns:m="http://schemas.openxmlformats.org/officeDocument/2006/math" xmlns:aink="http://schemas.microsoft.com/office/drawing/2016/ink" xmlns:am3d="http://schemas.microsoft.com/office/drawing/2017/model3d" xmlns:oel="http://schemas.microsoft.com/office/2019/extlst" xmlns:r="http://schemas.openxmlformats.org/officeDocument/2006/relationships" xmlns:wp14="http://schemas.microsoft.com/office/word/2010/wordprocessingDrawing" xmlns:wp="http://schemas.openxmlformats.org/drawingml/2006/wordprocessingDrawing" xmlns:wpg="http://schemas.microsoft.com/office/word/2010/wordprocessingGroup" xmlns:wpi="http://schemas.microsoft.com/office/word/2010/wordprocessingInk" xmlns:wps="http://schemas.microsoft.com/office/word/2010/wordprocessingShape" xmlns:o="urn:schemas-microsoft-com:office:office" xmlns:v="urn:schemas-microsoft-com:vml" xmlns:w10="urn:schemas-microsoft-com:office:word" xmlns:w="http://schemas.openxmlformats.org/wordprocessingml/2006/main" xmlns:w14="http://schemas.microsoft.com/office/word/2010/wordml" xmlns:w15="http://schemas.microsoft.com/office/word/2012/wordml" xmlns:w16cex="http://schemas.microsoft.com/office/word/2018/wordml/cex" xmlns:w16cid="http://schemas.microsoft.com/office/word/2016/wordml/cid" xmlns:w16="http://schemas.microsoft.com/office/word/2018/wordml" xmlns:w16sdtdh="http://schemas.microsoft.com/office/word/2020/wordml/sdtdatahash" xmlns:w16sdtfl="http://schemas.microsoft.com/office/word/2024/wordml/sdtformatlock" xmlns:w16se="http://schemas.microsoft.com/office/word/2015/wordml/symex" xmlns:w16du="http://schemas.microsoft.com/office/word/2023/wordml/word16du" xmlns:wne="http://schemas.microsoft.com/office/word/2006/wordml" mc:Ignorable="w14 w15 w16se w16cid w16 w16cex w16sdtdh w16sdtfl w16du wp14">
+<w:hdr xmlns:wpc="http://schemas.microsoft.com/office/word/2010/wordprocessingCanvas" xmlns:cx="http://schemas.microsoft.com/office/drawing/2014/chartex" xmlns:cx1="http://schemas.microsoft.com/office/drawing/2015/9/8/chartex" xmlns:cx2="http://schemas.microsoft.com/office/drawing/2015/10/21/chartex" xmlns:cx3="http://schemas.microsoft.com/office/drawing/2016/5/9/chartex" xmlns:cx4="http://schemas.microsoft.com/office/drawing/2016/5/10/chartex" xmlns:cx5="http://schemas.microsoft.com/office/drawing/2016/5/11/chartex" xmlns:cx6="http://schemas.microsoft.com/office/drawing/2016/5/12/chartex" xmlns:cx7="http://schemas.microsoft.com/office/drawing/2016/5/13/chartex" xmlns:cx8="http://schemas.microsoft.com/office/drawing/2016/5/14/chartex" xmlns:mc="http://schemas.openxmlformats.org/markup-compatibility/2006" xmlns:aink="http://schemas.microsoft.com/office/drawing/2016/ink" xmlns:am3d="http://schemas.microsoft.com/office/drawing/2017/model3d" xmlns:o="urn:schemas-microsoft-com:office:office" xmlns:oel="http://schemas.microsoft.com/office/2019/extlst" xmlns:r="http://schemas.openxmlformats.org/officeDocument/2006/relationships" xmlns:m="http://schemas.openxmlformats.org/officeDocument/2006/math" xmlns:v="urn:schemas-microsoft-com:vml" xmlns:wp14="http://schemas.microsoft.com/office/word/2010/wordprocessingDrawing" xmlns:wp="http://schemas.openxmlformats.org/drawingml/2006/wordprocessingDrawing" xmlns:w10="urn:schemas-microsoft-com:office:word" xmlns:w="http://schemas.openxmlformats.org/wordprocessingml/2006/main" xmlns:w14="http://schemas.microsoft.com/office/word/2010/wordml" xmlns:w15="http://schemas.microsoft.com/office/word/2012/wordml" xmlns:w16cex="http://schemas.microsoft.com/office/word/2018/wordml/cex" xmlns:w16cid="http://schemas.microsoft.com/office/word/2016/wordml/cid" xmlns:w16="http://schemas.microsoft.com/office/word/2018/wordml" xmlns:w16sdtdh="http://schemas.microsoft.com/office/word/2020/wordml/sdtdatahash" xmlns:w16se="http://schemas.microsoft.com/office/word/2015/wordml/symex" xmlns:wpg="http://schemas.microsoft.com/office/word/2010/wordprocessingGroup" xmlns:wpi="http://schemas.microsoft.com/office/word/2010/wordprocessingInk" xmlns:wne="http://schemas.microsoft.com/office/word/2006/wordml" xmlns:wps="http://schemas.microsoft.com/office/word/2010/wordprocessingShape" mc:Ignorable="w14 w15 w16se w16cid w16 w16cex w16sdtdh wp14">
   <w:p>
     <w:pPr>
       <w:pStyle w:val="ac"/>
@@ -7475,7 +8198,7 @@
 </file>
 
 <file path=word/numbering.xml><?xml version="1.0" encoding="utf-8"?>
-<w:numbering xmlns:wpc="http://schemas.microsoft.com/office/word/2010/wordprocessingCanvas" xmlns:cx="http://schemas.microsoft.com/office/drawing/2014/chartex" xmlns:cx1="http://schemas.microsoft.com/office/drawing/2015/9/8/chartex" xmlns:cx2="http://schemas.microsoft.com/office/drawing/2015/10/21/chartex" xmlns:cx3="http://schemas.microsoft.com/office/drawing/2016/5/9/chartex" xmlns:cx4="http://schemas.microsoft.com/office/drawing/2016/5/10/chartex" xmlns:cx5="http://schemas.microsoft.com/office/drawing/2016/5/11/chartex" xmlns:cx6="http://schemas.microsoft.com/office/drawing/2016/5/12/chartex" xmlns:cx7="http://schemas.microsoft.com/office/drawing/2016/5/13/chartex" xmlns:cx8="http://schemas.microsoft.com/office/drawing/2016/5/14/chartex" xmlns:mc="http://schemas.openxmlformats.org/markup-compatibility/2006" xmlns:m="http://schemas.openxmlformats.org/officeDocument/2006/math" xmlns:aink="http://schemas.microsoft.com/office/drawing/2016/ink" xmlns:am3d="http://schemas.microsoft.com/office/drawing/2017/model3d" xmlns:oel="http://schemas.microsoft.com/office/2019/extlst" xmlns:r="http://schemas.openxmlformats.org/officeDocument/2006/relationships" xmlns:wp14="http://schemas.microsoft.com/office/word/2010/wordprocessingDrawing" xmlns:wp="http://schemas.openxmlformats.org/drawingml/2006/wordprocessingDrawing" xmlns:wpg="http://schemas.microsoft.com/office/word/2010/wordprocessingGroup" xmlns:wpi="http://schemas.microsoft.com/office/word/2010/wordprocessingInk" xmlns:wps="http://schemas.microsoft.com/office/word/2010/wordprocessingShape" xmlns:o="urn:schemas-microsoft-com:office:office" xmlns:v="urn:schemas-microsoft-com:vml" xmlns:w10="urn:schemas-microsoft-com:office:word" xmlns:w="http://schemas.openxmlformats.org/wordprocessingml/2006/main" xmlns:w14="http://schemas.microsoft.com/office/word/2010/wordml" xmlns:w15="http://schemas.microsoft.com/office/word/2012/wordml" xmlns:w16cex="http://schemas.microsoft.com/office/word/2018/wordml/cex" xmlns:w16cid="http://schemas.microsoft.com/office/word/2016/wordml/cid" xmlns:w16="http://schemas.microsoft.com/office/word/2018/wordml" xmlns:w16sdtdh="http://schemas.microsoft.com/office/word/2020/wordml/sdtdatahash" xmlns:w16sdtfl="http://schemas.microsoft.com/office/word/2024/wordml/sdtformatlock" xmlns:w16se="http://schemas.microsoft.com/office/word/2015/wordml/symex" xmlns:w16du="http://schemas.microsoft.com/office/word/2023/wordml/word16du" xmlns:wne="http://schemas.microsoft.com/office/word/2006/wordml" mc:Ignorable="w14 w15 w16se w16cid w16 w16cex w16sdtdh w16sdtfl w16du wp14">
+<w:numbering xmlns:wpc="http://schemas.microsoft.com/office/word/2010/wordprocessingCanvas" xmlns:cx="http://schemas.microsoft.com/office/drawing/2014/chartex" xmlns:cx1="http://schemas.microsoft.com/office/drawing/2015/9/8/chartex" xmlns:cx2="http://schemas.microsoft.com/office/drawing/2015/10/21/chartex" xmlns:cx3="http://schemas.microsoft.com/office/drawing/2016/5/9/chartex" xmlns:cx4="http://schemas.microsoft.com/office/drawing/2016/5/10/chartex" xmlns:cx5="http://schemas.microsoft.com/office/drawing/2016/5/11/chartex" xmlns:cx6="http://schemas.microsoft.com/office/drawing/2016/5/12/chartex" xmlns:cx7="http://schemas.microsoft.com/office/drawing/2016/5/13/chartex" xmlns:cx8="http://schemas.microsoft.com/office/drawing/2016/5/14/chartex" xmlns:mc="http://schemas.openxmlformats.org/markup-compatibility/2006" xmlns:aink="http://schemas.microsoft.com/office/drawing/2016/ink" xmlns:am3d="http://schemas.microsoft.com/office/drawing/2017/model3d" xmlns:o="urn:schemas-microsoft-com:office:office" xmlns:oel="http://schemas.microsoft.com/office/2019/extlst" xmlns:r="http://schemas.openxmlformats.org/officeDocument/2006/relationships" xmlns:m="http://schemas.openxmlformats.org/officeDocument/2006/math" xmlns:v="urn:schemas-microsoft-com:vml" xmlns:wp14="http://schemas.microsoft.com/office/word/2010/wordprocessingDrawing" xmlns:wp="http://schemas.openxmlformats.org/drawingml/2006/wordprocessingDrawing" xmlns:w10="urn:schemas-microsoft-com:office:word" xmlns:w="http://schemas.openxmlformats.org/wordprocessingml/2006/main" xmlns:w14="http://schemas.microsoft.com/office/word/2010/wordml" xmlns:w15="http://schemas.microsoft.com/office/word/2012/wordml" xmlns:w16cex="http://schemas.microsoft.com/office/word/2018/wordml/cex" xmlns:w16cid="http://schemas.microsoft.com/office/word/2016/wordml/cid" xmlns:w16="http://schemas.microsoft.com/office/word/2018/wordml" xmlns:w16sdtdh="http://schemas.microsoft.com/office/word/2020/wordml/sdtdatahash" xmlns:w16se="http://schemas.microsoft.com/office/word/2015/wordml/symex" xmlns:wpg="http://schemas.microsoft.com/office/word/2010/wordprocessingGroup" xmlns:wpi="http://schemas.microsoft.com/office/word/2010/wordprocessingInk" xmlns:wne="http://schemas.microsoft.com/office/word/2006/wordml" xmlns:wps="http://schemas.microsoft.com/office/word/2010/wordprocessingShape" mc:Ignorable="w14 w15 w16se w16cid w16 w16cex w16sdtdh wp14">
   <w:abstractNum w:abstractNumId="0" w15:restartNumberingAfterBreak="0">
     <w:nsid w:val="FFFFFF88"/>
     <w:multiLevelType w:val="singleLevel"/>
@@ -9715,7 +10438,7 @@
 </file>
 
 <file path=word/styles.xml><?xml version="1.0" encoding="utf-8"?>
-<w:styles xmlns:mc="http://schemas.openxmlformats.org/markup-compatibility/2006" xmlns:r="http://schemas.openxmlformats.org/officeDocument/2006/relationships" xmlns:w="http://schemas.openxmlformats.org/wordprocessingml/2006/main" xmlns:w14="http://schemas.microsoft.com/office/word/2010/wordml" xmlns:w15="http://schemas.microsoft.com/office/word/2012/wordml" xmlns:w16cex="http://schemas.microsoft.com/office/word/2018/wordml/cex" xmlns:w16cid="http://schemas.microsoft.com/office/word/2016/wordml/cid" xmlns:w16="http://schemas.microsoft.com/office/word/2018/wordml" xmlns:w16sdtdh="http://schemas.microsoft.com/office/word/2020/wordml/sdtdatahash" xmlns:w16sdtfl="http://schemas.microsoft.com/office/word/2024/wordml/sdtformatlock" xmlns:w16se="http://schemas.microsoft.com/office/word/2015/wordml/symex" xmlns:w16du="http://schemas.microsoft.com/office/word/2023/wordml/word16du" mc:Ignorable="w14 w15 w16se w16cid w16 w16cex w16sdtdh w16sdtfl w16du">
+<w:styles xmlns:mc="http://schemas.openxmlformats.org/markup-compatibility/2006" xmlns:r="http://schemas.openxmlformats.org/officeDocument/2006/relationships" xmlns:w="http://schemas.openxmlformats.org/wordprocessingml/2006/main" xmlns:w14="http://schemas.microsoft.com/office/word/2010/wordml" xmlns:w15="http://schemas.microsoft.com/office/word/2012/wordml" xmlns:w16cex="http://schemas.microsoft.com/office/word/2018/wordml/cex" xmlns:w16cid="http://schemas.microsoft.com/office/word/2016/wordml/cid" xmlns:w16="http://schemas.microsoft.com/office/word/2018/wordml" xmlns:w16sdtdh="http://schemas.microsoft.com/office/word/2020/wordml/sdtdatahash" xmlns:w16se="http://schemas.microsoft.com/office/word/2015/wordml/symex" mc:Ignorable="w14 w15 w16se w16cid w16 w16cex w16sdtdh">
   <w:docDefaults>
     <w:rPrDefault>
       <w:rPr>
@@ -10249,7 +10972,6 @@
   <w:style w:type="character" w:default="1" w:styleId="a7">
     <w:name w:val="Default Paragraph Font"/>
     <w:uiPriority w:val="1"/>
-    <w:semiHidden/>
     <w:unhideWhenUsed/>
   </w:style>
   <w:style w:type="table" w:default="1" w:styleId="a8">
